--- a/server/templates/reports/FO-PO-PSM-64-09 FORMATO PARA LA ELABORACIÓN DE INFORMES TÉCNICOS DE ESTUDIO DE CARACTERIZACIÓN DE RESPEL-plantilla.docx
+++ b/server/templates/reports/FO-PO-PSM-64-09 FORMATO PARA LA ELABORACIÓN DE INFORMES TÉCNICOS DE ESTUDIO DE CARACTERIZACIÓN DE RESPEL-plantilla.docx
@@ -28,7 +28,7 @@
           <w:szCs w:val="36"/>
           <w:lang w:eastAsia="en-US"/>
         </w:rPr>
-        <w:t xml:space="preserve">INFORME </w:t>
+        <w:t>INFORME </w:t>
       </w:r>
       <w:commentRangeStart w:id="0"/>
       <w:commentRangeStart w:id="1"/>
@@ -72,7 +72,7 @@
           <w:szCs w:val="36"/>
           <w:lang w:eastAsia="en-US"/>
         </w:rPr>
-        <w:t xml:space="preserve"> DE ESTUDIO DE CARACTERIZACIÓN DE </w:t>
+        <w:t> DE ESTUDIO DE CARACTERIZACIÓN DE </w:t>
       </w:r>
       <w:r>
         <w:rPr>
@@ -83,7 +83,7 @@
           <w:szCs w:val="36"/>
           <w:lang w:eastAsia="en-US"/>
         </w:rPr>
-        <w:t xml:space="preserve">RESPEL </w:t>
+        <w:t>RESPEL </w:t>
       </w:r>
       <w:r>
         <w:rPr>
@@ -94,7 +94,7 @@
           <w:szCs w:val="36"/>
           <w:lang w:eastAsia="en-US"/>
         </w:rPr>
-        <w:t xml:space="preserve">EN </w:t>
+        <w:t>EN </w:t>
       </w:r>
       <w:r>
         <w:rPr>
@@ -103,7 +103,6 @@
           <w:color w:val="303030"/>
           <w:sz w:val="36"/>
           <w:szCs w:val="36"/>
-          <w:highlight w:val="cyan"/>
           <w:lang w:eastAsia="en-US"/>
         </w:rPr>
         <w:t>{de_estudio_de_caracterizacion_de_respel_en_1}</w:t>
@@ -120,7 +119,6 @@
           <w:color w:val="303030"/>
           <w:sz w:val="32"/>
           <w:szCs w:val="22"/>
-          <w:highlight w:val="cyan"/>
         </w:rPr>
       </w:pPr>
     </w:p>
@@ -135,7 +133,6 @@
           <w:color w:val="303030"/>
           <w:sz w:val="32"/>
           <w:szCs w:val="22"/>
-          <w:highlight w:val="cyan"/>
         </w:rPr>
       </w:pPr>
     </w:p>
@@ -150,7 +147,6 @@
           <w:color w:val="303030"/>
           <w:sz w:val="32"/>
           <w:szCs w:val="22"/>
-          <w:highlight w:val="cyan"/>
         </w:rPr>
       </w:pPr>
     </w:p>
@@ -165,7 +161,6 @@
           <w:color w:val="303030"/>
           <w:sz w:val="32"/>
           <w:szCs w:val="22"/>
-          <w:highlight w:val="cyan"/>
         </w:rPr>
       </w:pPr>
     </w:p>
@@ -183,7 +178,6 @@
           <w:color w:val="303030"/>
           <w:sz w:val="56"/>
           <w:szCs w:val="56"/>
-          <w:highlight w:val="cyan"/>
         </w:rPr>
       </w:pPr>
       <w:r>
@@ -193,7 +187,6 @@
           <w:color w:val="303030"/>
           <w:sz w:val="56"/>
           <w:szCs w:val="56"/>
-          <w:highlight w:val="cyan"/>
         </w:rPr>
         <w:t>{var_1}</w:t>
       </w:r>
@@ -212,7 +205,6 @@
           <w:color w:val="303030"/>
           <w:sz w:val="40"/>
           <w:szCs w:val="40"/>
-          <w:highlight w:val="cyan"/>
         </w:rPr>
       </w:pPr>
       <w:r>
@@ -222,7 +214,6 @@
           <w:color w:val="303030"/>
           <w:sz w:val="40"/>
           <w:szCs w:val="40"/>
-          <w:highlight w:val="cyan"/>
         </w:rPr>
         <w:t>{var_2}</w:t>
       </w:r>
@@ -234,7 +225,6 @@
           <w:color w:val="303030"/>
           <w:sz w:val="40"/>
           <w:szCs w:val="40"/>
-          <w:highlight w:val="cyan"/>
         </w:rPr>
       </w:r>
       <w:commentRangeEnd w:id="2"/>
@@ -258,7 +248,6 @@
           <w:spacing w:val="-2"/>
           <w:sz w:val="22"/>
           <w:szCs w:val="16"/>
-          <w:highlight w:val="cyan"/>
         </w:rPr>
       </w:pPr>
     </w:p>
@@ -272,7 +261,6 @@
           <w:spacing w:val="-2"/>
           <w:sz w:val="22"/>
           <w:szCs w:val="16"/>
-          <w:highlight w:val="cyan"/>
         </w:rPr>
       </w:pPr>
     </w:p>
@@ -286,7 +274,6 @@
           <w:spacing w:val="-2"/>
           <w:sz w:val="22"/>
           <w:szCs w:val="16"/>
-          <w:highlight w:val="cyan"/>
         </w:rPr>
       </w:pPr>
     </w:p>
@@ -300,7 +287,6 @@
           <w:spacing w:val="-2"/>
           <w:sz w:val="22"/>
           <w:szCs w:val="16"/>
-          <w:highlight w:val="cyan"/>
         </w:rPr>
       </w:pPr>
     </w:p>
@@ -314,7 +300,6 @@
           <w:spacing w:val="-2"/>
           <w:sz w:val="22"/>
           <w:szCs w:val="16"/>
-          <w:highlight w:val="cyan"/>
         </w:rPr>
       </w:pPr>
     </w:p>
@@ -328,7 +313,6 @@
           <w:spacing w:val="-2"/>
           <w:sz w:val="22"/>
           <w:szCs w:val="16"/>
-          <w:highlight w:val="cyan"/>
         </w:rPr>
       </w:pPr>
     </w:p>
@@ -342,7 +326,6 @@
           <w:spacing w:val="-2"/>
           <w:sz w:val="22"/>
           <w:szCs w:val="16"/>
-          <w:highlight w:val="cyan"/>
         </w:rPr>
       </w:pPr>
     </w:p>
@@ -361,7 +344,6 @@
           <w:color w:val="303030"/>
           <w:sz w:val="28"/>
           <w:szCs w:val="22"/>
-          <w:highlight w:val="cyan"/>
           <w:lang w:eastAsia="en-US"/>
         </w:rPr>
       </w:pPr>
@@ -373,7 +355,6 @@
           <w:color w:val="303030"/>
           <w:sz w:val="28"/>
           <w:szCs w:val="22"/>
-          <w:highlight w:val="cyan"/>
           <w:lang w:eastAsia="en-US"/>
         </w:rPr>
         <w:t>{var_3}</w:t>
@@ -386,7 +367,6 @@
           <w:color w:val="303030"/>
           <w:sz w:val="28"/>
           <w:szCs w:val="22"/>
-          <w:highlight w:val="cyan"/>
           <w:lang w:eastAsia="en-US"/>
         </w:rPr>
       </w:r>
@@ -398,7 +378,6 @@
           <w:color w:val="303030"/>
           <w:sz w:val="28"/>
           <w:szCs w:val="22"/>
-          <w:highlight w:val="cyan"/>
           <w:lang w:eastAsia="en-US"/>
         </w:rPr>
       </w:r>
@@ -410,7 +389,6 @@
           <w:color w:val="303030"/>
           <w:sz w:val="28"/>
           <w:szCs w:val="22"/>
-          <w:highlight w:val="cyan"/>
           <w:lang w:eastAsia="en-US"/>
         </w:rPr>
       </w:r>
@@ -422,7 +400,6 @@
           <w:color w:val="303030"/>
           <w:sz w:val="28"/>
           <w:szCs w:val="22"/>
-          <w:highlight w:val="cyan"/>
           <w:lang w:eastAsia="en-US"/>
         </w:rPr>
       </w:r>
@@ -434,7 +411,6 @@
           <w:color w:val="303030"/>
           <w:sz w:val="28"/>
           <w:szCs w:val="22"/>
-          <w:highlight w:val="cyan"/>
           <w:lang w:eastAsia="en-US"/>
         </w:rPr>
       </w:r>
@@ -447,7 +423,6 @@
           <w:color w:val="303030"/>
           <w:sz w:val="28"/>
           <w:szCs w:val="22"/>
-          <w:highlight w:val="cyan"/>
           <w:lang w:eastAsia="en-US"/>
         </w:rPr>
       </w:r>
@@ -469,7 +444,6 @@
           <w:color w:val="303030"/>
           <w:sz w:val="28"/>
           <w:szCs w:val="22"/>
-          <w:highlight w:val="cyan"/>
           <w:lang w:eastAsia="en-US"/>
         </w:rPr>
         <w:t>{var_4}</w:t>
@@ -482,7 +456,6 @@
           <w:color w:val="303030"/>
           <w:sz w:val="28"/>
           <w:szCs w:val="22"/>
-          <w:highlight w:val="cyan"/>
           <w:lang w:eastAsia="en-US"/>
         </w:rPr>
       </w:r>
@@ -495,7 +468,6 @@
           <w:color w:val="303030"/>
           <w:sz w:val="28"/>
           <w:szCs w:val="22"/>
-          <w:highlight w:val="cyan"/>
           <w:lang w:eastAsia="en-US"/>
         </w:rPr>
       </w:r>
@@ -508,7 +480,6 @@
           <w:color w:val="303030"/>
           <w:sz w:val="28"/>
           <w:szCs w:val="22"/>
-          <w:highlight w:val="cyan"/>
           <w:lang w:eastAsia="en-US"/>
         </w:rPr>
       </w:r>
@@ -520,7 +491,6 @@
           <w:color w:val="303030"/>
           <w:sz w:val="28"/>
           <w:szCs w:val="22"/>
-          <w:highlight w:val="cyan"/>
           <w:lang w:eastAsia="en-US"/>
         </w:rPr>
       </w:r>
@@ -532,7 +502,6 @@
           <w:color w:val="303030"/>
           <w:sz w:val="28"/>
           <w:szCs w:val="22"/>
-          <w:highlight w:val="cyan"/>
           <w:lang w:eastAsia="en-US"/>
         </w:rPr>
       </w:r>
@@ -544,7 +513,6 @@
           <w:color w:val="303030"/>
           <w:sz w:val="28"/>
           <w:szCs w:val="22"/>
-          <w:highlight w:val="cyan"/>
           <w:lang w:eastAsia="en-US"/>
         </w:rPr>
       </w:r>
@@ -556,7 +524,6 @@
           <w:color w:val="303030"/>
           <w:sz w:val="28"/>
           <w:szCs w:val="22"/>
-          <w:highlight w:val="cyan"/>
           <w:lang w:eastAsia="en-US"/>
         </w:rPr>
       </w:r>
@@ -569,7 +536,6 @@
           <w:color w:val="303030"/>
           <w:sz w:val="28"/>
           <w:szCs w:val="22"/>
-          <w:highlight w:val="cyan"/>
           <w:lang w:eastAsia="en-US"/>
         </w:rPr>
       </w:r>
@@ -581,7 +547,6 @@
           <w:color w:val="303030"/>
           <w:sz w:val="28"/>
           <w:szCs w:val="22"/>
-          <w:highlight w:val="cyan"/>
           <w:lang w:eastAsia="en-US"/>
         </w:rPr>
       </w:r>
@@ -594,7 +559,6 @@
           <w:color w:val="303030"/>
           <w:sz w:val="28"/>
           <w:szCs w:val="22"/>
-          <w:highlight w:val="cyan"/>
           <w:lang w:eastAsia="en-US"/>
         </w:rPr>
       </w:r>
@@ -608,7 +572,6 @@
           <w:color w:val="303030"/>
           <w:sz w:val="32"/>
           <w:szCs w:val="32"/>
-          <w:highlight w:val="cyan"/>
         </w:rPr>
       </w:pPr>
     </w:p>
@@ -620,7 +583,6 @@
           <w:color w:val="303030"/>
           <w:sz w:val="52"/>
           <w:szCs w:val="52"/>
-          <w:highlight w:val="cyan"/>
         </w:rPr>
       </w:pPr>
     </w:p>
@@ -632,7 +594,6 @@
           <w:color w:val="303030"/>
           <w:sz w:val="28"/>
           <w:szCs w:val="28"/>
-          <w:highlight w:val="cyan"/>
         </w:rPr>
       </w:pPr>
     </w:p>
@@ -644,7 +605,6 @@
           <w:color w:val="303030"/>
           <w:sz w:val="28"/>
           <w:szCs w:val="28"/>
-          <w:highlight w:val="cyan"/>
         </w:rPr>
       </w:pPr>
     </w:p>
@@ -656,7 +616,6 @@
           <w:color w:val="303030"/>
           <w:sz w:val="28"/>
           <w:szCs w:val="28"/>
-          <w:highlight w:val="cyan"/>
         </w:rPr>
       </w:pPr>
     </w:p>
@@ -668,7 +627,6 @@
           <w:color w:val="303030"/>
           <w:sz w:val="28"/>
           <w:szCs w:val="28"/>
-          <w:highlight w:val="cyan"/>
         </w:rPr>
       </w:pPr>
     </w:p>
@@ -680,7 +638,6 @@
           <w:color w:val="303030"/>
           <w:sz w:val="28"/>
           <w:szCs w:val="28"/>
-          <w:highlight w:val="cyan"/>
         </w:rPr>
       </w:pPr>
     </w:p>
@@ -692,7 +649,6 @@
           <w:color w:val="303030"/>
           <w:sz w:val="28"/>
           <w:szCs w:val="28"/>
-          <w:highlight w:val="cyan"/>
         </w:rPr>
       </w:pPr>
     </w:p>
@@ -705,7 +661,6 @@
           <w:color w:val="303030"/>
           <w:sz w:val="22"/>
           <w:szCs w:val="20"/>
-          <w:highlight w:val="cyan"/>
         </w:rPr>
       </w:pPr>
       <w:bookmarkStart w:id="4" w:name="_Hlk63695990"/>
@@ -716,7 +671,6 @@
           <w:color w:val="303030"/>
           <w:sz w:val="22"/>
           <w:szCs w:val="20"/>
-          <w:highlight w:val="cyan"/>
         </w:rPr>
         <w:t>{var_5}</w:t>
       </w:r>
@@ -728,74 +682,9 @@
           <w:color w:val="303030"/>
           <w:sz w:val="22"/>
           <w:szCs w:val="20"/>
-          <w:highlight w:val="cyan"/>
         </w:rPr>
       </w:r>
       <w:commentRangeEnd w:id="5"/>
-      <w:r>
-        <w:rPr>
-          <w:rStyle w:val="Refdecomentario"/>
-          <w:rFonts w:ascii="Tahoma" w:hAnsi="Tahoma"/>
-          <w:szCs w:val="20"/>
-          <w:highlight w:val="cyan"/>
-          <w:lang w:val="es-MX" w:eastAsia="es-MX"/>
-        </w:rPr>
-      </w:r>
-    </w:p>
-    <w:p>
-      <w:pPr>
-        <w:jc w:val="right"/>
-        <w:rPr>
-          <w:rFonts w:ascii="Avenir Next LT Pro" w:eastAsia="Calibri" w:hAnsi="Avenir Next LT Pro" w:cs="Calibri"/>
-          <w:b/>
-          <w:color w:val="303030"/>
-          <w:highlight w:val="cyan"/>
-          <w:lang w:eastAsia="en-US"/>
-        </w:rPr>
-      </w:pPr>
-      <w:r>
-        <w:rPr>
-          <w:rFonts w:ascii="Avenir Next LT Pro" w:eastAsia="Calibri" w:hAnsi="Avenir Next LT Pro" w:cs="Calibri"/>
-          <w:b/>
-          <w:color w:val="303030"/>
-          <w:highlight w:val="cyan"/>
-          <w:lang w:eastAsia="en-US"/>
-        </w:rPr>
-        <w:t>{var_6}</w:t>
-      </w:r>
-      <w:bookmarkEnd w:id="4"/>
-    </w:p>
-    <w:p>
-      <w:pPr>
-        <w:spacing w:after="200" w:line="360" w:lineRule="auto"/>
-        <w:rPr>
-          <w:noProof/>
-        </w:rPr>
-      </w:pPr>
-      <w:r>
-        <w:rPr>
-          <w:rFonts w:ascii="Avenir Next LT Pro" w:hAnsi="Avenir Next LT Pro" w:cstheme="minorHAnsi"/>
-          <w:b/>
-          <w:color w:val="303030"/>
-          <w:sz w:val="30"/>
-          <w:szCs w:val="30"/>
-        </w:rPr>
-        <w:lastRenderedPageBreak/>
-        <w:t xml:space="preserve">TABLA DE </w:t>
-      </w:r>
-      <w:commentRangeStart w:id="6"/>
-      <w:commentRangeStart w:id="7"/>
-      <w:r>
-        <w:rPr>
-          <w:rFonts w:ascii="Avenir Next LT Pro" w:hAnsi="Avenir Next LT Pro" w:cs="Calibri"/>
-          <w:b/>
-          <w:color w:val="303030"/>
-          <w:sz w:val="32"/>
-          <w:szCs w:val="32"/>
-        </w:rPr>
-        <w:t>CONTENIDO</w:t>
-      </w:r>
-      <w:commentRangeEnd w:id="6"/>
       <w:r>
         <w:rPr>
           <w:rStyle w:val="Refdecomentario"/>
@@ -803,9 +692,60 @@
           <w:szCs w:val="20"/>
           <w:lang w:val="es-MX" w:eastAsia="es-MX"/>
         </w:rPr>
-        <w:commentReference w:id="6"/>
-      </w:r>
-      <w:commentRangeEnd w:id="7"/>
+      </w:r>
+    </w:p>
+    <w:p>
+      <w:pPr>
+        <w:jc w:val="right"/>
+        <w:rPr>
+          <w:rFonts w:ascii="Avenir Next LT Pro" w:eastAsia="Calibri" w:hAnsi="Avenir Next LT Pro" w:cs="Calibri"/>
+          <w:b/>
+          <w:color w:val="303030"/>
+          <w:lang w:eastAsia="en-US"/>
+        </w:rPr>
+      </w:pPr>
+      <w:r>
+        <w:rPr>
+          <w:rFonts w:ascii="Avenir Next LT Pro" w:eastAsia="Calibri" w:hAnsi="Avenir Next LT Pro" w:cs="Calibri"/>
+          <w:b/>
+          <w:color w:val="303030"/>
+          <w:lang w:eastAsia="en-US"/>
+        </w:rPr>
+        <w:t>{var_6}</w:t>
+      </w:r>
+      <w:bookmarkEnd w:id="4"/>
+    </w:p>
+    <w:p>
+      <w:pPr>
+        <w:spacing w:after="200" w:line="360" w:lineRule="auto"/>
+        <w:rPr>
+          <w:noProof/>
+        </w:rPr>
+      </w:pPr>
+      <w:r>
+        <w:rPr>
+          <w:rFonts w:ascii="Avenir Next LT Pro" w:hAnsi="Avenir Next LT Pro" w:cstheme="minorHAnsi"/>
+          <w:b/>
+          <w:color w:val="303030"/>
+          <w:sz w:val="30"/>
+          <w:szCs w:val="30"/>
+        </w:rPr>
+        <w:lastRenderedPageBreak/>
+        <w:t>TABLA DE </w:t>
+      </w:r>
+      <w:commentRangeStart w:id="6"/>
+      <w:commentRangeStart w:id="7"/>
+      <w:r>
+        <w:rPr>
+          <w:rFonts w:ascii="Avenir Next LT Pro" w:hAnsi="Avenir Next LT Pro" w:cs="Calibri"/>
+          <w:b/>
+          <w:color w:val="303030"/>
+          <w:sz w:val="32"/>
+          <w:szCs w:val="32"/>
+        </w:rPr>
+        <w:t>CONTENIDO</w:t>
+      </w:r>
+      <w:commentRangeEnd w:id="6"/>
       <w:r>
         <w:rPr>
           <w:rStyle w:val="Refdecomentario"/>
@@ -813,6 +753,16 @@
           <w:szCs w:val="20"/>
           <w:lang w:val="es-MX" w:eastAsia="es-MX"/>
         </w:rPr>
+        <w:commentReference w:id="6"/>
+      </w:r>
+      <w:commentRangeEnd w:id="7"/>
+      <w:r>
+        <w:rPr>
+          <w:rStyle w:val="Refdecomentario"/>
+          <w:rFonts w:ascii="Tahoma" w:hAnsi="Tahoma"/>
+          <w:szCs w:val="20"/>
+          <w:lang w:val="es-MX" w:eastAsia="es-MX"/>
+        </w:rPr>
         <w:commentReference w:id="7"/>
       </w:r>
       <w:r>
@@ -823,7 +773,7 @@
           <w:sz w:val="32"/>
           <w:szCs w:val="32"/>
         </w:rPr>
-        <w:t xml:space="preserve"> </w:t>
+        <w:t> </w:t>
       </w:r>
       <w:r>
         <w:rPr>
@@ -2514,7 +2464,6 @@
             <w:noProof/>
             <w:sz w:val="22"/>
             <w:szCs w:val="22"/>
-            <w:highlight w:val="cyan"/>
           </w:rPr>
           <w:t>4.1.</w:t>
         </w:r>
@@ -2538,7 +2487,6 @@
             <w:noProof/>
             <w:sz w:val="22"/>
             <w:szCs w:val="22"/>
-            <w:highlight w:val="cyan"/>
           </w:rPr>
           <w:t>Resultados de campo</w:t>
         </w:r>
@@ -2736,6 +2684,11 @@
           <w:fldChar w:fldCharType="end"/>
         </w:r>
       </w:hyperlink>
+    </w:p>
+    <w:p>
+      <w:r>
+        <w:t>{chart_indices}</w:t>
+      </w:r>
     </w:p>
     <w:p>
       <w:pPr>
@@ -3022,7 +2975,6 @@
             <w:noProof/>
             <w:sz w:val="22"/>
             <w:szCs w:val="22"/>
-            <w:highlight w:val="cyan"/>
           </w:rPr>
           <w:t>7.</w:t>
         </w:r>
@@ -3048,7 +3000,6 @@
             <w:noProof/>
             <w:sz w:val="22"/>
             <w:szCs w:val="22"/>
-            <w:highlight w:val="cyan"/>
           </w:rPr>
           <w:t>ANEXOS</w:t>
         </w:r>
@@ -3263,7 +3214,6 @@
           <w:color w:val="303030"/>
           <w:sz w:val="22"/>
           <w:szCs w:val="22"/>
-          <w:highlight w:val="cyan"/>
         </w:rPr>
       </w:pPr>
       <w:r>
@@ -3282,7 +3232,6 @@
           <w:color w:val="303030"/>
           <w:sz w:val="22"/>
           <w:szCs w:val="22"/>
-          <w:highlight w:val="cyan"/>
         </w:rPr>
         <w:t>{var_6}</w:t>
       </w:r>
@@ -3309,7 +3258,7 @@
           <w:lang w:eastAsia="es-MX"/>
         </w:rPr>
         <w:lastRenderedPageBreak/>
-        <w:t xml:space="preserve">ÍNDICE DE </w:t>
+        <w:t>ÍNDICE DE </w:t>
       </w:r>
       <w:commentRangeStart w:id="8"/>
       <w:r>
@@ -3971,7 +3920,6 @@
             <w:noProof/>
             <w:sz w:val="20"/>
             <w:szCs w:val="20"/>
-            <w:highlight w:val="cyan"/>
             <w:lang w:val="es-CO"/>
           </w:rPr>
           <w:t>Tabla 7. Anexos del Informe técnico.</w:t>
@@ -4071,7 +4019,7 @@
             <w:szCs w:val="20"/>
             <w:lang w:val="es-419"/>
           </w:rPr>
-          <w:t xml:space="preserve">Tabla 8. </w:t>
+          <w:t>Tabla 8. </w:t>
         </w:r>
         <w:r>
           <w:rPr>
@@ -4167,7 +4115,6 @@
           <w:color w:val="303030"/>
           <w:sz w:val="20"/>
           <w:szCs w:val="20"/>
-          <w:highlight w:val="cyan"/>
           <w:lang w:val="es-CO"/>
         </w:rPr>
       </w:pPr>
@@ -4192,7 +4139,6 @@
           <w:color w:val="303030"/>
           <w:sz w:val="20"/>
           <w:szCs w:val="20"/>
-          <w:highlight w:val="cyan"/>
           <w:lang w:eastAsia="es-MX"/>
         </w:rPr>
       </w:pPr>
@@ -4203,7 +4149,6 @@
           <w:color w:val="303030"/>
           <w:sz w:val="20"/>
           <w:szCs w:val="20"/>
-          <w:highlight w:val="cyan"/>
         </w:rPr>
         <w:t>{var_6}</w:t>
       </w:r>
@@ -4245,7 +4190,7 @@
           <w:szCs w:val="30"/>
           <w:lang w:val="es-CO"/>
         </w:rPr>
-        <w:t xml:space="preserve">NDICE DE </w:t>
+        <w:t>NDICE DE </w:t>
       </w:r>
       <w:commentRangeStart w:id="9"/>
       <w:r>
@@ -4439,7 +4384,6 @@
             <w:noProof/>
             <w:sz w:val="20"/>
             <w:szCs w:val="20"/>
-            <w:highlight w:val="cyan"/>
             <w:lang w:val="es-CO"/>
           </w:rPr>
           <w:t>Figura 2. Localización geográfica de los puntos de monitoreo.</w:t>
@@ -4527,7 +4471,6 @@
           <w:color w:val="000000" w:themeColor="text1"/>
           <w:sz w:val="20"/>
           <w:szCs w:val="20"/>
-          <w:highlight w:val="cyan"/>
           <w:lang w:val="es-CO"/>
         </w:rPr>
       </w:pPr>
@@ -4549,7 +4492,6 @@
           <w:color w:val="303030"/>
           <w:sz w:val="20"/>
           <w:szCs w:val="20"/>
-          <w:highlight w:val="cyan"/>
           <w:lang w:val="es-CO"/>
         </w:rPr>
         <w:t>{var_6}</w:t>
@@ -4581,7 +4523,7 @@
           <w:lang w:val="es-CO"/>
         </w:rPr>
         <w:lastRenderedPageBreak/>
-        <w:t xml:space="preserve">ÍNDICE DE </w:t>
+        <w:t>ÍNDICE DE </w:t>
       </w:r>
       <w:commentRangeStart w:id="10"/>
       <w:r>
@@ -4635,7 +4577,7 @@
           <w:szCs w:val="30"/>
           <w:lang w:val="es-CO"/>
         </w:rPr>
-        <w:t xml:space="preserve"> </w:t>
+        <w:t> </w:t>
       </w:r>
     </w:p>
     <w:p>
@@ -4699,7 +4641,7 @@
             <w:sz w:val="20"/>
             <w:szCs w:val="20"/>
           </w:rPr>
-          <w:t>Fotografía 1. XXXX</w:t>
+          <w:t>Fotografía 1. {tag_foto1_desc}</w:t>
         </w:r>
         <w:r>
           <w:rPr>
@@ -4797,7 +4739,7 @@
             <w:sz w:val="20"/>
             <w:szCs w:val="20"/>
           </w:rPr>
-          <w:t>Fotografía 2. XXXX</w:t>
+          <w:t>Fotografía 2. {tag_foto2_desc}</w:t>
         </w:r>
         <w:r>
           <w:rPr>
@@ -4882,7 +4824,6 @@
           <w:color w:val="303030"/>
           <w:sz w:val="20"/>
           <w:szCs w:val="20"/>
-          <w:highlight w:val="cyan"/>
           <w:lang w:val="es-CO"/>
         </w:rPr>
       </w:pPr>
@@ -4904,7 +4845,6 @@
           <w:color w:val="303030"/>
           <w:sz w:val="20"/>
           <w:szCs w:val="20"/>
-          <w:highlight w:val="cyan"/>
           <w:lang w:val="es-CO"/>
         </w:rPr>
         <w:t>{var_6}</w:t>
@@ -4915,7 +4855,6 @@
           <w:color w:val="303030"/>
           <w:sz w:val="20"/>
           <w:szCs w:val="20"/>
-          <w:highlight w:val="cyan"/>
           <w:lang w:val="es-CO"/>
         </w:rPr>
       </w:r>
@@ -4946,7 +4885,7 @@
           <w:lang w:val="es-CO"/>
         </w:rPr>
         <w:lastRenderedPageBreak/>
-        <w:t xml:space="preserve">ÍNDICE DE </w:t>
+        <w:t>ÍNDICE DE </w:t>
       </w:r>
       <w:commentRangeStart w:id="11"/>
       <w:r>
@@ -4978,7 +4917,7 @@
           <w:szCs w:val="30"/>
           <w:lang w:val="es-CO"/>
         </w:rPr>
-        <w:t xml:space="preserve"> </w:t>
+        <w:t> </w:t>
       </w:r>
     </w:p>
     <w:p>
@@ -5035,7 +4974,6 @@
             <w:noProof/>
             <w:sz w:val="20"/>
             <w:szCs w:val="20"/>
-            <w:highlight w:val="cyan"/>
           </w:rPr>
           <w:t>Gráfica 1</w:t>
         </w:r>
@@ -5047,7 +4985,6 @@
             <w:noProof/>
             <w:sz w:val="20"/>
             <w:szCs w:val="20"/>
-            <w:highlight w:val="cyan"/>
           </w:rPr>
           <w:t>. Cumplimiento Metales vs normativa</w:t>
         </w:r>
@@ -5130,7 +5067,6 @@
           <w:color w:val="303030"/>
           <w:sz w:val="20"/>
           <w:szCs w:val="20"/>
-          <w:highlight w:val="cyan"/>
         </w:rPr>
       </w:pPr>
       <w:r>
@@ -5154,7 +5090,6 @@
           <w:color w:val="303030"/>
           <w:sz w:val="20"/>
           <w:szCs w:val="20"/>
-          <w:highlight w:val="cyan"/>
         </w:rPr>
       </w:pPr>
       <w:r>
@@ -5163,7 +5098,6 @@
           <w:color w:val="303030"/>
           <w:sz w:val="20"/>
           <w:szCs w:val="20"/>
-          <w:highlight w:val="cyan"/>
         </w:rPr>
         <w:t>{var_6}</w:t>
       </w:r>
@@ -5244,7 +5178,7 @@
           <w:sz w:val="22"/>
           <w:szCs w:val="20"/>
         </w:rPr>
-        <w:t xml:space="preserve"> la </w:t>
+        <w:t> la </w:t>
       </w:r>
       <w:r>
         <w:rPr>
@@ -5253,7 +5187,7 @@
           <w:sz w:val="22"/>
           <w:szCs w:val="20"/>
         </w:rPr>
-        <w:t xml:space="preserve">concentración de contaminantes en los </w:t>
+        <w:t>concentración de contaminantes en los </w:t>
       </w:r>
       <w:r>
         <w:rPr>
@@ -5262,7 +5196,7 @@
           <w:sz w:val="22"/>
           <w:szCs w:val="20"/>
         </w:rPr>
-        <w:t xml:space="preserve">lixiviados generados por la prueba TCLP aplicada sobre </w:t>
+        <w:t>lixiviados generados por la prueba TCLP aplicada sobre </w:t>
       </w:r>
       <w:r>
         <w:rPr>
@@ -5270,7 +5204,6 @@
           <w:color w:val="303030"/>
           <w:sz w:val="22"/>
           <w:szCs w:val="20"/>
-          <w:highlight w:val="cyan"/>
         </w:rPr>
         <w:t>{determinar_la_concentracion_de_contaminantes_en_lo_1}</w:t>
       </w:r>
@@ -5281,7 +5214,6 @@
           <w:color w:val="303030"/>
           <w:sz w:val="22"/>
           <w:szCs w:val="20"/>
-          <w:highlight w:val="cyan"/>
         </w:rPr>
       </w:r>
       <w:commentRangeEnd w:id="29"/>
@@ -5300,9 +5232,8 @@
           <w:color w:val="303030"/>
           <w:sz w:val="22"/>
           <w:szCs w:val="20"/>
-          <w:highlight w:val="cyan"/>
-        </w:rPr>
-        <w:t xml:space="preserve">) </w:t>
+        </w:rPr>
+        <w:t>) </w:t>
       </w:r>
       <w:r>
         <w:rPr>
@@ -5311,7 +5242,7 @@
           <w:sz w:val="22"/>
           <w:szCs w:val="22"/>
         </w:rPr>
-        <w:t xml:space="preserve">en </w:t>
+        <w:t>en </w:t>
       </w:r>
       <w:r>
         <w:rPr>
@@ -5319,7 +5250,6 @@
           <w:color w:val="303030"/>
           <w:sz w:val="22"/>
           <w:szCs w:val="22"/>
-          <w:highlight w:val="cyan"/>
         </w:rPr>
         <w:t>{var_7}</w:t>
       </w:r>
@@ -5329,7 +5259,6 @@
           <w:color w:val="303030"/>
           <w:sz w:val="22"/>
           <w:szCs w:val="22"/>
-          <w:highlight w:val="cyan"/>
         </w:rPr>
       </w:r>
       <w:r>
@@ -5338,7 +5267,6 @@
           <w:color w:val="303030"/>
           <w:sz w:val="22"/>
           <w:szCs w:val="22"/>
-          <w:highlight w:val="cyan"/>
         </w:rPr>
       </w:r>
       <w:r>
@@ -5347,7 +5275,6 @@
           <w:color w:val="303030"/>
           <w:sz w:val="22"/>
           <w:szCs w:val="22"/>
-          <w:highlight w:val="cyan"/>
         </w:rPr>
       </w:r>
       <w:r>
@@ -5358,7 +5285,7 @@
           <w:sz w:val="22"/>
           <w:szCs w:val="22"/>
         </w:rPr>
-        <w:t xml:space="preserve">, ubicado </w:t>
+        <w:t>, ubicado </w:t>
       </w:r>
       <w:r>
         <w:rPr>
@@ -5367,7 +5294,7 @@
           <w:sz w:val="22"/>
           <w:szCs w:val="22"/>
         </w:rPr>
-        <w:t xml:space="preserve">en el </w:t>
+        <w:t>en el </w:t>
       </w:r>
       <w:r>
         <w:rPr>
@@ -5375,7 +5302,6 @@
           <w:color w:val="303030"/>
           <w:sz w:val="22"/>
           <w:szCs w:val="22"/>
-          <w:highlight w:val="cyan"/>
         </w:rPr>
         <w:t>{ubicado_en_el_1}</w:t>
       </w:r>
@@ -5386,7 +5312,6 @@
           <w:color w:val="303030"/>
           <w:sz w:val="22"/>
           <w:szCs w:val="22"/>
-          <w:highlight w:val="cyan"/>
         </w:rPr>
       </w:r>
       <w:r>
@@ -5397,7 +5322,7 @@
           <w:sz w:val="22"/>
           <w:szCs w:val="22"/>
         </w:rPr>
-        <w:t xml:space="preserve"> a</w:t>
+        <w:t> a</w:t>
       </w:r>
       <w:r>
         <w:rPr>
@@ -5406,7 +5331,7 @@
           <w:sz w:val="22"/>
           <w:szCs w:val="22"/>
         </w:rPr>
-        <w:t xml:space="preserve"> fin de dar cumplimiento al programa de seguimiento y monitoreo de la compañía.</w:t>
+        <w:t> fin de dar cumplimiento al programa de seguimiento y monitoreo de la compañía.</w:t>
       </w:r>
     </w:p>
     <w:p>
@@ -5418,7 +5343,6 @@
           <w:color w:val="303030"/>
           <w:sz w:val="22"/>
           <w:szCs w:val="20"/>
-          <w:highlight w:val="cyan"/>
         </w:rPr>
       </w:pPr>
     </w:p>
@@ -5475,7 +5399,7 @@
           <w:sz w:val="22"/>
           <w:szCs w:val="22"/>
         </w:rPr>
-        <w:t xml:space="preserve">e </w:t>
+        <w:t>e </w:t>
       </w:r>
       <w:r>
         <w:rPr>
@@ -5510,7 +5434,7 @@
           <w:color w:val="303030"/>
           <w:sz w:val="22"/>
         </w:rPr>
-        <w:t xml:space="preserve">) </w:t>
+        <w:t>) </w:t>
       </w:r>
       <w:r>
         <w:rPr>
@@ -5582,7 +5506,7 @@
           <w:sz w:val="22"/>
           <w:szCs w:val="22"/>
         </w:rPr>
-        <w:t xml:space="preserve"> articulo </w:t>
+        <w:t> articulo </w:t>
       </w:r>
       <w:r>
         <w:rPr>
@@ -5628,7 +5552,6 @@
           <w:color w:val="303030"/>
           <w:sz w:val="22"/>
           <w:szCs w:val="22"/>
-          <w:highlight w:val="cyan"/>
         </w:rPr>
       </w:pPr>
       <w:r>
@@ -5637,7 +5560,6 @@
           <w:color w:val="303030"/>
           <w:sz w:val="22"/>
           <w:szCs w:val="22"/>
-          <w:highlight w:val="cyan"/>
         </w:rPr>
         <w:t>{var_6}</w:t>
       </w:r>
@@ -5652,7 +5574,7 @@
       <w:bookmarkStart w:id="39" w:name="_Toc209171122"/>
       <w:r>
         <w:lastRenderedPageBreak/>
-        <w:t xml:space="preserve">CONDICIONES </w:t>
+        <w:t>CONDICIONES </w:t>
       </w:r>
       <w:r>
         <w:t>GENERA</w:t>
@@ -5677,7 +5599,7 @@
       <w:bookmarkEnd w:id="40"/>
       <w:bookmarkEnd w:id="41"/>
       <w:r>
-        <w:t xml:space="preserve">Normativa </w:t>
+        <w:t>Normativa </w:t>
       </w:r>
       <w:r>
         <w:t>aplicable</w:t>
@@ -5713,7 +5635,7 @@
           <w:szCs w:val="22"/>
           <w:lang w:eastAsia="en-US"/>
         </w:rPr>
-        <w:t xml:space="preserve"> se comparan con el Decreto 1076 de 2015.</w:t>
+        <w:t> se comparan con el Decreto 1076 de 2015.</w:t>
       </w:r>
     </w:p>
     <w:p>
@@ -5750,7 +5672,7 @@
           <w:sz w:val="22"/>
           <w:szCs w:val="22"/>
         </w:rPr>
-        <w:t xml:space="preserve"> articulo 2.2.6.2.3.6 de los anexos – </w:t>
+        <w:t> articulo 2.2.6.2.3.6 de los anexos – </w:t>
       </w:r>
       <w:r>
         <w:rPr>
@@ -5759,7 +5681,7 @@
           <w:sz w:val="22"/>
           <w:szCs w:val="22"/>
         </w:rPr>
-        <w:t xml:space="preserve">titulo 7 </w:t>
+        <w:t>titulo 7 </w:t>
       </w:r>
       <w:r>
         <w:rPr>
@@ -5778,7 +5700,7 @@
       <w:bookmarkStart w:id="45" w:name="_Toc209171124"/>
       <w:bookmarkEnd w:id="43"/>
       <w:r>
-        <w:t xml:space="preserve">Información de la </w:t>
+        <w:t>Información de la </w:t>
       </w:r>
       <w:commentRangeStart w:id="46"/>
       <w:r>
@@ -5832,7 +5754,6 @@
                 <w:color w:val="303030"/>
                 <w:sz w:val="22"/>
                 <w:szCs w:val="22"/>
-                <w:highlight w:val="cyan"/>
               </w:rPr>
             </w:pPr>
             <w:commentRangeStart w:id="47"/>
@@ -5866,7 +5787,7 @@
                 <w:sz w:val="22"/>
                 <w:szCs w:val="22"/>
               </w:rPr>
-              <w:t xml:space="preserve"> social:</w:t>
+              <w:t> social:</w:t>
             </w:r>
           </w:p>
         </w:tc>
@@ -5883,7 +5804,6 @@
                 <w:color w:val="303030"/>
                 <w:sz w:val="22"/>
                 <w:szCs w:val="22"/>
-                <w:highlight w:val="cyan"/>
               </w:rPr>
             </w:pPr>
             <w:r>
@@ -5893,7 +5813,7 @@
                 <w:sz w:val="22"/>
                 <w:szCs w:val="22"/>
               </w:rPr>
-              <w:t>Razón social completa</w:t>
+              <w:t>{tag_razon_social}</w:t>
             </w:r>
           </w:p>
         </w:tc>
@@ -5912,7 +5832,6 @@
                 <w:color w:val="303030"/>
                 <w:sz w:val="22"/>
                 <w:szCs w:val="22"/>
-                <w:highlight w:val="cyan"/>
               </w:rPr>
             </w:pPr>
             <w:r>
@@ -5940,7 +5859,6 @@
                 <w:color w:val="303030"/>
                 <w:sz w:val="22"/>
                 <w:szCs w:val="22"/>
-                <w:highlight w:val="cyan"/>
               </w:rPr>
             </w:pPr>
             <w:r>
@@ -5950,7 +5868,7 @@
                 <w:sz w:val="22"/>
                 <w:szCs w:val="22"/>
               </w:rPr>
-              <w:t>Relacionado en la OIT</w:t>
+              <w:t>{tag_correo_valor}</w:t>
             </w:r>
           </w:p>
         </w:tc>
@@ -5969,7 +5887,6 @@
                 <w:color w:val="303030"/>
                 <w:sz w:val="22"/>
                 <w:szCs w:val="22"/>
-                <w:highlight w:val="cyan"/>
               </w:rPr>
             </w:pPr>
             <w:r>
@@ -5997,7 +5914,6 @@
                 <w:color w:val="303030"/>
                 <w:sz w:val="22"/>
                 <w:szCs w:val="22"/>
-                <w:highlight w:val="cyan"/>
               </w:rPr>
             </w:pPr>
             <w:r>
@@ -6007,7 +5923,7 @@
                 <w:sz w:val="22"/>
                 <w:szCs w:val="22"/>
               </w:rPr>
-              <w:t>Nombre del representante del cliente</w:t>
+              <w:t>{tag_representante}</w:t>
             </w:r>
           </w:p>
         </w:tc>
@@ -6026,7 +5942,6 @@
                 <w:color w:val="303030"/>
                 <w:sz w:val="22"/>
                 <w:szCs w:val="22"/>
-                <w:highlight w:val="cyan"/>
               </w:rPr>
             </w:pPr>
             <w:r>
@@ -6037,7 +5952,7 @@
                 <w:sz w:val="22"/>
                 <w:szCs w:val="22"/>
               </w:rPr>
-              <w:t xml:space="preserve">Teléfono: </w:t>
+              <w:t>Teléfono: </w:t>
             </w:r>
           </w:p>
         </w:tc>
@@ -6054,7 +5969,6 @@
                 <w:color w:val="303030"/>
                 <w:sz w:val="22"/>
                 <w:szCs w:val="22"/>
-                <w:highlight w:val="cyan"/>
               </w:rPr>
             </w:pPr>
             <w:r>
@@ -6064,7 +5978,7 @@
                 <w:sz w:val="22"/>
                 <w:szCs w:val="22"/>
               </w:rPr>
-              <w:t>Teléfono del representante del cliente</w:t>
+              <w:t>{tag_telefono_valor}</w:t>
             </w:r>
           </w:p>
         </w:tc>
@@ -6083,7 +5997,6 @@
                 <w:color w:val="303030"/>
                 <w:sz w:val="22"/>
                 <w:szCs w:val="22"/>
-                <w:highlight w:val="cyan"/>
               </w:rPr>
             </w:pPr>
             <w:r>
@@ -6111,7 +6024,6 @@
                 <w:color w:val="303030"/>
                 <w:sz w:val="22"/>
                 <w:szCs w:val="22"/>
-                <w:highlight w:val="cyan"/>
               </w:rPr>
             </w:pPr>
             <w:r>
@@ -6121,7 +6033,7 @@
                 <w:sz w:val="22"/>
                 <w:szCs w:val="22"/>
               </w:rPr>
-              <w:t>Dirección donde se ubica la sede del cliente u oficinas principales</w:t>
+              <w:t>{tag_direccion}</w:t>
             </w:r>
           </w:p>
         </w:tc>
@@ -6175,7 +6087,7 @@
                 <w:sz w:val="22"/>
                 <w:szCs w:val="22"/>
               </w:rPr>
-              <w:t>Departamento donde se ejecutó el monitoreo</w:t>
+              <w:t>{tag_departamento}</w:t>
             </w:r>
           </w:p>
         </w:tc>
@@ -6204,7 +6116,7 @@
                 <w:sz w:val="22"/>
                 <w:szCs w:val="22"/>
               </w:rPr>
-              <w:t xml:space="preserve">Ciudad o municipio: </w:t>
+              <w:t>Ciudad o municipio: </w:t>
             </w:r>
             <w:r>
               <w:rPr>
@@ -6238,7 +6150,7 @@
                 <w:sz w:val="22"/>
                 <w:szCs w:val="22"/>
               </w:rPr>
-              <w:t>Municipio/ciudad donde se ejecutó el monitoreo</w:t>
+              <w:t>{tag_ciudad}</w:t>
             </w:r>
           </w:p>
         </w:tc>
@@ -6292,7 +6204,7 @@
                 <w:sz w:val="22"/>
                 <w:szCs w:val="22"/>
               </w:rPr>
-              <w:t xml:space="preserve">Se obtiene del RUES o la página web del cliente </w:t>
+              <w:t>{tag_actividad_economica} </w:t>
             </w:r>
           </w:p>
         </w:tc>
@@ -6303,7 +6215,6 @@
         <w:rPr>
           <w:rFonts w:ascii="Avenir Next LT Pro" w:hAnsi="Avenir Next LT Pro"/>
           <w:color w:val="303030"/>
-          <w:highlight w:val="cyan"/>
           <w:lang w:eastAsia="es-MX"/>
         </w:rPr>
       </w:pPr>
@@ -6317,7 +6228,7 @@
         <w:t>Empresa</w:t>
       </w:r>
       <w:r>
-        <w:t xml:space="preserve"> responsable del estudio</w:t>
+        <w:t> responsable del estudio</w:t>
       </w:r>
       <w:bookmarkEnd w:id="48"/>
     </w:p>
@@ -6339,7 +6250,6 @@
           <w:color w:val="303030"/>
           <w:sz w:val="22"/>
           <w:szCs w:val="22"/>
-          <w:highlight w:val="cyan"/>
         </w:rPr>
         <w:t>{contrato_los_servicios_de_servicios_de_ingenieria__1}</w:t>
       </w:r>
@@ -6350,7 +6260,7 @@
           <w:sz w:val="22"/>
           <w:szCs w:val="22"/>
         </w:rPr>
-        <w:t xml:space="preserve"> </w:t>
+        <w:t> </w:t>
       </w:r>
       <w:r>
         <w:rPr>
@@ -6368,7 +6278,7 @@
           <w:sz w:val="22"/>
           <w:szCs w:val="22"/>
         </w:rPr>
-        <w:t xml:space="preserve"> </w:t>
+        <w:t> </w:t>
       </w:r>
       <w:r>
         <w:rPr>
@@ -6377,7 +6287,7 @@
           <w:sz w:val="22"/>
           <w:szCs w:val="22"/>
         </w:rPr>
-        <w:t xml:space="preserve">SERAMBIENTE S.A.S., para desarrollar el monitoreo de </w:t>
+        <w:t>SERAMBIENTE S.A.S., para desarrollar el monitoreo de </w:t>
       </w:r>
       <w:r>
         <w:rPr>
@@ -6386,7 +6296,7 @@
           <w:sz w:val="22"/>
           <w:szCs w:val="22"/>
         </w:rPr>
-        <w:t xml:space="preserve">caracterización de RESPEL </w:t>
+        <w:t>caracterización de RESPEL </w:t>
       </w:r>
       <w:r>
         <w:rPr>
@@ -6404,7 +6314,7 @@
           <w:sz w:val="22"/>
           <w:szCs w:val="22"/>
         </w:rPr>
-        <w:t xml:space="preserve"> (</w:t>
+        <w:t> (</w:t>
       </w:r>
       <w:commentRangeStart w:id="49"/>
       <w:r>
@@ -6451,7 +6361,7 @@
           <w:sz w:val="22"/>
           <w:szCs w:val="22"/>
         </w:rPr>
-        <w:t xml:space="preserve"> </w:t>
+        <w:t> </w:t>
       </w:r>
       <w:r>
         <w:rPr>
@@ -6460,7 +6370,7 @@
           <w:sz w:val="22"/>
           <w:szCs w:val="22"/>
         </w:rPr>
-        <w:t xml:space="preserve">IDEAM, </w:t>
+        <w:t>IDEAM, </w:t>
       </w:r>
       <w:r>
         <w:rPr>
@@ -6479,7 +6389,7 @@
           <w:sz w:val="22"/>
           <w:szCs w:val="22"/>
         </w:rPr>
-        <w:t xml:space="preserve"> </w:t>
+        <w:t> </w:t>
       </w:r>
       <w:commentRangeStart w:id="50"/>
       <w:r>
@@ -6490,7 +6400,7 @@
           <w:sz w:val="22"/>
           <w:szCs w:val="22"/>
         </w:rPr>
-        <w:t xml:space="preserve">Resolución </w:t>
+        <w:t>Resolución </w:t>
       </w:r>
       <w:r>
         <w:rPr>
@@ -6510,7 +6420,7 @@
           <w:sz w:val="22"/>
           <w:szCs w:val="22"/>
         </w:rPr>
-        <w:t xml:space="preserve"> </w:t>
+        <w:t> </w:t>
       </w:r>
       <w:r>
         <w:rPr>
@@ -6539,7 +6449,7 @@
           <w:sz w:val="22"/>
           <w:szCs w:val="22"/>
         </w:rPr>
-        <w:t xml:space="preserve">, </w:t>
+        <w:t>, </w:t>
       </w:r>
       <w:r>
         <w:rPr>
@@ -6566,7 +6476,7 @@
           <w:sz w:val="22"/>
           <w:szCs w:val="22"/>
         </w:rPr>
-        <w:t xml:space="preserve"> ubicada en la carrera 41 # 73B-72 en la ciudad de Barranquilla. </w:t>
+        <w:t> ubicada en la carrera 41 # 73B-72 en la ciudad de Barranquilla. </w:t>
       </w:r>
       <w:r>
         <w:rPr>
@@ -6575,7 +6485,7 @@
           <w:sz w:val="22"/>
           <w:szCs w:val="22"/>
         </w:rPr>
-        <w:t xml:space="preserve"> </w:t>
+        <w:t> </w:t>
       </w:r>
       <w:r>
         <w:rPr>
@@ -6602,7 +6512,7 @@
           <w:sz w:val="22"/>
           <w:szCs w:val="22"/>
         </w:rPr>
-        <w:t xml:space="preserve">esolución de acreditación </w:t>
+        <w:t>esolución de acreditación </w:t>
       </w:r>
       <w:r>
         <w:rPr>
@@ -6620,16 +6530,16 @@
           <w:sz w:val="22"/>
           <w:szCs w:val="22"/>
         </w:rPr>
-        <w:t xml:space="preserve"> el IDEAM se detallan en la</w:t>
-      </w:r>
-      <w:r>
-        <w:rPr>
-          <w:rFonts w:ascii="Avenir Next LT Pro" w:hAnsi="Avenir Next LT Pro"/>
-          <w:color w:val="303030"/>
-          <w:sz w:val="22"/>
-          <w:szCs w:val="22"/>
-        </w:rPr>
-        <w:t xml:space="preserve"> </w:t>
+        <w:t> el IDEAM se detallan en la</w:t>
+      </w:r>
+      <w:r>
+        <w:rPr>
+          <w:rFonts w:ascii="Avenir Next LT Pro" w:hAnsi="Avenir Next LT Pro"/>
+          <w:color w:val="303030"/>
+          <w:sz w:val="22"/>
+          <w:szCs w:val="22"/>
+        </w:rPr>
+        <w:t> </w:t>
       </w:r>
       <w:r>
         <w:rPr>
@@ -6683,7 +6593,7 @@
           <w:sz w:val="22"/>
           <w:szCs w:val="22"/>
         </w:rPr>
-        <w:t xml:space="preserve">Tabla </w:t>
+        <w:t>Tabla </w:t>
       </w:r>
       <w:r>
         <w:rPr>
@@ -6739,7 +6649,7 @@
           <w:lang w:val="es-CO"/>
         </w:rPr>
         <w:lastRenderedPageBreak/>
-        <w:t xml:space="preserve">Tabla </w:t>
+        <w:t>Tabla </w:t>
       </w:r>
       <w:r>
         <w:rPr>
@@ -6834,7 +6744,6 @@
           <w:tcPr>
             <w:tcW w:w="1401" w:type="pct"/>
             <w:vMerge w:val="restart"/>
-            <w:shd w:val="clear" w:color="auto" w:fill="004CAB"/>
             <w:noWrap/>
             <w:vAlign w:val="center"/>
             <w:hideMark/>
@@ -6868,7 +6777,6 @@
           <w:tcPr>
             <w:tcW w:w="1655" w:type="pct"/>
             <w:vMerge w:val="restart"/>
-            <w:shd w:val="clear" w:color="auto" w:fill="004CAB"/>
             <w:vAlign w:val="center"/>
             <w:hideMark/>
           </w:tcPr>
@@ -6901,7 +6809,6 @@
           <w:tcPr>
             <w:tcW w:w="1945" w:type="pct"/>
             <w:vMerge w:val="restart"/>
-            <w:shd w:val="clear" w:color="auto" w:fill="004CAB"/>
             <w:vAlign w:val="center"/>
             <w:hideMark/>
           </w:tcPr>
@@ -6941,7 +6848,6 @@
           <w:tcPr>
             <w:tcW w:w="1401" w:type="pct"/>
             <w:vMerge/>
-            <w:shd w:val="clear" w:color="auto" w:fill="004CAB"/>
             <w:vAlign w:val="center"/>
             <w:hideMark/>
           </w:tcPr>
@@ -6963,7 +6869,6 @@
           <w:tcPr>
             <w:tcW w:w="1655" w:type="pct"/>
             <w:vMerge/>
-            <w:shd w:val="clear" w:color="auto" w:fill="004CAB"/>
             <w:vAlign w:val="center"/>
             <w:hideMark/>
           </w:tcPr>
@@ -6985,7 +6890,6 @@
           <w:tcPr>
             <w:tcW w:w="1945" w:type="pct"/>
             <w:vMerge/>
-            <w:shd w:val="clear" w:color="auto" w:fill="004CAB"/>
             <w:vAlign w:val="center"/>
             <w:hideMark/>
           </w:tcPr>
@@ -7012,7 +6916,6 @@
         <w:tc>
           <w:tcPr>
             <w:tcW w:w="1401" w:type="pct"/>
-            <w:shd w:val="clear" w:color="auto" w:fill="auto"/>
             <w:noWrap/>
             <w:vAlign w:val="center"/>
             <w:hideMark/>
@@ -7025,7 +6928,6 @@
                 <w:color w:val="303030"/>
                 <w:sz w:val="20"/>
                 <w:szCs w:val="20"/>
-                <w:highlight w:val="cyan"/>
               </w:rPr>
             </w:pPr>
             <w:r>
@@ -7034,7 +6936,6 @@
                 <w:color w:val="303030"/>
                 <w:sz w:val="20"/>
                 <w:szCs w:val="20"/>
-                <w:highlight w:val="cyan"/>
               </w:rPr>
               <w:t>{var_30}</w:t>
             </w:r>
@@ -7043,7 +6944,6 @@
         <w:tc>
           <w:tcPr>
             <w:tcW w:w="1655" w:type="pct"/>
-            <w:shd w:val="clear" w:color="auto" w:fill="auto"/>
             <w:noWrap/>
             <w:vAlign w:val="center"/>
           </w:tcPr>
@@ -7055,7 +6955,6 @@
                 <w:color w:val="303030"/>
                 <w:sz w:val="20"/>
                 <w:szCs w:val="20"/>
-                <w:highlight w:val="cyan"/>
               </w:rPr>
             </w:pPr>
             <w:r>
@@ -7064,7 +6963,6 @@
                 <w:color w:val="303030"/>
                 <w:sz w:val="20"/>
                 <w:szCs w:val="20"/>
-                <w:highlight w:val="cyan"/>
               </w:rPr>
               <w:t>{var_31}</w:t>
             </w:r>
@@ -7073,7 +6971,6 @@
         <w:tc>
           <w:tcPr>
             <w:tcW w:w="1945" w:type="pct"/>
-            <w:shd w:val="clear" w:color="auto" w:fill="auto"/>
             <w:noWrap/>
             <w:vAlign w:val="center"/>
             <w:hideMark/>
@@ -7086,7 +6983,6 @@
                 <w:color w:val="303030"/>
                 <w:sz w:val="20"/>
                 <w:szCs w:val="20"/>
-                <w:highlight w:val="cyan"/>
               </w:rPr>
             </w:pPr>
             <w:r>
@@ -7095,7 +6991,6 @@
                 <w:color w:val="303030"/>
                 <w:sz w:val="20"/>
                 <w:szCs w:val="20"/>
-                <w:highlight w:val="cyan"/>
               </w:rPr>
               <w:t>{var_32}</w:t>
             </w:r>
@@ -7106,7 +7001,6 @@
                 <w:color w:val="303030"/>
                 <w:sz w:val="20"/>
                 <w:szCs w:val="20"/>
-                <w:highlight w:val="cyan"/>
               </w:rPr>
             </w:r>
             <w:commentRangeEnd w:id="53"/>
@@ -7115,7 +7009,6 @@
                 <w:rStyle w:val="Refdecomentario"/>
                 <w:rFonts w:ascii="Tahoma" w:hAnsi="Tahoma"/>
                 <w:szCs w:val="20"/>
-                <w:highlight w:val="cyan"/>
                 <w:lang w:val="es-MX" w:eastAsia="es-MX"/>
               </w:rPr>
             </w:r>
@@ -7125,7 +7018,6 @@
                 <w:color w:val="303030"/>
                 <w:sz w:val="20"/>
                 <w:szCs w:val="20"/>
-                <w:highlight w:val="cyan"/>
               </w:rPr>
             </w:r>
           </w:p>
@@ -7135,6 +7027,15 @@
     <w:p>
       <w:pPr>
         <w:ind w:right="51"/>
+        <w:jc w:val="center"/>
+        <w:rPr>
+          <w:rFonts w:ascii="Avenir Next LT Pro" w:hAnsi="Avenir Next LT Pro"/>
+          <w:i/>
+          <w:color w:val="303030"/>
+          <w:sz w:val="20"/>
+        </w:rPr>
+      </w:pPr>
+      <w:r>
         <w:rPr>
           <w:rFonts w:ascii="Avenir Next LT Pro" w:hAnsi="Avenir Next LT Pro"/>
           <w:i/>
@@ -7142,11 +7043,9 @@
           <w:sz w:val="20"/>
           <w:szCs w:val="20"/>
         </w:rPr>
-      </w:pPr>
-      <w:bookmarkStart w:id="54" w:name="_Toc253940285"/>
-      <w:bookmarkStart w:id="55" w:name="_Toc301884179"/>
-      <w:bookmarkStart w:id="56" w:name="_Toc166660593"/>
-      <w:bookmarkStart w:id="57" w:name="_Toc166732168"/>
+        <w:t>Fuente: </w:t>
+      </w:r>
+      <w:commentRangeStart w:id="59"/>
       <w:r>
         <w:rPr>
           <w:rFonts w:ascii="Avenir Next LT Pro" w:hAnsi="Avenir Next LT Pro"/>
@@ -7154,23 +7053,10 @@
           <w:color w:val="303030"/>
           <w:sz w:val="20"/>
           <w:szCs w:val="20"/>
-          <w:highlight w:val="yellow"/>
-        </w:rPr>
-        <w:t xml:space="preserve">Nota: La toma de muestra de RESPEL en residuos no se encuentra </w:t>
-      </w:r>
-      <w:commentRangeStart w:id="58"/>
-      <w:r>
-        <w:rPr>
-          <w:rFonts w:ascii="Avenir Next LT Pro" w:hAnsi="Avenir Next LT Pro"/>
-          <w:i/>
-          <w:color w:val="303030"/>
-          <w:sz w:val="20"/>
-          <w:szCs w:val="20"/>
-          <w:highlight w:val="yellow"/>
-        </w:rPr>
-        <w:t>acreditada</w:t>
-      </w:r>
-      <w:commentRangeEnd w:id="58"/>
+        </w:rPr>
+        <w:t>SERAMBIENTE S.A.</w:t>
+      </w:r>
+      <w:commentRangeEnd w:id="59"/>
       <w:r>
         <w:rPr>
           <w:rStyle w:val="Refdecomentario"/>
@@ -7178,7 +7064,7 @@
           <w:szCs w:val="20"/>
           <w:lang w:val="es-MX" w:eastAsia="es-MX"/>
         </w:rPr>
-        <w:commentReference w:id="58"/>
+        <w:commentReference w:id="59"/>
       </w:r>
       <w:r>
         <w:rPr>
@@ -7187,22 +7073,9 @@
           <w:color w:val="303030"/>
           <w:sz w:val="20"/>
           <w:szCs w:val="20"/>
-          <w:highlight w:val="yellow"/>
-        </w:rPr>
-        <w:t>.</w:t>
-      </w:r>
-    </w:p>
-    <w:p>
-      <w:pPr>
-        <w:ind w:right="51"/>
-        <w:jc w:val="center"/>
-        <w:rPr>
-          <w:rFonts w:ascii="Avenir Next LT Pro" w:hAnsi="Avenir Next LT Pro"/>
-          <w:i/>
-          <w:color w:val="303030"/>
-          <w:sz w:val="20"/>
-        </w:rPr>
-      </w:pPr>
+        </w:rPr>
+        <w:t>S</w:t>
+      </w:r>
       <w:r>
         <w:rPr>
           <w:rFonts w:ascii="Avenir Next LT Pro" w:hAnsi="Avenir Next LT Pro"/>
@@ -7211,9 +7084,8 @@
           <w:sz w:val="20"/>
           <w:szCs w:val="20"/>
         </w:rPr>
-        <w:t xml:space="preserve">Fuente: </w:t>
-      </w:r>
-      <w:commentRangeStart w:id="59"/>
+        <w:t>.</w:t>
+      </w:r>
       <w:r>
         <w:rPr>
           <w:rFonts w:ascii="Avenir Next LT Pro" w:hAnsi="Avenir Next LT Pro"/>
@@ -7222,9 +7094,19 @@
           <w:sz w:val="20"/>
           <w:szCs w:val="20"/>
         </w:rPr>
-        <w:t>SERAMBIENTE S.A.</w:t>
-      </w:r>
-      <w:commentRangeEnd w:id="59"/>
+        <w:t>, </w:t>
+      </w:r>
+      <w:commentRangeStart w:id="60"/>
+      <w:r>
+        <w:rPr>
+          <w:rFonts w:ascii="Avenir Next LT Pro" w:hAnsi="Avenir Next LT Pro"/>
+          <w:i/>
+          <w:color w:val="303030"/>
+          <w:sz w:val="20"/>
+        </w:rPr>
+        <w:t>XXXX</w:t>
+      </w:r>
+      <w:commentRangeEnd w:id="60"/>
       <w:r>
         <w:rPr>
           <w:rStyle w:val="Refdecomentario"/>
@@ -7232,56 +7114,6 @@
           <w:szCs w:val="20"/>
           <w:lang w:val="es-MX" w:eastAsia="es-MX"/>
         </w:rPr>
-        <w:commentReference w:id="59"/>
-      </w:r>
-      <w:r>
-        <w:rPr>
-          <w:rFonts w:ascii="Avenir Next LT Pro" w:hAnsi="Avenir Next LT Pro"/>
-          <w:i/>
-          <w:color w:val="303030"/>
-          <w:sz w:val="20"/>
-          <w:szCs w:val="20"/>
-        </w:rPr>
-        <w:t>S</w:t>
-      </w:r>
-      <w:r>
-        <w:rPr>
-          <w:rFonts w:ascii="Avenir Next LT Pro" w:hAnsi="Avenir Next LT Pro"/>
-          <w:i/>
-          <w:color w:val="303030"/>
-          <w:sz w:val="20"/>
-          <w:szCs w:val="20"/>
-        </w:rPr>
-        <w:t>.</w:t>
-      </w:r>
-      <w:r>
-        <w:rPr>
-          <w:rFonts w:ascii="Avenir Next LT Pro" w:hAnsi="Avenir Next LT Pro"/>
-          <w:i/>
-          <w:color w:val="303030"/>
-          <w:sz w:val="20"/>
-          <w:szCs w:val="20"/>
-        </w:rPr>
-        <w:t xml:space="preserve">, </w:t>
-      </w:r>
-      <w:commentRangeStart w:id="60"/>
-      <w:r>
-        <w:rPr>
-          <w:rFonts w:ascii="Avenir Next LT Pro" w:hAnsi="Avenir Next LT Pro"/>
-          <w:i/>
-          <w:color w:val="303030"/>
-          <w:sz w:val="20"/>
-        </w:rPr>
-        <w:t>XXXX</w:t>
-      </w:r>
-      <w:commentRangeEnd w:id="60"/>
-      <w:r>
-        <w:rPr>
-          <w:rStyle w:val="Refdecomentario"/>
-          <w:rFonts w:ascii="Tahoma" w:hAnsi="Tahoma"/>
-          <w:szCs w:val="20"/>
-          <w:lang w:val="es-MX" w:eastAsia="es-MX"/>
-        </w:rPr>
         <w:commentReference w:id="60"/>
       </w:r>
       <w:r>
@@ -7321,7 +7153,7 @@
           <w:sz w:val="22"/>
           <w:szCs w:val="22"/>
         </w:rPr>
-        <w:t xml:space="preserve">, la </w:t>
+        <w:t>, la </w:t>
       </w:r>
       <w:r>
         <w:rPr>
@@ -7370,7 +7202,7 @@
           <w:sz w:val="22"/>
           <w:szCs w:val="22"/>
         </w:rPr>
-        <w:t xml:space="preserve">Tabla </w:t>
+        <w:t>Tabla </w:t>
       </w:r>
       <w:r>
         <w:rPr>
@@ -7400,7 +7232,7 @@
           <w:sz w:val="22"/>
           <w:szCs w:val="22"/>
         </w:rPr>
-        <w:t xml:space="preserve"> </w:t>
+        <w:t> </w:t>
       </w:r>
       <w:r>
         <w:rPr>
@@ -7418,7 +7250,7 @@
           <w:sz w:val="22"/>
           <w:szCs w:val="20"/>
         </w:rPr>
-        <w:t xml:space="preserve"> de reporte asociado y la fecha de la toma de las muestras. Se resalta que estas identificaciones, permiten correlacionar la información de los reportes de resultados entregados por cada uno de los laboratorios aliados. </w:t>
+        <w:t> de reporte asociado y la fecha de la toma de las muestras. Se resalta que estas identificaciones, permiten correlacionar la información de los reportes de resultados entregados por cada uno de los laboratorios aliados. </w:t>
       </w:r>
       <w:bookmarkStart w:id="61" w:name="_Ref64705947"/>
     </w:p>
@@ -7442,7 +7274,7 @@
           <w:color w:val="303030"/>
           <w:lang w:val="es-CO"/>
         </w:rPr>
-        <w:t xml:space="preserve">Tabla </w:t>
+        <w:t>Tabla </w:t>
       </w:r>
       <w:r>
         <w:rPr>
@@ -7539,7 +7371,6 @@
           <w:tcPr>
             <w:tcW w:w="2506" w:type="pct"/>
             <w:gridSpan w:val="2"/>
-            <w:shd w:val="clear" w:color="auto" w:fill="004CAB"/>
             <w:vAlign w:val="center"/>
           </w:tcPr>
           <w:p>
@@ -7563,7 +7394,7 @@
                 <w:sz w:val="20"/>
                 <w:szCs w:val="20"/>
               </w:rPr>
-              <w:t xml:space="preserve">Sitio de </w:t>
+              <w:t>Sitio de </w:t>
             </w:r>
             <w:commentRangeStart w:id="64"/>
             <w:r>
@@ -7593,7 +7424,6 @@
           <w:tcPr>
             <w:tcW w:w="2494" w:type="pct"/>
             <w:gridSpan w:val="2"/>
-            <w:shd w:val="clear" w:color="auto" w:fill="auto"/>
             <w:vAlign w:val="center"/>
           </w:tcPr>
           <w:p>
@@ -7604,7 +7434,6 @@
                 <w:color w:val="303030"/>
                 <w:sz w:val="20"/>
                 <w:szCs w:val="20"/>
-                <w:highlight w:val="cyan"/>
               </w:rPr>
             </w:pPr>
             <w:r>
@@ -7613,7 +7442,6 @@
                 <w:color w:val="303030"/>
                 <w:sz w:val="20"/>
                 <w:szCs w:val="20"/>
-                <w:highlight w:val="cyan"/>
               </w:rPr>
               <w:t>{var_33}</w:t>
             </w:r>
@@ -7630,7 +7458,6 @@
           <w:tcPr>
             <w:tcW w:w="2506" w:type="pct"/>
             <w:gridSpan w:val="2"/>
-            <w:shd w:val="clear" w:color="auto" w:fill="004CAB"/>
             <w:vAlign w:val="center"/>
           </w:tcPr>
           <w:p>
@@ -7654,7 +7481,7 @@
                 <w:sz w:val="20"/>
                 <w:szCs w:val="20"/>
               </w:rPr>
-              <w:t>Tipo de estudio</w:t>
+              <w:t>{tag_tipo_estudio}</w:t>
             </w:r>
           </w:p>
         </w:tc>
@@ -7662,7 +7489,6 @@
           <w:tcPr>
             <w:tcW w:w="2494" w:type="pct"/>
             <w:gridSpan w:val="2"/>
-            <w:shd w:val="clear" w:color="auto" w:fill="auto"/>
             <w:vAlign w:val="center"/>
           </w:tcPr>
           <w:p>
@@ -7673,7 +7499,6 @@
                 <w:color w:val="303030"/>
                 <w:sz w:val="20"/>
                 <w:szCs w:val="20"/>
-                <w:highlight w:val="cyan"/>
               </w:rPr>
             </w:pPr>
             <w:r>
@@ -7682,7 +7507,6 @@
                 <w:color w:val="303030"/>
                 <w:sz w:val="20"/>
                 <w:szCs w:val="20"/>
-                <w:highlight w:val="cyan"/>
               </w:rPr>
               <w:t>{var_35}</w:t>
             </w:r>
@@ -7698,7 +7522,6 @@
         <w:tc>
           <w:tcPr>
             <w:tcW w:w="1463" w:type="pct"/>
-            <w:shd w:val="clear" w:color="auto" w:fill="004CAB"/>
             <w:vAlign w:val="center"/>
             <w:hideMark/>
           </w:tcPr>
@@ -7730,7 +7553,6 @@
         <w:tc>
           <w:tcPr>
             <w:tcW w:w="1043" w:type="pct"/>
-            <w:shd w:val="clear" w:color="auto" w:fill="004CAB"/>
             <w:vAlign w:val="center"/>
             <w:hideMark/>
           </w:tcPr>
@@ -7762,7 +7584,6 @@
         <w:tc>
           <w:tcPr>
             <w:tcW w:w="855" w:type="pct"/>
-            <w:shd w:val="clear" w:color="auto" w:fill="004CAB"/>
             <w:vAlign w:val="center"/>
           </w:tcPr>
           <w:p>
@@ -7804,7 +7625,6 @@
         <w:tc>
           <w:tcPr>
             <w:tcW w:w="1638" w:type="pct"/>
-            <w:shd w:val="clear" w:color="auto" w:fill="004CAB"/>
             <w:vAlign w:val="center"/>
             <w:hideMark/>
           </w:tcPr>
@@ -7842,7 +7662,6 @@
         <w:tc>
           <w:tcPr>
             <w:tcW w:w="1463" w:type="pct"/>
-            <w:shd w:val="clear" w:color="auto" w:fill="auto"/>
             <w:noWrap/>
             <w:vAlign w:val="center"/>
           </w:tcPr>
@@ -7854,7 +7673,6 @@
                 <w:color w:val="303030"/>
                 <w:sz w:val="20"/>
                 <w:szCs w:val="20"/>
-                <w:highlight w:val="cyan"/>
               </w:rPr>
             </w:pPr>
             <w:r>
@@ -7863,7 +7681,6 @@
                 <w:color w:val="303030"/>
                 <w:sz w:val="20"/>
                 <w:szCs w:val="20"/>
-                <w:highlight w:val="cyan"/>
               </w:rPr>
               <w:t>{var_36}</w:t>
             </w:r>
@@ -7872,7 +7689,6 @@
         <w:tc>
           <w:tcPr>
             <w:tcW w:w="1043" w:type="pct"/>
-            <w:shd w:val="clear" w:color="auto" w:fill="auto"/>
             <w:vAlign w:val="center"/>
           </w:tcPr>
           <w:p>
@@ -7883,7 +7699,6 @@
                 <w:color w:val="303030"/>
                 <w:sz w:val="20"/>
                 <w:szCs w:val="20"/>
-                <w:highlight w:val="cyan"/>
               </w:rPr>
             </w:pPr>
             <w:r>
@@ -7892,7 +7707,6 @@
                 <w:color w:val="303030"/>
                 <w:sz w:val="20"/>
                 <w:szCs w:val="20"/>
-                <w:highlight w:val="cyan"/>
               </w:rPr>
               <w:t>{se_realizo_la_toma_de_las_muestras_el_dia_1}</w:t>
             </w:r>
@@ -7901,7 +7715,6 @@
         <w:tc>
           <w:tcPr>
             <w:tcW w:w="855" w:type="pct"/>
-            <w:shd w:val="clear" w:color="auto" w:fill="auto"/>
             <w:vAlign w:val="center"/>
           </w:tcPr>
           <w:p>
@@ -7912,7 +7725,6 @@
                 <w:color w:val="303030"/>
                 <w:sz w:val="20"/>
                 <w:szCs w:val="20"/>
-                <w:highlight w:val="cyan"/>
               </w:rPr>
             </w:pPr>
             <w:r>
@@ -7921,7 +7733,6 @@
                 <w:color w:val="303030"/>
                 <w:sz w:val="20"/>
                 <w:szCs w:val="20"/>
-                <w:highlight w:val="cyan"/>
               </w:rPr>
               <w:t>{se_realizo_la_toma_de_las_muestras_el_dia_1}</w:t>
             </w:r>
@@ -7930,7 +7741,6 @@
         <w:tc>
           <w:tcPr>
             <w:tcW w:w="1638" w:type="pct"/>
-            <w:shd w:val="clear" w:color="auto" w:fill="auto"/>
             <w:vAlign w:val="center"/>
           </w:tcPr>
           <w:p>
@@ -7941,7 +7751,6 @@
                 <w:color w:val="303030"/>
                 <w:sz w:val="20"/>
                 <w:szCs w:val="20"/>
-                <w:highlight w:val="cyan"/>
               </w:rPr>
             </w:pPr>
             <w:r>
@@ -7950,7 +7759,6 @@
                 <w:color w:val="303030"/>
                 <w:sz w:val="20"/>
                 <w:szCs w:val="20"/>
-                <w:highlight w:val="cyan"/>
               </w:rPr>
               <w:t>{var_37}</w:t>
             </w:r>
@@ -7961,7 +7769,6 @@
                 <w:color w:val="303030"/>
                 <w:sz w:val="20"/>
                 <w:szCs w:val="20"/>
-                <w:highlight w:val="cyan"/>
               </w:rPr>
             </w:r>
             <w:commentRangeEnd w:id="66"/>
@@ -7970,7 +7777,6 @@
                 <w:rStyle w:val="Refdecomentario"/>
                 <w:rFonts w:ascii="Tahoma" w:hAnsi="Tahoma"/>
                 <w:szCs w:val="20"/>
-                <w:highlight w:val="cyan"/>
                 <w:lang w:val="es-MX" w:eastAsia="es-MX"/>
               </w:rPr>
             </w:r>
@@ -8005,7 +7811,7 @@
           <w:sz w:val="20"/>
           <w:lang w:val="es-CO"/>
         </w:rPr>
-        <w:t xml:space="preserve">Fuente: SERAMBIENTE S.A.S., </w:t>
+        <w:t>Fuente: SERAMBIENTE S.A.S., </w:t>
       </w:r>
       <w:r>
         <w:rPr>
@@ -8013,7 +7819,6 @@
           <w:i/>
           <w:color w:val="303030"/>
           <w:sz w:val="20"/>
-          <w:highlight w:val="cyan"/>
           <w:lang w:val="es-CO"/>
         </w:rPr>
         <w:t>{fuente_serambiente_s_a_s_1}</w:t>
@@ -8024,7 +7829,6 @@
           <w:i/>
           <w:color w:val="303030"/>
           <w:sz w:val="20"/>
-          <w:highlight w:val="cyan"/>
           <w:lang w:val="es-CO"/>
         </w:rPr>
       </w:r>
@@ -8037,7 +7841,6 @@
           <w:color w:val="303030"/>
           <w:sz w:val="20"/>
           <w:szCs w:val="20"/>
-          <w:highlight w:val="cyan"/>
         </w:rPr>
       </w:pPr>
       <w:r>
@@ -8047,7 +7850,6 @@
           <w:color w:val="303030"/>
           <w:sz w:val="20"/>
           <w:szCs w:val="20"/>
-          <w:highlight w:val="cyan"/>
         </w:rPr>
         <w:t>{var_6}</w:t>
       </w:r>
@@ -8063,7 +7865,7 @@
         <w:t>METODOLOGÍA</w:t>
       </w:r>
       <w:r>
-        <w:t xml:space="preserve"> DEL </w:t>
+        <w:t> DEL </w:t>
       </w:r>
       <w:r>
         <w:t>M</w:t>
@@ -8089,7 +7891,7 @@
       <w:bookmarkEnd w:id="76"/>
       <w:bookmarkEnd w:id="77"/>
       <w:r>
-        <w:t xml:space="preserve"> </w:t>
+        <w:t> </w:t>
       </w:r>
     </w:p>
     <w:bookmarkEnd w:id="67"/>
@@ -8121,23 +7923,23 @@
           <w:color w:val="303030"/>
           <w:sz w:val="22"/>
         </w:rPr>
-        <w:t xml:space="preserve"> los cuales fueron realizar </w:t>
-      </w:r>
-      <w:r>
-        <w:rPr>
-          <w:rFonts w:ascii="Avenir Next LT Pro" w:hAnsi="Avenir Next LT Pro"/>
-          <w:color w:val="303030"/>
-          <w:sz w:val="22"/>
-        </w:rPr>
-        <w:t xml:space="preserve">la caracterización de </w:t>
-      </w:r>
-      <w:r>
-        <w:rPr>
-          <w:rFonts w:ascii="Avenir Next LT Pro" w:hAnsi="Avenir Next LT Pro"/>
-          <w:color w:val="303030"/>
-          <w:sz w:val="22"/>
-        </w:rPr>
-        <w:t xml:space="preserve">RESPEL </w:t>
+        <w:t> los cuales fueron realizar </w:t>
+      </w:r>
+      <w:r>
+        <w:rPr>
+          <w:rFonts w:ascii="Avenir Next LT Pro" w:hAnsi="Avenir Next LT Pro"/>
+          <w:color w:val="303030"/>
+          <w:sz w:val="22"/>
+        </w:rPr>
+        <w:t>la caracterización de </w:t>
+      </w:r>
+      <w:r>
+        <w:rPr>
+          <w:rFonts w:ascii="Avenir Next LT Pro" w:hAnsi="Avenir Next LT Pro"/>
+          <w:color w:val="303030"/>
+          <w:sz w:val="22"/>
+        </w:rPr>
+        <w:t>RESPEL </w:t>
       </w:r>
       <w:r>
         <w:rPr>
@@ -8153,14 +7955,13 @@
           <w:color w:val="303030"/>
           <w:sz w:val="22"/>
         </w:rPr>
-        <w:t xml:space="preserve"> </w:t>
+        <w:t> </w:t>
       </w:r>
       <w:r>
         <w:rPr>
           <w:rFonts w:ascii="Avenir Next LT Pro" w:hAnsi="Avenir Next LT Pro" w:cs="Calibri"/>
           <w:color w:val="303030"/>
           <w:sz w:val="22"/>
-          <w:highlight w:val="cyan"/>
         </w:rPr>
         <w:t>{los_cuales_fueron_realizar_la_caracterizacion_de_r_1}</w:t>
       </w:r>
@@ -8170,7 +7971,6 @@
           <w:color w:val="303030"/>
           <w:sz w:val="22"/>
           <w:szCs w:val="22"/>
-          <w:highlight w:val="cyan"/>
         </w:rPr>
       </w:r>
       <w:commentRangeStart w:id="78"/>
@@ -8180,400 +7980,9 @@
           <w:color w:val="303030"/>
           <w:sz w:val="22"/>
           <w:szCs w:val="22"/>
-          <w:highlight w:val="cyan"/>
         </w:rPr>
       </w:r>
       <w:commentRangeEnd w:id="78"/>
-      <w:r>
-        <w:rPr>
-          <w:rStyle w:val="Refdecomentario"/>
-          <w:rFonts w:ascii="Tahoma" w:hAnsi="Tahoma"/>
-          <w:szCs w:val="20"/>
-          <w:highlight w:val="cyan"/>
-          <w:lang w:val="es-MX" w:eastAsia="es-MX"/>
-        </w:rPr>
-      </w:r>
-      <w:r>
-        <w:rPr>
-          <w:rFonts w:ascii="Avenir Next LT Pro" w:hAnsi="Avenir Next LT Pro" w:cs="Calibri"/>
-          <w:color w:val="303030"/>
-          <w:sz w:val="22"/>
-          <w:szCs w:val="22"/>
-          <w:highlight w:val="cyan"/>
-        </w:rPr>
-      </w:r>
-      <w:commentRangeStart w:id="79"/>
-      <w:r>
-        <w:rPr>
-          <w:rFonts w:ascii="Avenir Next LT Pro" w:hAnsi="Avenir Next LT Pro" w:cs="Calibri"/>
-          <w:color w:val="303030"/>
-          <w:sz w:val="22"/>
-          <w:szCs w:val="22"/>
-          <w:highlight w:val="cyan"/>
-        </w:rPr>
-      </w:r>
-      <w:commentRangeEnd w:id="79"/>
-      <w:r>
-        <w:rPr>
-          <w:rStyle w:val="Refdecomentario"/>
-          <w:rFonts w:ascii="Tahoma" w:hAnsi="Tahoma"/>
-          <w:szCs w:val="20"/>
-          <w:highlight w:val="cyan"/>
-          <w:lang w:val="es-MX" w:eastAsia="es-MX"/>
-        </w:rPr>
-      </w:r>
-      <w:r>
-        <w:rPr>
-          <w:rFonts w:ascii="Avenir Next LT Pro" w:hAnsi="Avenir Next LT Pro" w:cs="Calibri"/>
-          <w:color w:val="303030"/>
-          <w:sz w:val="22"/>
-          <w:szCs w:val="22"/>
-          <w:highlight w:val="cyan"/>
-        </w:rPr>
-      </w:r>
-      <w:r>
-        <w:rPr>
-          <w:rFonts w:ascii="Avenir Next LT Pro" w:hAnsi="Avenir Next LT Pro" w:cs="Calibri"/>
-          <w:color w:val="303030"/>
-          <w:sz w:val="22"/>
-          <w:szCs w:val="22"/>
-        </w:rPr>
-        <w:t xml:space="preserve"> punto ubicado </w:t>
-      </w:r>
-      <w:r>
-        <w:rPr>
-          <w:rFonts w:ascii="Avenir Next LT Pro" w:hAnsi="Avenir Next LT Pro" w:cs="Calibri"/>
-          <w:bCs/>
-          <w:color w:val="303030"/>
-          <w:sz w:val="22"/>
-          <w:szCs w:val="22"/>
-        </w:rPr>
-        <w:t xml:space="preserve">en </w:t>
-      </w:r>
-      <w:r>
-        <w:rPr>
-          <w:rFonts w:ascii="Avenir Next LT Pro" w:hAnsi="Avenir Next LT Pro" w:cs="Calibri"/>
-          <w:color w:val="303030"/>
-          <w:sz w:val="22"/>
-          <w:szCs w:val="22"/>
-        </w:rPr>
-        <w:t xml:space="preserve">el </w:t>
-      </w:r>
-      <w:r>
-        <w:rPr>
-          <w:rFonts w:ascii="Avenir Next LT Pro" w:hAnsi="Avenir Next LT Pro" w:cs="Calibri"/>
-          <w:color w:val="303030"/>
-          <w:sz w:val="22"/>
-          <w:szCs w:val="22"/>
-          <w:highlight w:val="cyan"/>
-        </w:rPr>
-        <w:t>{punto_ubicado_en_el_1}</w:t>
-      </w:r>
-      <w:r>
-        <w:rPr>
-          <w:rFonts w:ascii="Avenir Next LT Pro" w:hAnsi="Avenir Next LT Pro" w:cs="Calibri"/>
-          <w:color w:val="303030"/>
-          <w:sz w:val="22"/>
-        </w:rPr>
-        <w:t xml:space="preserve">, </w:t>
-      </w:r>
-      <w:r>
-        <w:rPr>
-          <w:rFonts w:ascii="Avenir Next LT Pro" w:hAnsi="Avenir Next LT Pro" w:cs="Calibri"/>
-          <w:color w:val="303030"/>
-          <w:sz w:val="22"/>
-        </w:rPr>
-        <w:t xml:space="preserve">para su </w:t>
-      </w:r>
-      <w:r>
-        <w:rPr>
-          <w:rFonts w:ascii="Avenir Next LT Pro" w:hAnsi="Avenir Next LT Pro" w:cs="Calibri"/>
-          <w:color w:val="303030"/>
-          <w:sz w:val="22"/>
-        </w:rPr>
-        <w:t>análisis</w:t>
-      </w:r>
-      <w:r>
-        <w:rPr>
-          <w:rFonts w:ascii="Avenir Next LT Pro" w:hAnsi="Avenir Next LT Pro" w:cs="Calibri"/>
-          <w:color w:val="303030"/>
-          <w:sz w:val="22"/>
-        </w:rPr>
-        <w:t xml:space="preserve"> </w:t>
-      </w:r>
-      <w:r>
-        <w:rPr>
-          <w:rFonts w:ascii="Avenir Next LT Pro" w:hAnsi="Avenir Next LT Pro" w:cs="Calibri"/>
-          <w:color w:val="303030"/>
-          <w:sz w:val="22"/>
-        </w:rPr>
-        <w:t>fisicoquímic</w:t>
-      </w:r>
-      <w:r>
-        <w:rPr>
-          <w:rFonts w:ascii="Avenir Next LT Pro" w:hAnsi="Avenir Next LT Pro" w:cs="Calibri"/>
-          <w:color w:val="303030"/>
-          <w:sz w:val="22"/>
-        </w:rPr>
-        <w:t>o</w:t>
-      </w:r>
-      <w:r>
-        <w:rPr>
-          <w:rFonts w:ascii="Avenir Next LT Pro" w:hAnsi="Avenir Next LT Pro" w:cs="Calibri"/>
-          <w:color w:val="303030"/>
-          <w:sz w:val="22"/>
-        </w:rPr>
-        <w:t xml:space="preserve"> a través de la prueba TCLP</w:t>
-      </w:r>
-      <w:r>
-        <w:rPr>
-          <w:rFonts w:ascii="Avenir Next LT Pro" w:hAnsi="Avenir Next LT Pro" w:cs="Calibri"/>
-          <w:color w:val="303030"/>
-          <w:sz w:val="22"/>
-        </w:rPr>
-        <w:t>.</w:t>
-      </w:r>
-    </w:p>
-    <w:p>
-      <w:pPr>
-        <w:spacing w:after="240" w:line="360" w:lineRule="auto"/>
-        <w:jc w:val="both"/>
-        <w:rPr>
-          <w:rFonts w:ascii="Avenir Next LT Pro" w:hAnsi="Avenir Next LT Pro" w:cs="Calibri"/>
-          <w:color w:val="303030"/>
-          <w:sz w:val="22"/>
-          <w:szCs w:val="22"/>
-          <w:highlight w:val="cyan"/>
-        </w:rPr>
-      </w:pPr>
-      <w:r>
-        <w:rPr>
-          <w:rFonts w:ascii="Avenir Next LT Pro" w:hAnsi="Avenir Next LT Pro" w:cs="Calibri"/>
-          <w:color w:val="303030"/>
-          <w:sz w:val="22"/>
-        </w:rPr>
-        <w:t xml:space="preserve">Se realizó la toma de las muestras </w:t>
-      </w:r>
-      <w:r>
-        <w:rPr>
-          <w:rFonts w:ascii="Avenir Next LT Pro" w:hAnsi="Avenir Next LT Pro" w:cs="Calibri"/>
-          <w:color w:val="303030"/>
-          <w:sz w:val="22"/>
-        </w:rPr>
-        <w:t xml:space="preserve">el día </w:t>
-      </w:r>
-      <w:r>
-        <w:rPr>
-          <w:rFonts w:ascii="Avenir Next LT Pro" w:hAnsi="Avenir Next LT Pro" w:cs="Calibri"/>
-          <w:color w:val="303030"/>
-          <w:sz w:val="22"/>
-          <w:highlight w:val="cyan"/>
-        </w:rPr>
-        <w:t>{se_realizo_la_toma_de_las_muestras_el_dia_1}</w:t>
-      </w:r>
-      <w:r>
-        <w:rPr>
-          <w:rFonts w:ascii="Avenir Next LT Pro" w:hAnsi="Avenir Next LT Pro" w:cs="Calibri"/>
-          <w:color w:val="303030"/>
-          <w:sz w:val="22"/>
-        </w:rPr>
-        <w:t xml:space="preserve"> de </w:t>
-      </w:r>
-      <w:r>
-        <w:rPr>
-          <w:rFonts w:ascii="Avenir Next LT Pro" w:hAnsi="Avenir Next LT Pro" w:cs="Calibri"/>
-          <w:color w:val="303030"/>
-          <w:sz w:val="22"/>
-          <w:highlight w:val="cyan"/>
-        </w:rPr>
-        <w:t>{se_realizo_la_toma_de_las_muestras_el_dia_de_1}</w:t>
-      </w:r>
-      <w:r>
-        <w:rPr>
-          <w:rFonts w:ascii="Avenir Next LT Pro" w:hAnsi="Avenir Next LT Pro" w:cs="Calibri"/>
-          <w:color w:val="303030"/>
-          <w:sz w:val="22"/>
-        </w:rPr>
-        <w:t xml:space="preserve"> </w:t>
-      </w:r>
-      <w:r>
-        <w:rPr>
-          <w:rFonts w:ascii="Avenir Next LT Pro" w:hAnsi="Avenir Next LT Pro" w:cs="Calibri"/>
-          <w:color w:val="303030"/>
-          <w:sz w:val="22"/>
-        </w:rPr>
-        <w:t xml:space="preserve">de </w:t>
-      </w:r>
-      <w:r>
-        <w:rPr>
-          <w:rFonts w:ascii="Avenir Next LT Pro" w:hAnsi="Avenir Next LT Pro" w:cs="Calibri"/>
-          <w:color w:val="303030"/>
-          <w:sz w:val="22"/>
-          <w:highlight w:val="cyan"/>
-        </w:rPr>
-        <w:t>{de_de_1}</w:t>
-      </w:r>
-      <w:r>
-        <w:rPr>
-          <w:rFonts w:ascii="Avenir Next LT Pro" w:hAnsi="Avenir Next LT Pro" w:cs="Calibri"/>
-          <w:color w:val="303030"/>
-          <w:sz w:val="22"/>
-        </w:rPr>
-        <w:t xml:space="preserve">, </w:t>
-      </w:r>
-      <w:r>
-        <w:rPr>
-          <w:rFonts w:ascii="Avenir Next LT Pro" w:hAnsi="Avenir Next LT Pro" w:cs="Calibri"/>
-          <w:color w:val="303030"/>
-          <w:sz w:val="22"/>
-          <w:szCs w:val="22"/>
-        </w:rPr>
-        <w:t xml:space="preserve">implementando la metodología descrita en los procedimientos internos de SERAMBIENTE S.A.S., </w:t>
-      </w:r>
-      <w:r>
-        <w:rPr>
-          <w:rFonts w:ascii="Avenir Next LT Pro" w:hAnsi="Avenir Next LT Pro" w:cs="Calibri"/>
-          <w:i/>
-          <w:iCs/>
-          <w:color w:val="303030"/>
-          <w:sz w:val="22"/>
-          <w:szCs w:val="22"/>
-        </w:rPr>
-        <w:t xml:space="preserve">PO-PSM-01 Planeación y ejecución del servicio y </w:t>
-      </w:r>
-      <w:r>
-        <w:rPr>
-          <w:rFonts w:ascii="Avenir Next LT Pro" w:hAnsi="Avenir Next LT Pro" w:cs="Calibri"/>
-          <w:i/>
-          <w:iCs/>
-          <w:color w:val="303030"/>
-          <w:sz w:val="22"/>
-          <w:szCs w:val="22"/>
-          <w:highlight w:val="yellow"/>
-        </w:rPr>
-        <w:t xml:space="preserve">PO-PSM-86 PROCEDIMIENTO PARA EL ANÁLISIS DE RESIDUOS PELIGROSOS (RESPEL) EN </w:t>
-      </w:r>
-      <w:commentRangeStart w:id="80"/>
-      <w:r>
-        <w:rPr>
-          <w:rFonts w:ascii="Avenir Next LT Pro" w:hAnsi="Avenir Next LT Pro" w:cs="Calibri"/>
-          <w:i/>
-          <w:iCs/>
-          <w:color w:val="303030"/>
-          <w:sz w:val="22"/>
-          <w:szCs w:val="22"/>
-          <w:highlight w:val="yellow"/>
-        </w:rPr>
-        <w:t>MICROBIOLOGÍA</w:t>
-      </w:r>
-      <w:r>
-        <w:rPr>
-          <w:rFonts w:ascii="Avenir Next LT Pro" w:hAnsi="Avenir Next LT Pro" w:cs="Calibri"/>
-          <w:color w:val="303030"/>
-          <w:sz w:val="22"/>
-          <w:szCs w:val="22"/>
-          <w:highlight w:val="yellow"/>
-        </w:rPr>
-        <w:t>.</w:t>
-      </w:r>
-      <w:r>
-        <w:rPr>
-          <w:rFonts w:ascii="Avenir Next LT Pro" w:hAnsi="Avenir Next LT Pro" w:cs="Calibri"/>
-          <w:color w:val="303030"/>
-          <w:sz w:val="22"/>
-          <w:highlight w:val="yellow"/>
-        </w:rPr>
-        <w:t xml:space="preserve"> </w:t>
-      </w:r>
-      <w:commentRangeEnd w:id="80"/>
-      <w:r>
-        <w:rPr>
-          <w:rStyle w:val="Refdecomentario"/>
-          <w:rFonts w:ascii="Tahoma" w:hAnsi="Tahoma"/>
-          <w:szCs w:val="20"/>
-          <w:highlight w:val="yellow"/>
-          <w:lang w:val="es-MX" w:eastAsia="es-MX"/>
-        </w:rPr>
-        <w:commentReference w:id="80"/>
-      </w:r>
-      <w:r>
-        <w:rPr>
-          <w:rFonts w:ascii="Avenir Next LT Pro" w:hAnsi="Avenir Next LT Pro" w:cs="Calibri"/>
-          <w:color w:val="303030"/>
-          <w:sz w:val="22"/>
-          <w:szCs w:val="22"/>
-        </w:rPr>
-        <w:t>El muestreo fue de tipo “manual” y la toma de muestras se realizó de</w:t>
-      </w:r>
-      <w:r>
-        <w:rPr>
-          <w:rFonts w:ascii="Avenir Next LT Pro" w:hAnsi="Avenir Next LT Pro" w:cs="Calibri"/>
-          <w:color w:val="303030"/>
-          <w:sz w:val="22"/>
-          <w:szCs w:val="22"/>
-        </w:rPr>
-        <w:t xml:space="preserve"> forma </w:t>
-      </w:r>
-      <w:commentRangeStart w:id="81"/>
-      <w:r>
-        <w:rPr>
-          <w:rFonts w:ascii="Avenir Next LT Pro" w:hAnsi="Avenir Next LT Pro" w:cs="Calibri"/>
-          <w:color w:val="303030"/>
-          <w:sz w:val="22"/>
-          <w:szCs w:val="22"/>
-          <w:highlight w:val="cyan"/>
-        </w:rPr>
-        <w:t>{el_muestreo_fue_de_tipo_manual_y_la_toma_de_muestr_1}</w:t>
-      </w:r>
-      <w:commentRangeEnd w:id="81"/>
-      <w:r>
-        <w:rPr>
-          <w:rStyle w:val="Refdecomentario"/>
-          <w:rFonts w:ascii="Tahoma" w:hAnsi="Tahoma"/>
-          <w:szCs w:val="20"/>
-          <w:highlight w:val="cyan"/>
-          <w:lang w:val="es-MX" w:eastAsia="es-MX"/>
-        </w:rPr>
-      </w:r>
-      <w:r>
-        <w:rPr>
-          <w:rFonts w:ascii="Avenir Next LT Pro" w:hAnsi="Avenir Next LT Pro" w:cs="Calibri"/>
-          <w:color w:val="303030"/>
-          <w:sz w:val="22"/>
-          <w:szCs w:val="22"/>
-        </w:rPr>
-        <w:t xml:space="preserve">, </w:t>
-      </w:r>
-      <w:r>
-        <w:rPr>
-          <w:rFonts w:ascii="Avenir Next LT Pro" w:hAnsi="Avenir Next LT Pro" w:cs="Calibri"/>
-          <w:color w:val="303030"/>
-          <w:sz w:val="22"/>
-          <w:szCs w:val="22"/>
-          <w:highlight w:val="cyan"/>
-        </w:rPr>
-        <w:t>{el_muestreo_fue_de_tipo_manual_y_la_toma_de_muestr_2}</w:t>
-      </w:r>
-      <w:r>
-        <w:rPr>
-          <w:rFonts w:ascii="Avenir Next LT Pro" w:hAnsi="Avenir Next LT Pro" w:cs="Calibri"/>
-          <w:color w:val="303030"/>
-          <w:sz w:val="22"/>
-          <w:szCs w:val="22"/>
-          <w:highlight w:val="cyan"/>
-        </w:rPr>
-      </w:r>
-      <w:r>
-        <w:rPr>
-          <w:rFonts w:ascii="Avenir Next LT Pro" w:hAnsi="Avenir Next LT Pro" w:cs="Calibri"/>
-          <w:color w:val="303030"/>
-          <w:sz w:val="22"/>
-          <w:szCs w:val="22"/>
-        </w:rPr>
-        <w:t>X</w:t>
-      </w:r>
-      <w:commentRangeStart w:id="82"/>
-      <w:commentRangeEnd w:id="82"/>
       <w:r>
         <w:rPr>
           <w:rStyle w:val="Refdecomentario"/>
@@ -8581,7 +7990,6 @@
           <w:szCs w:val="20"/>
           <w:lang w:val="es-MX" w:eastAsia="es-MX"/>
         </w:rPr>
-        <w:commentReference w:id="82"/>
       </w:r>
       <w:r>
         <w:rPr>
@@ -8590,9 +7998,8 @@
           <w:sz w:val="22"/>
           <w:szCs w:val="22"/>
         </w:rPr>
-        <w:t xml:space="preserve"> (</w:t>
-      </w:r>
-      <w:commentRangeStart w:id="83"/>
+      </w:r>
+      <w:commentRangeStart w:id="79"/>
       <w:r>
         <w:rPr>
           <w:rFonts w:ascii="Avenir Next LT Pro" w:hAnsi="Avenir Next LT Pro" w:cs="Calibri"/>
@@ -8600,9 +8007,8 @@
           <w:sz w:val="22"/>
           <w:szCs w:val="22"/>
         </w:rPr>
-        <w:t>X</w:t>
-      </w:r>
-      <w:commentRangeEnd w:id="83"/>
+      </w:r>
+      <w:commentRangeEnd w:id="79"/>
       <w:r>
         <w:rPr>
           <w:rStyle w:val="Refdecomentario"/>
@@ -8610,7 +8016,6 @@
           <w:szCs w:val="20"/>
           <w:lang w:val="es-MX" w:eastAsia="es-MX"/>
         </w:rPr>
-        <w:commentReference w:id="83"/>
       </w:r>
       <w:r>
         <w:rPr>
@@ -8619,7 +8024,6 @@
           <w:sz w:val="22"/>
           <w:szCs w:val="22"/>
         </w:rPr>
-        <w:t>) punto</w:t>
       </w:r>
       <w:r>
         <w:rPr>
@@ -8627,21 +8031,246 @@
           <w:color w:val="303030"/>
           <w:sz w:val="22"/>
           <w:szCs w:val="22"/>
-          <w:highlight w:val="cyan"/>
-        </w:rPr>
-        <w:t>{x_punto_1}</w:t>
-      </w:r>
-      <w:commentRangeStart w:id="84"/>
+        </w:rPr>
+        <w:t> punto ubicado </w:t>
+      </w:r>
       <w:r>
         <w:rPr>
           <w:rFonts w:ascii="Avenir Next LT Pro" w:hAnsi="Avenir Next LT Pro" w:cs="Calibri"/>
-          <w:color w:val="303030"/>
-          <w:sz w:val="22"/>
-          <w:szCs w:val="22"/>
-          <w:highlight w:val="cyan"/>
-        </w:rPr>
-      </w:r>
-      <w:commentRangeEnd w:id="84"/>
+          <w:bCs/>
+          <w:color w:val="303030"/>
+          <w:sz w:val="22"/>
+          <w:szCs w:val="22"/>
+        </w:rPr>
+        <w:t>en </w:t>
+      </w:r>
+      <w:r>
+        <w:rPr>
+          <w:rFonts w:ascii="Avenir Next LT Pro" w:hAnsi="Avenir Next LT Pro" w:cs="Calibri"/>
+          <w:color w:val="303030"/>
+          <w:sz w:val="22"/>
+          <w:szCs w:val="22"/>
+        </w:rPr>
+        <w:t>el </w:t>
+      </w:r>
+      <w:r>
+        <w:rPr>
+          <w:rFonts w:ascii="Avenir Next LT Pro" w:hAnsi="Avenir Next LT Pro" w:cs="Calibri"/>
+          <w:color w:val="303030"/>
+          <w:sz w:val="22"/>
+          <w:szCs w:val="22"/>
+        </w:rPr>
+        <w:t>{punto_ubicado_en_el_1}</w:t>
+      </w:r>
+      <w:r>
+        <w:rPr>
+          <w:rFonts w:ascii="Avenir Next LT Pro" w:hAnsi="Avenir Next LT Pro" w:cs="Calibri"/>
+          <w:color w:val="303030"/>
+          <w:sz w:val="22"/>
+        </w:rPr>
+        <w:t>, </w:t>
+      </w:r>
+      <w:r>
+        <w:rPr>
+          <w:rFonts w:ascii="Avenir Next LT Pro" w:hAnsi="Avenir Next LT Pro" w:cs="Calibri"/>
+          <w:color w:val="303030"/>
+          <w:sz w:val="22"/>
+        </w:rPr>
+        <w:t>para su </w:t>
+      </w:r>
+      <w:r>
+        <w:rPr>
+          <w:rFonts w:ascii="Avenir Next LT Pro" w:hAnsi="Avenir Next LT Pro" w:cs="Calibri"/>
+          <w:color w:val="303030"/>
+          <w:sz w:val="22"/>
+        </w:rPr>
+        <w:t>análisis</w:t>
+      </w:r>
+      <w:r>
+        <w:rPr>
+          <w:rFonts w:ascii="Avenir Next LT Pro" w:hAnsi="Avenir Next LT Pro" w:cs="Calibri"/>
+          <w:color w:val="303030"/>
+          <w:sz w:val="22"/>
+        </w:rPr>
+        <w:t> </w:t>
+      </w:r>
+      <w:r>
+        <w:rPr>
+          <w:rFonts w:ascii="Avenir Next LT Pro" w:hAnsi="Avenir Next LT Pro" w:cs="Calibri"/>
+          <w:color w:val="303030"/>
+          <w:sz w:val="22"/>
+        </w:rPr>
+        <w:t>fisicoquímic</w:t>
+      </w:r>
+      <w:r>
+        <w:rPr>
+          <w:rFonts w:ascii="Avenir Next LT Pro" w:hAnsi="Avenir Next LT Pro" w:cs="Calibri"/>
+          <w:color w:val="303030"/>
+          <w:sz w:val="22"/>
+        </w:rPr>
+        <w:t>o</w:t>
+      </w:r>
+      <w:r>
+        <w:rPr>
+          <w:rFonts w:ascii="Avenir Next LT Pro" w:hAnsi="Avenir Next LT Pro" w:cs="Calibri"/>
+          <w:color w:val="303030"/>
+          <w:sz w:val="22"/>
+        </w:rPr>
+        <w:t> a través de la prueba TCLP</w:t>
+      </w:r>
+      <w:r>
+        <w:rPr>
+          <w:rFonts w:ascii="Avenir Next LT Pro" w:hAnsi="Avenir Next LT Pro" w:cs="Calibri"/>
+          <w:color w:val="303030"/>
+          <w:sz w:val="22"/>
+        </w:rPr>
+        <w:t>.</w:t>
+      </w:r>
+    </w:p>
+    <w:p>
+      <w:pPr>
+        <w:spacing w:after="240" w:line="360" w:lineRule="auto"/>
+        <w:jc w:val="both"/>
+        <w:rPr>
+          <w:rFonts w:ascii="Avenir Next LT Pro" w:hAnsi="Avenir Next LT Pro" w:cs="Calibri"/>
+          <w:color w:val="303030"/>
+          <w:sz w:val="22"/>
+          <w:szCs w:val="22"/>
+        </w:rPr>
+      </w:pPr>
+      <w:r>
+        <w:rPr>
+          <w:rFonts w:ascii="Avenir Next LT Pro" w:hAnsi="Avenir Next LT Pro" w:cs="Calibri"/>
+          <w:color w:val="303030"/>
+          <w:sz w:val="22"/>
+        </w:rPr>
+        <w:t>Se realizó la toma de las muestras </w:t>
+      </w:r>
+      <w:r>
+        <w:rPr>
+          <w:rFonts w:ascii="Avenir Next LT Pro" w:hAnsi="Avenir Next LT Pro" w:cs="Calibri"/>
+          <w:color w:val="303030"/>
+          <w:sz w:val="22"/>
+        </w:rPr>
+        <w:t>el día </w:t>
+      </w:r>
+      <w:r>
+        <w:rPr>
+          <w:rFonts w:ascii="Avenir Next LT Pro" w:hAnsi="Avenir Next LT Pro" w:cs="Calibri"/>
+          <w:color w:val="303030"/>
+          <w:sz w:val="22"/>
+        </w:rPr>
+        <w:t>{se_realizo_la_toma_de_las_muestras_el_dia_1}</w:t>
+      </w:r>
+      <w:r>
+        <w:rPr>
+          <w:rFonts w:ascii="Avenir Next LT Pro" w:hAnsi="Avenir Next LT Pro" w:cs="Calibri"/>
+          <w:color w:val="303030"/>
+          <w:sz w:val="22"/>
+        </w:rPr>
+        <w:t> de </w:t>
+      </w:r>
+      <w:r>
+        <w:rPr>
+          <w:rFonts w:ascii="Avenir Next LT Pro" w:hAnsi="Avenir Next LT Pro" w:cs="Calibri"/>
+          <w:color w:val="303030"/>
+          <w:sz w:val="22"/>
+        </w:rPr>
+        <w:t>{se_realizo_la_toma_de_las_muestras_el_dia_de_1}</w:t>
+      </w:r>
+      <w:r>
+        <w:rPr>
+          <w:rFonts w:ascii="Avenir Next LT Pro" w:hAnsi="Avenir Next LT Pro" w:cs="Calibri"/>
+          <w:color w:val="303030"/>
+          <w:sz w:val="22"/>
+        </w:rPr>
+        <w:t> </w:t>
+      </w:r>
+      <w:r>
+        <w:rPr>
+          <w:rFonts w:ascii="Avenir Next LT Pro" w:hAnsi="Avenir Next LT Pro" w:cs="Calibri"/>
+          <w:color w:val="303030"/>
+          <w:sz w:val="22"/>
+        </w:rPr>
+        <w:t>de </w:t>
+      </w:r>
+      <w:r>
+        <w:rPr>
+          <w:rFonts w:ascii="Avenir Next LT Pro" w:hAnsi="Avenir Next LT Pro" w:cs="Calibri"/>
+          <w:color w:val="303030"/>
+          <w:sz w:val="22"/>
+        </w:rPr>
+        <w:t>{de_de_1}</w:t>
+      </w:r>
+      <w:r>
+        <w:rPr>
+          <w:rFonts w:ascii="Avenir Next LT Pro" w:hAnsi="Avenir Next LT Pro" w:cs="Calibri"/>
+          <w:color w:val="303030"/>
+          <w:sz w:val="22"/>
+        </w:rPr>
+        <w:t>, </w:t>
+      </w:r>
+      <w:r>
+        <w:rPr>
+          <w:rFonts w:ascii="Avenir Next LT Pro" w:hAnsi="Avenir Next LT Pro" w:cs="Calibri"/>
+          <w:color w:val="303030"/>
+          <w:sz w:val="22"/>
+          <w:szCs w:val="22"/>
+        </w:rPr>
+        <w:t>implementando la metodología descrita en los procedimientos internos de SERAMBIENTE S.A.S., </w:t>
+      </w:r>
+      <w:r>
+        <w:rPr>
+          <w:rFonts w:ascii="Avenir Next LT Pro" w:hAnsi="Avenir Next LT Pro" w:cs="Calibri"/>
+          <w:i/>
+          <w:iCs/>
+          <w:color w:val="303030"/>
+          <w:sz w:val="22"/>
+          <w:szCs w:val="22"/>
+        </w:rPr>
+        <w:t>PO-PSM-01 Planeación y ejecución del servicio y </w:t>
+      </w:r>
+      <w:r>
+        <w:rPr>
+          <w:rFonts w:ascii="Avenir Next LT Pro" w:hAnsi="Avenir Next LT Pro" w:cs="Calibri"/>
+          <w:i/>
+          <w:iCs/>
+          <w:color w:val="303030"/>
+          <w:sz w:val="22"/>
+          <w:szCs w:val="22"/>
+        </w:rPr>
+        <w:t>PO-PSM-86 PROCEDIMIENTO PARA EL ANÁLISIS DE RESIDUOS PELIGROSOS (RESPEL) EN </w:t>
+      </w:r>
+      <w:commentRangeStart w:id="80"/>
+      <w:r>
+        <w:rPr>
+          <w:rFonts w:ascii="Avenir Next LT Pro" w:hAnsi="Avenir Next LT Pro" w:cs="Calibri"/>
+          <w:i/>
+          <w:iCs/>
+          <w:color w:val="303030"/>
+          <w:sz w:val="22"/>
+          <w:szCs w:val="22"/>
+        </w:rPr>
+        <w:t>MICROBIOLOGÍA</w:t>
+      </w:r>
+      <w:r>
+        <w:rPr>
+          <w:rFonts w:ascii="Avenir Next LT Pro" w:hAnsi="Avenir Next LT Pro" w:cs="Calibri"/>
+          <w:color w:val="303030"/>
+          <w:sz w:val="22"/>
+          <w:szCs w:val="22"/>
+        </w:rPr>
+        <w:t>.</w:t>
+      </w:r>
+      <w:r>
+        <w:rPr>
+          <w:rFonts w:ascii="Avenir Next LT Pro" w:hAnsi="Avenir Next LT Pro" w:cs="Calibri"/>
+          <w:color w:val="303030"/>
+          <w:sz w:val="22"/>
+        </w:rPr>
+        <w:t> </w:t>
+      </w:r>
+      <w:commentRangeEnd w:id="80"/>
       <w:r>
         <w:rPr>
           <w:rStyle w:val="Refdecomentario"/>
@@ -8649,6 +8278,155 @@
           <w:szCs w:val="20"/>
           <w:lang w:val="es-MX" w:eastAsia="es-MX"/>
         </w:rPr>
+        <w:commentReference w:id="80"/>
+      </w:r>
+      <w:r>
+        <w:rPr>
+          <w:rFonts w:ascii="Avenir Next LT Pro" w:hAnsi="Avenir Next LT Pro" w:cs="Calibri"/>
+          <w:color w:val="303030"/>
+          <w:sz w:val="22"/>
+          <w:szCs w:val="22"/>
+        </w:rPr>
+        <w:t>El muestreo fue de tipo “manual” y la toma de muestras se realizó de</w:t>
+      </w:r>
+      <w:r>
+        <w:rPr>
+          <w:rFonts w:ascii="Avenir Next LT Pro" w:hAnsi="Avenir Next LT Pro" w:cs="Calibri"/>
+          <w:color w:val="303030"/>
+          <w:sz w:val="22"/>
+          <w:szCs w:val="22"/>
+        </w:rPr>
+        <w:t> forma </w:t>
+      </w:r>
+      <w:commentRangeStart w:id="81"/>
+      <w:r>
+        <w:rPr>
+          <w:rFonts w:ascii="Avenir Next LT Pro" w:hAnsi="Avenir Next LT Pro" w:cs="Calibri"/>
+          <w:color w:val="303030"/>
+          <w:sz w:val="22"/>
+          <w:szCs w:val="22"/>
+        </w:rPr>
+        <w:t>{el_muestreo_fue_de_tipo_manual_y_la_toma_de_muestr_1}</w:t>
+      </w:r>
+      <w:commentRangeEnd w:id="81"/>
+      <w:r>
+        <w:rPr>
+          <w:rStyle w:val="Refdecomentario"/>
+          <w:rFonts w:ascii="Tahoma" w:hAnsi="Tahoma"/>
+          <w:szCs w:val="20"/>
+          <w:lang w:val="es-MX" w:eastAsia="es-MX"/>
+        </w:rPr>
+      </w:r>
+      <w:r>
+        <w:rPr>
+          <w:rFonts w:ascii="Avenir Next LT Pro" w:hAnsi="Avenir Next LT Pro" w:cs="Calibri"/>
+          <w:color w:val="303030"/>
+          <w:sz w:val="22"/>
+          <w:szCs w:val="22"/>
+        </w:rPr>
+        <w:t>, </w:t>
+      </w:r>
+      <w:r>
+        <w:rPr>
+          <w:rFonts w:ascii="Avenir Next LT Pro" w:hAnsi="Avenir Next LT Pro" w:cs="Calibri"/>
+          <w:color w:val="303030"/>
+          <w:sz w:val="22"/>
+          <w:szCs w:val="22"/>
+        </w:rPr>
+        <w:t>{el_muestreo_fue_de_tipo_manual_y_la_toma_de_muestr_2}</w:t>
+      </w:r>
+      <w:r>
+        <w:rPr>
+          <w:rFonts w:ascii="Avenir Next LT Pro" w:hAnsi="Avenir Next LT Pro" w:cs="Calibri"/>
+          <w:color w:val="303030"/>
+          <w:sz w:val="22"/>
+          <w:szCs w:val="22"/>
+        </w:rPr>
+      </w:r>
+      <w:r>
+        <w:rPr>
+          <w:rFonts w:ascii="Avenir Next LT Pro" w:hAnsi="Avenir Next LT Pro" w:cs="Calibri"/>
+          <w:color w:val="303030"/>
+          <w:sz w:val="22"/>
+          <w:szCs w:val="22"/>
+        </w:rPr>
+        <w:t>X</w:t>
+      </w:r>
+      <w:commentRangeStart w:id="82"/>
+      <w:commentRangeEnd w:id="82"/>
+      <w:r>
+        <w:rPr>
+          <w:rStyle w:val="Refdecomentario"/>
+          <w:rFonts w:ascii="Tahoma" w:hAnsi="Tahoma"/>
+          <w:szCs w:val="20"/>
+          <w:lang w:val="es-MX" w:eastAsia="es-MX"/>
+        </w:rPr>
+        <w:commentReference w:id="82"/>
+      </w:r>
+      <w:r>
+        <w:rPr>
+          <w:rFonts w:ascii="Avenir Next LT Pro" w:hAnsi="Avenir Next LT Pro" w:cs="Calibri"/>
+          <w:color w:val="303030"/>
+          <w:sz w:val="22"/>
+          <w:szCs w:val="22"/>
+        </w:rPr>
+        <w:t> (</w:t>
+      </w:r>
+      <w:commentRangeStart w:id="83"/>
+      <w:r>
+        <w:rPr>
+          <w:rFonts w:ascii="Avenir Next LT Pro" w:hAnsi="Avenir Next LT Pro" w:cs="Calibri"/>
+          <w:color w:val="303030"/>
+          <w:sz w:val="22"/>
+          <w:szCs w:val="22"/>
+        </w:rPr>
+        <w:t>X</w:t>
+      </w:r>
+      <w:commentRangeEnd w:id="83"/>
+      <w:r>
+        <w:rPr>
+          <w:rStyle w:val="Refdecomentario"/>
+          <w:rFonts w:ascii="Tahoma" w:hAnsi="Tahoma"/>
+          <w:szCs w:val="20"/>
+          <w:lang w:val="es-MX" w:eastAsia="es-MX"/>
+        </w:rPr>
+        <w:commentReference w:id="83"/>
+      </w:r>
+      <w:r>
+        <w:rPr>
+          <w:rFonts w:ascii="Avenir Next LT Pro" w:hAnsi="Avenir Next LT Pro" w:cs="Calibri"/>
+          <w:color w:val="303030"/>
+          <w:sz w:val="22"/>
+          <w:szCs w:val="22"/>
+        </w:rPr>
+        <w:t>) punto</w:t>
+      </w:r>
+      <w:r>
+        <w:rPr>
+          <w:rFonts w:ascii="Avenir Next LT Pro" w:hAnsi="Avenir Next LT Pro" w:cs="Calibri"/>
+          <w:color w:val="303030"/>
+          <w:sz w:val="22"/>
+          <w:szCs w:val="22"/>
+        </w:rPr>
+        <w:t>{x_punto_1}</w:t>
+      </w:r>
+      <w:commentRangeStart w:id="84"/>
+      <w:r>
+        <w:rPr>
+          <w:rFonts w:ascii="Avenir Next LT Pro" w:hAnsi="Avenir Next LT Pro" w:cs="Calibri"/>
+          <w:color w:val="303030"/>
+          <w:sz w:val="22"/>
+          <w:szCs w:val="22"/>
+        </w:rPr>
+      </w:r>
+      <w:commentRangeEnd w:id="84"/>
+      <w:r>
+        <w:rPr>
+          <w:rStyle w:val="Refdecomentario"/>
+          <w:rFonts w:ascii="Tahoma" w:hAnsi="Tahoma"/>
+          <w:szCs w:val="20"/>
+          <w:lang w:val="es-MX" w:eastAsia="es-MX"/>
+        </w:rPr>
         <w:commentReference w:id="84"/>
       </w:r>
       <w:r>
@@ -8657,7 +8435,6 @@
           <w:color w:val="303030"/>
           <w:sz w:val="22"/>
           <w:szCs w:val="22"/>
-          <w:highlight w:val="cyan"/>
         </w:rPr>
         <w:t>{punto_1}</w:t>
       </w:r>
@@ -8687,7 +8464,7 @@
           <w:color w:val="303030"/>
           <w:sz w:val="22"/>
         </w:rPr>
-        <w:t xml:space="preserve">revio a la toma </w:t>
+        <w:t>revio a la toma </w:t>
       </w:r>
       <w:r>
         <w:rPr>
@@ -8703,7 +8480,7 @@
           <w:color w:val="303030"/>
           <w:sz w:val="22"/>
         </w:rPr>
-        <w:t xml:space="preserve"> </w:t>
+        <w:t> </w:t>
       </w:r>
       <w:r>
         <w:rPr>
@@ -8719,7 +8496,7 @@
           <w:color w:val="303030"/>
           <w:sz w:val="22"/>
         </w:rPr>
-        <w:t xml:space="preserve"> </w:t>
+        <w:t> </w:t>
       </w:r>
       <w:r>
         <w:rPr>
@@ -8727,7 +8504,7 @@
           <w:color w:val="303030"/>
           <w:sz w:val="22"/>
         </w:rPr>
-        <w:t xml:space="preserve">se prepararon los reactivos y materiales necesarios para la preservación, envasado y la refrigeración de </w:t>
+        <w:t>se prepararon los reactivos y materiales necesarios para la preservación, envasado y la refrigeración de </w:t>
       </w:r>
       <w:r>
         <w:rPr>
@@ -8744,7 +8521,7 @@
           <w:sz w:val="22"/>
           <w:szCs w:val="22"/>
         </w:rPr>
-        <w:t xml:space="preserve">, según lo indicado en </w:t>
+        <w:t>, según lo indicado en </w:t>
       </w:r>
       <w:bookmarkStart w:id="85" w:name="_Hlk63417414"/>
       <w:r>
@@ -8754,7 +8531,7 @@
           <w:sz w:val="22"/>
           <w:szCs w:val="22"/>
         </w:rPr>
-        <w:t xml:space="preserve">el Standard </w:t>
+        <w:t>el Standard </w:t>
       </w:r>
       <w:proofErr w:type="spellStart"/>
       <w:r>
@@ -8774,7 +8551,7 @@
           <w:sz w:val="22"/>
           <w:szCs w:val="22"/>
         </w:rPr>
-        <w:t xml:space="preserve"> </w:t>
+        <w:t> </w:t>
       </w:r>
       <w:proofErr w:type="spellStart"/>
       <w:r>
@@ -8794,7 +8571,7 @@
           <w:sz w:val="22"/>
           <w:szCs w:val="22"/>
         </w:rPr>
-        <w:t xml:space="preserve"> </w:t>
+        <w:t> </w:t>
       </w:r>
       <w:proofErr w:type="spellStart"/>
       <w:r>
@@ -8814,7 +8591,7 @@
           <w:sz w:val="22"/>
           <w:szCs w:val="22"/>
         </w:rPr>
-        <w:t xml:space="preserve"> </w:t>
+        <w:t> </w:t>
       </w:r>
       <w:proofErr w:type="spellStart"/>
       <w:r>
@@ -8834,7 +8611,7 @@
           <w:sz w:val="22"/>
           <w:szCs w:val="22"/>
         </w:rPr>
-        <w:t xml:space="preserve"> </w:t>
+        <w:t> </w:t>
       </w:r>
       <w:proofErr w:type="spellStart"/>
       <w:r>
@@ -8854,7 +8631,7 @@
           <w:sz w:val="22"/>
           <w:szCs w:val="22"/>
         </w:rPr>
-        <w:t xml:space="preserve"> </w:t>
+        <w:t> </w:t>
       </w:r>
       <w:proofErr w:type="spellStart"/>
       <w:r>
@@ -8874,7 +8651,7 @@
           <w:sz w:val="22"/>
           <w:szCs w:val="22"/>
         </w:rPr>
-        <w:t xml:space="preserve"> and </w:t>
+        <w:t> and </w:t>
       </w:r>
       <w:proofErr w:type="spellStart"/>
       <w:r>
@@ -8894,7 +8671,7 @@
           <w:sz w:val="22"/>
           <w:szCs w:val="22"/>
         </w:rPr>
-        <w:t xml:space="preserve">, Ed. </w:t>
+        <w:t>, Ed. </w:t>
       </w:r>
       <w:r>
         <w:rPr>
@@ -8912,7 +8689,7 @@
           <w:sz w:val="22"/>
           <w:szCs w:val="22"/>
         </w:rPr>
-        <w:t xml:space="preserve"> de </w:t>
+        <w:t> de </w:t>
       </w:r>
       <w:r>
         <w:rPr>
@@ -8939,7 +8716,7 @@
           <w:sz w:val="22"/>
           <w:szCs w:val="22"/>
         </w:rPr>
-        <w:t xml:space="preserve"> </w:t>
+        <w:t> </w:t>
       </w:r>
       <w:r>
         <w:rPr>
@@ -8947,7 +8724,7 @@
           <w:color w:val="303030"/>
           <w:sz w:val="22"/>
         </w:rPr>
-        <w:t xml:space="preserve">Finalmente, es importante mencionar los métodos empleados para el análisis fisicoquímico de la </w:t>
+        <w:t>Finalmente, es importante mencionar los métodos empleados para el análisis fisicoquímico de la </w:t>
       </w:r>
       <w:r>
         <w:rPr>
@@ -8955,7 +8732,7 @@
           <w:color w:val="303030"/>
           <w:sz w:val="22"/>
         </w:rPr>
-        <w:t xml:space="preserve">caracterización de </w:t>
+        <w:t>caracterización de </w:t>
       </w:r>
       <w:r>
         <w:rPr>
@@ -8971,7 +8748,7 @@
           <w:color w:val="303030"/>
           <w:sz w:val="22"/>
         </w:rPr>
-        <w:t xml:space="preserve"> en</w:t>
+        <w:t> en</w:t>
       </w:r>
       <w:r>
         <w:rPr>
@@ -8979,14 +8756,13 @@
           <w:color w:val="303030"/>
           <w:sz w:val="22"/>
         </w:rPr>
-        <w:t xml:space="preserve"> </w:t>
+        <w:t> </w:t>
       </w:r>
       <w:r>
         <w:rPr>
           <w:rFonts w:ascii="Avenir Next LT Pro" w:eastAsia="MS Mincho" w:hAnsi="Avenir Next LT Pro" w:cs="Cambria"/>
           <w:color w:val="303030"/>
           <w:sz w:val="22"/>
-          <w:highlight w:val="cyan"/>
         </w:rPr>
         <w:t>{finalmente_es_importante_mencionar_los_metodos_emp_1}</w:t>
       </w:r>
@@ -8995,7 +8771,6 @@
           <w:rFonts w:ascii="Avenir Next LT Pro" w:eastAsia="MS Mincho" w:hAnsi="Avenir Next LT Pro" w:cs="Cambria"/>
           <w:color w:val="303030"/>
           <w:sz w:val="22"/>
-          <w:highlight w:val="cyan"/>
         </w:rPr>
       </w:r>
       <w:r>
@@ -9004,7 +8779,7 @@
           <w:color w:val="303030"/>
           <w:sz w:val="22"/>
         </w:rPr>
-        <w:t xml:space="preserve"> </w:t>
+        <w:t> </w:t>
       </w:r>
       <w:r>
         <w:rPr>
@@ -9012,7 +8787,7 @@
           <w:color w:val="303030"/>
           <w:sz w:val="22"/>
         </w:rPr>
-        <w:t xml:space="preserve">se </w:t>
+        <w:t>se </w:t>
       </w:r>
       <w:r>
         <w:rPr>
@@ -9020,7 +8795,7 @@
           <w:color w:val="303030"/>
           <w:sz w:val="22"/>
         </w:rPr>
-        <w:t xml:space="preserve">describen en la </w:t>
+        <w:t>describen en la </w:t>
       </w:r>
       <w:r>
         <w:rPr>
@@ -9069,7 +8844,7 @@
           <w:sz w:val="22"/>
           <w:szCs w:val="22"/>
         </w:rPr>
-        <w:t xml:space="preserve">Tabla </w:t>
+        <w:t>Tabla </w:t>
       </w:r>
       <w:r>
         <w:rPr>
@@ -9122,7 +8897,7 @@
           <w:color w:val="303030"/>
           <w:lang w:val="es-CO"/>
         </w:rPr>
-        <w:t xml:space="preserve">Tabla </w:t>
+        <w:t>Tabla </w:t>
       </w:r>
       <w:r>
         <w:rPr>
@@ -9207,7 +8982,6 @@
         <w:tc>
           <w:tcPr>
             <w:tcW w:w="1057" w:type="pct"/>
-            <w:shd w:val="clear" w:color="auto" w:fill="004CAB"/>
             <w:tcMar>
               <w:top w:w="15" w:type="dxa"/>
               <w:left w:w="15" w:type="dxa"/>
@@ -9245,7 +9019,6 @@
         <w:tc>
           <w:tcPr>
             <w:tcW w:w="867" w:type="pct"/>
-            <w:shd w:val="clear" w:color="auto" w:fill="004CAB"/>
             <w:vAlign w:val="center"/>
           </w:tcPr>
           <w:p>
@@ -9276,7 +9049,6 @@
         <w:tc>
           <w:tcPr>
             <w:tcW w:w="1686" w:type="pct"/>
-            <w:shd w:val="clear" w:color="auto" w:fill="004CAB"/>
             <w:tcMar>
               <w:top w:w="15" w:type="dxa"/>
               <w:left w:w="15" w:type="dxa"/>
@@ -9314,7 +9086,6 @@
         <w:tc>
           <w:tcPr>
             <w:tcW w:w="1390" w:type="pct"/>
-            <w:shd w:val="clear" w:color="auto" w:fill="004CAB"/>
             <w:vAlign w:val="center"/>
           </w:tcPr>
           <w:p>
@@ -9350,7 +9121,6 @@
         <w:tc>
           <w:tcPr>
             <w:tcW w:w="1057" w:type="pct"/>
-            <w:shd w:val="clear" w:color="auto" w:fill="auto"/>
             <w:tcMar>
               <w:top w:w="15" w:type="dxa"/>
               <w:left w:w="15" w:type="dxa"/>
@@ -9390,7 +9160,6 @@
         <w:tc>
           <w:tcPr>
             <w:tcW w:w="1686" w:type="pct"/>
-            <w:shd w:val="clear" w:color="auto" w:fill="auto"/>
             <w:tcMar>
               <w:top w:w="15" w:type="dxa"/>
               <w:left w:w="15" w:type="dxa"/>
@@ -9461,7 +9230,7 @@
           <w:color w:val="303030"/>
           <w:sz w:val="20"/>
         </w:rPr>
-        <w:t xml:space="preserve">, </w:t>
+        <w:t>, </w:t>
       </w:r>
       <w:commentRangeStart w:id="91"/>
       <w:proofErr w:type="spellStart"/>
@@ -9513,7 +9282,7 @@
       </w:pPr>
       <w:bookmarkStart w:id="92" w:name="_Toc209171128"/>
       <w:r>
-        <w:t xml:space="preserve">Regla de </w:t>
+        <w:t>Regla de </w:t>
       </w:r>
       <w:commentRangeStart w:id="93"/>
       <w:r>
@@ -9533,7 +9302,7 @@
         <w:commentReference w:id="93"/>
       </w:r>
       <w:r>
-        <w:t xml:space="preserve"> y </w:t>
+        <w:t> y </w:t>
       </w:r>
       <w:commentRangeStart w:id="94"/>
       <w:r>
@@ -9553,7 +9322,7 @@
         <w:commentReference w:id="94"/>
       </w:r>
       <w:r>
-        <w:t xml:space="preserve"> de conformidad</w:t>
+        <w:t> de conformidad</w:t>
       </w:r>
       <w:bookmarkEnd w:id="88"/>
       <w:bookmarkEnd w:id="92"/>
@@ -9599,7 +9368,7 @@
           <w:sz w:val="22"/>
           <w:szCs w:val="22"/>
         </w:rPr>
-        <w:t xml:space="preserve">El laboratorio SERAMBIENTE S.A.S. aplica por defecto la declaración binaria con la regla de aceptación simple (w=0), salvo que el cliente, en la orden de trabajo, solicite una regla de decisión diferente. Esta regla de decisión ha sido previamente documentada y </w:t>
+        <w:t>El laboratorio SERAMBIENTE S.A.S. aplica por defecto la declaración binaria con la regla de aceptación simple (w=0), salvo que el cliente, en la orden de trabajo, solicite una regla de decisión diferente. Esta regla de decisión ha sido previamente documentada y </w:t>
       </w:r>
       <w:r>
         <w:rPr>
@@ -9695,16 +9464,7 @@
           <w:sz w:val="22"/>
           <w:szCs w:val="22"/>
         </w:rPr>
-        <w:t xml:space="preserve"> </w:t>
-      </w:r>
-      <w:r>
-        <w:rPr>
-          <w:rFonts w:ascii="Avenir Next LT Pro" w:hAnsi="Avenir Next LT Pro"/>
-          <w:color w:val="303030"/>
-          <w:sz w:val="22"/>
-          <w:szCs w:val="22"/>
-        </w:rPr>
-        <w:t>E</w:t>
+        <w:t> E</w:t>
       </w:r>
       <w:r>
         <w:rPr>
@@ -9749,16 +9509,7 @@
           <w:sz w:val="22"/>
           <w:szCs w:val="22"/>
         </w:rPr>
-        <w:t xml:space="preserve"> </w:t>
-      </w:r>
-      <w:r>
-        <w:rPr>
-          <w:rFonts w:ascii="Avenir Next LT Pro" w:hAnsi="Avenir Next LT Pro"/>
-          <w:color w:val="303030"/>
-          <w:sz w:val="22"/>
-          <w:szCs w:val="22"/>
-        </w:rPr>
-        <w:t>E</w:t>
+        <w:t> E</w:t>
       </w:r>
       <w:r>
         <w:rPr>
@@ -9775,7 +9526,7 @@
         <w:pStyle w:val="Ttulo3"/>
       </w:pPr>
       <w:r>
-        <w:t xml:space="preserve"> </w:t>
+        <w:t> </w:t>
       </w:r>
       <w:r>
         <w:t>Declaración de conformidad</w:t>
@@ -9867,7 +9618,7 @@
           <w:sz w:val="22"/>
           <w:szCs w:val="22"/>
         </w:rPr>
-        <w:t xml:space="preserve">En la </w:t>
+        <w:t>En la </w:t>
       </w:r>
       <w:r>
         <w:rPr>
@@ -9913,7 +9664,7 @@
           <w:sz w:val="22"/>
           <w:szCs w:val="22"/>
         </w:rPr>
-        <w:t xml:space="preserve">Figura </w:t>
+        <w:t>Figura </w:t>
       </w:r>
       <w:r>
         <w:rPr>
@@ -9943,33 +9694,24 @@
           <w:sz w:val="22"/>
           <w:szCs w:val="22"/>
         </w:rPr>
-        <w:t xml:space="preserve"> se relaciona la representación gráfica de una</w:t>
-      </w:r>
-      <w:r>
-        <w:rPr>
-          <w:rFonts w:ascii="Avenir Next LT Pro" w:hAnsi="Avenir Next LT Pro"/>
-          <w:sz w:val="22"/>
-          <w:szCs w:val="22"/>
-        </w:rPr>
-        <w:t xml:space="preserve"> </w:t>
-      </w:r>
-      <w:r>
-        <w:rPr>
-          <w:rFonts w:ascii="Avenir Next LT Pro" w:hAnsi="Avenir Next LT Pro"/>
-          <w:color w:val="303030"/>
-          <w:sz w:val="22"/>
-          <w:szCs w:val="22"/>
-        </w:rPr>
-        <w:t>declaración binaria para una regla de aceptación simple</w:t>
-      </w:r>
-      <w:r>
-        <w:rPr>
-          <w:rFonts w:ascii="Avenir Next LT Pro" w:hAnsi="Avenir Next LT Pro"/>
-          <w:color w:val="303030"/>
-          <w:sz w:val="22"/>
-          <w:szCs w:val="22"/>
-        </w:rPr>
-        <w:t xml:space="preserve">. </w:t>
+        <w:t> se relaciona la representación gráfica de una</w:t>
+      </w:r>
+      <w:r>
+        <w:rPr>
+          <w:rFonts w:ascii="Avenir Next LT Pro" w:hAnsi="Avenir Next LT Pro"/>
+          <w:sz w:val="22"/>
+          <w:szCs w:val="22"/>
+        </w:rPr>
+        <w:t> </w:t>
+      </w:r>
+      <w:r>
+        <w:rPr>
+          <w:rFonts w:ascii="Avenir Next LT Pro" w:hAnsi="Avenir Next LT Pro"/>
+          <w:color w:val="303030"/>
+          <w:sz w:val="22"/>
+          <w:szCs w:val="22"/>
+        </w:rPr>
+        <w:t>declaración binaria para una regla de aceptación simple. </w:t>
       </w:r>
     </w:p>
     <w:p>
@@ -9979,7 +9721,6 @@
         <w:rPr>
           <w:rFonts w:ascii="Avenir Next LT Pro" w:hAnsi="Avenir Next LT Pro"/>
           <w:color w:val="303030"/>
-          <w:highlight w:val="yellow"/>
         </w:rPr>
       </w:pPr>
       <w:r>
@@ -10052,7 +9793,6 @@
           <w:color w:val="303030"/>
           <w:sz w:val="20"/>
           <w:szCs w:val="20"/>
-          <w:highlight w:val="yellow"/>
         </w:rPr>
       </w:pPr>
       <w:bookmarkStart w:id="98" w:name="_Ref140055275"/>
@@ -10066,7 +9806,7 @@
           <w:sz w:val="20"/>
           <w:szCs w:val="20"/>
         </w:rPr>
-        <w:t xml:space="preserve">Figura </w:t>
+        <w:t>Figura </w:t>
       </w:r>
       <w:r>
         <w:rPr>
@@ -10134,7 +9874,7 @@
           <w:sz w:val="20"/>
           <w:szCs w:val="20"/>
         </w:rPr>
-        <w:t xml:space="preserve">. </w:t>
+        <w:t>. D</w:t>
       </w:r>
       <w:r>
         <w:rPr>
@@ -10145,8 +9885,9 @@
           <w:sz w:val="20"/>
           <w:szCs w:val="20"/>
         </w:rPr>
-        <w:t>D</w:t>
-      </w:r>
+        <w:t>eclaración binaria con la regla de aceptación simple</w:t>
+      </w:r>
+      <w:bookmarkEnd w:id="99"/>
       <w:r>
         <w:rPr>
           <w:rFonts w:ascii="Avenir Next LT Pro" w:hAnsi="Avenir Next LT Pro" w:cs="Calibri"/>
@@ -10156,20 +9897,7 @@
           <w:sz w:val="20"/>
           <w:szCs w:val="20"/>
         </w:rPr>
-        <w:t>eclaración binaria con la regla de aceptación simple</w:t>
-      </w:r>
-      <w:bookmarkEnd w:id="99"/>
-      <w:r>
-        <w:rPr>
-          <w:rFonts w:ascii="Avenir Next LT Pro" w:hAnsi="Avenir Next LT Pro" w:cs="Calibri"/>
-          <w:b/>
-          <w:bCs/>
-          <w:color w:val="303030"/>
-          <w:sz w:val="20"/>
-          <w:szCs w:val="20"/>
-          <w:highlight w:val="yellow"/>
-        </w:rPr>
-        <w:t xml:space="preserve"> </w:t>
+        <w:t> </w:t>
       </w:r>
     </w:p>
     <w:p>
@@ -10194,7 +9922,7 @@
           <w:sz w:val="20"/>
           <w:szCs w:val="20"/>
         </w:rPr>
-        <w:t xml:space="preserve">Fuente: </w:t>
+        <w:t>Fuente: </w:t>
       </w:r>
       <w:r>
         <w:rPr>
@@ -10205,18 +9933,7 @@
           <w:sz w:val="20"/>
           <w:szCs w:val="20"/>
         </w:rPr>
-        <w:t>ILAC-G8:09/201</w:t>
-      </w:r>
-      <w:r>
-        <w:rPr>
-          <w:rFonts w:ascii="Avenir Next LT Pro" w:hAnsi="Avenir Next LT Pro"/>
-          <w:i/>
-          <w:iCs/>
-          <w:color w:val="303030"/>
-          <w:sz w:val="20"/>
-          <w:szCs w:val="20"/>
-        </w:rPr>
-        <w:t>9.</w:t>
+        <w:t>ILAC-G8:09/2019.</w:t>
       </w:r>
     </w:p>
     <w:bookmarkEnd w:id="97"/>
@@ -10252,7 +9969,7 @@
           <w:sz w:val="22"/>
           <w:szCs w:val="22"/>
         </w:rPr>
-        <w:t xml:space="preserve">En el </w:t>
+        <w:t>En el </w:t>
       </w:r>
       <w:r>
         <w:rPr>
@@ -10272,13 +9989,12 @@
           <w:sz w:val="22"/>
           <w:szCs w:val="22"/>
         </w:rPr>
-        <w:t xml:space="preserve"> se presentan las incertidumbres de los resultados asociados a cada parámetro y punto evaluado, del mismo modo se relaciona el cálculo de la probabilidad de aceptación falsa, probabilidad de aceptación verdadera y el nivel de riesgo asociado a la regla de decisión empleada.</w:t>
-      </w:r>
-    </w:p>
-    <w:p>
-      <w:pPr>
-        <w:rPr>
-          <w:highlight w:val="cyan"/>
+        <w:t> se presentan las incertidumbres de los resultados asociados a cada parámetro y punto evaluado, del mismo modo se relaciona el cálculo de la probabilidad de aceptación falsa, probabilidad de aceptación verdadera y el nivel de riesgo asociado a la regla de decisión empleada.</w:t>
+      </w:r>
+    </w:p>
+    <w:p>
+      <w:pPr>
+        <w:rPr>
           <w:lang w:eastAsia="es-MX"/>
         </w:rPr>
       </w:pPr>
@@ -10289,11 +10005,11 @@
       </w:pPr>
       <w:bookmarkStart w:id="100" w:name="_Toc209171129"/>
       <w:r>
-        <w:t xml:space="preserve">Descripción </w:t>
+        <w:t>Descripción </w:t>
       </w:r>
       <w:bookmarkEnd w:id="89"/>
       <w:r>
-        <w:t xml:space="preserve">de los puntos de </w:t>
+        <w:t>de los puntos de </w:t>
       </w:r>
       <w:commentRangeStart w:id="101"/>
       <w:r>
@@ -10332,7 +10048,7 @@
           <w:sz w:val="22"/>
           <w:szCs w:val="22"/>
         </w:rPr>
-        <w:t xml:space="preserve">A continuación, se </w:t>
+        <w:t>A continuación, se </w:t>
       </w:r>
       <w:r>
         <w:rPr>
@@ -10341,7 +10057,7 @@
           <w:sz w:val="22"/>
           <w:szCs w:val="22"/>
         </w:rPr>
-        <w:t xml:space="preserve">presenta la descripción </w:t>
+        <w:t>presenta la descripción </w:t>
       </w:r>
       <w:r>
         <w:rPr>
@@ -10359,7 +10075,7 @@
           <w:sz w:val="22"/>
           <w:szCs w:val="22"/>
         </w:rPr>
-        <w:t xml:space="preserve"> </w:t>
+        <w:t> </w:t>
       </w:r>
       <w:r>
         <w:rPr>
@@ -10379,7 +10095,7 @@
           <w:sz w:val="22"/>
           <w:szCs w:val="22"/>
         </w:rPr>
-        <w:t xml:space="preserve">, Formatos de </w:t>
+        <w:t>, Formatos de </w:t>
       </w:r>
       <w:r>
         <w:rPr>
@@ -10397,7 +10113,7 @@
           <w:sz w:val="22"/>
           <w:szCs w:val="22"/>
         </w:rPr>
-        <w:t xml:space="preserve">ampo </w:t>
+        <w:t>ampo </w:t>
       </w:r>
       <w:r>
         <w:rPr>
@@ -10427,7 +10143,7 @@
           <w:sz w:val="22"/>
           <w:szCs w:val="22"/>
         </w:rPr>
-        <w:t xml:space="preserve"> </w:t>
+        <w:t> </w:t>
       </w:r>
       <w:r>
         <w:rPr>
@@ -10437,7 +10153,7 @@
           <w:sz w:val="22"/>
           <w:szCs w:val="22"/>
         </w:rPr>
-        <w:t xml:space="preserve">y </w:t>
+        <w:t>y </w:t>
       </w:r>
       <w:r>
         <w:rPr>
@@ -10457,7 +10173,7 @@
           <w:sz w:val="22"/>
           <w:szCs w:val="22"/>
         </w:rPr>
-        <w:t xml:space="preserve"> </w:t>
+        <w:t> </w:t>
       </w:r>
       <w:r>
         <w:rPr>
@@ -10542,7 +10258,7 @@
           <w:color w:val="303030"/>
           <w:lang w:val="es-CO"/>
         </w:rPr>
-        <w:t xml:space="preserve">Tabla </w:t>
+        <w:t>Tabla </w:t>
       </w:r>
       <w:r>
         <w:rPr>
@@ -10591,7 +10307,7 @@
           <w:color w:val="303030"/>
           <w:lang w:val="es-CO"/>
         </w:rPr>
-        <w:t xml:space="preserve">. Descripción de los puntos de monitoreo ubicados en el </w:t>
+        <w:t>. Descripción de los puntos de monitoreo ubicados en el </w:t>
       </w:r>
       <w:commentRangeStart w:id="105"/>
       <w:r>
@@ -10617,7 +10333,7 @@
           <w:color w:val="303030"/>
           <w:lang w:val="es-CO"/>
         </w:rPr>
-        <w:t xml:space="preserve"> de estudio.</w:t>
+        <w:t> de estudio.</w:t>
       </w:r>
       <w:bookmarkEnd w:id="104"/>
     </w:p>
@@ -10654,7 +10370,6 @@
           <w:tcPr>
             <w:tcW w:w="5000" w:type="pct"/>
             <w:gridSpan w:val="3"/>
-            <w:shd w:val="clear" w:color="auto" w:fill="004CAB"/>
             <w:vAlign w:val="center"/>
             <w:hideMark/>
           </w:tcPr>
@@ -10678,7 +10393,6 @@
                 <w:color w:val="FFFFFF" w:themeColor="background1"/>
                 <w:sz w:val="20"/>
                 <w:szCs w:val="20"/>
-                <w:highlight w:val="cyan"/>
               </w:rPr>
               <w:t>{var_40}</w:t>
             </w:r>
@@ -10690,7 +10404,6 @@
                 <w:color w:val="FFFFFF" w:themeColor="background1"/>
                 <w:sz w:val="20"/>
                 <w:szCs w:val="20"/>
-                <w:highlight w:val="cyan"/>
               </w:rPr>
             </w:r>
           </w:p>
@@ -10705,7 +10418,6 @@
         <w:tc>
           <w:tcPr>
             <w:tcW w:w="245" w:type="pct"/>
-            <w:shd w:val="clear" w:color="auto" w:fill="004CAB"/>
             <w:textDirection w:val="btLr"/>
             <w:vAlign w:val="center"/>
             <w:hideMark/>
@@ -10739,7 +10451,6 @@
           <w:tcPr>
             <w:tcW w:w="4755" w:type="pct"/>
             <w:gridSpan w:val="2"/>
-            <w:shd w:val="clear" w:color="auto" w:fill="auto"/>
             <w:vAlign w:val="center"/>
             <w:hideMark/>
           </w:tcPr>
@@ -10765,7 +10476,6 @@
                 <w:b/>
                 <w:bCs/>
                 <w:color w:val="303030"/>
-                <w:highlight w:val="cyan"/>
               </w:rPr>
               <w:t>{var_42}</w:t>
             </w:r>
@@ -10773,7 +10483,6 @@
               <w:rPr>
                 <w:rFonts w:ascii="Avenir Next LT Pro" w:hAnsi="Avenir Next LT Pro" w:cs="Calibri"/>
                 <w:color w:val="303030"/>
-                <w:highlight w:val="cyan"/>
               </w:rPr>
             </w:r>
           </w:p>
@@ -10788,7 +10497,6 @@
         <w:tc>
           <w:tcPr>
             <w:tcW w:w="245" w:type="pct"/>
-            <w:shd w:val="clear" w:color="auto" w:fill="004CAB"/>
             <w:textDirection w:val="btLr"/>
             <w:vAlign w:val="center"/>
             <w:hideMark/>
@@ -10821,7 +10529,6 @@
         <w:tc>
           <w:tcPr>
             <w:tcW w:w="2387" w:type="pct"/>
-            <w:shd w:val="clear" w:color="auto" w:fill="auto"/>
             <w:hideMark/>
           </w:tcPr>
           <w:p>
@@ -10841,7 +10548,7 @@
                 <w:sz w:val="20"/>
                 <w:szCs w:val="20"/>
               </w:rPr>
-              <w:t>Aquí se adjuntan las fotos (georreferenciadas en el caso que aplique)</w:t>
+              <w:t>{tag_foto_placeholder}</w:t>
             </w:r>
           </w:p>
           <w:p>
@@ -10869,7 +10576,7 @@
                 <w:sz w:val="20"/>
                 <w:szCs w:val="20"/>
               </w:rPr>
-              <w:t xml:space="preserve">Fotografía </w:t>
+              <w:t>Fotografía </w:t>
             </w:r>
             <w:r>
               <w:rPr>
@@ -10936,18 +10643,7 @@
                 <w:sz w:val="20"/>
                 <w:szCs w:val="20"/>
               </w:rPr>
-              <w:t xml:space="preserve">. </w:t>
-            </w:r>
-            <w:r>
-              <w:rPr>
-                <w:rFonts w:ascii="Avenir Next LT Pro" w:hAnsi="Avenir Next LT Pro" w:cs="Calibri"/>
-                <w:b/>
-                <w:bCs/>
-                <w:color w:val="303030"/>
-                <w:sz w:val="20"/>
-                <w:szCs w:val="20"/>
-              </w:rPr>
-              <w:t>XXXX</w:t>
+              <w:t>. XXXX</w:t>
             </w:r>
             <w:bookmarkEnd w:id="106"/>
             <w:bookmarkEnd w:id="107"/>
@@ -10956,7 +10652,6 @@
         <w:tc>
           <w:tcPr>
             <w:tcW w:w="2368" w:type="pct"/>
-            <w:shd w:val="clear" w:color="auto" w:fill="auto"/>
           </w:tcPr>
           <w:p>
             <w:pPr>
@@ -10975,7 +10670,7 @@
                 <w:sz w:val="20"/>
                 <w:szCs w:val="20"/>
               </w:rPr>
-              <w:t>Aquí se adjuntan las fotos (georreferenciadas en el caso que aplique)</w:t>
+              <w:t>{tag_foto_placeholder}</w:t>
             </w:r>
           </w:p>
           <w:p>
@@ -11003,7 +10698,7 @@
                 <w:sz w:val="20"/>
                 <w:szCs w:val="20"/>
               </w:rPr>
-              <w:t xml:space="preserve">Fotografía </w:t>
+              <w:t>Fotografía </w:t>
             </w:r>
             <w:r>
               <w:rPr>
@@ -11070,7 +10765,7 @@
                 <w:sz w:val="20"/>
                 <w:szCs w:val="20"/>
               </w:rPr>
-              <w:t xml:space="preserve">. </w:t>
+              <w:t>. </w:t>
             </w:r>
             <w:commentRangeStart w:id="110"/>
             <w:r>
@@ -11110,7 +10805,6 @@
           <w:color w:val="303030"/>
           <w:sz w:val="20"/>
           <w:szCs w:val="20"/>
-          <w:highlight w:val="cyan"/>
         </w:rPr>
       </w:pPr>
       <w:r>
@@ -11120,7 +10814,6 @@
           <w:color w:val="303030"/>
           <w:sz w:val="20"/>
           <w:szCs w:val="20"/>
-          <w:highlight w:val="cyan"/>
         </w:rPr>
         <w:t>{var_8}</w:t>
       </w:r>
@@ -11131,7 +10824,6 @@
           <w:color w:val="303030"/>
           <w:sz w:val="20"/>
           <w:szCs w:val="20"/>
-          <w:highlight w:val="cyan"/>
         </w:rPr>
       </w:r>
       <w:r>
@@ -11141,7 +10833,6 @@
           <w:color w:val="303030"/>
           <w:sz w:val="20"/>
           <w:szCs w:val="20"/>
-          <w:highlight w:val="cyan"/>
         </w:rPr>
       </w:r>
       <w:r>
@@ -11151,7 +10842,6 @@
           <w:color w:val="303030"/>
           <w:sz w:val="20"/>
           <w:szCs w:val="20"/>
-          <w:highlight w:val="cyan"/>
         </w:rPr>
       </w:r>
     </w:p>
@@ -11164,11 +10854,11 @@
       <w:bookmarkEnd w:id="90"/>
       <w:r>
         <w:lastRenderedPageBreak/>
-        <w:t xml:space="preserve">Ubicación geográfica </w:t>
+        <w:t>Ubicación geográfica </w:t>
       </w:r>
       <w:bookmarkEnd w:id="111"/>
       <w:r>
-        <w:t xml:space="preserve">de los puntos de </w:t>
+        <w:t>de los puntos de </w:t>
       </w:r>
       <w:commentRangeStart w:id="113"/>
       <w:r>
@@ -11217,7 +10907,7 @@
           <w:sz w:val="22"/>
           <w:szCs w:val="22"/>
         </w:rPr>
-        <w:t xml:space="preserve"> </w:t>
+        <w:t> </w:t>
       </w:r>
       <w:r>
         <w:rPr>
@@ -11244,7 +10934,7 @@
           <w:sz w:val="22"/>
           <w:szCs w:val="22"/>
         </w:rPr>
-        <w:t xml:space="preserve"> punto</w:t>
+        <w:t> punto</w:t>
       </w:r>
       <w:r>
         <w:rPr>
@@ -11262,16 +10952,16 @@
           <w:sz w:val="22"/>
           <w:szCs w:val="22"/>
         </w:rPr>
-        <w:t xml:space="preserve"> los cuales se</w:t>
-      </w:r>
-      <w:r>
-        <w:rPr>
-          <w:rFonts w:ascii="Avenir Next LT Pro" w:hAnsi="Avenir Next LT Pro"/>
-          <w:color w:val="303030"/>
-          <w:sz w:val="22"/>
-          <w:szCs w:val="22"/>
-        </w:rPr>
-        <w:t xml:space="preserve"> ubican </w:t>
+        <w:t> los cuales se</w:t>
+      </w:r>
+      <w:r>
+        <w:rPr>
+          <w:rFonts w:ascii="Avenir Next LT Pro" w:hAnsi="Avenir Next LT Pro"/>
+          <w:color w:val="303030"/>
+          <w:sz w:val="22"/>
+          <w:szCs w:val="22"/>
+        </w:rPr>
+        <w:t> ubican </w:t>
       </w:r>
       <w:r>
         <w:rPr>
@@ -11280,7 +10970,7 @@
           <w:sz w:val="22"/>
           <w:szCs w:val="22"/>
         </w:rPr>
-        <w:t xml:space="preserve">en el </w:t>
+        <w:t>en el </w:t>
       </w:r>
       <w:r>
         <w:rPr>
@@ -11288,7 +10978,6 @@
           <w:color w:val="303030"/>
           <w:sz w:val="22"/>
           <w:szCs w:val="22"/>
-          <w:highlight w:val="cyan"/>
         </w:rPr>
         <w:t>{puntos_de_monitoreo_los_cuales_se_ubican_en_el_1}</w:t>
       </w:r>
@@ -11299,7 +10988,6 @@
           <w:color w:val="303030"/>
           <w:sz w:val="22"/>
           <w:szCs w:val="22"/>
-          <w:highlight w:val="cyan"/>
         </w:rPr>
       </w:r>
       <w:r>
@@ -11310,7 +10998,7 @@
           <w:sz w:val="22"/>
           <w:szCs w:val="22"/>
         </w:rPr>
-        <w:t xml:space="preserve"> </w:t>
+        <w:t> </w:t>
       </w:r>
     </w:p>
     <w:p>
@@ -11330,7 +11018,6 @@
           <w:color w:val="303030"/>
           <w:sz w:val="22"/>
           <w:szCs w:val="22"/>
-          <w:highlight w:val="cyan"/>
         </w:rPr>
         <w:t>{tiene_un_clima_tropical_de_acuerdo_con_k_ppen_y_ge_1}</w:t>
       </w:r>
@@ -11341,7 +11028,6 @@
           <w:color w:val="303030"/>
           <w:sz w:val="22"/>
           <w:szCs w:val="22"/>
-          <w:highlight w:val="cyan"/>
         </w:rPr>
       </w:r>
       <w:commentRangeEnd w:id="114"/>
@@ -11360,7 +11046,6 @@
           <w:color w:val="303030"/>
           <w:sz w:val="22"/>
           <w:szCs w:val="22"/>
-          <w:highlight w:val="cyan"/>
         </w:rPr>
         <w:t>)</w:t>
       </w:r>
@@ -11371,7 +11056,7 @@
           <w:sz w:val="22"/>
           <w:szCs w:val="22"/>
         </w:rPr>
-        <w:t xml:space="preserve"> tiene un clima tropical. De acuerdo con Köppen y Geiger clima se clasifica como </w:t>
+        <w:t> tiene un clima tropical. De acuerdo con Köppen y Geiger clima se clasifica como </w:t>
       </w:r>
       <w:proofErr w:type="spellStart"/>
       <w:r>
@@ -11391,7 +11076,7 @@
           <w:sz w:val="22"/>
           <w:szCs w:val="22"/>
         </w:rPr>
-        <w:t xml:space="preserve">. En </w:t>
+        <w:t>. En </w:t>
       </w:r>
       <w:r>
         <w:rPr>
@@ -11399,7 +11084,6 @@
           <w:color w:val="303030"/>
           <w:sz w:val="22"/>
           <w:szCs w:val="22"/>
-          <w:highlight w:val="cyan"/>
         </w:rPr>
         <w:t>{tiene_un_clima_tropical_de_acuerdo_con_k_ppen_y_ge_2}</w:t>
       </w:r>
@@ -11410,7 +11094,7 @@
           <w:sz w:val="22"/>
           <w:szCs w:val="22"/>
         </w:rPr>
-        <w:t xml:space="preserve"> la temperatura media anual es de XX °C. En un año, la precipitación es XX </w:t>
+        <w:t> la temperatura media anual es de {tag_temperatura} °C. En un año, la precipitación es XX </w:t>
       </w:r>
       <w:proofErr w:type="spellStart"/>
       <w:r>
@@ -11430,7 +11114,6 @@
             <w:color w:val="303030"/>
             <w:sz w:val="22"/>
             <w:szCs w:val="22"/>
-            <w:highlight w:val="cyan"/>
           </w:rPr>
           <w:id w:val="288567315"/>
           <w:citation/>
@@ -11442,7 +11125,6 @@
               <w:color w:val="303030"/>
               <w:sz w:val="22"/>
               <w:szCs w:val="22"/>
-              <w:highlight w:val="cyan"/>
             </w:rPr>
             <w:fldChar w:fldCharType="begin"/>
           </w:r>
@@ -11452,7 +11134,6 @@
               <w:color w:val="303030"/>
               <w:sz w:val="22"/>
               <w:szCs w:val="22"/>
-              <w:highlight w:val="cyan"/>
             </w:rPr>
             <w:instrText xml:space="preserve">CITATION CLI20 \l 3082 </w:instrText>
           </w:r>
@@ -11462,7 +11143,6 @@
               <w:color w:val="303030"/>
               <w:sz w:val="22"/>
               <w:szCs w:val="22"/>
-              <w:highlight w:val="cyan"/>
             </w:rPr>
             <w:fldChar w:fldCharType="separate"/>
           </w:r>
@@ -11473,9 +11153,8 @@
               <w:color w:val="303030"/>
               <w:sz w:val="22"/>
               <w:szCs w:val="22"/>
-              <w:highlight w:val="cyan"/>
             </w:rPr>
-            <w:t xml:space="preserve"> </w:t>
+            <w:t> </w:t>
           </w:r>
           <w:r>
             <w:rPr>
@@ -11484,7 +11163,6 @@
               <w:color w:val="303030"/>
               <w:sz w:val="22"/>
               <w:szCs w:val="22"/>
-              <w:highlight w:val="cyan"/>
             </w:rPr>
             <w:t>(Climate-data.org, 2025)</w:t>
           </w:r>
@@ -11494,7 +11172,6 @@
               <w:color w:val="303030"/>
               <w:sz w:val="22"/>
               <w:szCs w:val="22"/>
-              <w:highlight w:val="cyan"/>
             </w:rPr>
             <w:fldChar w:fldCharType="end"/>
           </w:r>
@@ -11506,7 +11183,6 @@
           <w:color w:val="303030"/>
           <w:sz w:val="22"/>
           <w:szCs w:val="22"/>
-          <w:highlight w:val="cyan"/>
         </w:rPr>
         <w:t>.</w:t>
       </w:r>
@@ -11517,7 +11193,7 @@
           <w:sz w:val="22"/>
           <w:szCs w:val="22"/>
         </w:rPr>
-        <w:t xml:space="preserve"> </w:t>
+        <w:t> </w:t>
       </w:r>
     </w:p>
     <w:p>
@@ -11553,7 +11229,7 @@
           <w:sz w:val="22"/>
           <w:lang w:eastAsia="en-US"/>
         </w:rPr>
-        <w:t xml:space="preserve">Los puntos de monitoreo se ubicaron de acuerdo con el sistema de coordenadas geográficas </w:t>
+        <w:t>Los puntos de monitoreo se ubicaron de acuerdo con el sistema de coordenadas geográficas </w:t>
       </w:r>
       <w:r>
         <w:rPr>
@@ -11571,7 +11247,7 @@
           <w:sz w:val="22"/>
           <w:szCs w:val="22"/>
         </w:rPr>
-        <w:t xml:space="preserve">. </w:t>
+        <w:t>. </w:t>
       </w:r>
       <w:bookmarkEnd w:id="115"/>
       <w:r>
@@ -11581,7 +11257,7 @@
           <w:sz w:val="22"/>
           <w:szCs w:val="22"/>
         </w:rPr>
-        <w:t xml:space="preserve">Las coordenadas se relacionan en la </w:t>
+        <w:t>Las coordenadas se relacionan en la </w:t>
       </w:r>
       <w:r>
         <w:rPr>
@@ -11630,7 +11306,7 @@
           <w:sz w:val="22"/>
           <w:szCs w:val="22"/>
         </w:rPr>
-        <w:t xml:space="preserve">Tabla </w:t>
+        <w:t>Tabla </w:t>
       </w:r>
       <w:r>
         <w:rPr>
@@ -11661,7 +11337,7 @@
           <w:sz w:val="22"/>
           <w:szCs w:val="22"/>
         </w:rPr>
-        <w:t xml:space="preserve"> </w:t>
+        <w:t> </w:t>
       </w:r>
       <w:r>
         <w:rPr>
@@ -11680,7 +11356,7 @@
           <w:sz w:val="22"/>
           <w:szCs w:val="22"/>
         </w:rPr>
-        <w:t xml:space="preserve"> </w:t>
+        <w:t> </w:t>
       </w:r>
       <w:r>
         <w:rPr>
@@ -11730,7 +11406,7 @@
           <w:sz w:val="22"/>
           <w:szCs w:val="22"/>
         </w:rPr>
-        <w:t xml:space="preserve">Figura </w:t>
+        <w:t>Figura </w:t>
       </w:r>
       <w:r>
         <w:rPr>
@@ -11785,7 +11461,7 @@
           <w:color w:val="303030"/>
           <w:lang w:val="es-CO"/>
         </w:rPr>
-        <w:t xml:space="preserve">Tabla </w:t>
+        <w:t>Tabla </w:t>
       </w:r>
       <w:r>
         <w:rPr>
@@ -11835,7 +11511,7 @@
           <w:color w:val="303030"/>
           <w:lang w:val="es-CO"/>
         </w:rPr>
-        <w:t xml:space="preserve">. </w:t>
+        <w:t>. </w:t>
       </w:r>
       <w:bookmarkStart w:id="118" w:name="_Hlk63500505"/>
       <w:r>
@@ -11844,7 +11520,7 @@
           <w:color w:val="303030"/>
           <w:lang w:val="es-CO"/>
         </w:rPr>
-        <w:t xml:space="preserve">Identificación y coordenadas de los puntos de </w:t>
+        <w:t>Identificación y coordenadas de los puntos de </w:t>
       </w:r>
       <w:commentRangeStart w:id="119"/>
       <w:r>
@@ -11909,7 +11585,6 @@
           <w:tcPr>
             <w:tcW w:w="2968" w:type="pct"/>
             <w:gridSpan w:val="4"/>
-            <w:shd w:val="clear" w:color="auto" w:fill="004CAB"/>
             <w:noWrap/>
             <w:vAlign w:val="center"/>
             <w:hideMark/>
@@ -11943,7 +11618,6 @@
           <w:tcPr>
             <w:tcW w:w="2032" w:type="pct"/>
             <w:gridSpan w:val="2"/>
-            <w:shd w:val="clear" w:color="auto" w:fill="004CAB"/>
             <w:noWrap/>
             <w:vAlign w:val="center"/>
             <w:hideMark/>
@@ -11981,7 +11655,6 @@
         <w:tc>
           <w:tcPr>
             <w:tcW w:w="1040" w:type="pct"/>
-            <w:shd w:val="clear" w:color="auto" w:fill="004CAB"/>
             <w:vAlign w:val="center"/>
             <w:hideMark/>
           </w:tcPr>
@@ -12013,7 +11686,6 @@
         <w:tc>
           <w:tcPr>
             <w:tcW w:w="642" w:type="pct"/>
-            <w:shd w:val="clear" w:color="auto" w:fill="004CAB"/>
             <w:vAlign w:val="center"/>
             <w:hideMark/>
           </w:tcPr>
@@ -12045,7 +11717,6 @@
         <w:tc>
           <w:tcPr>
             <w:tcW w:w="690" w:type="pct"/>
-            <w:shd w:val="clear" w:color="auto" w:fill="004CAB"/>
             <w:vAlign w:val="center"/>
             <w:hideMark/>
           </w:tcPr>
@@ -12101,7 +11772,6 @@
         <w:tc>
           <w:tcPr>
             <w:tcW w:w="595" w:type="pct"/>
-            <w:shd w:val="clear" w:color="auto" w:fill="004CAB"/>
             <w:vAlign w:val="center"/>
             <w:hideMark/>
           </w:tcPr>
@@ -12133,7 +11803,6 @@
         <w:tc>
           <w:tcPr>
             <w:tcW w:w="1044" w:type="pct"/>
-            <w:shd w:val="clear" w:color="auto" w:fill="004CAB"/>
             <w:vAlign w:val="center"/>
             <w:hideMark/>
           </w:tcPr>
@@ -12165,7 +11834,6 @@
         <w:tc>
           <w:tcPr>
             <w:tcW w:w="988" w:type="pct"/>
-            <w:shd w:val="clear" w:color="auto" w:fill="004CAB"/>
             <w:vAlign w:val="center"/>
             <w:hideMark/>
           </w:tcPr>
@@ -12190,18 +11858,7 @@
                 <w:sz w:val="20"/>
                 <w:szCs w:val="20"/>
               </w:rPr>
-              <w:t>Origen Nacional</w:t>
-            </w:r>
-            <w:r>
-              <w:rPr>
-                <w:rFonts w:ascii="Avenir Next LT Pro" w:hAnsi="Avenir Next LT Pro" w:cs="Calibri"/>
-                <w:b/>
-                <w:bCs/>
-                <w:color w:val="FFFFFF" w:themeColor="background1"/>
-                <w:sz w:val="20"/>
-                <w:szCs w:val="20"/>
-              </w:rPr>
-              <w:t xml:space="preserve"> (m)</w:t>
+              <w:t>Origen Nacional (m)</w:t>
             </w:r>
           </w:p>
         </w:tc>
@@ -12214,7 +11871,6 @@
           <w:tcPr>
             <w:tcW w:w="1040" w:type="pct"/>
             <w:vMerge w:val="restart"/>
-            <w:shd w:val="clear" w:color="auto" w:fill="auto"/>
             <w:vAlign w:val="center"/>
             <w:hideMark/>
           </w:tcPr>
@@ -12226,7 +11882,6 @@
                 <w:color w:val="303030"/>
                 <w:sz w:val="20"/>
                 <w:szCs w:val="20"/>
-                <w:highlight w:val="cyan"/>
               </w:rPr>
             </w:pPr>
             <w:r>
@@ -12234,7 +11889,6 @@
                 <w:rFonts w:ascii="Avenir Next LT Pro" w:hAnsi="Avenir Next LT Pro" w:cs="Calibri"/>
                 <w:color w:val="303030"/>
                 <w:sz w:val="20"/>
-                <w:highlight w:val="cyan"/>
               </w:rPr>
               <w:t>{var_48}</w:t>
             </w:r>
@@ -12244,7 +11898,6 @@
           <w:tcPr>
             <w:tcW w:w="642" w:type="pct"/>
             <w:vMerge w:val="restart"/>
-            <w:shd w:val="clear" w:color="auto" w:fill="auto"/>
             <w:vAlign w:val="center"/>
           </w:tcPr>
           <w:p>
@@ -12255,7 +11908,6 @@
                 <w:color w:val="303030"/>
                 <w:sz w:val="20"/>
                 <w:szCs w:val="20"/>
-                <w:highlight w:val="cyan"/>
               </w:rPr>
             </w:pPr>
             <w:r>
@@ -12264,7 +11916,6 @@
                 <w:color w:val="303030"/>
                 <w:sz w:val="20"/>
                 <w:szCs w:val="20"/>
-                <w:highlight w:val="cyan"/>
               </w:rPr>
               <w:t>{var_33}</w:t>
             </w:r>
@@ -12274,7 +11925,6 @@
           <w:tcPr>
             <w:tcW w:w="690" w:type="pct"/>
             <w:vMerge w:val="restart"/>
-            <w:shd w:val="clear" w:color="auto" w:fill="auto"/>
             <w:noWrap/>
             <w:vAlign w:val="center"/>
           </w:tcPr>
@@ -12286,7 +11936,6 @@
                 <w:color w:val="303030"/>
                 <w:sz w:val="20"/>
                 <w:szCs w:val="20"/>
-                <w:highlight w:val="cyan"/>
               </w:rPr>
             </w:pPr>
             <w:r>
@@ -12295,7 +11944,6 @@
                 <w:color w:val="303030"/>
                 <w:sz w:val="20"/>
                 <w:szCs w:val="20"/>
-                <w:highlight w:val="cyan"/>
               </w:rPr>
               <w:t>{var_49}</w:t>
             </w:r>
@@ -12305,7 +11953,6 @@
           <w:tcPr>
             <w:tcW w:w="595" w:type="pct"/>
             <w:vMerge w:val="restart"/>
-            <w:shd w:val="clear" w:color="auto" w:fill="auto"/>
             <w:vAlign w:val="center"/>
             <w:hideMark/>
           </w:tcPr>
@@ -12317,7 +11964,6 @@
                 <w:color w:val="303030"/>
                 <w:sz w:val="20"/>
                 <w:szCs w:val="20"/>
-                <w:highlight w:val="cyan"/>
               </w:rPr>
             </w:pPr>
             <w:r>
@@ -12326,7 +11972,6 @@
                 <w:color w:val="303030"/>
                 <w:sz w:val="20"/>
                 <w:szCs w:val="20"/>
-                <w:highlight w:val="cyan"/>
               </w:rPr>
               <w:t>{var_50}</w:t>
             </w:r>
@@ -12336,7 +11981,6 @@
                 <w:color w:val="303030"/>
                 <w:sz w:val="20"/>
                 <w:szCs w:val="20"/>
-                <w:highlight w:val="cyan"/>
               </w:rPr>
             </w:r>
           </w:p>
@@ -12344,7 +11988,6 @@
         <w:tc>
           <w:tcPr>
             <w:tcW w:w="1044" w:type="pct"/>
-            <w:shd w:val="clear" w:color="auto" w:fill="auto"/>
             <w:vAlign w:val="center"/>
           </w:tcPr>
           <w:p>
@@ -12355,7 +11998,6 @@
                 <w:color w:val="303030"/>
                 <w:sz w:val="20"/>
                 <w:szCs w:val="20"/>
-                <w:highlight w:val="cyan"/>
               </w:rPr>
             </w:pPr>
             <w:proofErr w:type="spellStart"/>
@@ -12365,7 +12007,6 @@
                 <w:color w:val="303030"/>
                 <w:sz w:val="20"/>
                 <w:szCs w:val="20"/>
-                <w:highlight w:val="cyan"/>
               </w:rPr>
               <w:t>{var_46}</w:t>
             </w:r>
@@ -12376,7 +12017,6 @@
                 <w:color w:val="303030"/>
                 <w:sz w:val="20"/>
                 <w:szCs w:val="20"/>
-                <w:highlight w:val="cyan"/>
               </w:rPr>
             </w:r>
             <w:proofErr w:type="gramEnd"/>
@@ -12386,7 +12026,6 @@
                 <w:color w:val="303030"/>
                 <w:sz w:val="20"/>
                 <w:szCs w:val="20"/>
-                <w:highlight w:val="cyan"/>
               </w:rPr>
             </w:r>
             <w:proofErr w:type="spellEnd"/>
@@ -12395,7 +12034,6 @@
         <w:tc>
           <w:tcPr>
             <w:tcW w:w="988" w:type="pct"/>
-            <w:shd w:val="clear" w:color="auto" w:fill="auto"/>
             <w:vAlign w:val="center"/>
           </w:tcPr>
           <w:p>
@@ -12406,7 +12044,6 @@
                 <w:color w:val="303030"/>
                 <w:sz w:val="20"/>
                 <w:szCs w:val="20"/>
-                <w:highlight w:val="cyan"/>
               </w:rPr>
             </w:pPr>
             <w:r>
@@ -12415,7 +12052,6 @@
                 <w:color w:val="303030"/>
                 <w:sz w:val="20"/>
                 <w:szCs w:val="20"/>
-                <w:highlight w:val="cyan"/>
               </w:rPr>
               <w:t>{var_47}</w:t>
             </w:r>
@@ -12440,7 +12076,6 @@
                 <w:color w:val="303030"/>
                 <w:sz w:val="20"/>
                 <w:szCs w:val="20"/>
-                <w:highlight w:val="cyan"/>
               </w:rPr>
             </w:pPr>
           </w:p>
@@ -12458,7 +12093,6 @@
                 <w:color w:val="303030"/>
                 <w:sz w:val="20"/>
                 <w:szCs w:val="20"/>
-                <w:highlight w:val="cyan"/>
               </w:rPr>
             </w:pPr>
           </w:p>
@@ -12476,7 +12110,6 @@
                 <w:color w:val="303030"/>
                 <w:sz w:val="20"/>
                 <w:szCs w:val="20"/>
-                <w:highlight w:val="cyan"/>
               </w:rPr>
             </w:pPr>
           </w:p>
@@ -12495,7 +12128,6 @@
                 <w:color w:val="303030"/>
                 <w:sz w:val="20"/>
                 <w:szCs w:val="20"/>
-                <w:highlight w:val="cyan"/>
               </w:rPr>
             </w:pPr>
           </w:p>
@@ -12503,7 +12135,6 @@
         <w:tc>
           <w:tcPr>
             <w:tcW w:w="1044" w:type="pct"/>
-            <w:shd w:val="clear" w:color="auto" w:fill="auto"/>
             <w:vAlign w:val="center"/>
           </w:tcPr>
           <w:p>
@@ -12514,7 +12145,6 @@
                 <w:color w:val="303030"/>
                 <w:sz w:val="20"/>
                 <w:szCs w:val="20"/>
-                <w:highlight w:val="cyan"/>
               </w:rPr>
             </w:pPr>
             <w:proofErr w:type="spellStart"/>
@@ -12524,7 +12154,6 @@
                 <w:color w:val="303030"/>
                 <w:sz w:val="20"/>
                 <w:szCs w:val="20"/>
-                <w:highlight w:val="cyan"/>
               </w:rPr>
               <w:t>{var_51}</w:t>
             </w:r>
@@ -12535,7 +12164,6 @@
                 <w:color w:val="303030"/>
                 <w:sz w:val="20"/>
                 <w:szCs w:val="20"/>
-                <w:highlight w:val="cyan"/>
               </w:rPr>
             </w:r>
             <w:proofErr w:type="gramEnd"/>
@@ -12545,7 +12173,6 @@
                 <w:color w:val="303030"/>
                 <w:sz w:val="20"/>
                 <w:szCs w:val="20"/>
-                <w:highlight w:val="cyan"/>
               </w:rPr>
             </w:r>
             <w:proofErr w:type="spellEnd"/>
@@ -12554,7 +12181,6 @@
         <w:tc>
           <w:tcPr>
             <w:tcW w:w="988" w:type="pct"/>
-            <w:shd w:val="clear" w:color="auto" w:fill="auto"/>
             <w:vAlign w:val="center"/>
           </w:tcPr>
           <w:p>
@@ -12565,7 +12191,6 @@
                 <w:color w:val="303030"/>
                 <w:sz w:val="20"/>
                 <w:szCs w:val="20"/>
-                <w:highlight w:val="cyan"/>
               </w:rPr>
             </w:pPr>
             <w:r>
@@ -12574,7 +12199,6 @@
                 <w:color w:val="303030"/>
                 <w:sz w:val="20"/>
                 <w:szCs w:val="20"/>
-                <w:highlight w:val="cyan"/>
               </w:rPr>
               <w:t>{var_52}</w:t>
             </w:r>
@@ -12602,7 +12226,7 @@
           <w:sz w:val="20"/>
           <w:szCs w:val="20"/>
         </w:rPr>
-        <w:t xml:space="preserve">Fuente: SERAMBIENTE S.A.S., </w:t>
+        <w:t>Fuente: SERAMBIENTE S.A.S., </w:t>
       </w:r>
       <w:commentRangeStart w:id="120"/>
       <w:r>
@@ -12644,7 +12268,6 @@
         <w:rPr>
           <w:rFonts w:ascii="Avenir Next LT Pro" w:hAnsi="Avenir Next LT Pro" w:cs="Calibri"/>
           <w:color w:val="303030"/>
-          <w:highlight w:val="cyan"/>
         </w:rPr>
       </w:pPr>
       <w:r>
@@ -12652,7 +12275,6 @@
           <w:rFonts w:ascii="Avenir Next LT Pro" w:hAnsi="Avenir Next LT Pro"/>
           <w:noProof/>
           <w:color w:val="303030"/>
-          <w:highlight w:val="cyan"/>
         </w:rPr>
         <w:t>{var_9}</w:t>
       </w:r>
@@ -12668,7 +12290,6 @@
           <w:color w:val="303030"/>
           <w:sz w:val="20"/>
           <w:szCs w:val="20"/>
-          <w:highlight w:val="cyan"/>
           <w:lang w:val="es-CO"/>
         </w:rPr>
       </w:pPr>
@@ -12685,7 +12306,6 @@
           <w:color w:val="303030"/>
           <w:sz w:val="20"/>
           <w:szCs w:val="20"/>
-          <w:highlight w:val="cyan"/>
           <w:lang w:val="es-CO"/>
         </w:rPr>
       </w:pPr>
@@ -12698,7 +12318,6 @@
           <w:color w:val="303030"/>
           <w:sz w:val="20"/>
           <w:szCs w:val="20"/>
-          <w:highlight w:val="cyan"/>
           <w:lang w:val="es-CO"/>
         </w:rPr>
         <w:t>{var_10}</w:t>
@@ -12711,7 +12330,6 @@
           <w:color w:val="303030"/>
           <w:sz w:val="20"/>
           <w:szCs w:val="20"/>
-          <w:highlight w:val="cyan"/>
           <w:lang w:val="es-CO"/>
         </w:rPr>
       </w:r>
@@ -12723,7 +12341,6 @@
           <w:color w:val="303030"/>
           <w:sz w:val="20"/>
           <w:szCs w:val="20"/>
-          <w:highlight w:val="cyan"/>
           <w:lang w:val="es-CO"/>
         </w:rPr>
       </w:r>
@@ -12735,7 +12352,6 @@
           <w:color w:val="303030"/>
           <w:sz w:val="20"/>
           <w:szCs w:val="20"/>
-          <w:highlight w:val="cyan"/>
           <w:lang w:val="es-CO"/>
         </w:rPr>
       </w:r>
@@ -12748,7 +12364,6 @@
           <w:color w:val="303030"/>
           <w:sz w:val="20"/>
           <w:szCs w:val="20"/>
-          <w:highlight w:val="cyan"/>
           <w:lang w:val="es-CO"/>
         </w:rPr>
       </w:r>
@@ -12760,7 +12375,6 @@
           <w:color w:val="303030"/>
           <w:sz w:val="20"/>
           <w:szCs w:val="20"/>
-          <w:highlight w:val="cyan"/>
           <w:lang w:val="es-CO"/>
         </w:rPr>
       </w:r>
@@ -12773,7 +12387,6 @@
           <w:color w:val="303030"/>
           <w:sz w:val="20"/>
           <w:szCs w:val="20"/>
-          <w:highlight w:val="cyan"/>
           <w:lang w:val="es-CO"/>
         </w:rPr>
       </w:r>
@@ -12791,7 +12404,6 @@
           <w:color w:val="303030"/>
           <w:sz w:val="20"/>
           <w:szCs w:val="18"/>
-          <w:highlight w:val="cyan"/>
           <w:lang w:val="es-CO"/>
         </w:rPr>
       </w:pPr>
@@ -12806,7 +12418,7 @@
           <w:szCs w:val="20"/>
           <w:lang w:val="es-CO"/>
         </w:rPr>
-        <w:t xml:space="preserve">Fuente: Tomado y modificado de Google </w:t>
+        <w:t>Fuente: Tomado y modificado de Google </w:t>
       </w:r>
       <w:proofErr w:type="spellStart"/>
       <w:r>
@@ -12830,19 +12442,7 @@
           <w:szCs w:val="20"/>
           <w:lang w:val="es-CO"/>
         </w:rPr>
-        <w:t xml:space="preserve">., </w:t>
-      </w:r>
-      <w:r>
-        <w:rPr>
-          <w:rFonts w:ascii="Avenir Next LT Pro" w:hAnsi="Avenir Next LT Pro" w:cs="Calibri"/>
-          <w:i/>
-          <w:color w:val="303030"/>
-          <w:sz w:val="20"/>
-          <w:szCs w:val="20"/>
-          <w:highlight w:val="cyan"/>
-          <w:lang w:val="es-CO"/>
-        </w:rPr>
-        <w:t>{fuente_tomado_y_modificado_de_google_earth_1}</w:t>
+        <w:t>., </w:t>
       </w:r>
       <w:r>
         <w:rPr>
@@ -12853,6 +12453,17 @@
           <w:szCs w:val="20"/>
           <w:lang w:val="es-CO"/>
         </w:rPr>
+        <w:t>{fuente_tomado_y_modificado_de_google_earth_1}</w:t>
+      </w:r>
+      <w:r>
+        <w:rPr>
+          <w:rFonts w:ascii="Avenir Next LT Pro" w:hAnsi="Avenir Next LT Pro" w:cs="Calibri"/>
+          <w:i/>
+          <w:color w:val="303030"/>
+          <w:sz w:val="20"/>
+          <w:szCs w:val="20"/>
+          <w:lang w:val="es-CO"/>
+        </w:rPr>
         <w:t>.</w:t>
       </w:r>
       <w:r>
@@ -12863,7 +12474,6 @@
           <w:color w:val="303030"/>
           <w:sz w:val="20"/>
           <w:szCs w:val="18"/>
-          <w:highlight w:val="cyan"/>
           <w:lang w:val="es-CO"/>
         </w:rPr>
         <w:t>{var_6}</w:t>
@@ -12879,7 +12489,7 @@
       <w:bookmarkEnd w:id="123"/>
       <w:r>
         <w:lastRenderedPageBreak/>
-        <w:t xml:space="preserve">RESULTADOS </w:t>
+        <w:t>RESULTADOS </w:t>
       </w:r>
       <w:bookmarkStart w:id="125" w:name="_Toc48838293"/>
       <w:bookmarkStart w:id="126" w:name="_Toc314563445"/>
@@ -12892,16 +12502,12 @@
     <w:p>
       <w:pPr>
         <w:pStyle w:val="Ttulo2"/>
-        <w:rPr>
-          <w:highlight w:val="cyan"/>
-        </w:rPr>
+        <w:rPr/>
       </w:pPr>
       <w:bookmarkStart w:id="128" w:name="_Toc209171132"/>
       <w:bookmarkStart w:id="129" w:name="_Toc112770522"/>
       <w:r>
-        <w:rPr>
-          <w:highlight w:val="cyan"/>
-        </w:rPr>
+        <w:rPr/>
         <w:t>{var_11}</w:t>
       </w:r>
       <w:bookmarkEnd w:id="128"/>
@@ -12923,7 +12529,6 @@
           <w:bCs/>
           <w:color w:val="303030"/>
           <w:sz w:val="22"/>
-          <w:highlight w:val="cyan"/>
           <w:lang w:eastAsia="en-US"/>
         </w:rPr>
         <w:t>{var_12}</w:t>
@@ -12936,7 +12541,7 @@
           <w:sz w:val="22"/>
           <w:lang w:eastAsia="en-US"/>
         </w:rPr>
-        <w:t xml:space="preserve"> </w:t>
+        <w:t> </w:t>
       </w:r>
     </w:p>
     <w:p>
@@ -12995,7 +12600,7 @@
           <w:sz w:val="22"/>
           <w:szCs w:val="22"/>
         </w:rPr>
-        <w:t xml:space="preserve">, </w:t>
+        <w:t>, </w:t>
       </w:r>
       <w:r>
         <w:rPr>
@@ -13005,7 +12610,7 @@
           <w:szCs w:val="22"/>
           <w:lang w:eastAsia="es-MX"/>
         </w:rPr>
-        <w:t xml:space="preserve">en la </w:t>
+        <w:t>en la </w:t>
       </w:r>
       <w:r>
         <w:rPr>
@@ -13063,7 +12668,7 @@
           <w:sz w:val="22"/>
           <w:szCs w:val="22"/>
         </w:rPr>
-        <w:t xml:space="preserve">Tabla </w:t>
+        <w:t>Tabla </w:t>
       </w:r>
       <w:r>
         <w:rPr>
@@ -13099,7 +12704,7 @@
           <w:szCs w:val="22"/>
           <w:lang w:eastAsia="es-MX"/>
         </w:rPr>
-        <w:t xml:space="preserve"> </w:t>
+        <w:t> </w:t>
       </w:r>
       <w:r>
         <w:rPr>
@@ -13108,7 +12713,7 @@
           <w:sz w:val="22"/>
           <w:szCs w:val="22"/>
         </w:rPr>
-        <w:t xml:space="preserve">se presentan </w:t>
+        <w:t>se presentan </w:t>
       </w:r>
       <w:r>
         <w:rPr>
@@ -13126,7 +12731,7 @@
           <w:sz w:val="22"/>
           <w:szCs w:val="22"/>
         </w:rPr>
-        <w:t xml:space="preserve"> y su comparación con el Decreto 1076 de 2015</w:t>
+        <w:t> y su comparación con el Decreto 1076 de 2015</w:t>
       </w:r>
       <w:r>
         <w:rPr>
@@ -13135,7 +12740,7 @@
           <w:sz w:val="22"/>
           <w:szCs w:val="22"/>
         </w:rPr>
-        <w:t xml:space="preserve"> </w:t>
+        <w:t> </w:t>
       </w:r>
       <w:r>
         <w:rPr>
@@ -13176,7 +12781,7 @@
           <w:color w:val="303030"/>
           <w:lang w:val="es-CO"/>
         </w:rPr>
-        <w:t xml:space="preserve">Tabla </w:t>
+        <w:t>Tabla </w:t>
       </w:r>
       <w:r>
         <w:rPr>
@@ -13226,7 +12831,7 @@
           <w:color w:val="303030"/>
           <w:lang w:val="es-CO"/>
         </w:rPr>
-        <w:t xml:space="preserve">. Resultados de </w:t>
+        <w:t>. Resultados de </w:t>
       </w:r>
       <w:r>
         <w:rPr>
@@ -13234,7 +12839,7 @@
           <w:color w:val="303030"/>
           <w:lang w:val="es-CO"/>
         </w:rPr>
-        <w:t xml:space="preserve">laboratorio y </w:t>
+        <w:t>laboratorio y </w:t>
       </w:r>
       <w:commentRangeStart w:id="133"/>
       <w:r>
@@ -13243,7 +12848,7 @@
           <w:color w:val="303030"/>
           <w:lang w:val="es-CO"/>
         </w:rPr>
-        <w:t xml:space="preserve">comparación Decreto </w:t>
+        <w:t>comparación Decreto </w:t>
       </w:r>
       <w:r>
         <w:rPr>
@@ -13298,7 +12903,6 @@
           <w:tcPr>
             <w:tcW w:w="827" w:type="pct"/>
             <w:vMerge w:val="restart"/>
-            <w:shd w:val="clear" w:color="auto" w:fill="004CAB"/>
             <w:vAlign w:val="center"/>
             <w:hideMark/>
           </w:tcPr>
@@ -13331,7 +12935,6 @@
           <w:tcPr>
             <w:tcW w:w="699" w:type="pct"/>
             <w:vMerge w:val="restart"/>
-            <w:shd w:val="clear" w:color="auto" w:fill="004CAB"/>
             <w:vAlign w:val="center"/>
             <w:hideMark/>
           </w:tcPr>
@@ -13363,7 +12966,6 @@
         <w:tc>
           <w:tcPr>
             <w:tcW w:w="1201" w:type="pct"/>
-            <w:shd w:val="clear" w:color="auto" w:fill="004CAB"/>
             <w:vAlign w:val="center"/>
             <w:hideMark/>
           </w:tcPr>
@@ -13387,7 +12989,6 @@
                 <w:color w:val="FFFFFF" w:themeColor="background1"/>
                 <w:sz w:val="20"/>
                 <w:szCs w:val="20"/>
-                <w:highlight w:val="cyan"/>
               </w:rPr>
               <w:t>{var_53}</w:t>
             </w:r>
@@ -13396,7 +12997,6 @@
         <w:tc>
           <w:tcPr>
             <w:tcW w:w="1268" w:type="pct"/>
-            <w:shd w:val="clear" w:color="auto" w:fill="004CAB"/>
             <w:vAlign w:val="center"/>
             <w:hideMark/>
           </w:tcPr>
@@ -13429,7 +13029,6 @@
           <w:tcPr>
             <w:tcW w:w="1005" w:type="pct"/>
             <w:vMerge w:val="restart"/>
-            <w:shd w:val="clear" w:color="auto" w:fill="004CAB"/>
             <w:vAlign w:val="center"/>
             <w:hideMark/>
           </w:tcPr>
@@ -13453,7 +13052,6 @@
                 <w:color w:val="FFFFFF" w:themeColor="background1"/>
                 <w:sz w:val="20"/>
                 <w:szCs w:val="20"/>
-                <w:highlight w:val="cyan"/>
               </w:rPr>
               <w:t>{var_59}</w:t>
             </w:r>
@@ -13469,7 +13067,6 @@
           <w:tcPr>
             <w:tcW w:w="827" w:type="pct"/>
             <w:vMerge/>
-            <w:shd w:val="clear" w:color="auto" w:fill="004CAB"/>
             <w:vAlign w:val="center"/>
             <w:hideMark/>
           </w:tcPr>
@@ -13490,7 +13087,6 @@
           <w:tcPr>
             <w:tcW w:w="699" w:type="pct"/>
             <w:vMerge/>
-            <w:shd w:val="clear" w:color="auto" w:fill="004CAB"/>
             <w:vAlign w:val="center"/>
             <w:hideMark/>
           </w:tcPr>
@@ -13510,7 +13106,6 @@
         <w:tc>
           <w:tcPr>
             <w:tcW w:w="1201" w:type="pct"/>
-            <w:shd w:val="clear" w:color="auto" w:fill="004CAB"/>
             <w:vAlign w:val="center"/>
           </w:tcPr>
           <w:p>
@@ -13533,7 +13128,6 @@
                 <w:color w:val="FFFFFF" w:themeColor="background1"/>
                 <w:sz w:val="20"/>
                 <w:szCs w:val="20"/>
-                <w:highlight w:val="cyan"/>
               </w:rPr>
               <w:t>{var_55}</w:t>
             </w:r>
@@ -13543,7 +13137,6 @@
           <w:tcPr>
             <w:tcW w:w="1268" w:type="pct"/>
             <w:vMerge w:val="restart"/>
-            <w:shd w:val="clear" w:color="auto" w:fill="004CAB"/>
             <w:vAlign w:val="center"/>
             <w:hideMark/>
           </w:tcPr>
@@ -13568,7 +13161,7 @@
                 <w:sz w:val="20"/>
                 <w:szCs w:val="20"/>
               </w:rPr>
-              <w:t xml:space="preserve">Decreto 1076 de 2015 </w:t>
+              <w:t>Decreto 1076 de 2015 </w:t>
             </w:r>
             <w:r>
               <w:rPr>
@@ -13587,7 +13180,6 @@
           <w:tcPr>
             <w:tcW w:w="1005" w:type="pct"/>
             <w:vMerge/>
-            <w:shd w:val="clear" w:color="auto" w:fill="004CAB"/>
             <w:vAlign w:val="center"/>
             <w:hideMark/>
           </w:tcPr>
@@ -13653,7 +13245,6 @@
         <w:tc>
           <w:tcPr>
             <w:tcW w:w="1201" w:type="pct"/>
-            <w:shd w:val="clear" w:color="auto" w:fill="004CAB"/>
             <w:vAlign w:val="center"/>
           </w:tcPr>
           <w:p>
@@ -13676,7 +13267,6 @@
                 <w:color w:val="FFFFFF" w:themeColor="background1"/>
                 <w:sz w:val="20"/>
                 <w:szCs w:val="20"/>
-                <w:highlight w:val="cyan"/>
               </w:rPr>
               <w:t>{var_57}</w:t>
             </w:r>
@@ -13706,7 +13296,6 @@
           <w:tcPr>
             <w:tcW w:w="1005" w:type="pct"/>
             <w:vMerge/>
-            <w:shd w:val="clear" w:color="auto" w:fill="004CAB"/>
             <w:vAlign w:val="center"/>
             <w:hideMark/>
           </w:tcPr>
@@ -13772,7 +13361,6 @@
         <w:tc>
           <w:tcPr>
             <w:tcW w:w="1201" w:type="pct"/>
-            <w:shd w:val="clear" w:color="auto" w:fill="004CAB"/>
             <w:noWrap/>
             <w:vAlign w:val="center"/>
           </w:tcPr>
@@ -13796,7 +13384,6 @@
                 <w:color w:val="FFFFFF" w:themeColor="background1"/>
                 <w:sz w:val="20"/>
                 <w:szCs w:val="20"/>
-                <w:highlight w:val="cyan"/>
               </w:rPr>
               <w:t>{var_36}</w:t>
             </w:r>
@@ -13851,7 +13438,6 @@
         <w:tc>
           <w:tcPr>
             <w:tcW w:w="827" w:type="pct"/>
-            <w:shd w:val="clear" w:color="auto" w:fill="auto"/>
             <w:vAlign w:val="center"/>
             <w:hideMark/>
           </w:tcPr>
@@ -13871,7 +13457,6 @@
                 <w:color w:val="303030"/>
                 <w:sz w:val="20"/>
                 <w:szCs w:val="20"/>
-                <w:highlight w:val="cyan"/>
               </w:rPr>
               <w:t>{var_43}</w:t>
             </w:r>
@@ -13880,7 +13465,6 @@
         <w:tc>
           <w:tcPr>
             <w:tcW w:w="699" w:type="pct"/>
-            <w:shd w:val="clear" w:color="auto" w:fill="auto"/>
             <w:noWrap/>
             <w:vAlign w:val="center"/>
             <w:hideMark/>
@@ -13893,7 +13477,6 @@
                 <w:color w:val="303030"/>
                 <w:sz w:val="20"/>
                 <w:szCs w:val="20"/>
-                <w:highlight w:val="cyan"/>
               </w:rPr>
             </w:pPr>
             <w:r>
@@ -13902,7 +13485,6 @@
                 <w:color w:val="303030"/>
                 <w:sz w:val="20"/>
                 <w:szCs w:val="20"/>
-                <w:highlight w:val="cyan"/>
               </w:rPr>
               <w:t>{fuente_tomado_y_modificado_de_google_earth_1}</w:t>
             </w:r>
@@ -13911,7 +13493,6 @@
         <w:tc>
           <w:tcPr>
             <w:tcW w:w="1201" w:type="pct"/>
-            <w:shd w:val="clear" w:color="auto" w:fill="auto"/>
             <w:noWrap/>
             <w:vAlign w:val="center"/>
           </w:tcPr>
@@ -13930,7 +13511,6 @@
         <w:tc>
           <w:tcPr>
             <w:tcW w:w="1268" w:type="pct"/>
-            <w:shd w:val="clear" w:color="auto" w:fill="auto"/>
             <w:vAlign w:val="center"/>
             <w:hideMark/>
           </w:tcPr>
@@ -13942,7 +13522,6 @@
                 <w:color w:val="303030"/>
                 <w:sz w:val="20"/>
                 <w:szCs w:val="20"/>
-                <w:highlight w:val="cyan"/>
               </w:rPr>
             </w:pPr>
             <w:r>
@@ -13951,7 +13530,6 @@
                 <w:color w:val="303030"/>
                 <w:sz w:val="20"/>
                 <w:szCs w:val="20"/>
-                <w:highlight w:val="cyan"/>
               </w:rPr>
               <w:t>{var_60}</w:t>
             </w:r>
@@ -13960,7 +13538,6 @@
         <w:tc>
           <w:tcPr>
             <w:tcW w:w="1005" w:type="pct"/>
-            <w:shd w:val="clear" w:color="auto" w:fill="auto"/>
             <w:vAlign w:val="center"/>
             <w:hideMark/>
           </w:tcPr>
@@ -13972,7 +13549,6 @@
                 <w:color w:val="303030"/>
                 <w:sz w:val="20"/>
                 <w:szCs w:val="20"/>
-                <w:highlight w:val="cyan"/>
               </w:rPr>
             </w:pPr>
             <w:r>
@@ -14036,7 +13612,7 @@
           <w:sz w:val="20"/>
           <w:szCs w:val="20"/>
         </w:rPr>
-        <w:t xml:space="preserve"> </w:t>
+        <w:t> </w:t>
       </w:r>
       <w:commentRangeStart w:id="134"/>
       <w:r>
@@ -14045,7 +13621,6 @@
           <w:i/>
           <w:color w:val="303030"/>
           <w:sz w:val="20"/>
-          <w:highlight w:val="cyan"/>
         </w:rPr>
         <w:t>{fuente_serambiente_s_a_s_2}</w:t>
       </w:r>
@@ -14055,115 +13630,9 @@
           <w:i/>
           <w:color w:val="303030"/>
           <w:sz w:val="20"/>
-          <w:highlight w:val="cyan"/>
         </w:rPr>
       </w:r>
       <w:commentRangeEnd w:id="134"/>
-      <w:r>
-        <w:rPr>
-          <w:rStyle w:val="Refdecomentario"/>
-          <w:rFonts w:ascii="Tahoma" w:hAnsi="Tahoma"/>
-          <w:szCs w:val="20"/>
-          <w:highlight w:val="cyan"/>
-          <w:lang w:val="es-MX" w:eastAsia="es-MX"/>
-        </w:rPr>
-      </w:r>
-      <w:r>
-        <w:rPr>
-          <w:rFonts w:ascii="Avenir Next LT Pro" w:hAnsi="Avenir Next LT Pro"/>
-          <w:i/>
-          <w:color w:val="303030"/>
-          <w:sz w:val="20"/>
-          <w:highlight w:val="cyan"/>
-        </w:rPr>
-      </w:r>
-    </w:p>
-    <w:p>
-      <w:pPr>
-        <w:pStyle w:val="Sinespaciado"/>
-        <w:jc w:val="center"/>
-        <w:rPr>
-          <w:rFonts w:ascii="Avenir Next LT Pro" w:hAnsi="Avenir Next LT Pro"/>
-          <w:i/>
-          <w:iCs/>
-          <w:color w:val="303030"/>
-          <w:sz w:val="20"/>
-          <w:highlight w:val="cyan"/>
-          <w:lang w:val="es-CO"/>
-        </w:rPr>
-      </w:pPr>
-    </w:p>
-    <w:p>
-      <w:pPr>
-        <w:spacing w:after="240" w:line="360" w:lineRule="auto"/>
-        <w:jc w:val="both"/>
-        <w:rPr>
-          <w:rFonts w:ascii="Avenir Next LT Pro" w:hAnsi="Avenir Next LT Pro"/>
-          <w:iCs/>
-          <w:color w:val="303030"/>
-          <w:sz w:val="22"/>
-          <w:szCs w:val="22"/>
-        </w:rPr>
-      </w:pPr>
-      <w:r>
-        <w:rPr>
-          <w:rFonts w:ascii="Avenir Next LT Pro" w:hAnsi="Avenir Next LT Pro"/>
-          <w:iCs/>
-          <w:color w:val="303030"/>
-          <w:sz w:val="22"/>
-          <w:szCs w:val="22"/>
-        </w:rPr>
-        <w:t xml:space="preserve">El procedimiento para determinar la característica de toxicidad por lixiviación (prueba TCLP), consiste en determinar la movilidad en el sedimento de constituyentes tóxicos, sean estos elementos o compuestos químicos, tanto de origen orgánico como inorgánico. Además, simula el medio que se puede presentar sobre los residuos de ácidos orgánicos generados en un sitio de </w:t>
-      </w:r>
-      <w:proofErr w:type="spellStart"/>
-      <w:r>
-        <w:rPr>
-          <w:rFonts w:ascii="Avenir Next LT Pro" w:hAnsi="Avenir Next LT Pro"/>
-          <w:iCs/>
-          <w:color w:val="303030"/>
-          <w:sz w:val="22"/>
-          <w:szCs w:val="22"/>
-        </w:rPr>
-        <w:t>co-disposición</w:t>
-      </w:r>
-      <w:proofErr w:type="spellEnd"/>
-      <w:r>
-        <w:rPr>
-          <w:rFonts w:ascii="Avenir Next LT Pro" w:hAnsi="Avenir Next LT Pro"/>
-          <w:iCs/>
-          <w:color w:val="303030"/>
-          <w:sz w:val="22"/>
-          <w:szCs w:val="22"/>
-        </w:rPr>
-        <w:t xml:space="preserve"> sin impermeabilización de fondo (USEPA 1991).</w:t>
-      </w:r>
-    </w:p>
-    <w:p>
-      <w:pPr>
-        <w:spacing w:after="240" w:line="360" w:lineRule="auto"/>
-        <w:jc w:val="both"/>
-        <w:rPr>
-          <w:rFonts w:ascii="Avenir Next LT Pro" w:hAnsi="Avenir Next LT Pro"/>
-          <w:iCs/>
-          <w:color w:val="303030"/>
-          <w:sz w:val="22"/>
-          <w:szCs w:val="22"/>
-          <w:highlight w:val="cyan"/>
-        </w:rPr>
-      </w:pPr>
-      <w:commentRangeStart w:id="135"/>
-      <w:r>
-        <w:rPr>
-          <w:rFonts w:ascii="Avenir Next LT Pro" w:eastAsia="MS Mincho" w:hAnsi="Avenir Next LT Pro" w:cstheme="minorHAnsi"/>
-          <w:iCs/>
-          <w:color w:val="303030"/>
-          <w:sz w:val="22"/>
-          <w:szCs w:val="22"/>
-          <w:highlight w:val="cyan"/>
-        </w:rPr>
-        <w:t>{var_13}</w:t>
-      </w:r>
-      <w:commentRangeEnd w:id="135"/>
       <w:r>
         <w:rPr>
           <w:rStyle w:val="Refdecomentario"/>
@@ -14171,8 +13640,88 @@
           <w:szCs w:val="20"/>
           <w:lang w:val="es-MX" w:eastAsia="es-MX"/>
         </w:rPr>
-        <w:commentReference w:id="135"/>
-      </w:r>
+      </w:r>
+      <w:r>
+        <w:rPr>
+          <w:rFonts w:ascii="Avenir Next LT Pro" w:hAnsi="Avenir Next LT Pro"/>
+          <w:i/>
+          <w:color w:val="303030"/>
+          <w:sz w:val="20"/>
+        </w:rPr>
+      </w:r>
+    </w:p>
+    <w:p>
+      <w:pPr>
+        <w:pStyle w:val="Sinespaciado"/>
+        <w:jc w:val="center"/>
+        <w:rPr>
+          <w:rFonts w:ascii="Avenir Next LT Pro" w:hAnsi="Avenir Next LT Pro"/>
+          <w:i/>
+          <w:iCs/>
+          <w:color w:val="303030"/>
+          <w:sz w:val="20"/>
+          <w:lang w:val="es-CO"/>
+        </w:rPr>
+      </w:pPr>
+    </w:p>
+    <w:p>
+      <w:pPr>
+        <w:spacing w:after="240" w:line="360" w:lineRule="auto"/>
+        <w:jc w:val="both"/>
+        <w:rPr>
+          <w:rFonts w:ascii="Avenir Next LT Pro" w:hAnsi="Avenir Next LT Pro"/>
+          <w:iCs/>
+          <w:color w:val="303030"/>
+          <w:sz w:val="22"/>
+          <w:szCs w:val="22"/>
+        </w:rPr>
+      </w:pPr>
+      <w:r>
+        <w:rPr>
+          <w:rFonts w:ascii="Avenir Next LT Pro" w:hAnsi="Avenir Next LT Pro"/>
+          <w:iCs/>
+          <w:color w:val="303030"/>
+          <w:sz w:val="22"/>
+          <w:szCs w:val="22"/>
+        </w:rPr>
+        <w:t>El procedimiento para determinar la característica de toxicidad por lixiviación (prueba TCLP), consiste en determinar la movilidad en el sedimento de constituyentes tóxicos, sean estos elementos o compuestos químicos, tanto de origen orgánico como inorgánico. Además, simula el medio que se puede presentar sobre los residuos de ácidos orgánicos generados en un sitio de </w:t>
+      </w:r>
+      <w:proofErr w:type="spellStart"/>
+      <w:r>
+        <w:rPr>
+          <w:rFonts w:ascii="Avenir Next LT Pro" w:hAnsi="Avenir Next LT Pro"/>
+          <w:iCs/>
+          <w:color w:val="303030"/>
+          <w:sz w:val="22"/>
+          <w:szCs w:val="22"/>
+        </w:rPr>
+        <w:t>co-disposición</w:t>
+      </w:r>
+      <w:proofErr w:type="spellEnd"/>
+      <w:r>
+        <w:rPr>
+          <w:rFonts w:ascii="Avenir Next LT Pro" w:hAnsi="Avenir Next LT Pro"/>
+          <w:iCs/>
+          <w:color w:val="303030"/>
+          <w:sz w:val="22"/>
+          <w:szCs w:val="22"/>
+        </w:rPr>
+        <w:t> sin impermeabilización de fondo (USEPA 1991).</w:t>
+      </w:r>
+    </w:p>
+    <w:p>
+      <w:pPr>
+        <w:spacing w:after="240" w:line="360" w:lineRule="auto"/>
+        <w:jc w:val="both"/>
+        <w:rPr>
+          <w:rFonts w:ascii="Avenir Next LT Pro" w:hAnsi="Avenir Next LT Pro"/>
+          <w:iCs/>
+          <w:color w:val="303030"/>
+          <w:sz w:val="22"/>
+          <w:szCs w:val="22"/>
+        </w:rPr>
+      </w:pPr>
+      <w:commentRangeStart w:id="135"/>
       <w:r>
         <w:rPr>
           <w:rFonts w:ascii="Avenir Next LT Pro" w:eastAsia="MS Mincho" w:hAnsi="Avenir Next LT Pro" w:cstheme="minorHAnsi"/>
@@ -14180,9 +13729,18 @@
           <w:color w:val="303030"/>
           <w:sz w:val="22"/>
           <w:szCs w:val="22"/>
-          <w:highlight w:val="cyan"/>
-        </w:rPr>
-        <w:t>{var_14}</w:t>
+        </w:rPr>
+        <w:t>{var_13}</w:t>
+      </w:r>
+      <w:commentRangeEnd w:id="135"/>
+      <w:r>
+        <w:rPr>
+          <w:rStyle w:val="Refdecomentario"/>
+          <w:rFonts w:ascii="Tahoma" w:hAnsi="Tahoma"/>
+          <w:szCs w:val="20"/>
+          <w:lang w:val="es-MX" w:eastAsia="es-MX"/>
+        </w:rPr>
+        <w:commentReference w:id="135"/>
       </w:r>
       <w:r>
         <w:rPr>
@@ -14191,8 +13749,8 @@
           <w:color w:val="303030"/>
           <w:sz w:val="22"/>
           <w:szCs w:val="22"/>
-          <w:highlight w:val="cyan"/>
-        </w:rPr>
+        </w:rPr>
+        <w:t>{var_14}</w:t>
       </w:r>
       <w:r>
         <w:rPr>
@@ -14201,7 +13759,6 @@
           <w:color w:val="303030"/>
           <w:sz w:val="22"/>
           <w:szCs w:val="22"/>
-          <w:highlight w:val="cyan"/>
         </w:rPr>
       </w:r>
       <w:r>
@@ -14211,7 +13768,6 @@
           <w:color w:val="303030"/>
           <w:sz w:val="22"/>
           <w:szCs w:val="22"/>
-          <w:highlight w:val="cyan"/>
         </w:rPr>
       </w:r>
       <w:r>
@@ -14221,7 +13777,6 @@
           <w:color w:val="303030"/>
           <w:sz w:val="22"/>
           <w:szCs w:val="22"/>
-          <w:highlight w:val="cyan"/>
         </w:rPr>
       </w:r>
       <w:r>
@@ -14231,7 +13786,6 @@
           <w:color w:val="303030"/>
           <w:sz w:val="22"/>
           <w:szCs w:val="22"/>
-          <w:highlight w:val="cyan"/>
         </w:rPr>
       </w:r>
       <w:r>
@@ -14241,7 +13795,6 @@
           <w:color w:val="303030"/>
           <w:sz w:val="22"/>
           <w:szCs w:val="22"/>
-          <w:highlight w:val="cyan"/>
         </w:rPr>
       </w:r>
       <w:r>
@@ -14251,7 +13804,6 @@
           <w:color w:val="303030"/>
           <w:sz w:val="22"/>
           <w:szCs w:val="22"/>
-          <w:highlight w:val="cyan"/>
         </w:rPr>
       </w:r>
       <w:r>
@@ -14261,7 +13813,6 @@
           <w:color w:val="303030"/>
           <w:sz w:val="22"/>
           <w:szCs w:val="22"/>
-          <w:highlight w:val="cyan"/>
         </w:rPr>
       </w:r>
       <w:r>
@@ -14271,7 +13822,6 @@
           <w:color w:val="303030"/>
           <w:sz w:val="22"/>
           <w:szCs w:val="22"/>
-          <w:highlight w:val="cyan"/>
         </w:rPr>
       </w:r>
       <w:r>
@@ -14281,7 +13831,6 @@
           <w:color w:val="303030"/>
           <w:sz w:val="22"/>
           <w:szCs w:val="22"/>
-          <w:highlight w:val="cyan"/>
         </w:rPr>
       </w:r>
       <w:r>
@@ -14291,7 +13840,6 @@
           <w:color w:val="303030"/>
           <w:sz w:val="22"/>
           <w:szCs w:val="22"/>
-          <w:highlight w:val="cyan"/>
         </w:rPr>
       </w:r>
       <w:r>
@@ -14301,17 +13849,15 @@
           <w:color w:val="303030"/>
           <w:sz w:val="22"/>
           <w:szCs w:val="22"/>
-          <w:highlight w:val="cyan"/>
-        </w:rPr>
-      </w:r>
-      <w:r>
-        <w:rPr>
-          <w:rFonts w:ascii="Avenir Next LT Pro" w:hAnsi="Avenir Next LT Pro"/>
+        </w:rPr>
+      </w:r>
+      <w:r>
+        <w:rPr>
+          <w:rFonts w:ascii="Avenir Next LT Pro" w:eastAsia="MS Mincho" w:hAnsi="Avenir Next LT Pro" w:cstheme="minorHAnsi"/>
           <w:iCs/>
           <w:color w:val="303030"/>
           <w:sz w:val="22"/>
           <w:szCs w:val="22"/>
-          <w:highlight w:val="cyan"/>
         </w:rPr>
       </w:r>
       <w:r>
@@ -14321,7 +13867,6 @@
           <w:color w:val="303030"/>
           <w:sz w:val="22"/>
           <w:szCs w:val="22"/>
-          <w:highlight w:val="cyan"/>
         </w:rPr>
       </w:r>
       <w:r>
@@ -14331,7 +13876,6 @@
           <w:color w:val="303030"/>
           <w:sz w:val="22"/>
           <w:szCs w:val="22"/>
-          <w:highlight w:val="cyan"/>
         </w:rPr>
       </w:r>
       <w:r>
@@ -14341,7 +13885,6 @@
           <w:color w:val="303030"/>
           <w:sz w:val="22"/>
           <w:szCs w:val="22"/>
-          <w:highlight w:val="cyan"/>
         </w:rPr>
       </w:r>
       <w:r>
@@ -14351,7 +13894,15 @@
           <w:color w:val="303030"/>
           <w:sz w:val="22"/>
           <w:szCs w:val="22"/>
-          <w:highlight w:val="cyan"/>
+        </w:rPr>
+      </w:r>
+      <w:r>
+        <w:rPr>
+          <w:rFonts w:ascii="Avenir Next LT Pro" w:hAnsi="Avenir Next LT Pro"/>
+          <w:iCs/>
+          <w:color w:val="303030"/>
+          <w:sz w:val="22"/>
+          <w:szCs w:val="22"/>
         </w:rPr>
       </w:r>
       <w:r>
@@ -14363,7 +13914,6 @@
           <w:color w:val="303030"/>
           <w:sz w:val="22"/>
           <w:szCs w:val="22"/>
-          <w:highlight w:val="cyan"/>
         </w:rPr>
       </w:r>
       <w:r>
@@ -14375,7 +13925,6 @@
           <w:color w:val="303030"/>
           <w:sz w:val="22"/>
           <w:szCs w:val="22"/>
-          <w:highlight w:val="cyan"/>
         </w:rPr>
       </w:r>
       <w:r>
@@ -14387,7 +13936,6 @@
           <w:color w:val="303030"/>
           <w:sz w:val="22"/>
           <w:szCs w:val="22"/>
-          <w:highlight w:val="cyan"/>
         </w:rPr>
       </w:r>
       <w:r>
@@ -14399,7 +13947,6 @@
           <w:color w:val="303030"/>
           <w:sz w:val="22"/>
           <w:szCs w:val="22"/>
-          <w:highlight w:val="cyan"/>
         </w:rPr>
       </w:r>
       <w:r>
@@ -14410,7 +13957,6 @@
           <w:color w:val="303030"/>
           <w:sz w:val="22"/>
           <w:szCs w:val="22"/>
-          <w:highlight w:val="cyan"/>
         </w:rPr>
       </w:r>
       <w:r>
@@ -14422,7 +13968,6 @@
           <w:color w:val="303030"/>
           <w:sz w:val="22"/>
           <w:szCs w:val="22"/>
-          <w:highlight w:val="cyan"/>
         </w:rPr>
       </w:r>
       <w:r>
@@ -14434,7 +13979,6 @@
           <w:color w:val="303030"/>
           <w:sz w:val="22"/>
           <w:szCs w:val="22"/>
-          <w:highlight w:val="cyan"/>
         </w:rPr>
       </w:r>
       <w:r>
@@ -14446,7 +13990,6 @@
           <w:color w:val="303030"/>
           <w:sz w:val="22"/>
           <w:szCs w:val="22"/>
-          <w:highlight w:val="cyan"/>
         </w:rPr>
       </w:r>
     </w:p>
@@ -14459,7 +14002,6 @@
           <w:color w:val="303030"/>
           <w:sz w:val="20"/>
           <w:szCs w:val="20"/>
-          <w:highlight w:val="cyan"/>
         </w:rPr>
       </w:pPr>
     </w:p>
@@ -14474,7 +14016,6 @@
           <w:i/>
           <w:iCs/>
           <w:color w:val="303030"/>
-          <w:highlight w:val="cyan"/>
         </w:rPr>
       </w:pPr>
       <w:bookmarkStart w:id="136" w:name="_Ref125661558"/>
@@ -14486,7 +14027,6 @@
           <w:i/>
           <w:iCs/>
           <w:color w:val="303030"/>
-          <w:highlight w:val="cyan"/>
         </w:rPr>
         <w:t>{var_15}</w:t>
       </w:r>
@@ -14498,7 +14038,6 @@
           <w:i/>
           <w:iCs/>
           <w:color w:val="303030"/>
-          <w:highlight w:val="cyan"/>
         </w:rPr>
       </w:r>
       <w:r>
@@ -14509,7 +14048,6 @@
           <w:i/>
           <w:iCs/>
           <w:color w:val="303030"/>
-          <w:highlight w:val="cyan"/>
         </w:rPr>
       </w:r>
     </w:p>
@@ -14522,7 +14060,6 @@
           <w:rFonts w:ascii="Avenir Next LT Pro" w:eastAsia="MS Mincho" w:hAnsi="Avenir Next LT Pro" w:cstheme="minorHAnsi"/>
           <w:iCs/>
           <w:color w:val="303030"/>
-          <w:highlight w:val="cyan"/>
         </w:rPr>
       </w:pPr>
       <w:bookmarkStart w:id="137" w:name="_Ref178078244"/>
@@ -14531,7 +14068,6 @@
         <w:rPr>
           <w:rFonts w:ascii="Avenir Next LT Pro" w:hAnsi="Avenir Next LT Pro" w:cstheme="minorHAnsi"/>
           <w:color w:val="303030"/>
-          <w:highlight w:val="cyan"/>
         </w:rPr>
         <w:t>{var_16}</w:t>
       </w:r>
@@ -14539,21 +14075,18 @@
         <w:rPr>
           <w:rFonts w:ascii="Avenir Next LT Pro" w:hAnsi="Avenir Next LT Pro" w:cstheme="minorHAnsi"/>
           <w:color w:val="303030"/>
-          <w:highlight w:val="cyan"/>
         </w:rPr>
       </w:r>
       <w:r>
         <w:rPr>
           <w:rFonts w:ascii="Avenir Next LT Pro" w:hAnsi="Avenir Next LT Pro" w:cstheme="minorHAnsi"/>
           <w:color w:val="303030"/>
-          <w:highlight w:val="cyan"/>
         </w:rPr>
       </w:r>
       <w:r>
         <w:rPr>
           <w:rFonts w:ascii="Avenir Next LT Pro" w:hAnsi="Avenir Next LT Pro" w:cstheme="minorHAnsi"/>
           <w:color w:val="303030"/>
-          <w:highlight w:val="cyan"/>
         </w:rPr>
       </w:r>
       <w:r>
@@ -14561,14 +14094,12 @@
           <w:rFonts w:ascii="Avenir Next LT Pro" w:hAnsi="Avenir Next LT Pro" w:cstheme="minorHAnsi"/>
           <w:noProof/>
           <w:color w:val="303030"/>
-          <w:highlight w:val="cyan"/>
         </w:rPr>
       </w:r>
       <w:r>
         <w:rPr>
           <w:rFonts w:ascii="Avenir Next LT Pro" w:hAnsi="Avenir Next LT Pro" w:cstheme="minorHAnsi"/>
           <w:color w:val="303030"/>
-          <w:highlight w:val="cyan"/>
         </w:rPr>
       </w:r>
       <w:bookmarkEnd w:id="136"/>
@@ -14578,7 +14109,6 @@
           <w:rFonts w:ascii="Avenir Next LT Pro" w:eastAsia="MS Mincho" w:hAnsi="Avenir Next LT Pro" w:cstheme="minorHAnsi"/>
           <w:iCs/>
           <w:color w:val="303030"/>
-          <w:highlight w:val="cyan"/>
         </w:rPr>
       </w:r>
       <w:bookmarkEnd w:id="138"/>
@@ -14593,7 +14123,6 @@
           <w:color w:val="303030"/>
           <w:sz w:val="22"/>
           <w:szCs w:val="22"/>
-          <w:highlight w:val="cyan"/>
         </w:rPr>
       </w:pPr>
       <w:r>
@@ -14603,7 +14132,6 @@
           <w:color w:val="303030"/>
           <w:sz w:val="20"/>
           <w:szCs w:val="20"/>
-          <w:highlight w:val="cyan"/>
         </w:rPr>
         <w:t>{var_17}</w:t>
       </w:r>
@@ -14614,7 +14142,6 @@
           <w:color w:val="303030"/>
           <w:sz w:val="20"/>
           <w:szCs w:val="20"/>
-          <w:highlight w:val="cyan"/>
         </w:rPr>
       </w:r>
       <w:r>
@@ -14624,7 +14151,6 @@
           <w:color w:val="303030"/>
           <w:sz w:val="20"/>
           <w:szCs w:val="20"/>
-          <w:highlight w:val="cyan"/>
         </w:rPr>
       </w:r>
     </w:p>
@@ -14636,7 +14162,6 @@
           <w:rFonts w:ascii="Avenir Next LT Pro" w:eastAsia="MS Mincho" w:hAnsi="Avenir Next LT Pro" w:cstheme="minorHAnsi"/>
           <w:i/>
           <w:color w:val="303030"/>
-          <w:highlight w:val="cyan"/>
           <w:lang w:eastAsia="en-US"/>
         </w:rPr>
       </w:pPr>
@@ -14645,7 +14170,6 @@
           <w:rFonts w:ascii="Avenir Next LT Pro" w:eastAsia="MS Mincho" w:hAnsi="Avenir Next LT Pro" w:cstheme="minorHAnsi"/>
           <w:i/>
           <w:color w:val="303030"/>
-          <w:highlight w:val="cyan"/>
         </w:rPr>
         <w:t>{var_6}</w:t>
       </w:r>
@@ -14677,9 +14201,7 @@
     <w:p>
       <w:pPr>
         <w:pStyle w:val="Sinespaciado"/>
-        <w:rPr>
-          <w:highlight w:val="cyan"/>
-        </w:rPr>
+        <w:rPr/>
       </w:pPr>
       <w:bookmarkStart w:id="141" w:name="_Hlk50474377"/>
       <w:bookmarkStart w:id="142" w:name="_Hlk50474408"/>
@@ -14693,16 +14215,14 @@
           <w:color w:val="303030"/>
           <w:sz w:val="22"/>
           <w:szCs w:val="22"/>
-          <w:highlight w:val="cyan"/>
-        </w:rPr>
-      </w:pPr>
-      <w:r>
-        <w:rPr>
-          <w:rFonts w:ascii="Avenir Next LT Pro" w:hAnsi="Avenir Next LT Pro"/>
-          <w:color w:val="303030"/>
-          <w:sz w:val="22"/>
-          <w:szCs w:val="22"/>
-          <w:highlight w:val="cyan"/>
+        </w:rPr>
+      </w:pPr>
+      <w:r>
+        <w:rPr>
+          <w:rFonts w:ascii="Avenir Next LT Pro" w:hAnsi="Avenir Next LT Pro"/>
+          <w:color w:val="303030"/>
+          <w:sz w:val="22"/>
+          <w:szCs w:val="22"/>
         </w:rPr>
         <w:t>{var_18}</w:t>
       </w:r>
@@ -14712,25 +14232,22 @@
           <w:color w:val="303030"/>
           <w:sz w:val="22"/>
           <w:szCs w:val="22"/>
-          <w:highlight w:val="cyan"/>
-        </w:rPr>
-      </w:r>
-      <w:r>
-        <w:rPr>
-          <w:rFonts w:ascii="Avenir Next LT Pro" w:hAnsi="Avenir Next LT Pro"/>
-          <w:color w:val="303030"/>
-          <w:sz w:val="22"/>
-          <w:szCs w:val="22"/>
-          <w:highlight w:val="cyan"/>
-        </w:rPr>
-      </w:r>
-      <w:r>
-        <w:rPr>
-          <w:rFonts w:ascii="Avenir Next LT Pro" w:hAnsi="Avenir Next LT Pro"/>
-          <w:color w:val="303030"/>
-          <w:sz w:val="22"/>
-          <w:szCs w:val="22"/>
-          <w:highlight w:val="cyan"/>
+        </w:rPr>
+      </w:r>
+      <w:r>
+        <w:rPr>
+          <w:rFonts w:ascii="Avenir Next LT Pro" w:hAnsi="Avenir Next LT Pro"/>
+          <w:color w:val="303030"/>
+          <w:sz w:val="22"/>
+          <w:szCs w:val="22"/>
+        </w:rPr>
+      </w:r>
+      <w:r>
+        <w:rPr>
+          <w:rFonts w:ascii="Avenir Next LT Pro" w:hAnsi="Avenir Next LT Pro"/>
+          <w:color w:val="303030"/>
+          <w:sz w:val="22"/>
+          <w:szCs w:val="22"/>
         </w:rPr>
       </w:r>
     </w:p>
@@ -14743,7 +14260,6 @@
           <w:color w:val="303030"/>
           <w:sz w:val="22"/>
           <w:szCs w:val="22"/>
-          <w:highlight w:val="cyan"/>
         </w:rPr>
       </w:pPr>
       <w:commentRangeStart w:id="143"/>
@@ -14753,7 +14269,6 @@
           <w:color w:val="303030"/>
           <w:sz w:val="22"/>
           <w:szCs w:val="22"/>
-          <w:highlight w:val="cyan"/>
         </w:rPr>
         <w:t>{var_19}</w:t>
       </w:r>
@@ -14773,7 +14288,6 @@
           <w:color w:val="303030"/>
           <w:sz w:val="22"/>
           <w:szCs w:val="22"/>
-          <w:highlight w:val="cyan"/>
         </w:rPr>
         <w:t>{var_20}</w:t>
       </w:r>
@@ -14783,52 +14297,46 @@
           <w:color w:val="303030"/>
           <w:sz w:val="22"/>
           <w:szCs w:val="22"/>
-          <w:highlight w:val="cyan"/>
-        </w:rPr>
-      </w:r>
-      <w:r>
-        <w:rPr>
-          <w:rFonts w:ascii="Avenir Next LT Pro" w:hAnsi="Avenir Next LT Pro"/>
-          <w:color w:val="303030"/>
-          <w:sz w:val="22"/>
-          <w:szCs w:val="22"/>
-          <w:highlight w:val="cyan"/>
-        </w:rPr>
-      </w:r>
-      <w:r>
-        <w:rPr>
-          <w:rFonts w:ascii="Avenir Next LT Pro" w:hAnsi="Avenir Next LT Pro"/>
-          <w:color w:val="303030"/>
-          <w:sz w:val="22"/>
-          <w:szCs w:val="22"/>
-          <w:highlight w:val="cyan"/>
-        </w:rPr>
-      </w:r>
-      <w:r>
-        <w:rPr>
-          <w:rFonts w:ascii="Avenir Next LT Pro" w:hAnsi="Avenir Next LT Pro"/>
-          <w:color w:val="303030"/>
-          <w:sz w:val="22"/>
-          <w:szCs w:val="22"/>
-          <w:highlight w:val="cyan"/>
-        </w:rPr>
-      </w:r>
-      <w:r>
-        <w:rPr>
-          <w:rFonts w:ascii="Avenir Next LT Pro" w:hAnsi="Avenir Next LT Pro"/>
-          <w:color w:val="303030"/>
-          <w:sz w:val="22"/>
-          <w:szCs w:val="22"/>
-          <w:highlight w:val="cyan"/>
-        </w:rPr>
-      </w:r>
-      <w:r>
-        <w:rPr>
-          <w:rFonts w:ascii="Avenir Next LT Pro" w:hAnsi="Avenir Next LT Pro"/>
-          <w:color w:val="303030"/>
-          <w:sz w:val="22"/>
-          <w:szCs w:val="22"/>
-          <w:highlight w:val="cyan"/>
+        </w:rPr>
+      </w:r>
+      <w:r>
+        <w:rPr>
+          <w:rFonts w:ascii="Avenir Next LT Pro" w:hAnsi="Avenir Next LT Pro"/>
+          <w:color w:val="303030"/>
+          <w:sz w:val="22"/>
+          <w:szCs w:val="22"/>
+        </w:rPr>
+      </w:r>
+      <w:r>
+        <w:rPr>
+          <w:rFonts w:ascii="Avenir Next LT Pro" w:hAnsi="Avenir Next LT Pro"/>
+          <w:color w:val="303030"/>
+          <w:sz w:val="22"/>
+          <w:szCs w:val="22"/>
+        </w:rPr>
+      </w:r>
+      <w:r>
+        <w:rPr>
+          <w:rFonts w:ascii="Avenir Next LT Pro" w:hAnsi="Avenir Next LT Pro"/>
+          <w:color w:val="303030"/>
+          <w:sz w:val="22"/>
+          <w:szCs w:val="22"/>
+        </w:rPr>
+      </w:r>
+      <w:r>
+        <w:rPr>
+          <w:rFonts w:ascii="Avenir Next LT Pro" w:hAnsi="Avenir Next LT Pro"/>
+          <w:color w:val="303030"/>
+          <w:sz w:val="22"/>
+          <w:szCs w:val="22"/>
+        </w:rPr>
+      </w:r>
+      <w:r>
+        <w:rPr>
+          <w:rFonts w:ascii="Avenir Next LT Pro" w:hAnsi="Avenir Next LT Pro"/>
+          <w:color w:val="303030"/>
+          <w:sz w:val="22"/>
+          <w:szCs w:val="22"/>
         </w:rPr>
       </w:r>
       <w:r>
@@ -14837,106 +14345,94 @@
           <w:color w:val="303030"/>
           <w:sz w:val="22"/>
           <w:szCs w:val="22"/>
-          <w:highlight w:val="cyan"/>
-        </w:rPr>
-      </w:r>
-      <w:r>
-        <w:rPr>
-          <w:rFonts w:ascii="Avenir Next LT Pro" w:hAnsi="Avenir Next LT Pro"/>
-          <w:color w:val="303030"/>
-          <w:sz w:val="22"/>
-          <w:szCs w:val="22"/>
-          <w:highlight w:val="cyan"/>
-        </w:rPr>
-      </w:r>
-      <w:r>
-        <w:rPr>
-          <w:rFonts w:ascii="Avenir Next LT Pro" w:hAnsi="Avenir Next LT Pro"/>
-          <w:color w:val="303030"/>
-          <w:sz w:val="22"/>
-          <w:szCs w:val="22"/>
-          <w:highlight w:val="cyan"/>
-        </w:rPr>
-      </w:r>
-      <w:r>
-        <w:rPr>
-          <w:rFonts w:ascii="Avenir Next LT Pro" w:hAnsi="Avenir Next LT Pro"/>
-          <w:color w:val="303030"/>
-          <w:sz w:val="22"/>
-          <w:szCs w:val="22"/>
-          <w:highlight w:val="cyan"/>
-        </w:rPr>
-      </w:r>
-      <w:r>
-        <w:rPr>
-          <w:rFonts w:ascii="Avenir Next LT Pro" w:hAnsi="Avenir Next LT Pro"/>
-          <w:color w:val="303030"/>
-          <w:sz w:val="22"/>
-          <w:szCs w:val="22"/>
-          <w:highlight w:val="cyan"/>
-        </w:rPr>
-      </w:r>
-      <w:r>
-        <w:rPr>
-          <w:rFonts w:ascii="Avenir Next LT Pro" w:hAnsi="Avenir Next LT Pro"/>
-          <w:color w:val="303030"/>
-          <w:sz w:val="22"/>
-          <w:szCs w:val="22"/>
-          <w:highlight w:val="cyan"/>
-        </w:rPr>
-      </w:r>
-      <w:r>
-        <w:rPr>
-          <w:rFonts w:ascii="Avenir Next LT Pro" w:hAnsi="Avenir Next LT Pro"/>
-          <w:color w:val="303030"/>
-          <w:sz w:val="22"/>
-          <w:szCs w:val="22"/>
-          <w:highlight w:val="cyan"/>
-        </w:rPr>
-      </w:r>
-      <w:r>
-        <w:rPr>
-          <w:rFonts w:ascii="Avenir Next LT Pro" w:hAnsi="Avenir Next LT Pro"/>
-          <w:color w:val="303030"/>
-          <w:sz w:val="22"/>
-          <w:szCs w:val="22"/>
-          <w:highlight w:val="cyan"/>
-        </w:rPr>
-      </w:r>
-      <w:r>
-        <w:rPr>
-          <w:rFonts w:ascii="Avenir Next LT Pro" w:hAnsi="Avenir Next LT Pro"/>
-          <w:color w:val="303030"/>
-          <w:sz w:val="22"/>
-          <w:szCs w:val="22"/>
-          <w:highlight w:val="cyan"/>
-        </w:rPr>
-      </w:r>
-      <w:r>
-        <w:rPr>
-          <w:rFonts w:ascii="Avenir Next LT Pro" w:hAnsi="Avenir Next LT Pro"/>
-          <w:color w:val="303030"/>
-          <w:sz w:val="22"/>
-          <w:szCs w:val="22"/>
-          <w:highlight w:val="cyan"/>
-        </w:rPr>
-      </w:r>
-      <w:r>
-        <w:rPr>
-          <w:rFonts w:ascii="Avenir Next LT Pro" w:hAnsi="Avenir Next LT Pro"/>
-          <w:color w:val="303030"/>
-          <w:sz w:val="22"/>
-          <w:szCs w:val="22"/>
-          <w:highlight w:val="cyan"/>
-        </w:rPr>
-      </w:r>
-      <w:r>
-        <w:rPr>
-          <w:rFonts w:ascii="Avenir Next LT Pro" w:hAnsi="Avenir Next LT Pro"/>
-          <w:color w:val="303030"/>
-          <w:sz w:val="22"/>
-          <w:szCs w:val="22"/>
-          <w:highlight w:val="cyan"/>
+        </w:rPr>
+      </w:r>
+      <w:r>
+        <w:rPr>
+          <w:rFonts w:ascii="Avenir Next LT Pro" w:hAnsi="Avenir Next LT Pro"/>
+          <w:color w:val="303030"/>
+          <w:sz w:val="22"/>
+          <w:szCs w:val="22"/>
+        </w:rPr>
+      </w:r>
+      <w:r>
+        <w:rPr>
+          <w:rFonts w:ascii="Avenir Next LT Pro" w:hAnsi="Avenir Next LT Pro"/>
+          <w:color w:val="303030"/>
+          <w:sz w:val="22"/>
+          <w:szCs w:val="22"/>
+        </w:rPr>
+      </w:r>
+      <w:r>
+        <w:rPr>
+          <w:rFonts w:ascii="Avenir Next LT Pro" w:hAnsi="Avenir Next LT Pro"/>
+          <w:color w:val="303030"/>
+          <w:sz w:val="22"/>
+          <w:szCs w:val="22"/>
+        </w:rPr>
+      </w:r>
+      <w:r>
+        <w:rPr>
+          <w:rFonts w:ascii="Avenir Next LT Pro" w:hAnsi="Avenir Next LT Pro"/>
+          <w:color w:val="303030"/>
+          <w:sz w:val="22"/>
+          <w:szCs w:val="22"/>
+        </w:rPr>
+      </w:r>
+      <w:r>
+        <w:rPr>
+          <w:rFonts w:ascii="Avenir Next LT Pro" w:hAnsi="Avenir Next LT Pro"/>
+          <w:color w:val="303030"/>
+          <w:sz w:val="22"/>
+          <w:szCs w:val="22"/>
+        </w:rPr>
+      </w:r>
+      <w:r>
+        <w:rPr>
+          <w:rFonts w:ascii="Avenir Next LT Pro" w:hAnsi="Avenir Next LT Pro"/>
+          <w:color w:val="303030"/>
+          <w:sz w:val="22"/>
+          <w:szCs w:val="22"/>
+        </w:rPr>
+      </w:r>
+      <w:r>
+        <w:rPr>
+          <w:rFonts w:ascii="Avenir Next LT Pro" w:hAnsi="Avenir Next LT Pro"/>
+          <w:color w:val="303030"/>
+          <w:sz w:val="22"/>
+          <w:szCs w:val="22"/>
+        </w:rPr>
+      </w:r>
+      <w:r>
+        <w:rPr>
+          <w:rFonts w:ascii="Avenir Next LT Pro" w:hAnsi="Avenir Next LT Pro"/>
+          <w:color w:val="303030"/>
+          <w:sz w:val="22"/>
+          <w:szCs w:val="22"/>
+        </w:rPr>
+      </w:r>
+      <w:r>
+        <w:rPr>
+          <w:rFonts w:ascii="Avenir Next LT Pro" w:hAnsi="Avenir Next LT Pro"/>
+          <w:color w:val="303030"/>
+          <w:sz w:val="22"/>
+          <w:szCs w:val="22"/>
+        </w:rPr>
+      </w:r>
+      <w:r>
+        <w:rPr>
+          <w:rFonts w:ascii="Avenir Next LT Pro" w:hAnsi="Avenir Next LT Pro"/>
+          <w:color w:val="303030"/>
+          <w:sz w:val="22"/>
+          <w:szCs w:val="22"/>
+        </w:rPr>
+      </w:r>
+      <w:r>
+        <w:rPr>
+          <w:rFonts w:ascii="Avenir Next LT Pro" w:hAnsi="Avenir Next LT Pro"/>
+          <w:color w:val="303030"/>
+          <w:sz w:val="22"/>
+          <w:szCs w:val="22"/>
         </w:rPr>
       </w:r>
     </w:p>
@@ -15009,7 +14505,7 @@
           <w:sz w:val="22"/>
           <w:szCs w:val="22"/>
         </w:rPr>
-        <w:t xml:space="preserve">, </w:t>
+        <w:t>, </w:t>
       </w:r>
       <w:r>
         <w:rPr>
@@ -15131,7 +14627,6 @@
           <w:color w:val="303030"/>
           <w:sz w:val="14"/>
           <w:szCs w:val="14"/>
-          <w:highlight w:val="cyan"/>
         </w:rPr>
       </w:pPr>
       <w:r>
@@ -15227,7 +14722,6 @@
         <w:rPr>
           <w:rFonts w:ascii="Avenir Next LT Pro" w:hAnsi="Avenir Next LT Pro"/>
           <w:color w:val="303030"/>
-          <w:highlight w:val="cyan"/>
         </w:rPr>
         <w:t>{var_6}</w:t>
       </w:r>
@@ -15265,7 +14759,6 @@
           <w:color w:val="303030"/>
           <w:sz w:val="22"/>
           <w:szCs w:val="22"/>
-          <w:highlight w:val="cyan"/>
         </w:rPr>
       </w:pPr>
     </w:p>
@@ -15283,7 +14776,6 @@
           <w:color w:val="303030"/>
           <w:sz w:val="22"/>
           <w:szCs w:val="22"/>
-          <w:highlight w:val="cyan"/>
         </w:rPr>
       </w:pPr>
       <w:r>
@@ -15292,7 +14784,6 @@
           <w:color w:val="303030"/>
           <w:sz w:val="22"/>
           <w:szCs w:val="22"/>
-          <w:highlight w:val="cyan"/>
           <w:lang w:val="en-US"/>
         </w:rPr>
         <w:t>{var_21}</w:t>
@@ -15303,7 +14794,6 @@
           <w:color w:val="303030"/>
           <w:sz w:val="22"/>
           <w:szCs w:val="22"/>
-          <w:highlight w:val="cyan"/>
           <w:lang w:val="en-US"/>
         </w:rPr>
       </w:r>
@@ -15313,7 +14803,6 @@
           <w:color w:val="303030"/>
           <w:sz w:val="22"/>
           <w:szCs w:val="22"/>
-          <w:highlight w:val="cyan"/>
           <w:lang w:val="en-US"/>
         </w:rPr>
       </w:r>
@@ -15323,7 +14812,6 @@
           <w:color w:val="303030"/>
           <w:sz w:val="22"/>
           <w:szCs w:val="22"/>
-          <w:highlight w:val="cyan"/>
           <w:lang w:val="en-US"/>
         </w:rPr>
       </w:r>
@@ -15333,7 +14821,6 @@
           <w:color w:val="303030"/>
           <w:sz w:val="22"/>
           <w:szCs w:val="22"/>
-          <w:highlight w:val="cyan"/>
           <w:lang w:val="en-US"/>
         </w:rPr>
       </w:r>
@@ -15344,7 +14831,6 @@
           <w:color w:val="303030"/>
           <w:sz w:val="22"/>
           <w:szCs w:val="22"/>
-          <w:highlight w:val="cyan"/>
         </w:rPr>
       </w:r>
       <w:proofErr w:type="spellEnd"/>
@@ -15354,7 +14840,6 @@
           <w:color w:val="303030"/>
           <w:sz w:val="22"/>
           <w:szCs w:val="22"/>
-          <w:highlight w:val="cyan"/>
         </w:rPr>
       </w:r>
       <w:proofErr w:type="spellStart"/>
@@ -15364,7 +14849,6 @@
           <w:color w:val="303030"/>
           <w:sz w:val="22"/>
           <w:szCs w:val="22"/>
-          <w:highlight w:val="cyan"/>
         </w:rPr>
       </w:r>
       <w:proofErr w:type="spellEnd"/>
@@ -15374,7 +14858,6 @@
           <w:color w:val="303030"/>
           <w:sz w:val="22"/>
           <w:szCs w:val="22"/>
-          <w:highlight w:val="cyan"/>
         </w:rPr>
       </w:r>
       <w:r>
@@ -15383,7 +14866,6 @@
           <w:color w:val="303030"/>
           <w:sz w:val="22"/>
           <w:szCs w:val="22"/>
-          <w:highlight w:val="cyan"/>
         </w:rPr>
       </w:r>
     </w:p>
@@ -15397,7 +14879,6 @@
           <w:color w:val="303030"/>
           <w:sz w:val="22"/>
           <w:szCs w:val="22"/>
-          <w:highlight w:val="cyan"/>
         </w:rPr>
       </w:pPr>
     </w:p>
@@ -15415,7 +14896,6 @@
           <w:color w:val="303030"/>
           <w:sz w:val="22"/>
           <w:szCs w:val="22"/>
-          <w:highlight w:val="cyan"/>
         </w:rPr>
       </w:pPr>
       <w:r>
@@ -15424,7 +14904,6 @@
           <w:color w:val="303030"/>
           <w:sz w:val="22"/>
           <w:szCs w:val="22"/>
-          <w:highlight w:val="cyan"/>
           <w:lang w:val="en-US"/>
         </w:rPr>
         <w:t>{var_22}</w:t>
@@ -15436,7 +14915,6 @@
           <w:color w:val="303030"/>
           <w:sz w:val="22"/>
           <w:szCs w:val="22"/>
-          <w:highlight w:val="cyan"/>
           <w:lang w:val="en-US"/>
         </w:rPr>
       </w:r>
@@ -15447,7 +14925,6 @@
           <w:color w:val="303030"/>
           <w:sz w:val="22"/>
           <w:szCs w:val="22"/>
-          <w:highlight w:val="cyan"/>
           <w:lang w:val="en-US"/>
         </w:rPr>
       </w:r>
@@ -15458,7 +14935,6 @@
           <w:color w:val="303030"/>
           <w:sz w:val="22"/>
           <w:szCs w:val="22"/>
-          <w:highlight w:val="cyan"/>
           <w:lang w:val="en-US"/>
         </w:rPr>
       </w:r>
@@ -15469,7 +14945,6 @@
           <w:color w:val="303030"/>
           <w:sz w:val="22"/>
           <w:szCs w:val="22"/>
-          <w:highlight w:val="cyan"/>
           <w:lang w:val="en-US"/>
         </w:rPr>
       </w:r>
@@ -15480,7 +14955,6 @@
           <w:color w:val="303030"/>
           <w:sz w:val="22"/>
           <w:szCs w:val="22"/>
-          <w:highlight w:val="cyan"/>
         </w:rPr>
       </w:r>
       <w:proofErr w:type="spellEnd"/>
@@ -15490,7 +14964,6 @@
           <w:color w:val="303030"/>
           <w:sz w:val="22"/>
           <w:szCs w:val="22"/>
-          <w:highlight w:val="cyan"/>
         </w:rPr>
       </w:r>
       <w:proofErr w:type="spellStart"/>
@@ -15500,7 +14973,6 @@
           <w:color w:val="303030"/>
           <w:sz w:val="22"/>
           <w:szCs w:val="22"/>
-          <w:highlight w:val="cyan"/>
         </w:rPr>
       </w:r>
       <w:proofErr w:type="spellEnd"/>
@@ -15510,7 +14982,6 @@
           <w:color w:val="303030"/>
           <w:sz w:val="22"/>
           <w:szCs w:val="22"/>
-          <w:highlight w:val="cyan"/>
         </w:rPr>
       </w:r>
     </w:p>
@@ -15522,7 +14993,6 @@
           <w:color w:val="303030"/>
           <w:sz w:val="22"/>
           <w:szCs w:val="22"/>
-          <w:highlight w:val="cyan"/>
         </w:rPr>
       </w:pPr>
     </w:p>
@@ -15536,7 +15006,6 @@
           <w:color w:val="303030"/>
           <w:sz w:val="22"/>
           <w:szCs w:val="22"/>
-          <w:highlight w:val="cyan"/>
         </w:rPr>
       </w:pPr>
     </w:p>
@@ -15554,7 +15023,6 @@
           <w:color w:val="303030"/>
           <w:sz w:val="22"/>
           <w:szCs w:val="22"/>
-          <w:highlight w:val="cyan"/>
         </w:rPr>
       </w:pPr>
       <w:r>
@@ -15563,7 +15031,6 @@
           <w:color w:val="303030"/>
           <w:sz w:val="22"/>
           <w:szCs w:val="22"/>
-          <w:highlight w:val="cyan"/>
         </w:rPr>
         <w:t>{var_23}</w:t>
       </w:r>
@@ -15617,7 +15084,6 @@
           <w:color w:val="303030"/>
           <w:sz w:val="22"/>
           <w:szCs w:val="22"/>
-          <w:highlight w:val="cyan"/>
         </w:rPr>
       </w:pPr>
     </w:p>
@@ -15635,7 +15101,6 @@
           <w:color w:val="303030"/>
           <w:sz w:val="22"/>
           <w:szCs w:val="22"/>
-          <w:highlight w:val="cyan"/>
           <w:lang w:val="en-US"/>
         </w:rPr>
       </w:pPr>
@@ -15645,7 +15110,6 @@
           <w:color w:val="303030"/>
           <w:sz w:val="22"/>
           <w:szCs w:val="22"/>
-          <w:highlight w:val="cyan"/>
           <w:lang w:val="en-US"/>
         </w:rPr>
         <w:t>{var_24}</w:t>
@@ -15658,7 +15122,6 @@
           <w:color w:val="303030"/>
           <w:sz w:val="22"/>
           <w:szCs w:val="22"/>
-          <w:highlight w:val="cyan"/>
           <w:lang w:val="en-US"/>
         </w:rPr>
       </w:r>
@@ -15669,7 +15132,6 @@
           <w:color w:val="303030"/>
           <w:sz w:val="22"/>
           <w:szCs w:val="22"/>
-          <w:highlight w:val="cyan"/>
           <w:lang w:val="en-US"/>
         </w:rPr>
       </w:r>
@@ -15689,7 +15151,6 @@
           <w:color w:val="303030"/>
           <w:sz w:val="22"/>
           <w:szCs w:val="22"/>
-          <w:highlight w:val="cyan"/>
           <w:lang w:val="en-US"/>
         </w:rPr>
         <w:t>.</w:t>
@@ -15701,10 +15162,9 @@
           <w:color w:val="303030"/>
           <w:sz w:val="22"/>
           <w:szCs w:val="22"/>
-          <w:highlight w:val="cyan"/>
           <w:lang w:val="en-US"/>
         </w:rPr>
-        <w:t xml:space="preserve">). </w:t>
+        <w:t>). </w:t>
       </w:r>
     </w:p>
     <w:p>
@@ -15717,7 +15177,6 @@
           <w:color w:val="303030"/>
           <w:sz w:val="22"/>
           <w:szCs w:val="22"/>
-          <w:highlight w:val="cyan"/>
           <w:lang w:val="en-US"/>
         </w:rPr>
       </w:pPr>
@@ -15736,7 +15195,6 @@
           <w:color w:val="303030"/>
           <w:sz w:val="22"/>
           <w:szCs w:val="22"/>
-          <w:highlight w:val="cyan"/>
           <w:lang w:val="en-US"/>
         </w:rPr>
       </w:pPr>
@@ -15746,7 +15204,6 @@
           <w:color w:val="303030"/>
           <w:sz w:val="22"/>
           <w:szCs w:val="22"/>
-          <w:highlight w:val="cyan"/>
           <w:lang w:val="en-US"/>
         </w:rPr>
         <w:t>{var_6}</w:t>
@@ -15755,18 +15212,14 @@
     <w:p>
       <w:pPr>
         <w:pStyle w:val="Ttulo1"/>
-        <w:rPr>
-          <w:highlight w:val="cyan"/>
-        </w:rPr>
+        <w:rPr/>
       </w:pPr>
       <w:bookmarkStart w:id="149" w:name="_Toc536431322"/>
       <w:bookmarkStart w:id="150" w:name="_Toc536798120"/>
       <w:bookmarkStart w:id="151" w:name="_Toc209171136"/>
       <w:bookmarkEnd w:id="142"/>
       <w:r>
-        <w:rPr>
-          <w:highlight w:val="cyan"/>
-        </w:rPr>
+        <w:rPr/>
         <w:t>{var_25}</w:t>
       </w:r>
       <w:bookmarkEnd w:id="149"/>
@@ -15781,7 +15234,6 @@
           <w:color w:val="303030"/>
           <w:sz w:val="22"/>
           <w:szCs w:val="22"/>
-          <w:highlight w:val="cyan"/>
         </w:rPr>
       </w:pPr>
       <w:r>
@@ -15790,7 +15242,6 @@
           <w:color w:val="303030"/>
           <w:sz w:val="22"/>
           <w:szCs w:val="22"/>
-          <w:highlight w:val="cyan"/>
         </w:rPr>
         <w:t>{var_26}</w:t>
       </w:r>
@@ -15800,7 +15251,6 @@
           <w:color w:val="303030"/>
           <w:sz w:val="22"/>
           <w:szCs w:val="22"/>
-          <w:highlight w:val="cyan"/>
         </w:rPr>
       </w:r>
       <w:r>
@@ -15809,7 +15259,6 @@
           <w:color w:val="303030"/>
           <w:sz w:val="22"/>
           <w:szCs w:val="22"/>
-          <w:highlight w:val="cyan"/>
         </w:rPr>
       </w:r>
       <w:r>
@@ -15820,7 +15269,6 @@
           <w:color w:val="303030"/>
           <w:sz w:val="22"/>
           <w:szCs w:val="22"/>
-          <w:highlight w:val="cyan"/>
         </w:rPr>
       </w:r>
       <w:r>
@@ -15831,7 +15279,6 @@
           <w:color w:val="303030"/>
           <w:sz w:val="22"/>
           <w:szCs w:val="22"/>
-          <w:highlight w:val="cyan"/>
         </w:rPr>
       </w:r>
       <w:r>
@@ -15842,7 +15289,6 @@
           <w:color w:val="303030"/>
           <w:sz w:val="22"/>
           <w:szCs w:val="22"/>
-          <w:highlight w:val="cyan"/>
         </w:rPr>
       </w:r>
       <w:r>
@@ -15853,7 +15299,6 @@
           <w:color w:val="303030"/>
           <w:sz w:val="22"/>
           <w:szCs w:val="22"/>
-          <w:highlight w:val="cyan"/>
         </w:rPr>
       </w:r>
       <w:r>
@@ -15864,7 +15309,6 @@
           <w:color w:val="303030"/>
           <w:sz w:val="22"/>
           <w:szCs w:val="22"/>
-          <w:highlight w:val="cyan"/>
         </w:rPr>
       </w:r>
       <w:r>
@@ -15876,7 +15320,6 @@
           <w:color w:val="303030"/>
           <w:sz w:val="22"/>
           <w:szCs w:val="22"/>
-          <w:highlight w:val="cyan"/>
         </w:rPr>
       </w:r>
       <w:r>
@@ -15887,7 +15330,6 @@
           <w:color w:val="303030"/>
           <w:sz w:val="22"/>
           <w:szCs w:val="22"/>
-          <w:highlight w:val="cyan"/>
         </w:rPr>
       </w:r>
       <w:r>
@@ -15898,7 +15340,6 @@
           <w:color w:val="303030"/>
           <w:sz w:val="22"/>
           <w:szCs w:val="22"/>
-          <w:highlight w:val="cyan"/>
         </w:rPr>
       </w:r>
       <w:r>
@@ -15907,7 +15348,6 @@
           <w:color w:val="303030"/>
           <w:sz w:val="22"/>
           <w:szCs w:val="22"/>
-          <w:highlight w:val="cyan"/>
         </w:rPr>
       </w:r>
       <w:r>
@@ -15916,7 +15356,6 @@
           <w:color w:val="303030"/>
           <w:sz w:val="22"/>
           <w:szCs w:val="22"/>
-          <w:highlight w:val="cyan"/>
         </w:rPr>
       </w:r>
       <w:r>
@@ -15925,7 +15364,6 @@
           <w:color w:val="303030"/>
           <w:sz w:val="22"/>
           <w:szCs w:val="22"/>
-          <w:highlight w:val="cyan"/>
         </w:rPr>
       </w:r>
     </w:p>
@@ -15938,7 +15376,6 @@
         <w:rPr>
           <w:rFonts w:ascii="Avenir Next LT Pro" w:hAnsi="Avenir Next LT Pro"/>
           <w:color w:val="303030"/>
-          <w:highlight w:val="cyan"/>
           <w:lang w:val="es-CO"/>
         </w:rPr>
       </w:pPr>
@@ -15950,7 +15387,6 @@
         <w:rPr>
           <w:rFonts w:ascii="Avenir Next LT Pro" w:hAnsi="Avenir Next LT Pro"/>
           <w:color w:val="303030"/>
-          <w:highlight w:val="cyan"/>
           <w:lang w:val="es-CO"/>
         </w:rPr>
         <w:t>{var_27}</w:t>
@@ -15959,7 +15395,6 @@
         <w:rPr>
           <w:rFonts w:ascii="Avenir Next LT Pro" w:hAnsi="Avenir Next LT Pro"/>
           <w:color w:val="303030"/>
-          <w:highlight w:val="cyan"/>
           <w:lang w:val="es-CO"/>
         </w:rPr>
       </w:r>
@@ -15967,7 +15402,6 @@
         <w:rPr>
           <w:rFonts w:ascii="Avenir Next LT Pro" w:hAnsi="Avenir Next LT Pro"/>
           <w:color w:val="303030"/>
-          <w:highlight w:val="cyan"/>
           <w:lang w:val="es-CO"/>
         </w:rPr>
       </w:r>
@@ -15975,7 +15409,6 @@
         <w:rPr>
           <w:rFonts w:ascii="Avenir Next LT Pro" w:hAnsi="Avenir Next LT Pro"/>
           <w:color w:val="303030"/>
-          <w:highlight w:val="cyan"/>
           <w:lang w:val="es-CO"/>
         </w:rPr>
       </w:r>
@@ -15984,7 +15417,6 @@
           <w:rFonts w:ascii="Avenir Next LT Pro" w:hAnsi="Avenir Next LT Pro"/>
           <w:noProof/>
           <w:color w:val="303030"/>
-          <w:highlight w:val="cyan"/>
           <w:lang w:val="es-CO"/>
         </w:rPr>
       </w:r>
@@ -15992,7 +15424,6 @@
         <w:rPr>
           <w:rFonts w:ascii="Avenir Next LT Pro" w:hAnsi="Avenir Next LT Pro"/>
           <w:color w:val="303030"/>
-          <w:highlight w:val="cyan"/>
           <w:lang w:val="es-CO"/>
         </w:rPr>
       </w:r>
@@ -16001,7 +15432,6 @@
         <w:rPr>
           <w:rFonts w:ascii="Avenir Next LT Pro" w:hAnsi="Avenir Next LT Pro"/>
           <w:color w:val="303030"/>
-          <w:highlight w:val="cyan"/>
           <w:lang w:val="es-CO"/>
         </w:rPr>
       </w:r>
@@ -16009,7 +15439,6 @@
         <w:rPr>
           <w:rFonts w:ascii="Avenir Next LT Pro" w:hAnsi="Avenir Next LT Pro"/>
           <w:color w:val="303030"/>
-          <w:highlight w:val="cyan"/>
           <w:lang w:val="es-CO"/>
         </w:rPr>
       </w:r>
@@ -16017,7 +15446,6 @@
         <w:rPr>
           <w:rFonts w:ascii="Avenir Next LT Pro" w:hAnsi="Avenir Next LT Pro"/>
           <w:color w:val="303030"/>
-          <w:highlight w:val="cyan"/>
           <w:lang w:val="es-CO"/>
         </w:rPr>
       </w:r>
@@ -16025,7 +15453,6 @@
         <w:rPr>
           <w:rFonts w:ascii="Avenir Next LT Pro" w:hAnsi="Avenir Next LT Pro"/>
           <w:color w:val="303030"/>
-          <w:highlight w:val="cyan"/>
           <w:lang w:val="es-CO"/>
         </w:rPr>
       </w:r>
@@ -16033,7 +15460,6 @@
         <w:rPr>
           <w:rFonts w:ascii="Avenir Next LT Pro" w:hAnsi="Avenir Next LT Pro"/>
           <w:color w:val="303030"/>
-          <w:highlight w:val="cyan"/>
           <w:lang w:val="es-CO"/>
         </w:rPr>
       </w:r>
@@ -16043,7 +15469,6 @@
         <w:rPr>
           <w:rFonts w:ascii="Avenir Next LT Pro" w:hAnsi="Avenir Next LT Pro"/>
           <w:color w:val="303030"/>
-          <w:highlight w:val="cyan"/>
           <w:lang w:val="es-CO"/>
         </w:rPr>
       </w:r>
@@ -16081,7 +15506,6 @@
         <w:tc>
           <w:tcPr>
             <w:tcW w:w="1248" w:type="pct"/>
-            <w:shd w:val="clear" w:color="auto" w:fill="004CAB"/>
             <w:vAlign w:val="center"/>
             <w:hideMark/>
           </w:tcPr>
@@ -16095,7 +15519,6 @@
                 <w:color w:val="FFFFFF" w:themeColor="background1"/>
                 <w:sz w:val="20"/>
                 <w:szCs w:val="20"/>
-                <w:highlight w:val="cyan"/>
               </w:rPr>
             </w:pPr>
             <w:r>
@@ -16106,7 +15529,6 @@
                 <w:color w:val="FFFFFF" w:themeColor="background1"/>
                 <w:sz w:val="20"/>
                 <w:szCs w:val="20"/>
-                <w:highlight w:val="cyan"/>
               </w:rPr>
               <w:t>{var_61}</w:t>
             </w:r>
@@ -16115,7 +15537,6 @@
         <w:tc>
           <w:tcPr>
             <w:tcW w:w="1410" w:type="pct"/>
-            <w:shd w:val="clear" w:color="auto" w:fill="004CAB"/>
             <w:vAlign w:val="center"/>
             <w:hideMark/>
           </w:tcPr>
@@ -16129,7 +15550,6 @@
                 <w:color w:val="FFFFFF" w:themeColor="background1"/>
                 <w:sz w:val="20"/>
                 <w:szCs w:val="20"/>
-                <w:highlight w:val="cyan"/>
               </w:rPr>
             </w:pPr>
             <w:r>
@@ -16140,7 +15560,6 @@
                 <w:color w:val="FFFFFF" w:themeColor="background1"/>
                 <w:sz w:val="20"/>
                 <w:szCs w:val="20"/>
-                <w:highlight w:val="cyan"/>
               </w:rPr>
               <w:t>{var_62}</w:t>
             </w:r>
@@ -16149,7 +15568,6 @@
         <w:tc>
           <w:tcPr>
             <w:tcW w:w="1709" w:type="pct"/>
-            <w:shd w:val="clear" w:color="auto" w:fill="004CAB"/>
             <w:vAlign w:val="center"/>
             <w:hideMark/>
           </w:tcPr>
@@ -16163,7 +15581,6 @@
                 <w:color w:val="FFFFFF" w:themeColor="background1"/>
                 <w:sz w:val="20"/>
                 <w:szCs w:val="20"/>
-                <w:highlight w:val="cyan"/>
               </w:rPr>
             </w:pPr>
             <w:r>
@@ -16174,7 +15591,6 @@
                 <w:color w:val="FFFFFF" w:themeColor="background1"/>
                 <w:sz w:val="20"/>
                 <w:szCs w:val="20"/>
-                <w:highlight w:val="cyan"/>
               </w:rPr>
               <w:t>{var_63}</w:t>
             </w:r>
@@ -16183,7 +15599,6 @@
         <w:tc>
           <w:tcPr>
             <w:tcW w:w="633" w:type="pct"/>
-            <w:shd w:val="clear" w:color="auto" w:fill="004CAB"/>
             <w:vAlign w:val="center"/>
             <w:hideMark/>
           </w:tcPr>
@@ -16197,7 +15612,6 @@
                 <w:color w:val="FFFFFF" w:themeColor="background1"/>
                 <w:sz w:val="20"/>
                 <w:szCs w:val="20"/>
-                <w:highlight w:val="cyan"/>
               </w:rPr>
             </w:pPr>
             <w:r>
@@ -16208,7 +15622,6 @@
                 <w:color w:val="FFFFFF" w:themeColor="background1"/>
                 <w:sz w:val="20"/>
                 <w:szCs w:val="20"/>
-                <w:highlight w:val="cyan"/>
               </w:rPr>
               <w:t>{var_64}</w:t>
             </w:r>
@@ -16224,7 +15637,6 @@
           <w:tcPr>
             <w:tcW w:w="1248" w:type="pct"/>
             <w:vMerge w:val="restart"/>
-            <w:shd w:val="clear" w:color="auto" w:fill="auto"/>
             <w:vAlign w:val="center"/>
             <w:hideMark/>
           </w:tcPr>
@@ -16238,7 +15650,6 @@
                 <w:color w:val="303030"/>
                 <w:sz w:val="20"/>
                 <w:szCs w:val="20"/>
-                <w:highlight w:val="cyan"/>
               </w:rPr>
             </w:pPr>
             <w:r>
@@ -16249,7 +15660,6 @@
                 <w:color w:val="303030"/>
                 <w:sz w:val="20"/>
                 <w:szCs w:val="20"/>
-                <w:highlight w:val="cyan"/>
               </w:rPr>
               <w:t>{var_66}</w:t>
             </w:r>
@@ -16259,7 +15669,6 @@
                 <w:color w:val="303030"/>
                 <w:sz w:val="20"/>
                 <w:szCs w:val="20"/>
-                <w:highlight w:val="cyan"/>
               </w:rPr>
             </w:r>
           </w:p>
@@ -16267,7 +15676,6 @@
         <w:tc>
           <w:tcPr>
             <w:tcW w:w="1410" w:type="pct"/>
-            <w:shd w:val="clear" w:color="auto" w:fill="auto"/>
             <w:vAlign w:val="center"/>
           </w:tcPr>
           <w:p>
@@ -16278,7 +15686,6 @@
                 <w:color w:val="303030"/>
                 <w:sz w:val="20"/>
                 <w:szCs w:val="20"/>
-                <w:highlight w:val="cyan"/>
               </w:rPr>
             </w:pPr>
           </w:p>
@@ -16286,7 +15693,6 @@
         <w:tc>
           <w:tcPr>
             <w:tcW w:w="1709" w:type="pct"/>
-            <w:shd w:val="clear" w:color="auto" w:fill="auto"/>
             <w:vAlign w:val="center"/>
           </w:tcPr>
           <w:p>
@@ -16298,7 +15704,6 @@
                 <w:color w:val="303030"/>
                 <w:sz w:val="20"/>
                 <w:szCs w:val="20"/>
-                <w:highlight w:val="cyan"/>
               </w:rPr>
             </w:pPr>
           </w:p>
@@ -16306,7 +15711,6 @@
         <w:tc>
           <w:tcPr>
             <w:tcW w:w="633" w:type="pct"/>
-            <w:shd w:val="clear" w:color="auto" w:fill="auto"/>
             <w:vAlign w:val="center"/>
           </w:tcPr>
           <w:p>
@@ -16318,7 +15722,6 @@
                 <w:color w:val="303030"/>
                 <w:sz w:val="20"/>
                 <w:szCs w:val="20"/>
-                <w:highlight w:val="cyan"/>
               </w:rPr>
             </w:pPr>
           </w:p>
@@ -16333,7 +15736,6 @@
           <w:tcPr>
             <w:tcW w:w="1248" w:type="pct"/>
             <w:vMerge/>
-            <w:shd w:val="clear" w:color="auto" w:fill="auto"/>
             <w:vAlign w:val="center"/>
           </w:tcPr>
           <w:p>
@@ -16346,7 +15748,6 @@
                 <w:color w:val="303030"/>
                 <w:sz w:val="20"/>
                 <w:szCs w:val="20"/>
-                <w:highlight w:val="cyan"/>
               </w:rPr>
             </w:pPr>
           </w:p>
@@ -16354,7 +15755,6 @@
         <w:tc>
           <w:tcPr>
             <w:tcW w:w="1410" w:type="pct"/>
-            <w:shd w:val="clear" w:color="auto" w:fill="auto"/>
             <w:vAlign w:val="center"/>
           </w:tcPr>
           <w:p>
@@ -16365,7 +15765,6 @@
                 <w:color w:val="303030"/>
                 <w:sz w:val="20"/>
                 <w:szCs w:val="20"/>
-                <w:highlight w:val="cyan"/>
               </w:rPr>
             </w:pPr>
           </w:p>
@@ -16373,7 +15772,6 @@
         <w:tc>
           <w:tcPr>
             <w:tcW w:w="1709" w:type="pct"/>
-            <w:shd w:val="clear" w:color="auto" w:fill="auto"/>
             <w:vAlign w:val="center"/>
           </w:tcPr>
           <w:p>
@@ -16385,7 +15783,6 @@
                 <w:color w:val="303030"/>
                 <w:sz w:val="20"/>
                 <w:szCs w:val="20"/>
-                <w:highlight w:val="cyan"/>
               </w:rPr>
             </w:pPr>
           </w:p>
@@ -16393,7 +15790,6 @@
         <w:tc>
           <w:tcPr>
             <w:tcW w:w="633" w:type="pct"/>
-            <w:shd w:val="clear" w:color="auto" w:fill="auto"/>
             <w:vAlign w:val="center"/>
           </w:tcPr>
           <w:p>
@@ -16405,7 +15801,6 @@
                 <w:color w:val="303030"/>
                 <w:sz w:val="20"/>
                 <w:szCs w:val="20"/>
-                <w:highlight w:val="cyan"/>
               </w:rPr>
             </w:pPr>
           </w:p>
@@ -16420,7 +15815,6 @@
           <w:tcPr>
             <w:tcW w:w="1248" w:type="pct"/>
             <w:vMerge w:val="restart"/>
-            <w:shd w:val="clear" w:color="auto" w:fill="auto"/>
             <w:vAlign w:val="center"/>
           </w:tcPr>
           <w:p>
@@ -16433,7 +15827,6 @@
                 <w:color w:val="303030"/>
                 <w:sz w:val="20"/>
                 <w:szCs w:val="20"/>
-                <w:highlight w:val="cyan"/>
               </w:rPr>
             </w:pPr>
             <w:r>
@@ -16444,7 +15837,6 @@
                 <w:color w:val="303030"/>
                 <w:sz w:val="20"/>
                 <w:szCs w:val="20"/>
-                <w:highlight w:val="cyan"/>
               </w:rPr>
               <w:t>{var_69}</w:t>
             </w:r>
@@ -16454,7 +15846,6 @@
                 <w:color w:val="303030"/>
                 <w:sz w:val="20"/>
                 <w:szCs w:val="20"/>
-                <w:highlight w:val="cyan"/>
               </w:rPr>
             </w:r>
           </w:p>
@@ -16462,7 +15853,6 @@
         <w:tc>
           <w:tcPr>
             <w:tcW w:w="1410" w:type="pct"/>
-            <w:shd w:val="clear" w:color="auto" w:fill="auto"/>
             <w:vAlign w:val="center"/>
           </w:tcPr>
           <w:p>
@@ -16473,7 +15863,6 @@
                 <w:color w:val="303030"/>
                 <w:sz w:val="20"/>
                 <w:szCs w:val="20"/>
-                <w:highlight w:val="cyan"/>
               </w:rPr>
             </w:pPr>
           </w:p>
@@ -16481,7 +15870,6 @@
         <w:tc>
           <w:tcPr>
             <w:tcW w:w="1709" w:type="pct"/>
-            <w:shd w:val="clear" w:color="auto" w:fill="auto"/>
             <w:vAlign w:val="center"/>
           </w:tcPr>
           <w:p>
@@ -16492,7 +15880,6 @@
                 <w:color w:val="303030"/>
                 <w:sz w:val="20"/>
                 <w:szCs w:val="20"/>
-                <w:highlight w:val="cyan"/>
               </w:rPr>
             </w:pPr>
           </w:p>
@@ -16500,7 +15887,6 @@
         <w:tc>
           <w:tcPr>
             <w:tcW w:w="633" w:type="pct"/>
-            <w:shd w:val="clear" w:color="auto" w:fill="auto"/>
             <w:vAlign w:val="center"/>
           </w:tcPr>
           <w:p>
@@ -16511,7 +15897,6 @@
                 <w:color w:val="303030"/>
                 <w:sz w:val="20"/>
                 <w:szCs w:val="20"/>
-                <w:highlight w:val="cyan"/>
               </w:rPr>
             </w:pPr>
           </w:p>
@@ -16526,7 +15911,6 @@
           <w:tcPr>
             <w:tcW w:w="1248" w:type="pct"/>
             <w:vMerge/>
-            <w:shd w:val="clear" w:color="auto" w:fill="auto"/>
             <w:vAlign w:val="center"/>
           </w:tcPr>
           <w:p>
@@ -16539,7 +15923,6 @@
                 <w:color w:val="303030"/>
                 <w:sz w:val="20"/>
                 <w:szCs w:val="20"/>
-                <w:highlight w:val="cyan"/>
               </w:rPr>
             </w:pPr>
           </w:p>
@@ -16547,7 +15930,6 @@
         <w:tc>
           <w:tcPr>
             <w:tcW w:w="1410" w:type="pct"/>
-            <w:shd w:val="clear" w:color="auto" w:fill="auto"/>
             <w:vAlign w:val="center"/>
           </w:tcPr>
           <w:p>
@@ -16558,7 +15940,6 @@
                 <w:color w:val="303030"/>
                 <w:sz w:val="20"/>
                 <w:szCs w:val="20"/>
-                <w:highlight w:val="cyan"/>
               </w:rPr>
             </w:pPr>
           </w:p>
@@ -16566,7 +15947,6 @@
         <w:tc>
           <w:tcPr>
             <w:tcW w:w="1709" w:type="pct"/>
-            <w:shd w:val="clear" w:color="auto" w:fill="auto"/>
             <w:vAlign w:val="center"/>
           </w:tcPr>
           <w:p>
@@ -16577,7 +15957,6 @@
                 <w:color w:val="303030"/>
                 <w:sz w:val="20"/>
                 <w:szCs w:val="20"/>
-                <w:highlight w:val="cyan"/>
               </w:rPr>
             </w:pPr>
           </w:p>
@@ -16585,7 +15964,6 @@
         <w:tc>
           <w:tcPr>
             <w:tcW w:w="633" w:type="pct"/>
-            <w:shd w:val="clear" w:color="auto" w:fill="auto"/>
             <w:vAlign w:val="center"/>
           </w:tcPr>
           <w:p>
@@ -16596,7 +15974,6 @@
                 <w:color w:val="303030"/>
                 <w:sz w:val="20"/>
                 <w:szCs w:val="20"/>
-                <w:highlight w:val="cyan"/>
               </w:rPr>
             </w:pPr>
           </w:p>
@@ -16611,7 +15988,6 @@
           <w:tcPr>
             <w:tcW w:w="1248" w:type="pct"/>
             <w:vMerge/>
-            <w:shd w:val="clear" w:color="auto" w:fill="auto"/>
             <w:vAlign w:val="center"/>
           </w:tcPr>
           <w:p>
@@ -16624,7 +16000,6 @@
                 <w:color w:val="303030"/>
                 <w:sz w:val="20"/>
                 <w:szCs w:val="20"/>
-                <w:highlight w:val="cyan"/>
               </w:rPr>
             </w:pPr>
           </w:p>
@@ -16632,7 +16007,6 @@
         <w:tc>
           <w:tcPr>
             <w:tcW w:w="1410" w:type="pct"/>
-            <w:shd w:val="clear" w:color="auto" w:fill="auto"/>
             <w:vAlign w:val="center"/>
           </w:tcPr>
           <w:p>
@@ -16643,7 +16017,6 @@
                 <w:color w:val="303030"/>
                 <w:sz w:val="20"/>
                 <w:szCs w:val="20"/>
-                <w:highlight w:val="cyan"/>
               </w:rPr>
             </w:pPr>
           </w:p>
@@ -16651,7 +16024,6 @@
         <w:tc>
           <w:tcPr>
             <w:tcW w:w="1709" w:type="pct"/>
-            <w:shd w:val="clear" w:color="auto" w:fill="auto"/>
             <w:vAlign w:val="center"/>
           </w:tcPr>
           <w:p>
@@ -16662,7 +16034,6 @@
                 <w:color w:val="303030"/>
                 <w:sz w:val="20"/>
                 <w:szCs w:val="20"/>
-                <w:highlight w:val="cyan"/>
               </w:rPr>
             </w:pPr>
           </w:p>
@@ -16670,7 +16041,6 @@
         <w:tc>
           <w:tcPr>
             <w:tcW w:w="633" w:type="pct"/>
-            <w:shd w:val="clear" w:color="auto" w:fill="auto"/>
             <w:vAlign w:val="center"/>
           </w:tcPr>
           <w:p>
@@ -16681,7 +16051,6 @@
                 <w:color w:val="303030"/>
                 <w:sz w:val="20"/>
                 <w:szCs w:val="20"/>
-                <w:highlight w:val="cyan"/>
               </w:rPr>
             </w:pPr>
           </w:p>
@@ -16696,7 +16065,6 @@
           <w:tcPr>
             <w:tcW w:w="1248" w:type="pct"/>
             <w:vMerge w:val="restart"/>
-            <w:shd w:val="clear" w:color="auto" w:fill="auto"/>
             <w:vAlign w:val="center"/>
             <w:hideMark/>
           </w:tcPr>
@@ -16710,7 +16078,6 @@
                 <w:color w:val="303030"/>
                 <w:sz w:val="20"/>
                 <w:szCs w:val="20"/>
-                <w:highlight w:val="cyan"/>
               </w:rPr>
             </w:pPr>
             <w:r>
@@ -16721,7 +16088,6 @@
                 <w:color w:val="303030"/>
                 <w:sz w:val="20"/>
                 <w:szCs w:val="20"/>
-                <w:highlight w:val="cyan"/>
               </w:rPr>
               <w:t>{var_71}</w:t>
             </w:r>
@@ -16731,7 +16097,6 @@
                 <w:color w:val="303030"/>
                 <w:sz w:val="20"/>
                 <w:szCs w:val="20"/>
-                <w:highlight w:val="cyan"/>
               </w:rPr>
             </w:r>
           </w:p>
@@ -16739,7 +16104,6 @@
         <w:tc>
           <w:tcPr>
             <w:tcW w:w="1410" w:type="pct"/>
-            <w:shd w:val="clear" w:color="auto" w:fill="auto"/>
             <w:vAlign w:val="center"/>
           </w:tcPr>
           <w:p>
@@ -16750,7 +16114,6 @@
                 <w:color w:val="303030"/>
                 <w:sz w:val="20"/>
                 <w:szCs w:val="20"/>
-                <w:highlight w:val="cyan"/>
               </w:rPr>
             </w:pPr>
           </w:p>
@@ -16758,7 +16121,6 @@
         <w:tc>
           <w:tcPr>
             <w:tcW w:w="1709" w:type="pct"/>
-            <w:shd w:val="clear" w:color="auto" w:fill="auto"/>
             <w:vAlign w:val="center"/>
           </w:tcPr>
           <w:p>
@@ -16769,7 +16131,6 @@
                 <w:color w:val="303030"/>
                 <w:sz w:val="20"/>
                 <w:szCs w:val="20"/>
-                <w:highlight w:val="cyan"/>
               </w:rPr>
             </w:pPr>
           </w:p>
@@ -16777,7 +16138,6 @@
         <w:tc>
           <w:tcPr>
             <w:tcW w:w="633" w:type="pct"/>
-            <w:shd w:val="clear" w:color="auto" w:fill="auto"/>
             <w:vAlign w:val="center"/>
           </w:tcPr>
           <w:p>
@@ -16788,7 +16148,6 @@
                 <w:color w:val="303030"/>
                 <w:sz w:val="20"/>
                 <w:szCs w:val="20"/>
-                <w:highlight w:val="cyan"/>
               </w:rPr>
             </w:pPr>
           </w:p>
@@ -16803,7 +16162,6 @@
           <w:tcPr>
             <w:tcW w:w="1248" w:type="pct"/>
             <w:vMerge/>
-            <w:shd w:val="clear" w:color="auto" w:fill="auto"/>
             <w:vAlign w:val="center"/>
           </w:tcPr>
           <w:p>
@@ -16816,7 +16174,6 @@
                 <w:color w:val="303030"/>
                 <w:sz w:val="20"/>
                 <w:szCs w:val="20"/>
-                <w:highlight w:val="cyan"/>
               </w:rPr>
             </w:pPr>
           </w:p>
@@ -16824,7 +16181,6 @@
         <w:tc>
           <w:tcPr>
             <w:tcW w:w="1410" w:type="pct"/>
-            <w:shd w:val="clear" w:color="auto" w:fill="auto"/>
             <w:vAlign w:val="center"/>
           </w:tcPr>
           <w:p>
@@ -16835,7 +16191,6 @@
                 <w:color w:val="303030"/>
                 <w:sz w:val="20"/>
                 <w:szCs w:val="20"/>
-                <w:highlight w:val="cyan"/>
               </w:rPr>
             </w:pPr>
           </w:p>
@@ -16843,7 +16198,6 @@
         <w:tc>
           <w:tcPr>
             <w:tcW w:w="1709" w:type="pct"/>
-            <w:shd w:val="clear" w:color="auto" w:fill="auto"/>
             <w:vAlign w:val="center"/>
           </w:tcPr>
           <w:p>
@@ -16854,7 +16208,6 @@
                 <w:color w:val="303030"/>
                 <w:sz w:val="20"/>
                 <w:szCs w:val="20"/>
-                <w:highlight w:val="cyan"/>
               </w:rPr>
             </w:pPr>
           </w:p>
@@ -16862,7 +16215,6 @@
         <w:tc>
           <w:tcPr>
             <w:tcW w:w="633" w:type="pct"/>
-            <w:shd w:val="clear" w:color="auto" w:fill="auto"/>
             <w:vAlign w:val="center"/>
           </w:tcPr>
           <w:p>
@@ -16873,7 +16225,6 @@
                 <w:color w:val="303030"/>
                 <w:sz w:val="20"/>
                 <w:szCs w:val="20"/>
-                <w:highlight w:val="cyan"/>
               </w:rPr>
             </w:pPr>
           </w:p>
@@ -16888,7 +16239,6 @@
           <w:tcPr>
             <w:tcW w:w="5000" w:type="pct"/>
             <w:gridSpan w:val="4"/>
-            <w:shd w:val="clear" w:color="auto" w:fill="auto"/>
             <w:vAlign w:val="center"/>
           </w:tcPr>
           <w:p>
@@ -16899,7 +16249,6 @@
                 <w:color w:val="303030"/>
                 <w:sz w:val="20"/>
                 <w:szCs w:val="20"/>
-                <w:highlight w:val="cyan"/>
               </w:rPr>
             </w:pPr>
             <w:r>
@@ -16910,7 +16259,6 @@
                 <w:color w:val="303030"/>
                 <w:sz w:val="20"/>
                 <w:szCs w:val="20"/>
-                <w:highlight w:val="cyan"/>
               </w:rPr>
               <w:t>{var_75}</w:t>
             </w:r>
@@ -16920,7 +16268,6 @@
                 <w:color w:val="303030"/>
                 <w:sz w:val="20"/>
                 <w:szCs w:val="20"/>
-                <w:highlight w:val="cyan"/>
               </w:rPr>
             </w:r>
           </w:p>
@@ -16935,7 +16282,6 @@
           <w:tcPr>
             <w:tcW w:w="5000" w:type="pct"/>
             <w:gridSpan w:val="4"/>
-            <w:shd w:val="clear" w:color="auto" w:fill="auto"/>
             <w:vAlign w:val="center"/>
           </w:tcPr>
           <w:p>
@@ -16948,7 +16294,6 @@
                 <w:color w:val="303030"/>
                 <w:sz w:val="20"/>
                 <w:szCs w:val="20"/>
-                <w:highlight w:val="cyan"/>
               </w:rPr>
             </w:pPr>
             <w:r>
@@ -16959,7 +16304,6 @@
                 <w:color w:val="303030"/>
                 <w:sz w:val="20"/>
                 <w:szCs w:val="20"/>
-                <w:highlight w:val="cyan"/>
                 <w:lang w:val="es-ES"/>
               </w:rPr>
               <w:t>{var_79}</w:t>
@@ -16970,7 +16314,6 @@
                 <w:color w:val="303030"/>
                 <w:sz w:val="20"/>
                 <w:szCs w:val="20"/>
-                <w:highlight w:val="cyan"/>
                 <w:lang w:val="es-ES"/>
               </w:rPr>
             </w:r>
@@ -16988,7 +16331,6 @@
           <w:color w:val="303030"/>
           <w:sz w:val="20"/>
           <w:szCs w:val="20"/>
-          <w:highlight w:val="cyan"/>
         </w:rPr>
       </w:pPr>
       <w:r>
@@ -16998,7 +16340,6 @@
           <w:color w:val="303030"/>
           <w:sz w:val="20"/>
           <w:szCs w:val="20"/>
-          <w:highlight w:val="cyan"/>
         </w:rPr>
         <w:t>{var_17}</w:t>
       </w:r>
@@ -17009,7 +16350,6 @@
           <w:color w:val="303030"/>
           <w:sz w:val="20"/>
           <w:szCs w:val="20"/>
-          <w:highlight w:val="cyan"/>
         </w:rPr>
       </w:r>
       <w:r>
@@ -17019,7 +16359,6 @@
           <w:color w:val="303030"/>
           <w:sz w:val="20"/>
           <w:szCs w:val="20"/>
-          <w:highlight w:val="cyan"/>
         </w:rPr>
       </w:r>
     </w:p>
@@ -17033,7 +16372,6 @@
           <w:color w:val="303030"/>
           <w:sz w:val="20"/>
           <w:szCs w:val="20"/>
-          <w:highlight w:val="cyan"/>
         </w:rPr>
       </w:pPr>
       <w:r>
@@ -17043,7 +16381,6 @@
           <w:color w:val="303030"/>
           <w:sz w:val="20"/>
           <w:szCs w:val="20"/>
-          <w:highlight w:val="cyan"/>
         </w:rPr>
         <w:t>{var_6}</w:t>
       </w:r>
@@ -17069,7 +16406,7 @@
         <w:t>AL</w:t>
       </w:r>
       <w:r>
-        <w:t xml:space="preserve"> DE CAMBIOS</w:t>
+        <w:t> DE CAMBIOS</w:t>
       </w:r>
       <w:bookmarkEnd w:id="156"/>
       <w:bookmarkEnd w:id="157"/>
@@ -17095,7 +16432,7 @@
           <w:color w:val="303030"/>
           <w:lang w:val="es-419"/>
         </w:rPr>
-        <w:t xml:space="preserve">Tabla </w:t>
+        <w:t>Tabla </w:t>
       </w:r>
       <w:r>
         <w:rPr>
@@ -17141,7 +16478,7 @@
           <w:color w:val="303030"/>
           <w:lang w:val="es-419"/>
         </w:rPr>
-        <w:t xml:space="preserve">. </w:t>
+        <w:t>. </w:t>
       </w:r>
       <w:r>
         <w:rPr>
@@ -17162,7 +16499,7 @@
           <w:rFonts w:ascii="Avenir Next LT Pro" w:hAnsi="Avenir Next LT Pro" w:cs="Calibri"/>
           <w:color w:val="303030"/>
         </w:rPr>
-        <w:t xml:space="preserve"> de cambios.</w:t>
+        <w:t> de cambios.</w:t>
       </w:r>
       <w:bookmarkEnd w:id="159"/>
       <w:bookmarkEnd w:id="160"/>
@@ -17200,7 +16537,6 @@
         <w:tc>
           <w:tcPr>
             <w:tcW w:w="522" w:type="pct"/>
-            <w:shd w:val="clear" w:color="000000" w:fill="004CAB"/>
             <w:vAlign w:val="center"/>
             <w:hideMark/>
           </w:tcPr>
@@ -17232,7 +16568,6 @@
         <w:tc>
           <w:tcPr>
             <w:tcW w:w="1253" w:type="pct"/>
-            <w:shd w:val="clear" w:color="000000" w:fill="004CAB"/>
             <w:vAlign w:val="center"/>
             <w:hideMark/>
           </w:tcPr>
@@ -17264,7 +16599,6 @@
         <w:tc>
           <w:tcPr>
             <w:tcW w:w="853" w:type="pct"/>
-            <w:shd w:val="clear" w:color="000000" w:fill="004CAB"/>
             <w:vAlign w:val="center"/>
             <w:hideMark/>
           </w:tcPr>
@@ -17320,7 +16654,6 @@
         <w:tc>
           <w:tcPr>
             <w:tcW w:w="928" w:type="pct"/>
-            <w:shd w:val="clear" w:color="000000" w:fill="004CAB"/>
             <w:vAlign w:val="center"/>
             <w:hideMark/>
           </w:tcPr>
@@ -17387,7 +16720,6 @@
         <w:tc>
           <w:tcPr>
             <w:tcW w:w="722" w:type="pct"/>
-            <w:shd w:val="clear" w:color="000000" w:fill="004CAB"/>
             <w:vAlign w:val="center"/>
             <w:hideMark/>
           </w:tcPr>
@@ -17419,7 +16751,6 @@
         <w:tc>
           <w:tcPr>
             <w:tcW w:w="722" w:type="pct"/>
-            <w:shd w:val="clear" w:color="000000" w:fill="004CAB"/>
             <w:vAlign w:val="center"/>
             <w:hideMark/>
           </w:tcPr>
@@ -17457,7 +16788,6 @@
           <w:tcPr>
             <w:tcW w:w="522" w:type="pct"/>
             <w:vMerge w:val="restart"/>
-            <w:shd w:val="clear" w:color="auto" w:fill="auto"/>
             <w:vAlign w:val="center"/>
             <w:hideMark/>
           </w:tcPr>
@@ -17478,16 +16808,7 @@
                 <w:sz w:val="20"/>
                 <w:szCs w:val="20"/>
               </w:rPr>
-              <w:t>0</w:t>
-            </w:r>
-            <w:r>
-              <w:rPr>
-                <w:rFonts w:ascii="Avenir Next LT Pro" w:hAnsi="Avenir Next LT Pro"/>
-                <w:color w:val="484848"/>
-                <w:sz w:val="20"/>
-                <w:szCs w:val="20"/>
-              </w:rPr>
-              <w:t>0</w:t>
+              <w:t>00</w:t>
             </w:r>
           </w:p>
         </w:tc>
@@ -17495,7 +16816,6 @@
           <w:tcPr>
             <w:tcW w:w="1253" w:type="pct"/>
             <w:vMerge w:val="restart"/>
-            <w:shd w:val="clear" w:color="auto" w:fill="auto"/>
             <w:vAlign w:val="center"/>
             <w:hideMark/>
           </w:tcPr>
@@ -17518,7 +16838,7 @@
                 <w:szCs w:val="20"/>
                 <w:lang w:val="en-US"/>
               </w:rPr>
-              <w:t>OTXXXX-X-A-XXXX-V00</w:t>
+              <w:t>{tag_ot_code_v00}</w:t>
             </w:r>
           </w:p>
         </w:tc>
@@ -17526,7 +16846,6 @@
           <w:tcPr>
             <w:tcW w:w="853" w:type="pct"/>
             <w:vMerge w:val="restart"/>
-            <w:shd w:val="clear" w:color="auto" w:fill="auto"/>
             <w:vAlign w:val="center"/>
             <w:hideMark/>
           </w:tcPr>
@@ -17554,7 +16873,6 @@
         <w:tc>
           <w:tcPr>
             <w:tcW w:w="928" w:type="pct"/>
-            <w:shd w:val="clear" w:color="auto" w:fill="auto"/>
             <w:vAlign w:val="center"/>
             <w:hideMark/>
           </w:tcPr>
@@ -17582,7 +16900,6 @@
         <w:tc>
           <w:tcPr>
             <w:tcW w:w="722" w:type="pct"/>
-            <w:shd w:val="clear" w:color="auto" w:fill="auto"/>
             <w:vAlign w:val="center"/>
             <w:hideMark/>
           </w:tcPr>
@@ -17610,7 +16927,6 @@
         <w:tc>
           <w:tcPr>
             <w:tcW w:w="722" w:type="pct"/>
-            <w:shd w:val="clear" w:color="auto" w:fill="auto"/>
             <w:vAlign w:val="center"/>
             <w:hideMark/>
           </w:tcPr>
@@ -17644,7 +16960,6 @@
           <w:tcPr>
             <w:tcW w:w="522" w:type="pct"/>
             <w:vMerge/>
-            <w:shd w:val="clear" w:color="auto" w:fill="auto"/>
             <w:vAlign w:val="center"/>
           </w:tcPr>
           <w:p>
@@ -17663,7 +16978,6 @@
           <w:tcPr>
             <w:tcW w:w="1253" w:type="pct"/>
             <w:vMerge/>
-            <w:shd w:val="clear" w:color="auto" w:fill="auto"/>
             <w:vAlign w:val="center"/>
           </w:tcPr>
           <w:p>
@@ -17682,7 +16996,6 @@
           <w:tcPr>
             <w:tcW w:w="853" w:type="pct"/>
             <w:vMerge/>
-            <w:shd w:val="clear" w:color="auto" w:fill="auto"/>
             <w:vAlign w:val="center"/>
           </w:tcPr>
           <w:p>
@@ -17700,7 +17013,6 @@
         <w:tc>
           <w:tcPr>
             <w:tcW w:w="928" w:type="pct"/>
-            <w:shd w:val="clear" w:color="auto" w:fill="auto"/>
             <w:vAlign w:val="center"/>
           </w:tcPr>
           <w:p>
@@ -17727,7 +17039,6 @@
         <w:tc>
           <w:tcPr>
             <w:tcW w:w="722" w:type="pct"/>
-            <w:shd w:val="clear" w:color="auto" w:fill="auto"/>
             <w:vAlign w:val="center"/>
           </w:tcPr>
           <w:p>
@@ -17754,7 +17065,6 @@
         <w:tc>
           <w:tcPr>
             <w:tcW w:w="722" w:type="pct"/>
-            <w:shd w:val="clear" w:color="auto" w:fill="auto"/>
             <w:vAlign w:val="center"/>
           </w:tcPr>
           <w:p>
@@ -17787,7 +17097,6 @@
           <w:tcPr>
             <w:tcW w:w="5000" w:type="pct"/>
             <w:gridSpan w:val="6"/>
-            <w:shd w:val="clear" w:color="000000" w:fill="004CAB"/>
             <w:vAlign w:val="center"/>
             <w:hideMark/>
           </w:tcPr>
@@ -17812,7 +17121,7 @@
                 <w:sz w:val="20"/>
                 <w:szCs w:val="20"/>
               </w:rPr>
-              <w:t xml:space="preserve">Descripción </w:t>
+              <w:t>Descripción </w:t>
             </w:r>
           </w:p>
         </w:tc>
@@ -17825,7 +17134,6 @@
           <w:tcPr>
             <w:tcW w:w="5000" w:type="pct"/>
             <w:gridSpan w:val="6"/>
-            <w:shd w:val="clear" w:color="auto" w:fill="auto"/>
             <w:vAlign w:val="center"/>
             <w:hideMark/>
           </w:tcPr>
@@ -17866,7 +17174,7 @@
                 <w:sz w:val="20"/>
                 <w:szCs w:val="20"/>
               </w:rPr>
-              <w:t xml:space="preserve"> inicial</w:t>
+              <w:t> inicial</w:t>
             </w:r>
           </w:p>
         </w:tc>
@@ -17878,7 +17186,6 @@
         <w:tc>
           <w:tcPr>
             <w:tcW w:w="522" w:type="pct"/>
-            <w:shd w:val="clear" w:color="000000" w:fill="004CAB"/>
             <w:vAlign w:val="center"/>
             <w:hideMark/>
           </w:tcPr>
@@ -17892,7 +17199,6 @@
                 <w:color w:val="FFFFFF"/>
                 <w:sz w:val="20"/>
                 <w:szCs w:val="20"/>
-                <w:highlight w:val="magenta"/>
               </w:rPr>
             </w:pPr>
             <w:r>
@@ -17903,7 +17209,6 @@
                 <w:color w:val="FFFFFF"/>
                 <w:sz w:val="20"/>
                 <w:szCs w:val="20"/>
-                <w:highlight w:val="magenta"/>
               </w:rPr>
               <w:t>Versión</w:t>
             </w:r>
@@ -17912,7 +17217,6 @@
         <w:tc>
           <w:tcPr>
             <w:tcW w:w="1253" w:type="pct"/>
-            <w:shd w:val="clear" w:color="000000" w:fill="004CAB"/>
             <w:vAlign w:val="center"/>
             <w:hideMark/>
           </w:tcPr>
@@ -17926,7 +17230,6 @@
                 <w:color w:val="FFFFFF"/>
                 <w:sz w:val="20"/>
                 <w:szCs w:val="20"/>
-                <w:highlight w:val="magenta"/>
               </w:rPr>
             </w:pPr>
             <w:r>
@@ -17937,7 +17240,6 @@
                 <w:color w:val="FFFFFF"/>
                 <w:sz w:val="20"/>
                 <w:szCs w:val="20"/>
-                <w:highlight w:val="magenta"/>
               </w:rPr>
               <w:t>Identificación única del informe</w:t>
             </w:r>
@@ -17946,7 +17248,6 @@
         <w:tc>
           <w:tcPr>
             <w:tcW w:w="853" w:type="pct"/>
-            <w:shd w:val="clear" w:color="000000" w:fill="004CAB"/>
             <w:vAlign w:val="center"/>
             <w:hideMark/>
           </w:tcPr>
@@ -17960,7 +17261,6 @@
                 <w:color w:val="FFFFFF"/>
                 <w:sz w:val="20"/>
                 <w:szCs w:val="20"/>
-                <w:highlight w:val="magenta"/>
               </w:rPr>
             </w:pPr>
             <w:r>
@@ -17971,7 +17271,6 @@
                 <w:color w:val="FFFFFF"/>
                 <w:sz w:val="20"/>
                 <w:szCs w:val="20"/>
-                <w:highlight w:val="magenta"/>
               </w:rPr>
               <w:t>Fecha de emisión</w:t>
             </w:r>
@@ -17980,7 +17279,6 @@
         <w:tc>
           <w:tcPr>
             <w:tcW w:w="928" w:type="pct"/>
-            <w:shd w:val="clear" w:color="000000" w:fill="004CAB"/>
             <w:vAlign w:val="center"/>
             <w:hideMark/>
           </w:tcPr>
@@ -17994,7 +17292,6 @@
                 <w:color w:val="FFFFFF"/>
                 <w:sz w:val="20"/>
                 <w:szCs w:val="20"/>
-                <w:highlight w:val="magenta"/>
               </w:rPr>
             </w:pPr>
             <w:r>
@@ -18005,7 +17302,6 @@
                 <w:color w:val="FFFFFF"/>
                 <w:sz w:val="20"/>
                 <w:szCs w:val="20"/>
-                <w:highlight w:val="magenta"/>
               </w:rPr>
               <w:t>Elaborado</w:t>
             </w:r>
@@ -18020,7 +17316,6 @@
                 <w:color w:val="FFFFFF"/>
                 <w:sz w:val="20"/>
                 <w:szCs w:val="20"/>
-                <w:highlight w:val="magenta"/>
               </w:rPr>
             </w:pPr>
             <w:r>
@@ -18031,7 +17326,6 @@
                 <w:color w:val="FFFFFF"/>
                 <w:sz w:val="20"/>
                 <w:szCs w:val="20"/>
-                <w:highlight w:val="magenta"/>
               </w:rPr>
               <w:t>por</w:t>
             </w:r>
@@ -18040,7 +17334,6 @@
         <w:tc>
           <w:tcPr>
             <w:tcW w:w="722" w:type="pct"/>
-            <w:shd w:val="clear" w:color="000000" w:fill="004CAB"/>
             <w:vAlign w:val="center"/>
             <w:hideMark/>
           </w:tcPr>
@@ -18054,7 +17347,6 @@
                 <w:color w:val="FFFFFF"/>
                 <w:sz w:val="20"/>
                 <w:szCs w:val="20"/>
-                <w:highlight w:val="magenta"/>
               </w:rPr>
             </w:pPr>
             <w:r>
@@ -18065,7 +17357,6 @@
                 <w:color w:val="FFFFFF"/>
                 <w:sz w:val="20"/>
                 <w:szCs w:val="20"/>
-                <w:highlight w:val="magenta"/>
               </w:rPr>
               <w:t>Revisado por</w:t>
             </w:r>
@@ -18074,7 +17365,6 @@
         <w:tc>
           <w:tcPr>
             <w:tcW w:w="722" w:type="pct"/>
-            <w:shd w:val="clear" w:color="000000" w:fill="004CAB"/>
             <w:vAlign w:val="center"/>
             <w:hideMark/>
           </w:tcPr>
@@ -18088,7 +17378,6 @@
                 <w:color w:val="FFFFFF"/>
                 <w:sz w:val="20"/>
                 <w:szCs w:val="20"/>
-                <w:highlight w:val="magenta"/>
               </w:rPr>
             </w:pPr>
             <w:r>
@@ -18099,7 +17388,6 @@
                 <w:color w:val="FFFFFF"/>
                 <w:sz w:val="20"/>
                 <w:szCs w:val="20"/>
-                <w:highlight w:val="magenta"/>
               </w:rPr>
               <w:t>Aprobado por</w:t>
             </w:r>
@@ -18114,7 +17402,6 @@
           <w:tcPr>
             <w:tcW w:w="522" w:type="pct"/>
             <w:vMerge w:val="restart"/>
-            <w:shd w:val="clear" w:color="auto" w:fill="auto"/>
             <w:vAlign w:val="center"/>
             <w:hideMark/>
           </w:tcPr>
@@ -18126,7 +17413,6 @@
                 <w:color w:val="484848"/>
                 <w:sz w:val="20"/>
                 <w:szCs w:val="20"/>
-                <w:highlight w:val="magenta"/>
               </w:rPr>
             </w:pPr>
             <w:r>
@@ -18135,7 +17421,6 @@
                 <w:color w:val="484848"/>
                 <w:sz w:val="20"/>
                 <w:szCs w:val="20"/>
-                <w:highlight w:val="magenta"/>
               </w:rPr>
               <w:t>01</w:t>
             </w:r>
@@ -18145,7 +17430,6 @@
           <w:tcPr>
             <w:tcW w:w="1253" w:type="pct"/>
             <w:vMerge w:val="restart"/>
-            <w:shd w:val="clear" w:color="auto" w:fill="auto"/>
             <w:vAlign w:val="center"/>
             <w:hideMark/>
           </w:tcPr>
@@ -18157,7 +17441,6 @@
                 <w:color w:val="484848"/>
                 <w:sz w:val="20"/>
                 <w:szCs w:val="20"/>
-                <w:highlight w:val="magenta"/>
                 <w:lang w:val="en-US"/>
               </w:rPr>
             </w:pPr>
@@ -18167,10 +17450,9 @@
                 <w:color w:val="484848"/>
                 <w:sz w:val="20"/>
                 <w:szCs w:val="20"/>
-                <w:highlight w:val="magenta"/>
                 <w:lang w:val="en-US"/>
               </w:rPr>
-              <w:t>OTXXXX-X-A-XXXX-V01</w:t>
+              <w:t>{tag_ot_code_v01}</w:t>
             </w:r>
           </w:p>
         </w:tc>
@@ -18178,7 +17460,6 @@
           <w:tcPr>
             <w:tcW w:w="853" w:type="pct"/>
             <w:vMerge w:val="restart"/>
-            <w:shd w:val="clear" w:color="auto" w:fill="auto"/>
             <w:vAlign w:val="center"/>
             <w:hideMark/>
           </w:tcPr>
@@ -18190,7 +17471,6 @@
                 <w:color w:val="484848"/>
                 <w:sz w:val="20"/>
                 <w:szCs w:val="20"/>
-                <w:highlight w:val="magenta"/>
               </w:rPr>
             </w:pPr>
             <w:r>
@@ -18199,7 +17479,6 @@
                 <w:color w:val="484848"/>
                 <w:sz w:val="20"/>
                 <w:szCs w:val="20"/>
-                <w:highlight w:val="magenta"/>
               </w:rPr>
               <w:t>DD/MM/AA</w:t>
             </w:r>
@@ -18208,7 +17487,6 @@
         <w:tc>
           <w:tcPr>
             <w:tcW w:w="928" w:type="pct"/>
-            <w:shd w:val="clear" w:color="auto" w:fill="auto"/>
             <w:vAlign w:val="center"/>
           </w:tcPr>
           <w:p>
@@ -18219,7 +17497,6 @@
                 <w:color w:val="484848"/>
                 <w:sz w:val="20"/>
                 <w:szCs w:val="20"/>
-                <w:highlight w:val="magenta"/>
               </w:rPr>
             </w:pPr>
             <w:r>
@@ -18228,7 +17505,6 @@
                 <w:color w:val="484848"/>
                 <w:sz w:val="20"/>
                 <w:szCs w:val="20"/>
-                <w:highlight w:val="magenta"/>
               </w:rPr>
               <w:t>FIRMA</w:t>
             </w:r>
@@ -18237,7 +17513,6 @@
         <w:tc>
           <w:tcPr>
             <w:tcW w:w="722" w:type="pct"/>
-            <w:shd w:val="clear" w:color="auto" w:fill="auto"/>
             <w:vAlign w:val="center"/>
           </w:tcPr>
           <w:p>
@@ -18248,7 +17523,6 @@
                 <w:color w:val="484848"/>
                 <w:sz w:val="20"/>
                 <w:szCs w:val="20"/>
-                <w:highlight w:val="magenta"/>
               </w:rPr>
             </w:pPr>
             <w:r>
@@ -18257,7 +17531,6 @@
                 <w:color w:val="484848"/>
                 <w:sz w:val="20"/>
                 <w:szCs w:val="20"/>
-                <w:highlight w:val="magenta"/>
               </w:rPr>
               <w:t>FIRMA</w:t>
             </w:r>
@@ -18266,7 +17539,6 @@
         <w:tc>
           <w:tcPr>
             <w:tcW w:w="722" w:type="pct"/>
-            <w:shd w:val="clear" w:color="auto" w:fill="auto"/>
             <w:vAlign w:val="center"/>
           </w:tcPr>
           <w:p>
@@ -18277,7 +17549,6 @@
                 <w:color w:val="484848"/>
                 <w:sz w:val="20"/>
                 <w:szCs w:val="20"/>
-                <w:highlight w:val="magenta"/>
               </w:rPr>
             </w:pPr>
             <w:r>
@@ -18286,7 +17557,6 @@
                 <w:color w:val="484848"/>
                 <w:sz w:val="20"/>
                 <w:szCs w:val="20"/>
-                <w:highlight w:val="magenta"/>
               </w:rPr>
               <w:t>FIRMA</w:t>
             </w:r>
@@ -18301,7 +17571,6 @@
           <w:tcPr>
             <w:tcW w:w="522" w:type="pct"/>
             <w:vMerge/>
-            <w:shd w:val="clear" w:color="auto" w:fill="auto"/>
             <w:vAlign w:val="center"/>
           </w:tcPr>
           <w:p>
@@ -18312,7 +17581,6 @@
                 <w:color w:val="484848"/>
                 <w:sz w:val="20"/>
                 <w:szCs w:val="20"/>
-                <w:highlight w:val="magenta"/>
               </w:rPr>
             </w:pPr>
           </w:p>
@@ -18321,7 +17589,6 @@
           <w:tcPr>
             <w:tcW w:w="1253" w:type="pct"/>
             <w:vMerge/>
-            <w:shd w:val="clear" w:color="auto" w:fill="auto"/>
             <w:vAlign w:val="center"/>
           </w:tcPr>
           <w:p>
@@ -18332,7 +17599,6 @@
                 <w:color w:val="484848"/>
                 <w:sz w:val="20"/>
                 <w:szCs w:val="20"/>
-                <w:highlight w:val="magenta"/>
               </w:rPr>
             </w:pPr>
           </w:p>
@@ -18341,7 +17607,6 @@
           <w:tcPr>
             <w:tcW w:w="853" w:type="pct"/>
             <w:vMerge/>
-            <w:shd w:val="clear" w:color="auto" w:fill="auto"/>
             <w:vAlign w:val="center"/>
           </w:tcPr>
           <w:p>
@@ -18352,7 +17617,6 @@
                 <w:color w:val="484848"/>
                 <w:sz w:val="20"/>
                 <w:szCs w:val="20"/>
-                <w:highlight w:val="magenta"/>
               </w:rPr>
             </w:pPr>
           </w:p>
@@ -18360,7 +17624,6 @@
         <w:tc>
           <w:tcPr>
             <w:tcW w:w="928" w:type="pct"/>
-            <w:shd w:val="clear" w:color="auto" w:fill="auto"/>
             <w:vAlign w:val="center"/>
           </w:tcPr>
           <w:p>
@@ -18371,7 +17634,6 @@
                 <w:color w:val="484848"/>
                 <w:sz w:val="20"/>
                 <w:szCs w:val="20"/>
-                <w:highlight w:val="magenta"/>
               </w:rPr>
             </w:pPr>
             <w:r>
@@ -18380,7 +17642,6 @@
                 <w:color w:val="484848"/>
                 <w:sz w:val="20"/>
                 <w:szCs w:val="20"/>
-                <w:highlight w:val="magenta"/>
               </w:rPr>
               <w:t>NOMBRE Y APELLIDO</w:t>
             </w:r>
@@ -18389,7 +17650,6 @@
         <w:tc>
           <w:tcPr>
             <w:tcW w:w="722" w:type="pct"/>
-            <w:shd w:val="clear" w:color="auto" w:fill="auto"/>
             <w:vAlign w:val="center"/>
           </w:tcPr>
           <w:p>
@@ -18400,7 +17660,6 @@
                 <w:color w:val="484848"/>
                 <w:sz w:val="20"/>
                 <w:szCs w:val="20"/>
-                <w:highlight w:val="magenta"/>
               </w:rPr>
             </w:pPr>
             <w:r>
@@ -18409,7 +17668,6 @@
                 <w:color w:val="484848"/>
                 <w:sz w:val="20"/>
                 <w:szCs w:val="20"/>
-                <w:highlight w:val="magenta"/>
               </w:rPr>
               <w:t>NOMBRE Y APELLIDO</w:t>
             </w:r>
@@ -18418,7 +17676,6 @@
         <w:tc>
           <w:tcPr>
             <w:tcW w:w="722" w:type="pct"/>
-            <w:shd w:val="clear" w:color="auto" w:fill="auto"/>
             <w:vAlign w:val="center"/>
           </w:tcPr>
           <w:p>
@@ -18429,7 +17686,6 @@
                 <w:color w:val="484848"/>
                 <w:sz w:val="20"/>
                 <w:szCs w:val="20"/>
-                <w:highlight w:val="magenta"/>
               </w:rPr>
             </w:pPr>
             <w:r>
@@ -18438,7 +17694,6 @@
                 <w:color w:val="484848"/>
                 <w:sz w:val="20"/>
                 <w:szCs w:val="20"/>
-                <w:highlight w:val="magenta"/>
               </w:rPr>
               <w:t>NOMBRE Y APELLIDO</w:t>
             </w:r>
@@ -18453,7 +17708,6 @@
           <w:tcPr>
             <w:tcW w:w="5000" w:type="pct"/>
             <w:gridSpan w:val="6"/>
-            <w:shd w:val="clear" w:color="000000" w:fill="004CAB"/>
             <w:vAlign w:val="center"/>
             <w:hideMark/>
           </w:tcPr>
@@ -18467,7 +17721,6 @@
                 <w:color w:val="FFFFFF"/>
                 <w:sz w:val="20"/>
                 <w:szCs w:val="20"/>
-                <w:highlight w:val="magenta"/>
               </w:rPr>
             </w:pPr>
             <w:r>
@@ -18478,7 +17731,6 @@
                 <w:color w:val="FFFFFF"/>
                 <w:sz w:val="20"/>
                 <w:szCs w:val="20"/>
-                <w:highlight w:val="magenta"/>
               </w:rPr>
               <w:t>Descripción de la modificación</w:t>
             </w:r>
@@ -18493,7 +17745,6 @@
           <w:tcPr>
             <w:tcW w:w="5000" w:type="pct"/>
             <w:gridSpan w:val="6"/>
-            <w:shd w:val="clear" w:color="auto" w:fill="auto"/>
             <w:vAlign w:val="center"/>
             <w:hideMark/>
           </w:tcPr>
@@ -18505,7 +17756,6 @@
                 <w:color w:val="484848"/>
                 <w:sz w:val="20"/>
                 <w:szCs w:val="20"/>
-                <w:highlight w:val="magenta"/>
               </w:rPr>
             </w:pPr>
             <w:r>
@@ -18514,7 +17764,6 @@
                 <w:color w:val="484848"/>
                 <w:sz w:val="20"/>
                 <w:szCs w:val="20"/>
-                <w:highlight w:val="magenta"/>
               </w:rPr>
               <w:t>Se debe relacionar el motivo del porque se realiza el ajusta, quien lo solicita y específicamente que es lo ajustado.</w:t>
             </w:r>
@@ -18542,7 +17791,7 @@
           <w:sz w:val="20"/>
           <w:szCs w:val="20"/>
         </w:rPr>
-        <w:t xml:space="preserve">Fuente: SERAMBIENTE S.A.S., </w:t>
+        <w:t>Fuente: SERAMBIENTE S.A.S., </w:t>
       </w:r>
       <w:r>
         <w:rPr>
@@ -18551,7 +17800,6 @@
           <w:color w:val="303030"/>
           <w:sz w:val="20"/>
           <w:szCs w:val="20"/>
-          <w:highlight w:val="cyan"/>
         </w:rPr>
         <w:t>{fuente_tomado_y_modificado_de_google_earth_1}</w:t>
       </w:r>
@@ -18591,7 +17839,6 @@
           <w:iCs/>
           <w:sz w:val="20"/>
           <w:szCs w:val="20"/>
-          <w:highlight w:val="cyan"/>
         </w:rPr>
         <w:t>{var_28}</w:t>
       </w:r>
@@ -18603,7 +17850,6 @@
           <w:color w:val="FF0000"/>
           <w:sz w:val="20"/>
           <w:szCs w:val="20"/>
-          <w:highlight w:val="cyan"/>
         </w:rPr>
       </w:r>
       <w:r>
@@ -18613,7 +17859,6 @@
           <w:iCs/>
           <w:sz w:val="20"/>
           <w:szCs w:val="20"/>
-          <w:highlight w:val="cyan"/>
         </w:rPr>
       </w:r>
       <w:commentRangeStart w:id="164"/>
@@ -18666,7 +17911,6 @@
           <w:iCs/>
           <w:sz w:val="20"/>
           <w:szCs w:val="20"/>
-          <w:highlight w:val="cyan"/>
         </w:rPr>
       </w:pPr>
     </w:p>
@@ -18691,128 +17935,14 @@
     </w:p>
     <w:p>
       <w:pPr>
-        <w:widowControl w:val="0"/>
-        <w:tabs>
-          <w:tab w:val="left" w:pos="530"/>
-        </w:tabs>
-        <w:autoSpaceDE w:val="0"/>
-        <w:autoSpaceDN w:val="0"/>
-        <w:ind w:right="228"/>
-        <w:jc w:val="both"/>
+        <w:spacing w:after="240" w:line="360" w:lineRule="auto"/>
+        <w:jc w:val="center"/>
         <w:rPr>
           <w:rFonts w:ascii="Avenir Next LT Pro" w:hAnsi="Avenir Next LT Pro"/>
           <w:i/>
-          <w:iCs/>
+          <w:color w:val="303030"/>
           <w:sz w:val="20"/>
           <w:szCs w:val="20"/>
-        </w:rPr>
-      </w:pPr>
-      <w:r>
-        <w:rPr>
-          <w:rFonts w:ascii="Avenir Next LT Pro" w:hAnsi="Avenir Next LT Pro"/>
-          <w:i/>
-          <w:iCs/>
-          <w:sz w:val="20"/>
-          <w:szCs w:val="20"/>
-        </w:rPr>
-        <w:t xml:space="preserve">Nota: Este documento corresponde a la modificación del </w:t>
-      </w:r>
-      <w:commentRangeStart w:id="167"/>
-      <w:r>
-        <w:rPr>
-          <w:rFonts w:ascii="Avenir Next LT Pro" w:hAnsi="Avenir Next LT Pro"/>
-          <w:i/>
-          <w:iCs/>
-          <w:sz w:val="20"/>
-          <w:szCs w:val="20"/>
-        </w:rPr>
-        <w:t xml:space="preserve">informe técnico de MATRIZ </w:t>
-      </w:r>
-      <w:proofErr w:type="gramStart"/>
-      <w:r>
-        <w:rPr>
-          <w:rFonts w:ascii="Avenir Next LT Pro" w:hAnsi="Avenir Next LT Pro"/>
-          <w:i/>
-          <w:iCs/>
-          <w:sz w:val="20"/>
-          <w:szCs w:val="20"/>
-        </w:rPr>
-        <w:t>XXX  OT</w:t>
-      </w:r>
-      <w:proofErr w:type="gramEnd"/>
-      <w:r>
-        <w:rPr>
-          <w:rFonts w:ascii="Avenir Next LT Pro" w:hAnsi="Avenir Next LT Pro"/>
-          <w:i/>
-          <w:iCs/>
-          <w:sz w:val="20"/>
-          <w:szCs w:val="20"/>
-        </w:rPr>
-        <w:t xml:space="preserve"> XXXX-X-A-XXXX-VXX</w:t>
-      </w:r>
-      <w:commentRangeEnd w:id="167"/>
-      <w:r>
-        <w:rPr>
-          <w:rFonts w:ascii="Avenir Next LT Pro" w:hAnsi="Avenir Next LT Pro"/>
-          <w:i/>
-          <w:iCs/>
-          <w:sz w:val="20"/>
-        </w:rPr>
-        <w:commentReference w:id="167"/>
-      </w:r>
-      <w:r>
-        <w:rPr>
-          <w:rFonts w:ascii="Avenir Next LT Pro" w:hAnsi="Avenir Next LT Pro"/>
-          <w:i/>
-          <w:iCs/>
-          <w:sz w:val="20"/>
-          <w:szCs w:val="20"/>
-        </w:rPr>
-        <w:t xml:space="preserve">, el cual ha sido anulado y reemplazado, bajo la nueva </w:t>
-      </w:r>
-      <w:commentRangeStart w:id="168"/>
-      <w:r>
-        <w:rPr>
-          <w:rFonts w:ascii="Avenir Next LT Pro" w:hAnsi="Avenir Next LT Pro"/>
-          <w:i/>
-          <w:iCs/>
-          <w:sz w:val="20"/>
-          <w:szCs w:val="20"/>
-        </w:rPr>
-        <w:t>identificación</w:t>
-      </w:r>
-      <w:commentRangeEnd w:id="168"/>
-      <w:r>
-        <w:rPr>
-          <w:rFonts w:ascii="Avenir Next LT Pro" w:hAnsi="Avenir Next LT Pro"/>
-          <w:i/>
-          <w:iCs/>
-          <w:sz w:val="20"/>
-        </w:rPr>
-        <w:commentReference w:id="168"/>
-      </w:r>
-      <w:r>
-        <w:rPr>
-          <w:rFonts w:ascii="Avenir Next LT Pro" w:hAnsi="Avenir Next LT Pro"/>
-          <w:i/>
-          <w:iCs/>
-          <w:sz w:val="20"/>
-          <w:szCs w:val="20"/>
-        </w:rPr>
-        <w:t xml:space="preserve"> OT XXXX-X-A-XXXX-VXX</w:t>
-      </w:r>
-    </w:p>
-    <w:p>
-      <w:pPr>
-        <w:spacing w:after="240" w:line="360" w:lineRule="auto"/>
-        <w:jc w:val="center"/>
-        <w:rPr>
-          <w:rFonts w:ascii="Avenir Next LT Pro" w:hAnsi="Avenir Next LT Pro"/>
-          <w:i/>
-          <w:color w:val="303030"/>
-          <w:sz w:val="20"/>
-          <w:szCs w:val="20"/>
-          <w:highlight w:val="cyan"/>
         </w:rPr>
       </w:pPr>
     </w:p>
@@ -18835,7 +17965,6 @@
           <w:i/>
           <w:color w:val="303030"/>
           <w:szCs w:val="22"/>
-          <w:highlight w:val="cyan"/>
         </w:rPr>
         <w:t>{var_29}</w:t>
       </w:r>
@@ -20272,7 +19401,6 @@
       <w:tc>
         <w:tcPr>
           <w:tcW w:w="2166" w:type="pct"/>
-          <w:shd w:val="clear" w:color="auto" w:fill="auto"/>
           <w:vAlign w:val="center"/>
         </w:tcPr>
         <w:p>
@@ -20305,7 +19433,7 @@
               <w:color w:val="303030"/>
               <w:sz w:val="20"/>
             </w:rPr>
-            <w:t xml:space="preserve"> RESPEL EN </w:t>
+            <w:t> RESPEL EN </w:t>
           </w:r>
           <w:r>
             <w:rPr>
@@ -20313,7 +19441,6 @@
               <w:b/>
               <w:color w:val="303030"/>
               <w:sz w:val="20"/>
-              <w:highlight w:val="cyan"/>
             </w:rPr>
             <w:t>{de_estudio_de_caracterizacion_de_respel_en_1}</w:t>
           </w:r>
@@ -20323,7 +19450,6 @@
         <w:tcPr>
           <w:tcW w:w="1493" w:type="pct"/>
           <w:vMerge w:val="restart"/>
-          <w:shd w:val="clear" w:color="auto" w:fill="auto"/>
           <w:vAlign w:val="center"/>
         </w:tcPr>
         <w:p>
@@ -20348,7 +19474,7 @@
               <w:color w:val="303030"/>
               <w:sz w:val="20"/>
             </w:rPr>
-            <w:t xml:space="preserve"> </w:t>
+            <w:t> </w:t>
           </w:r>
           <w:r>
             <w:rPr>
@@ -20408,7 +19534,7 @@
               <w:color w:val="303030"/>
               <w:sz w:val="20"/>
             </w:rPr>
-            <w:t>Fecha: 19/09/2025</w:t>
+            <w:t>Fecha: {tag_header_date}</w:t>
           </w:r>
         </w:p>
         <w:p>
@@ -20425,7 +19551,7 @@
               <w:color w:val="303030"/>
               <w:sz w:val="20"/>
             </w:rPr>
-            <w:t xml:space="preserve">Página </w:t>
+            <w:t>Página </w:t>
           </w:r>
           <w:r>
             <w:rPr>
@@ -20474,7 +19600,7 @@
               <w:color w:val="303030"/>
               <w:sz w:val="20"/>
             </w:rPr>
-            <w:t xml:space="preserve"> de </w:t>
+            <w:t> de </w:t>
           </w:r>
           <w:r>
             <w:rPr>
@@ -20551,7 +19677,6 @@
       <w:tc>
         <w:tcPr>
           <w:tcW w:w="2166" w:type="pct"/>
-          <w:shd w:val="clear" w:color="auto" w:fill="auto"/>
           <w:vAlign w:val="center"/>
         </w:tcPr>
         <w:p>
@@ -20561,7 +19686,6 @@
               <w:rFonts w:ascii="Avenir Next LT Pro" w:hAnsi="Avenir Next LT Pro" w:cs="Calibri"/>
               <w:color w:val="303030"/>
               <w:sz w:val="20"/>
-              <w:highlight w:val="cyan"/>
               <w:lang w:val="en-US"/>
             </w:rPr>
           </w:pPr>
@@ -20573,7 +19697,6 @@
               <w:color w:val="303030"/>
               <w:sz w:val="20"/>
               <w:szCs w:val="20"/>
-              <w:highlight w:val="cyan"/>
               <w:lang w:val="en-US"/>
             </w:rPr>
             <w:t>{var_80}</w:t>
@@ -20584,7 +19707,6 @@
               <w:color w:val="303030"/>
               <w:sz w:val="20"/>
               <w:szCs w:val="20"/>
-              <w:highlight w:val="cyan"/>
               <w:lang w:val="en-US"/>
             </w:rPr>
           </w:r>
@@ -20596,7 +19718,6 @@
               <w:color w:val="303030"/>
               <w:sz w:val="20"/>
               <w:szCs w:val="20"/>
-              <w:highlight w:val="cyan"/>
               <w:lang w:val="en-US"/>
             </w:rPr>
           </w:r>
@@ -20606,7 +19727,6 @@
               <w:color w:val="303030"/>
               <w:sz w:val="20"/>
               <w:szCs w:val="20"/>
-              <w:highlight w:val="cyan"/>
               <w:lang w:val="en-US"/>
             </w:rPr>
           </w:r>
@@ -20618,7 +19738,6 @@
               <w:color w:val="303030"/>
               <w:sz w:val="20"/>
               <w:szCs w:val="20"/>
-              <w:highlight w:val="cyan"/>
               <w:lang w:val="en-US"/>
             </w:rPr>
           </w:r>
@@ -20628,7 +19747,6 @@
               <w:color w:val="303030"/>
               <w:sz w:val="20"/>
               <w:szCs w:val="20"/>
-              <w:highlight w:val="cyan"/>
               <w:lang w:val="en-US"/>
             </w:rPr>
           </w:r>
@@ -20638,7 +19756,6 @@
         <w:tcPr>
           <w:tcW w:w="1493" w:type="pct"/>
           <w:vMerge/>
-          <w:shd w:val="clear" w:color="auto" w:fill="auto"/>
           <w:vAlign w:val="center"/>
         </w:tcPr>
         <w:p>

--- a/server/templates/reports/FO-PO-PSM-64-09 FORMATO PARA LA ELABORACIÓN DE INFORMES TÉCNICOS DE ESTUDIO DE CARACTERIZACIÓN DE RESPEL-plantilla.docx
+++ b/server/templates/reports/FO-PO-PSM-64-09 FORMATO PARA LA ELABORACIÓN DE INFORMES TÉCNICOS DE ESTUDIO DE CARACTERIZACIÓN DE RESPEL-plantilla.docx
@@ -28,7 +28,7 @@
           <w:szCs w:val="36"/>
           <w:lang w:eastAsia="en-US"/>
         </w:rPr>
-        <w:t>INFORME </w:t>
+        <w:t xml:space="preserve">INFORME </w:t>
       </w:r>
       <w:commentRangeStart w:id="0"/>
       <w:commentRangeStart w:id="1"/>
@@ -72,7 +72,7 @@
           <w:szCs w:val="36"/>
           <w:lang w:eastAsia="en-US"/>
         </w:rPr>
-        <w:t> DE ESTUDIO DE CARACTERIZACIÓN DE </w:t>
+        <w:t xml:space="preserve"> DE ESTUDIO DE CARACTERIZACIÓN DE </w:t>
       </w:r>
       <w:r>
         <w:rPr>
@@ -83,7 +83,7 @@
           <w:szCs w:val="36"/>
           <w:lang w:eastAsia="en-US"/>
         </w:rPr>
-        <w:t>RESPEL </w:t>
+        <w:t xml:space="preserve">RESPEL </w:t>
       </w:r>
       <w:r>
         <w:rPr>
@@ -94,7 +94,7 @@
           <w:szCs w:val="36"/>
           <w:lang w:eastAsia="en-US"/>
         </w:rPr>
-        <w:t>EN </w:t>
+        <w:t xml:space="preserve">EN </w:t>
       </w:r>
       <w:r>
         <w:rPr>
@@ -103,9 +103,10 @@
           <w:color w:val="303030"/>
           <w:sz w:val="36"/>
           <w:szCs w:val="36"/>
+          <w:highlight w:val="cyan"/>
           <w:lang w:eastAsia="en-US"/>
         </w:rPr>
-        <w:t>{de_estudio_de_caracterizacion_de_respel_en_1}</w:t>
+        <w:t>{matrix_name}</w:t>
       </w:r>
     </w:p>
     <w:p>
@@ -119,6 +120,7 @@
           <w:color w:val="303030"/>
           <w:sz w:val="32"/>
           <w:szCs w:val="22"/>
+          <w:highlight w:val="cyan"/>
         </w:rPr>
       </w:pPr>
     </w:p>
@@ -133,6 +135,7 @@
           <w:color w:val="303030"/>
           <w:sz w:val="32"/>
           <w:szCs w:val="22"/>
+          <w:highlight w:val="cyan"/>
         </w:rPr>
       </w:pPr>
     </w:p>
@@ -147,6 +150,7 @@
           <w:color w:val="303030"/>
           <w:sz w:val="32"/>
           <w:szCs w:val="22"/>
+          <w:highlight w:val="cyan"/>
         </w:rPr>
       </w:pPr>
     </w:p>
@@ -161,6 +165,7 @@
           <w:color w:val="303030"/>
           <w:sz w:val="32"/>
           <w:szCs w:val="22"/>
+          <w:highlight w:val="cyan"/>
         </w:rPr>
       </w:pPr>
     </w:p>
@@ -178,6 +183,7 @@
           <w:color w:val="303030"/>
           <w:sz w:val="56"/>
           <w:szCs w:val="56"/>
+          <w:highlight w:val="cyan"/>
         </w:rPr>
       </w:pPr>
       <w:r>
@@ -187,8 +193,9 @@
           <w:color w:val="303030"/>
           <w:sz w:val="56"/>
           <w:szCs w:val="56"/>
-        </w:rPr>
-        <w:t>{var_1}</w:t>
+          <w:highlight w:val="cyan"/>
+        </w:rPr>
+        <w:t>{client_name}</w:t>
       </w:r>
     </w:p>
     <w:p>
@@ -205,6 +212,7 @@
           <w:color w:val="303030"/>
           <w:sz w:val="40"/>
           <w:szCs w:val="40"/>
+          <w:highlight w:val="cyan"/>
         </w:rPr>
       </w:pPr>
       <w:r>
@@ -214,8 +222,9 @@
           <w:color w:val="303030"/>
           <w:sz w:val="40"/>
           <w:szCs w:val="40"/>
-        </w:rPr>
-        <w:t>{var_2}</w:t>
+          <w:highlight w:val="cyan"/>
+        </w:rPr>
+        <w:t xml:space="preserve">{project_name}</w:t>
       </w:r>
       <w:commentRangeStart w:id="2"/>
       <w:r>
@@ -225,7 +234,9 @@
           <w:color w:val="303030"/>
           <w:sz w:val="40"/>
           <w:szCs w:val="40"/>
-        </w:rPr>
+          <w:highlight w:val="cyan"/>
+        </w:rPr>
+        <w:t>{site_location}</w:t>
       </w:r>
       <w:commentRangeEnd w:id="2"/>
       <w:r>
@@ -248,6 +259,7 @@
           <w:spacing w:val="-2"/>
           <w:sz w:val="22"/>
           <w:szCs w:val="16"/>
+          <w:highlight w:val="cyan"/>
         </w:rPr>
       </w:pPr>
     </w:p>
@@ -261,6 +273,7 @@
           <w:spacing w:val="-2"/>
           <w:sz w:val="22"/>
           <w:szCs w:val="16"/>
+          <w:highlight w:val="cyan"/>
         </w:rPr>
       </w:pPr>
     </w:p>
@@ -274,6 +287,7 @@
           <w:spacing w:val="-2"/>
           <w:sz w:val="22"/>
           <w:szCs w:val="16"/>
+          <w:highlight w:val="cyan"/>
         </w:rPr>
       </w:pPr>
     </w:p>
@@ -287,6 +301,7 @@
           <w:spacing w:val="-2"/>
           <w:sz w:val="22"/>
           <w:szCs w:val="16"/>
+          <w:highlight w:val="cyan"/>
         </w:rPr>
       </w:pPr>
     </w:p>
@@ -300,6 +315,7 @@
           <w:spacing w:val="-2"/>
           <w:sz w:val="22"/>
           <w:szCs w:val="16"/>
+          <w:highlight w:val="cyan"/>
         </w:rPr>
       </w:pPr>
     </w:p>
@@ -313,6 +329,7 @@
           <w:spacing w:val="-2"/>
           <w:sz w:val="22"/>
           <w:szCs w:val="16"/>
+          <w:highlight w:val="cyan"/>
         </w:rPr>
       </w:pPr>
     </w:p>
@@ -326,6 +343,7 @@
           <w:spacing w:val="-2"/>
           <w:sz w:val="22"/>
           <w:szCs w:val="16"/>
+          <w:highlight w:val="cyan"/>
         </w:rPr>
       </w:pPr>
     </w:p>
@@ -344,6 +362,7 @@
           <w:color w:val="303030"/>
           <w:sz w:val="28"/>
           <w:szCs w:val="22"/>
+          <w:highlight w:val="cyan"/>
           <w:lang w:eastAsia="en-US"/>
         </w:rPr>
       </w:pPr>
@@ -355,9 +374,10 @@
           <w:color w:val="303030"/>
           <w:sz w:val="28"/>
           <w:szCs w:val="22"/>
+          <w:highlight w:val="cyan"/>
           <w:lang w:eastAsia="en-US"/>
         </w:rPr>
-        <w:t>{var_3}</w:t>
+        <w:t xml:space="preserve">Caracterización </w:t>
       </w:r>
       <w:r>
         <w:rPr>
@@ -367,8 +387,10 @@
           <w:color w:val="303030"/>
           <w:sz w:val="28"/>
           <w:szCs w:val="22"/>
+          <w:highlight w:val="cyan"/>
           <w:lang w:eastAsia="en-US"/>
         </w:rPr>
+        <w:t xml:space="preserve">fisicoquímica </w:t>
       </w:r>
       <w:r>
         <w:rPr>
@@ -378,8 +400,10 @@
           <w:color w:val="303030"/>
           <w:sz w:val="28"/>
           <w:szCs w:val="22"/>
+          <w:highlight w:val="cyan"/>
           <w:lang w:eastAsia="en-US"/>
         </w:rPr>
+        <w:t xml:space="preserve">de </w:t>
       </w:r>
       <w:r>
         <w:rPr>
@@ -389,8 +413,10 @@
           <w:color w:val="303030"/>
           <w:sz w:val="28"/>
           <w:szCs w:val="22"/>
+          <w:highlight w:val="cyan"/>
           <w:lang w:eastAsia="en-US"/>
         </w:rPr>
+        <w:t>RESPEL</w:t>
       </w:r>
       <w:r>
         <w:rPr>
@@ -400,8 +426,10 @@
           <w:color w:val="303030"/>
           <w:sz w:val="28"/>
           <w:szCs w:val="22"/>
+          <w:highlight w:val="cyan"/>
           <w:lang w:eastAsia="en-US"/>
         </w:rPr>
+        <w:t xml:space="preserve"> en </w:t>
       </w:r>
       <w:r>
         <w:rPr>
@@ -411,8 +439,10 @@
           <w:color w:val="303030"/>
           <w:sz w:val="28"/>
           <w:szCs w:val="22"/>
+          <w:highlight w:val="cyan"/>
           <w:lang w:eastAsia="en-US"/>
         </w:rPr>
+        <w:t>(</w:t>
       </w:r>
       <w:commentRangeStart w:id="3"/>
       <w:r>
@@ -423,8 +453,10 @@
           <w:color w:val="303030"/>
           <w:sz w:val="28"/>
           <w:szCs w:val="22"/>
+          <w:highlight w:val="cyan"/>
           <w:lang w:eastAsia="en-US"/>
         </w:rPr>
+        <w:t>{matrix_type}</w:t>
       </w:r>
       <w:commentRangeEnd w:id="3"/>
       <w:r>
@@ -444,9 +476,10 @@
           <w:color w:val="303030"/>
           <w:sz w:val="28"/>
           <w:szCs w:val="22"/>
+          <w:highlight w:val="cyan"/>
           <w:lang w:eastAsia="en-US"/>
         </w:rPr>
-        <w:t>{var_4}</w:t>
+        <w:t>)</w:t>
       </w:r>
       <w:r>
         <w:rPr>
@@ -456,8 +489,10 @@
           <w:color w:val="303030"/>
           <w:sz w:val="28"/>
           <w:szCs w:val="22"/>
+          <w:highlight w:val="cyan"/>
           <w:lang w:eastAsia="en-US"/>
         </w:rPr>
+        <w:t xml:space="preserve"> realizada el día </w:t>
       </w:r>
       <w:proofErr w:type="spellStart"/>
       <w:r>
@@ -468,8 +503,10 @@
           <w:color w:val="303030"/>
           <w:sz w:val="28"/>
           <w:szCs w:val="22"/>
+          <w:highlight w:val="cyan"/>
           <w:lang w:eastAsia="en-US"/>
         </w:rPr>
+        <w:t>{sampling_day}</w:t>
       </w:r>
       <w:proofErr w:type="spellEnd"/>
       <w:r>
@@ -480,8 +517,10 @@
           <w:color w:val="303030"/>
           <w:sz w:val="28"/>
           <w:szCs w:val="22"/>
+          <w:highlight w:val="cyan"/>
           <w:lang w:eastAsia="en-US"/>
         </w:rPr>
+        <w:t xml:space="preserve"> de </w:t>
       </w:r>
       <w:r>
         <w:rPr>
@@ -491,8 +530,10 @@
           <w:color w:val="303030"/>
           <w:sz w:val="28"/>
           <w:szCs w:val="22"/>
+          <w:highlight w:val="cyan"/>
           <w:lang w:eastAsia="en-US"/>
         </w:rPr>
+        <w:t>mes</w:t>
       </w:r>
       <w:r>
         <w:rPr>
@@ -502,8 +543,10 @@
           <w:color w:val="303030"/>
           <w:sz w:val="28"/>
           <w:szCs w:val="22"/>
+          <w:highlight w:val="cyan"/>
           <w:lang w:eastAsia="en-US"/>
         </w:rPr>
+        <w:t xml:space="preserve"> de</w:t>
       </w:r>
       <w:r>
         <w:rPr>
@@ -513,8 +556,10 @@
           <w:color w:val="303030"/>
           <w:sz w:val="28"/>
           <w:szCs w:val="22"/>
+          <w:highlight w:val="cyan"/>
           <w:lang w:eastAsia="en-US"/>
         </w:rPr>
+        <w:t>l año</w:t>
       </w:r>
       <w:r>
         <w:rPr>
@@ -524,8 +569,10 @@
           <w:color w:val="303030"/>
           <w:sz w:val="28"/>
           <w:szCs w:val="22"/>
+          <w:highlight w:val="cyan"/>
           <w:lang w:eastAsia="en-US"/>
         </w:rPr>
+        <w:t xml:space="preserve"> </w:t>
       </w:r>
       <w:proofErr w:type="spellStart"/>
       <w:r>
@@ -536,8 +583,10 @@
           <w:color w:val="303030"/>
           <w:sz w:val="28"/>
           <w:szCs w:val="22"/>
+          <w:highlight w:val="cyan"/>
           <w:lang w:eastAsia="en-US"/>
         </w:rPr>
+        <w:t>{sampling_year}</w:t>
       </w:r>
       <w:r>
         <w:rPr>
@@ -547,8 +596,10 @@
           <w:color w:val="303030"/>
           <w:sz w:val="28"/>
           <w:szCs w:val="22"/>
+          <w:highlight w:val="cyan"/>
           <w:lang w:eastAsia="en-US"/>
         </w:rPr>
+        <w:t>{sampling_month}</w:t>
       </w:r>
       <w:proofErr w:type="spellEnd"/>
       <w:r>
@@ -559,8 +610,10 @@
           <w:color w:val="303030"/>
           <w:sz w:val="28"/>
           <w:szCs w:val="22"/>
+          <w:highlight w:val="cyan"/>
           <w:lang w:eastAsia="en-US"/>
         </w:rPr>
+        <w:t>.</w:t>
       </w:r>
     </w:p>
     <w:p>
@@ -572,6 +625,7 @@
           <w:color w:val="303030"/>
           <w:sz w:val="32"/>
           <w:szCs w:val="32"/>
+          <w:highlight w:val="cyan"/>
         </w:rPr>
       </w:pPr>
     </w:p>
@@ -583,6 +637,7 @@
           <w:color w:val="303030"/>
           <w:sz w:val="52"/>
           <w:szCs w:val="52"/>
+          <w:highlight w:val="cyan"/>
         </w:rPr>
       </w:pPr>
     </w:p>
@@ -594,6 +649,7 @@
           <w:color w:val="303030"/>
           <w:sz w:val="28"/>
           <w:szCs w:val="28"/>
+          <w:highlight w:val="cyan"/>
         </w:rPr>
       </w:pPr>
     </w:p>
@@ -605,6 +661,7 @@
           <w:color w:val="303030"/>
           <w:sz w:val="28"/>
           <w:szCs w:val="28"/>
+          <w:highlight w:val="cyan"/>
         </w:rPr>
       </w:pPr>
     </w:p>
@@ -616,6 +673,7 @@
           <w:color w:val="303030"/>
           <w:sz w:val="28"/>
           <w:szCs w:val="28"/>
+          <w:highlight w:val="cyan"/>
         </w:rPr>
       </w:pPr>
     </w:p>
@@ -627,6 +685,7 @@
           <w:color w:val="303030"/>
           <w:sz w:val="28"/>
           <w:szCs w:val="28"/>
+          <w:highlight w:val="cyan"/>
         </w:rPr>
       </w:pPr>
     </w:p>
@@ -638,6 +697,7 @@
           <w:color w:val="303030"/>
           <w:sz w:val="28"/>
           <w:szCs w:val="28"/>
+          <w:highlight w:val="cyan"/>
         </w:rPr>
       </w:pPr>
     </w:p>
@@ -649,6 +709,7 @@
           <w:color w:val="303030"/>
           <w:sz w:val="28"/>
           <w:szCs w:val="28"/>
+          <w:highlight w:val="cyan"/>
         </w:rPr>
       </w:pPr>
     </w:p>
@@ -661,6 +722,7 @@
           <w:color w:val="303030"/>
           <w:sz w:val="22"/>
           <w:szCs w:val="20"/>
+          <w:highlight w:val="cyan"/>
         </w:rPr>
       </w:pPr>
       <w:bookmarkStart w:id="4" w:name="_Hlk63695990"/>
@@ -671,8 +733,9 @@
           <w:color w:val="303030"/>
           <w:sz w:val="22"/>
           <w:szCs w:val="20"/>
-        </w:rPr>
-        <w:t>{var_5}</w:t>
+          <w:highlight w:val="cyan"/>
+        </w:rPr>
+        <w:t xml:space="preserve">{city}</w:t>
       </w:r>
       <w:commentRangeStart w:id="5"/>
       <w:r>
@@ -682,9 +745,76 @@
           <w:color w:val="303030"/>
           <w:sz w:val="22"/>
           <w:szCs w:val="20"/>
-        </w:rPr>
+          <w:highlight w:val="cyan"/>
+        </w:rPr>
+        <w:t>{department}</w:t>
       </w:r>
       <w:commentRangeEnd w:id="5"/>
+      <w:r>
+        <w:rPr>
+          <w:rStyle w:val="Refdecomentario"/>
+          <w:rFonts w:ascii="Tahoma" w:hAnsi="Tahoma"/>
+          <w:szCs w:val="20"/>
+          <w:highlight w:val="cyan"/>
+          <w:lang w:val="es-MX" w:eastAsia="es-MX"/>
+        </w:rPr>
+        <w:commentReference w:id="5"/>
+      </w:r>
+    </w:p>
+    <w:p>
+      <w:pPr>
+        <w:jc w:val="right"/>
+        <w:rPr>
+          <w:rFonts w:ascii="Avenir Next LT Pro" w:eastAsia="Calibri" w:hAnsi="Avenir Next LT Pro" w:cs="Calibri"/>
+          <w:b/>
+          <w:color w:val="303030"/>
+          <w:highlight w:val="cyan"/>
+          <w:lang w:eastAsia="en-US"/>
+        </w:rPr>
+      </w:pPr>
+      <w:r>
+        <w:rPr>
+          <w:rFonts w:ascii="Avenir Next LT Pro" w:eastAsia="Calibri" w:hAnsi="Avenir Next LT Pro" w:cs="Calibri"/>
+          <w:b/>
+          <w:color w:val="303030"/>
+          <w:highlight w:val="cyan"/>
+          <w:lang w:eastAsia="en-US"/>
+        </w:rPr>
+        <w:br w:type="page"/>
+      </w:r>
+      <w:bookmarkEnd w:id="4"/>
+    </w:p>
+    <w:p>
+      <w:pPr>
+        <w:spacing w:after="200" w:line="360" w:lineRule="auto"/>
+        <w:rPr>
+          <w:noProof/>
+        </w:rPr>
+      </w:pPr>
+      <w:r>
+        <w:rPr>
+          <w:rFonts w:ascii="Avenir Next LT Pro" w:hAnsi="Avenir Next LT Pro" w:cstheme="minorHAnsi"/>
+          <w:b/>
+          <w:color w:val="303030"/>
+          <w:sz w:val="30"/>
+          <w:szCs w:val="30"/>
+        </w:rPr>
+        <w:lastRenderedPageBreak/>
+        <w:t xml:space="preserve">TABLA DE </w:t>
+      </w:r>
+      <w:commentRangeStart w:id="6"/>
+      <w:commentRangeStart w:id="7"/>
+      <w:r>
+        <w:rPr>
+          <w:rFonts w:ascii="Avenir Next LT Pro" w:hAnsi="Avenir Next LT Pro" w:cs="Calibri"/>
+          <w:b/>
+          <w:color w:val="303030"/>
+          <w:sz w:val="32"/>
+          <w:szCs w:val="32"/>
+        </w:rPr>
+        <w:t>CONTENIDO</w:t>
+      </w:r>
+      <w:commentRangeEnd w:id="6"/>
       <w:r>
         <w:rPr>
           <w:rStyle w:val="Refdecomentario"/>
@@ -692,60 +822,9 @@
           <w:szCs w:val="20"/>
           <w:lang w:val="es-MX" w:eastAsia="es-MX"/>
         </w:rPr>
-      </w:r>
-    </w:p>
-    <w:p>
-      <w:pPr>
-        <w:jc w:val="right"/>
-        <w:rPr>
-          <w:rFonts w:ascii="Avenir Next LT Pro" w:eastAsia="Calibri" w:hAnsi="Avenir Next LT Pro" w:cs="Calibri"/>
-          <w:b/>
-          <w:color w:val="303030"/>
-          <w:lang w:eastAsia="en-US"/>
-        </w:rPr>
-      </w:pPr>
-      <w:r>
-        <w:rPr>
-          <w:rFonts w:ascii="Avenir Next LT Pro" w:eastAsia="Calibri" w:hAnsi="Avenir Next LT Pro" w:cs="Calibri"/>
-          <w:b/>
-          <w:color w:val="303030"/>
-          <w:lang w:eastAsia="en-US"/>
-        </w:rPr>
-        <w:t>{var_6}</w:t>
-      </w:r>
-      <w:bookmarkEnd w:id="4"/>
-    </w:p>
-    <w:p>
-      <w:pPr>
-        <w:spacing w:after="200" w:line="360" w:lineRule="auto"/>
-        <w:rPr>
-          <w:noProof/>
-        </w:rPr>
-      </w:pPr>
-      <w:r>
-        <w:rPr>
-          <w:rFonts w:ascii="Avenir Next LT Pro" w:hAnsi="Avenir Next LT Pro" w:cstheme="minorHAnsi"/>
-          <w:b/>
-          <w:color w:val="303030"/>
-          <w:sz w:val="30"/>
-          <w:szCs w:val="30"/>
-        </w:rPr>
-        <w:lastRenderedPageBreak/>
-        <w:t>TABLA DE </w:t>
-      </w:r>
-      <w:commentRangeStart w:id="6"/>
-      <w:commentRangeStart w:id="7"/>
-      <w:r>
-        <w:rPr>
-          <w:rFonts w:ascii="Avenir Next LT Pro" w:hAnsi="Avenir Next LT Pro" w:cs="Calibri"/>
-          <w:b/>
-          <w:color w:val="303030"/>
-          <w:sz w:val="32"/>
-          <w:szCs w:val="32"/>
-        </w:rPr>
-        <w:t>CONTENIDO</w:t>
-      </w:r>
-      <w:commentRangeEnd w:id="6"/>
+        <w:commentReference w:id="6"/>
+      </w:r>
+      <w:commentRangeEnd w:id="7"/>
       <w:r>
         <w:rPr>
           <w:rStyle w:val="Refdecomentario"/>
@@ -753,16 +832,6 @@
           <w:szCs w:val="20"/>
           <w:lang w:val="es-MX" w:eastAsia="es-MX"/>
         </w:rPr>
-        <w:commentReference w:id="6"/>
-      </w:r>
-      <w:commentRangeEnd w:id="7"/>
-      <w:r>
-        <w:rPr>
-          <w:rStyle w:val="Refdecomentario"/>
-          <w:rFonts w:ascii="Tahoma" w:hAnsi="Tahoma"/>
-          <w:szCs w:val="20"/>
-          <w:lang w:val="es-MX" w:eastAsia="es-MX"/>
-        </w:rPr>
         <w:commentReference w:id="7"/>
       </w:r>
       <w:r>
@@ -773,7 +842,7 @@
           <w:sz w:val="32"/>
           <w:szCs w:val="32"/>
         </w:rPr>
-        <w:t> </w:t>
+        <w:t xml:space="preserve"> </w:t>
       </w:r>
       <w:r>
         <w:rPr>
@@ -2464,6 +2533,7 @@
             <w:noProof/>
             <w:sz w:val="22"/>
             <w:szCs w:val="22"/>
+            <w:highlight w:val="cyan"/>
           </w:rPr>
           <w:t>4.1.</w:t>
         </w:r>
@@ -2487,6 +2557,7 @@
             <w:noProof/>
             <w:sz w:val="22"/>
             <w:szCs w:val="22"/>
+            <w:highlight w:val="cyan"/>
           </w:rPr>
           <w:t>Resultados de campo</w:t>
         </w:r>
@@ -2684,11 +2755,6 @@
           <w:fldChar w:fldCharType="end"/>
         </w:r>
       </w:hyperlink>
-    </w:p>
-    <w:p>
-      <w:r>
-        <w:t>{chart_indices}</w:t>
-      </w:r>
     </w:p>
     <w:p>
       <w:pPr>
@@ -2975,6 +3041,7 @@
             <w:noProof/>
             <w:sz w:val="22"/>
             <w:szCs w:val="22"/>
+            <w:highlight w:val="cyan"/>
           </w:rPr>
           <w:t>7.</w:t>
         </w:r>
@@ -3000,6 +3067,7 @@
             <w:noProof/>
             <w:sz w:val="22"/>
             <w:szCs w:val="22"/>
+            <w:highlight w:val="cyan"/>
           </w:rPr>
           <w:t>ANEXOS</w:t>
         </w:r>
@@ -3214,6 +3282,7 @@
           <w:color w:val="303030"/>
           <w:sz w:val="22"/>
           <w:szCs w:val="22"/>
+          <w:highlight w:val="cyan"/>
         </w:rPr>
       </w:pPr>
       <w:r>
@@ -3232,8 +3301,9 @@
           <w:color w:val="303030"/>
           <w:sz w:val="22"/>
           <w:szCs w:val="22"/>
-        </w:rPr>
-        <w:t>{var_6}</w:t>
+          <w:highlight w:val="cyan"/>
+        </w:rPr>
+        <w:br w:type="page"/>
       </w:r>
     </w:p>
     <w:p>
@@ -3258,7 +3328,7 @@
           <w:lang w:eastAsia="es-MX"/>
         </w:rPr>
         <w:lastRenderedPageBreak/>
-        <w:t>ÍNDICE DE </w:t>
+        <w:t xml:space="preserve">ÍNDICE DE </w:t>
       </w:r>
       <w:commentRangeStart w:id="8"/>
       <w:r>
@@ -3920,6 +3990,7 @@
             <w:noProof/>
             <w:sz w:val="20"/>
             <w:szCs w:val="20"/>
+            <w:highlight w:val="cyan"/>
             <w:lang w:val="es-CO"/>
           </w:rPr>
           <w:t>Tabla 7. Anexos del Informe técnico.</w:t>
@@ -4019,7 +4090,7 @@
             <w:szCs w:val="20"/>
             <w:lang w:val="es-419"/>
           </w:rPr>
-          <w:t>Tabla 8. </w:t>
+          <w:t xml:space="preserve">Tabla 8. </w:t>
         </w:r>
         <w:r>
           <w:rPr>
@@ -4115,6 +4186,7 @@
           <w:color w:val="303030"/>
           <w:sz w:val="20"/>
           <w:szCs w:val="20"/>
+          <w:highlight w:val="cyan"/>
           <w:lang w:val="es-CO"/>
         </w:rPr>
       </w:pPr>
@@ -4139,6 +4211,7 @@
           <w:color w:val="303030"/>
           <w:sz w:val="20"/>
           <w:szCs w:val="20"/>
+          <w:highlight w:val="cyan"/>
           <w:lang w:eastAsia="es-MX"/>
         </w:rPr>
       </w:pPr>
@@ -4149,8 +4222,9 @@
           <w:color w:val="303030"/>
           <w:sz w:val="20"/>
           <w:szCs w:val="20"/>
-        </w:rPr>
-        <w:t>{var_6}</w:t>
+          <w:highlight w:val="cyan"/>
+        </w:rPr>
+        <w:br w:type="page"/>
       </w:r>
     </w:p>
     <w:p>
@@ -4190,7 +4264,7 @@
           <w:szCs w:val="30"/>
           <w:lang w:val="es-CO"/>
         </w:rPr>
-        <w:t>NDICE DE </w:t>
+        <w:t xml:space="preserve">NDICE DE </w:t>
       </w:r>
       <w:commentRangeStart w:id="9"/>
       <w:r>
@@ -4384,6 +4458,7 @@
             <w:noProof/>
             <w:sz w:val="20"/>
             <w:szCs w:val="20"/>
+            <w:highlight w:val="cyan"/>
             <w:lang w:val="es-CO"/>
           </w:rPr>
           <w:t>Figura 2. Localización geográfica de los puntos de monitoreo.</w:t>
@@ -4471,6 +4546,7 @@
           <w:color w:val="000000" w:themeColor="text1"/>
           <w:sz w:val="20"/>
           <w:szCs w:val="20"/>
+          <w:highlight w:val="cyan"/>
           <w:lang w:val="es-CO"/>
         </w:rPr>
       </w:pPr>
@@ -4492,9 +4568,10 @@
           <w:color w:val="303030"/>
           <w:sz w:val="20"/>
           <w:szCs w:val="20"/>
+          <w:highlight w:val="cyan"/>
           <w:lang w:val="es-CO"/>
         </w:rPr>
-        <w:t>{var_6}</w:t>
+        <w:br w:type="page"/>
       </w:r>
     </w:p>
     <w:p>
@@ -4523,7 +4600,7 @@
           <w:lang w:val="es-CO"/>
         </w:rPr>
         <w:lastRenderedPageBreak/>
-        <w:t>ÍNDICE DE </w:t>
+        <w:t xml:space="preserve">ÍNDICE DE </w:t>
       </w:r>
       <w:commentRangeStart w:id="10"/>
       <w:r>
@@ -4577,7 +4654,7 @@
           <w:szCs w:val="30"/>
           <w:lang w:val="es-CO"/>
         </w:rPr>
-        <w:t> </w:t>
+        <w:t xml:space="preserve"> </w:t>
       </w:r>
     </w:p>
     <w:p>
@@ -4641,7 +4718,7 @@
             <w:sz w:val="20"/>
             <w:szCs w:val="20"/>
           </w:rPr>
-          <w:t>Fotografía 1. {tag_foto1_desc}</w:t>
+          <w:t>Fotografía 1. XXXX</w:t>
         </w:r>
         <w:r>
           <w:rPr>
@@ -4739,7 +4816,7 @@
             <w:sz w:val="20"/>
             <w:szCs w:val="20"/>
           </w:rPr>
-          <w:t>Fotografía 2. {tag_foto2_desc}</w:t>
+          <w:t>Fotografía 2. XXXX</w:t>
         </w:r>
         <w:r>
           <w:rPr>
@@ -4824,6 +4901,7 @@
           <w:color w:val="303030"/>
           <w:sz w:val="20"/>
           <w:szCs w:val="20"/>
+          <w:highlight w:val="cyan"/>
           <w:lang w:val="es-CO"/>
         </w:rPr>
       </w:pPr>
@@ -4845,9 +4923,10 @@
           <w:color w:val="303030"/>
           <w:sz w:val="20"/>
           <w:szCs w:val="20"/>
+          <w:highlight w:val="cyan"/>
           <w:lang w:val="es-CO"/>
         </w:rPr>
-        <w:t>{var_6}</w:t>
+        <w:t xml:space="preserve"> </w:t>
       </w:r>
       <w:r>
         <w:rPr>
@@ -4855,8 +4934,10 @@
           <w:color w:val="303030"/>
           <w:sz w:val="20"/>
           <w:szCs w:val="20"/>
+          <w:highlight w:val="cyan"/>
           <w:lang w:val="es-CO"/>
         </w:rPr>
+        <w:br w:type="page"/>
       </w:r>
     </w:p>
     <w:p>
@@ -4885,7 +4966,7 @@
           <w:lang w:val="es-CO"/>
         </w:rPr>
         <w:lastRenderedPageBreak/>
-        <w:t>ÍNDICE DE </w:t>
+        <w:t xml:space="preserve">ÍNDICE DE </w:t>
       </w:r>
       <w:commentRangeStart w:id="11"/>
       <w:r>
@@ -4917,7 +4998,7 @@
           <w:szCs w:val="30"/>
           <w:lang w:val="es-CO"/>
         </w:rPr>
-        <w:t> </w:t>
+        <w:t xml:space="preserve"> </w:t>
       </w:r>
     </w:p>
     <w:p>
@@ -4974,6 +5055,7 @@
             <w:noProof/>
             <w:sz w:val="20"/>
             <w:szCs w:val="20"/>
+            <w:highlight w:val="cyan"/>
           </w:rPr>
           <w:t>Gráfica 1</w:t>
         </w:r>
@@ -4985,6 +5067,7 @@
             <w:noProof/>
             <w:sz w:val="20"/>
             <w:szCs w:val="20"/>
+            <w:highlight w:val="cyan"/>
           </w:rPr>
           <w:t>. Cumplimiento Metales vs normativa</w:t>
         </w:r>
@@ -5067,6 +5150,7 @@
           <w:color w:val="303030"/>
           <w:sz w:val="20"/>
           <w:szCs w:val="20"/>
+          <w:highlight w:val="cyan"/>
         </w:rPr>
       </w:pPr>
       <w:r>
@@ -5090,6 +5174,7 @@
           <w:color w:val="303030"/>
           <w:sz w:val="20"/>
           <w:szCs w:val="20"/>
+          <w:highlight w:val="cyan"/>
         </w:rPr>
       </w:pPr>
       <w:r>
@@ -5098,8 +5183,9 @@
           <w:color w:val="303030"/>
           <w:sz w:val="20"/>
           <w:szCs w:val="20"/>
-        </w:rPr>
-        <w:t>{var_6}</w:t>
+          <w:highlight w:val="cyan"/>
+        </w:rPr>
+        <w:br w:type="page"/>
       </w:r>
     </w:p>
     <w:p>
@@ -5178,7 +5264,7 @@
           <w:sz w:val="22"/>
           <w:szCs w:val="20"/>
         </w:rPr>
-        <w:t> la </w:t>
+        <w:t xml:space="preserve"> la </w:t>
       </w:r>
       <w:r>
         <w:rPr>
@@ -5187,7 +5273,7 @@
           <w:sz w:val="22"/>
           <w:szCs w:val="20"/>
         </w:rPr>
-        <w:t>concentración de contaminantes en los </w:t>
+        <w:t xml:space="preserve">concentración de contaminantes en los </w:t>
       </w:r>
       <w:r>
         <w:rPr>
@@ -5196,7 +5282,7 @@
           <w:sz w:val="22"/>
           <w:szCs w:val="20"/>
         </w:rPr>
-        <w:t>lixiviados generados por la prueba TCLP aplicada sobre </w:t>
+        <w:t xml:space="preserve">lixiviados generados por la prueba TCLP aplicada sobre </w:t>
       </w:r>
       <w:r>
         <w:rPr>
@@ -5204,8 +5290,9 @@
           <w:color w:val="303030"/>
           <w:sz w:val="22"/>
           <w:szCs w:val="20"/>
-        </w:rPr>
-        <w:t>{determinar_la_concentracion_de_contaminantes_en_lo_1}</w:t>
+          <w:highlight w:val="cyan"/>
+        </w:rPr>
+        <w:t>(</w:t>
       </w:r>
       <w:commentRangeStart w:id="29"/>
       <w:r>
@@ -5214,7 +5301,9 @@
           <w:color w:val="303030"/>
           <w:sz w:val="22"/>
           <w:szCs w:val="20"/>
-        </w:rPr>
+          <w:highlight w:val="cyan"/>
+        </w:rPr>
+        <w:t>{matrix_name_objective}</w:t>
       </w:r>
       <w:commentRangeEnd w:id="29"/>
       <w:r>
@@ -5232,8 +5321,9 @@
           <w:color w:val="303030"/>
           <w:sz w:val="22"/>
           <w:szCs w:val="20"/>
-        </w:rPr>
-        <w:t>) </w:t>
+          <w:highlight w:val="cyan"/>
+        </w:rPr>
+        <w:t xml:space="preserve">) </w:t>
       </w:r>
       <w:r>
         <w:rPr>
@@ -5242,7 +5332,7 @@
           <w:sz w:val="22"/>
           <w:szCs w:val="22"/>
         </w:rPr>
-        <w:t>en </w:t>
+        <w:t xml:space="preserve">en </w:t>
       </w:r>
       <w:r>
         <w:rPr>
@@ -5250,8 +5340,9 @@
           <w:color w:val="303030"/>
           <w:sz w:val="22"/>
           <w:szCs w:val="22"/>
-        </w:rPr>
-        <w:t>{var_7}</w:t>
+          <w:highlight w:val="cyan"/>
+        </w:rPr>
+        <w:t>{point_number_words}</w:t>
       </w:r>
       <w:r>
         <w:rPr>
@@ -5259,7 +5350,9 @@
           <w:color w:val="303030"/>
           <w:sz w:val="22"/>
           <w:szCs w:val="22"/>
-        </w:rPr>
+          <w:highlight w:val="cyan"/>
+        </w:rPr>
+        <w:t xml:space="preserve"> (</w:t>
       </w:r>
       <w:r>
         <w:rPr>
@@ -5267,7 +5360,9 @@
           <w:color w:val="303030"/>
           <w:sz w:val="22"/>
           <w:szCs w:val="22"/>
-        </w:rPr>
+          <w:highlight w:val="cyan"/>
+        </w:rPr>
+        <w:t>{point_number}</w:t>
       </w:r>
       <w:r>
         <w:rPr>
@@ -5275,7 +5370,9 @@
           <w:color w:val="303030"/>
           <w:sz w:val="22"/>
           <w:szCs w:val="22"/>
-        </w:rPr>
+          <w:highlight w:val="cyan"/>
+        </w:rPr>
+        <w:t>) punto</w:t>
       </w:r>
       <w:r>
         <w:rPr>
@@ -5285,7 +5382,7 @@
           <w:sz w:val="22"/>
           <w:szCs w:val="22"/>
         </w:rPr>
-        <w:t>, ubicado </w:t>
+        <w:t xml:space="preserve">, ubicado </w:t>
       </w:r>
       <w:r>
         <w:rPr>
@@ -5294,7 +5391,7 @@
           <w:sz w:val="22"/>
           <w:szCs w:val="22"/>
         </w:rPr>
-        <w:t>en el </w:t>
+        <w:t xml:space="preserve">en el </w:t>
       </w:r>
       <w:r>
         <w:rPr>
@@ -5302,8 +5399,9 @@
           <w:color w:val="303030"/>
           <w:sz w:val="22"/>
           <w:szCs w:val="22"/>
-        </w:rPr>
-        <w:t>{ubicado_en_el_1}</w:t>
+          <w:highlight w:val="cyan"/>
+        </w:rPr>
+        <w:t>{municipality_department}</w:t>
       </w:r>
       <w:r>
         <w:rPr>
@@ -5312,7 +5410,9 @@
           <w:color w:val="303030"/>
           <w:sz w:val="22"/>
           <w:szCs w:val="22"/>
-        </w:rPr>
+          <w:highlight w:val="cyan"/>
+        </w:rPr>
+        <w:t>,</w:t>
       </w:r>
       <w:r>
         <w:rPr>
@@ -5322,7 +5422,7 @@
           <w:sz w:val="22"/>
           <w:szCs w:val="22"/>
         </w:rPr>
-        <w:t> a</w:t>
+        <w:t xml:space="preserve"> a</w:t>
       </w:r>
       <w:r>
         <w:rPr>
@@ -5331,7 +5431,7 @@
           <w:sz w:val="22"/>
           <w:szCs w:val="22"/>
         </w:rPr>
-        <w:t> fin de dar cumplimiento al programa de seguimiento y monitoreo de la compañía.</w:t>
+        <w:t xml:space="preserve"> fin de dar cumplimiento al programa de seguimiento y monitoreo de la compañía.</w:t>
       </w:r>
     </w:p>
     <w:p>
@@ -5343,6 +5443,7 @@
           <w:color w:val="303030"/>
           <w:sz w:val="22"/>
           <w:szCs w:val="20"/>
+          <w:highlight w:val="cyan"/>
         </w:rPr>
       </w:pPr>
     </w:p>
@@ -5399,7 +5500,7 @@
           <w:sz w:val="22"/>
           <w:szCs w:val="22"/>
         </w:rPr>
-        <w:t>e </w:t>
+        <w:t xml:space="preserve">e </w:t>
       </w:r>
       <w:r>
         <w:rPr>
@@ -5417,7 +5518,7 @@
           <w:color w:val="303030"/>
           <w:sz w:val="22"/>
         </w:rPr>
-        <w:t>matriz</w:t>
+        <w:t>{matrix_name_sampling}</w:t>
       </w:r>
       <w:commentRangeEnd w:id="35"/>
       <w:r>
@@ -5434,7 +5535,7 @@
           <w:color w:val="303030"/>
           <w:sz w:val="22"/>
         </w:rPr>
-        <w:t>) </w:t>
+        <w:t xml:space="preserve">) </w:t>
       </w:r>
       <w:r>
         <w:rPr>
@@ -5443,7 +5544,7 @@
           <w:sz w:val="22"/>
           <w:szCs w:val="22"/>
         </w:rPr>
-        <w:t>en número en letras (número) punto</w:t>
+        <w:t>{sampling_point_identifier}</w:t>
       </w:r>
       <w:r>
         <w:rPr>
@@ -5506,7 +5607,7 @@
           <w:sz w:val="22"/>
           <w:szCs w:val="22"/>
         </w:rPr>
-        <w:t> articulo </w:t>
+        <w:t xml:space="preserve"> articulo </w:t>
       </w:r>
       <w:r>
         <w:rPr>
@@ -5552,6 +5653,7 @@
           <w:color w:val="303030"/>
           <w:sz w:val="22"/>
           <w:szCs w:val="22"/>
+          <w:highlight w:val="cyan"/>
         </w:rPr>
       </w:pPr>
       <w:r>
@@ -5560,8 +5662,9 @@
           <w:color w:val="303030"/>
           <w:sz w:val="22"/>
           <w:szCs w:val="22"/>
-        </w:rPr>
-        <w:t>{var_6}</w:t>
+          <w:highlight w:val="cyan"/>
+        </w:rPr>
+        <w:br w:type="page"/>
       </w:r>
     </w:p>
     <w:p>
@@ -5574,7 +5677,7 @@
       <w:bookmarkStart w:id="39" w:name="_Toc209171122"/>
       <w:r>
         <w:lastRenderedPageBreak/>
-        <w:t>CONDICIONES </w:t>
+        <w:t xml:space="preserve">CONDICIONES </w:t>
       </w:r>
       <w:r>
         <w:t>GENERA</w:t>
@@ -5599,7 +5702,7 @@
       <w:bookmarkEnd w:id="40"/>
       <w:bookmarkEnd w:id="41"/>
       <w:r>
-        <w:t>Normativa </w:t>
+        <w:t xml:space="preserve">Normativa </w:t>
       </w:r>
       <w:r>
         <w:t>aplicable</w:t>
@@ -5635,7 +5738,7 @@
           <w:szCs w:val="22"/>
           <w:lang w:eastAsia="en-US"/>
         </w:rPr>
-        <w:t> se comparan con el Decreto 1076 de 2015.</w:t>
+        <w:t xml:space="preserve"> se comparan con el Decreto 1076 de 2015.</w:t>
       </w:r>
     </w:p>
     <w:p>
@@ -5672,7 +5775,7 @@
           <w:sz w:val="22"/>
           <w:szCs w:val="22"/>
         </w:rPr>
-        <w:t> articulo 2.2.6.2.3.6 de los anexos – </w:t>
+        <w:t xml:space="preserve"> articulo 2.2.6.2.3.6 de los anexos – </w:t>
       </w:r>
       <w:r>
         <w:rPr>
@@ -5681,7 +5784,7 @@
           <w:sz w:val="22"/>
           <w:szCs w:val="22"/>
         </w:rPr>
-        <w:t>titulo 7 </w:t>
+        <w:t xml:space="preserve">titulo 7 </w:t>
       </w:r>
       <w:r>
         <w:rPr>
@@ -5700,7 +5803,7 @@
       <w:bookmarkStart w:id="45" w:name="_Toc209171124"/>
       <w:bookmarkEnd w:id="43"/>
       <w:r>
-        <w:t>Información de la </w:t>
+        <w:t xml:space="preserve">Información de la </w:t>
       </w:r>
       <w:commentRangeStart w:id="46"/>
       <w:r>
@@ -5754,6 +5857,7 @@
                 <w:color w:val="303030"/>
                 <w:sz w:val="22"/>
                 <w:szCs w:val="22"/>
+                <w:highlight w:val="cyan"/>
               </w:rPr>
             </w:pPr>
             <w:commentRangeStart w:id="47"/>
@@ -5787,7 +5891,7 @@
                 <w:sz w:val="22"/>
                 <w:szCs w:val="22"/>
               </w:rPr>
-              <w:t> social:</w:t>
+              <w:t xml:space="preserve"> social:</w:t>
             </w:r>
           </w:p>
         </w:tc>
@@ -5804,6 +5908,7 @@
                 <w:color w:val="303030"/>
                 <w:sz w:val="22"/>
                 <w:szCs w:val="22"/>
+                <w:highlight w:val="cyan"/>
               </w:rPr>
             </w:pPr>
             <w:r>
@@ -5813,7 +5918,7 @@
                 <w:sz w:val="22"/>
                 <w:szCs w:val="22"/>
               </w:rPr>
-              <w:t>{tag_razon_social}</w:t>
+              <w:t>{company_full_name}</w:t>
             </w:r>
           </w:p>
         </w:tc>
@@ -5832,6 +5937,7 @@
                 <w:color w:val="303030"/>
                 <w:sz w:val="22"/>
                 <w:szCs w:val="22"/>
+                <w:highlight w:val="cyan"/>
               </w:rPr>
             </w:pPr>
             <w:r>
@@ -5859,6 +5965,7 @@
                 <w:color w:val="303030"/>
                 <w:sz w:val="22"/>
                 <w:szCs w:val="22"/>
+                <w:highlight w:val="cyan"/>
               </w:rPr>
             </w:pPr>
             <w:r>
@@ -5868,7 +5975,7 @@
                 <w:sz w:val="22"/>
                 <w:szCs w:val="22"/>
               </w:rPr>
-              <w:t>{tag_correo_valor}</w:t>
+              <w:t>Relacionado en la OIT</w:t>
             </w:r>
           </w:p>
         </w:tc>
@@ -5887,6 +5994,7 @@
                 <w:color w:val="303030"/>
                 <w:sz w:val="22"/>
                 <w:szCs w:val="22"/>
+                <w:highlight w:val="cyan"/>
               </w:rPr>
             </w:pPr>
             <w:r>
@@ -5914,6 +6022,7 @@
                 <w:color w:val="303030"/>
                 <w:sz w:val="22"/>
                 <w:szCs w:val="22"/>
+                <w:highlight w:val="cyan"/>
               </w:rPr>
             </w:pPr>
             <w:r>
@@ -5923,7 +6032,7 @@
                 <w:sz w:val="22"/>
                 <w:szCs w:val="22"/>
               </w:rPr>
-              <w:t>{tag_representante}</w:t>
+              <w:t>Nombre del representante del cliente</w:t>
             </w:r>
           </w:p>
         </w:tc>
@@ -5942,6 +6051,7 @@
                 <w:color w:val="303030"/>
                 <w:sz w:val="22"/>
                 <w:szCs w:val="22"/>
+                <w:highlight w:val="cyan"/>
               </w:rPr>
             </w:pPr>
             <w:r>
@@ -5952,7 +6062,7 @@
                 <w:sz w:val="22"/>
                 <w:szCs w:val="22"/>
               </w:rPr>
-              <w:t>Teléfono: </w:t>
+              <w:t xml:space="preserve">Teléfono: </w:t>
             </w:r>
           </w:p>
         </w:tc>
@@ -5969,6 +6079,7 @@
                 <w:color w:val="303030"/>
                 <w:sz w:val="22"/>
                 <w:szCs w:val="22"/>
+                <w:highlight w:val="cyan"/>
               </w:rPr>
             </w:pPr>
             <w:r>
@@ -5978,7 +6089,7 @@
                 <w:sz w:val="22"/>
                 <w:szCs w:val="22"/>
               </w:rPr>
-              <w:t>{tag_telefono_valor}</w:t>
+              <w:t>Teléfono del representante del cliente</w:t>
             </w:r>
           </w:p>
         </w:tc>
@@ -5997,6 +6108,7 @@
                 <w:color w:val="303030"/>
                 <w:sz w:val="22"/>
                 <w:szCs w:val="22"/>
+                <w:highlight w:val="cyan"/>
               </w:rPr>
             </w:pPr>
             <w:r>
@@ -6024,6 +6136,7 @@
                 <w:color w:val="303030"/>
                 <w:sz w:val="22"/>
                 <w:szCs w:val="22"/>
+                <w:highlight w:val="cyan"/>
               </w:rPr>
             </w:pPr>
             <w:r>
@@ -6033,7 +6146,7 @@
                 <w:sz w:val="22"/>
                 <w:szCs w:val="22"/>
               </w:rPr>
-              <w:t>{tag_direccion}</w:t>
+              <w:t>{client_address}</w:t>
             </w:r>
           </w:p>
         </w:tc>
@@ -6087,7 +6200,7 @@
                 <w:sz w:val="22"/>
                 <w:szCs w:val="22"/>
               </w:rPr>
-              <w:t>{tag_departamento}</w:t>
+              <w:t>{monitoring_department}</w:t>
             </w:r>
           </w:p>
         </w:tc>
@@ -6116,7 +6229,7 @@
                 <w:sz w:val="22"/>
                 <w:szCs w:val="22"/>
               </w:rPr>
-              <w:t>Ciudad o municipio: </w:t>
+              <w:t xml:space="preserve">Ciudad o municipio: </w:t>
             </w:r>
             <w:r>
               <w:rPr>
@@ -6150,7 +6263,7 @@
                 <w:sz w:val="22"/>
                 <w:szCs w:val="22"/>
               </w:rPr>
-              <w:t>{tag_ciudad}</w:t>
+              <w:t>{monitoring_city}</w:t>
             </w:r>
           </w:p>
         </w:tc>
@@ -6204,7 +6317,7 @@
                 <w:sz w:val="22"/>
                 <w:szCs w:val="22"/>
               </w:rPr>
-              <w:t>{tag_actividad_economica} </w:t>
+              <w:t xml:space="preserve">{economic_activity}</w:t>
             </w:r>
           </w:p>
         </w:tc>
@@ -6215,6 +6328,7 @@
         <w:rPr>
           <w:rFonts w:ascii="Avenir Next LT Pro" w:hAnsi="Avenir Next LT Pro"/>
           <w:color w:val="303030"/>
+          <w:highlight w:val="cyan"/>
           <w:lang w:eastAsia="es-MX"/>
         </w:rPr>
       </w:pPr>
@@ -6228,7 +6342,7 @@
         <w:t>Empresa</w:t>
       </w:r>
       <w:r>
-        <w:t> responsable del estudio</w:t>
+        <w:t xml:space="preserve"> responsable del estudio</w:t>
       </w:r>
       <w:bookmarkEnd w:id="48"/>
     </w:p>
@@ -6250,17 +6364,18 @@
           <w:color w:val="303030"/>
           <w:sz w:val="22"/>
           <w:szCs w:val="22"/>
-        </w:rPr>
-        <w:t>{contrato_los_servicios_de_servicios_de_ingenieria__1}</w:t>
-      </w:r>
-      <w:r>
-        <w:rPr>
-          <w:rFonts w:ascii="Avenir Next LT Pro" w:hAnsi="Avenir Next LT Pro"/>
-          <w:color w:val="303030"/>
-          <w:sz w:val="22"/>
-          <w:szCs w:val="22"/>
-        </w:rPr>
-        <w:t> </w:t>
+          <w:highlight w:val="cyan"/>
+        </w:rPr>
+        <w:t>{client_name_repeat}</w:t>
+      </w:r>
+      <w:r>
+        <w:rPr>
+          <w:rFonts w:ascii="Avenir Next LT Pro" w:hAnsi="Avenir Next LT Pro"/>
+          <w:color w:val="303030"/>
+          <w:sz w:val="22"/>
+          <w:szCs w:val="22"/>
+        </w:rPr>
+        <w:t xml:space="preserve"> </w:t>
       </w:r>
       <w:r>
         <w:rPr>
@@ -6278,7 +6393,7 @@
           <w:sz w:val="22"/>
           <w:szCs w:val="22"/>
         </w:rPr>
-        <w:t> </w:t>
+        <w:t xml:space="preserve"> </w:t>
       </w:r>
       <w:r>
         <w:rPr>
@@ -6287,7 +6402,7 @@
           <w:sz w:val="22"/>
           <w:szCs w:val="22"/>
         </w:rPr>
-        <w:t>SERAMBIENTE S.A.S., para desarrollar el monitoreo de </w:t>
+        <w:t xml:space="preserve">SERAMBIENTE S.A.S., para desarrollar el monitoreo de </w:t>
       </w:r>
       <w:r>
         <w:rPr>
@@ -6296,7 +6411,7 @@
           <w:sz w:val="22"/>
           <w:szCs w:val="22"/>
         </w:rPr>
-        <w:t>caracterización de RESPEL </w:t>
+        <w:t xml:space="preserve">caracterización de RESPEL </w:t>
       </w:r>
       <w:r>
         <w:rPr>
@@ -6314,7 +6429,7 @@
           <w:sz w:val="22"/>
           <w:szCs w:val="22"/>
         </w:rPr>
-        <w:t> (</w:t>
+        <w:t xml:space="preserve"> (</w:t>
       </w:r>
       <w:commentRangeStart w:id="49"/>
       <w:r>
@@ -6324,7 +6439,7 @@
           <w:sz w:val="22"/>
           <w:szCs w:val="20"/>
         </w:rPr>
-        <w:t>matriz</w:t>
+        <w:t>{matrix_name_second}</w:t>
       </w:r>
       <w:commentRangeEnd w:id="49"/>
       <w:r>
@@ -6361,7 +6476,7 @@
           <w:sz w:val="22"/>
           <w:szCs w:val="22"/>
         </w:rPr>
-        <w:t> </w:t>
+        <w:t xml:space="preserve"> </w:t>
       </w:r>
       <w:r>
         <w:rPr>
@@ -6370,7 +6485,7 @@
           <w:sz w:val="22"/>
           <w:szCs w:val="22"/>
         </w:rPr>
-        <w:t>IDEAM, </w:t>
+        <w:t xml:space="preserve">IDEAM, </w:t>
       </w:r>
       <w:r>
         <w:rPr>
@@ -6389,7 +6504,7 @@
           <w:sz w:val="22"/>
           <w:szCs w:val="22"/>
         </w:rPr>
-        <w:t> </w:t>
+        <w:t xml:space="preserve"> </w:t>
       </w:r>
       <w:commentRangeStart w:id="50"/>
       <w:r>
@@ -6400,7 +6515,7 @@
           <w:sz w:val="22"/>
           <w:szCs w:val="22"/>
         </w:rPr>
-        <w:t>Resolución </w:t>
+        <w:t xml:space="preserve">Resolución </w:t>
       </w:r>
       <w:r>
         <w:rPr>
@@ -6410,7 +6525,7 @@
           <w:sz w:val="22"/>
           <w:szCs w:val="22"/>
         </w:rPr>
-        <w:t>XX</w:t>
+        <w:t>{resolution_number}</w:t>
       </w:r>
       <w:r>
         <w:rPr>
@@ -6420,7 +6535,7 @@
           <w:sz w:val="22"/>
           <w:szCs w:val="22"/>
         </w:rPr>
-        <w:t> </w:t>
+        <w:t xml:space="preserve"> </w:t>
       </w:r>
       <w:r>
         <w:rPr>
@@ -6430,7 +6545,7 @@
           <w:sz w:val="22"/>
           <w:szCs w:val="22"/>
         </w:rPr>
-        <w:t>de XX</w:t>
+        <w:t>{resolution_date}</w:t>
       </w:r>
       <w:commentRangeEnd w:id="50"/>
       <w:r>
@@ -6449,7 +6564,7 @@
           <w:sz w:val="22"/>
           <w:szCs w:val="22"/>
         </w:rPr>
-        <w:t>, </w:t>
+        <w:t xml:space="preserve">, </w:t>
       </w:r>
       <w:r>
         <w:rPr>
@@ -6476,7 +6591,7 @@
           <w:sz w:val="22"/>
           <w:szCs w:val="22"/>
         </w:rPr>
-        <w:t> ubicada en la carrera 41 # 73B-72 en la ciudad de Barranquilla. </w:t>
+        <w:t xml:space="preserve"> ubicada en la carrera 41 # 73B-72 en la ciudad de Barranquilla. </w:t>
       </w:r>
       <w:r>
         <w:rPr>
@@ -6485,7 +6600,7 @@
           <w:sz w:val="22"/>
           <w:szCs w:val="22"/>
         </w:rPr>
-        <w:t> </w:t>
+        <w:t xml:space="preserve"> </w:t>
       </w:r>
       <w:r>
         <w:rPr>
@@ -6512,7 +6627,7 @@
           <w:sz w:val="22"/>
           <w:szCs w:val="22"/>
         </w:rPr>
-        <w:t>esolución de acreditación </w:t>
+        <w:t xml:space="preserve">esolución de acreditación </w:t>
       </w:r>
       <w:r>
         <w:rPr>
@@ -6530,16 +6645,16 @@
           <w:sz w:val="22"/>
           <w:szCs w:val="22"/>
         </w:rPr>
-        <w:t> el IDEAM se detallan en la</w:t>
-      </w:r>
-      <w:r>
-        <w:rPr>
-          <w:rFonts w:ascii="Avenir Next LT Pro" w:hAnsi="Avenir Next LT Pro"/>
-          <w:color w:val="303030"/>
-          <w:sz w:val="22"/>
-          <w:szCs w:val="22"/>
-        </w:rPr>
-        <w:t> </w:t>
+        <w:t xml:space="preserve"> el IDEAM se detallan en la</w:t>
+      </w:r>
+      <w:r>
+        <w:rPr>
+          <w:rFonts w:ascii="Avenir Next LT Pro" w:hAnsi="Avenir Next LT Pro"/>
+          <w:color w:val="303030"/>
+          <w:sz w:val="22"/>
+          <w:szCs w:val="22"/>
+        </w:rPr>
+        <w:t xml:space="preserve"> </w:t>
       </w:r>
       <w:r>
         <w:rPr>
@@ -6593,7 +6708,7 @@
           <w:sz w:val="22"/>
           <w:szCs w:val="22"/>
         </w:rPr>
-        <w:t>Tabla </w:t>
+        <w:t xml:space="preserve">Tabla </w:t>
       </w:r>
       <w:r>
         <w:rPr>
@@ -6649,7 +6764,7 @@
           <w:lang w:val="es-CO"/>
         </w:rPr>
         <w:lastRenderedPageBreak/>
-        <w:t>Tabla </w:t>
+        <w:t xml:space="preserve">Tabla </w:t>
       </w:r>
       <w:r>
         <w:rPr>
@@ -6744,6 +6859,7 @@
           <w:tcPr>
             <w:tcW w:w="1401" w:type="pct"/>
             <w:vMerge w:val="restart"/>
+            <w:shd w:val="clear" w:color="auto" w:fill="004CAB"/>
             <w:noWrap/>
             <w:vAlign w:val="center"/>
             <w:hideMark/>
@@ -6777,6 +6893,7 @@
           <w:tcPr>
             <w:tcW w:w="1655" w:type="pct"/>
             <w:vMerge w:val="restart"/>
+            <w:shd w:val="clear" w:color="auto" w:fill="004CAB"/>
             <w:vAlign w:val="center"/>
             <w:hideMark/>
           </w:tcPr>
@@ -6809,6 +6926,7 @@
           <w:tcPr>
             <w:tcW w:w="1945" w:type="pct"/>
             <w:vMerge w:val="restart"/>
+            <w:shd w:val="clear" w:color="auto" w:fill="004CAB"/>
             <w:vAlign w:val="center"/>
             <w:hideMark/>
           </w:tcPr>
@@ -6848,6 +6966,7 @@
           <w:tcPr>
             <w:tcW w:w="1401" w:type="pct"/>
             <w:vMerge/>
+            <w:shd w:val="clear" w:color="auto" w:fill="004CAB"/>
             <w:vAlign w:val="center"/>
             <w:hideMark/>
           </w:tcPr>
@@ -6869,6 +6988,7 @@
           <w:tcPr>
             <w:tcW w:w="1655" w:type="pct"/>
             <w:vMerge/>
+            <w:shd w:val="clear" w:color="auto" w:fill="004CAB"/>
             <w:vAlign w:val="center"/>
             <w:hideMark/>
           </w:tcPr>
@@ -6890,6 +7010,7 @@
           <w:tcPr>
             <w:tcW w:w="1945" w:type="pct"/>
             <w:vMerge/>
+            <w:shd w:val="clear" w:color="auto" w:fill="004CAB"/>
             <w:vAlign w:val="center"/>
             <w:hideMark/>
           </w:tcPr>
@@ -6916,6 +7037,7 @@
         <w:tc>
           <w:tcPr>
             <w:tcW w:w="1401" w:type="pct"/>
+            <w:shd w:val="clear" w:color="auto" w:fill="auto"/>
             <w:noWrap/>
             <w:vAlign w:val="center"/>
             <w:hideMark/>
@@ -6928,6 +7050,7 @@
                 <w:color w:val="303030"/>
                 <w:sz w:val="20"/>
                 <w:szCs w:val="20"/>
+                <w:highlight w:val="cyan"/>
               </w:rPr>
             </w:pPr>
             <w:r>
@@ -6936,14 +7059,16 @@
                 <w:color w:val="303030"/>
                 <w:sz w:val="20"/>
                 <w:szCs w:val="20"/>
-              </w:rPr>
-              <w:t>{var_30}</w:t>
+                <w:highlight w:val="cyan"/>
+              </w:rPr>
+              <w:t>Nombre Laboratorio</w:t>
             </w:r>
           </w:p>
         </w:tc>
         <w:tc>
           <w:tcPr>
             <w:tcW w:w="1655" w:type="pct"/>
+            <w:shd w:val="clear" w:color="auto" w:fill="auto"/>
             <w:noWrap/>
             <w:vAlign w:val="center"/>
           </w:tcPr>
@@ -6955,6 +7080,7 @@
                 <w:color w:val="303030"/>
                 <w:sz w:val="20"/>
                 <w:szCs w:val="20"/>
+                <w:highlight w:val="cyan"/>
               </w:rPr>
             </w:pPr>
             <w:r>
@@ -6963,14 +7089,16 @@
                 <w:color w:val="303030"/>
                 <w:sz w:val="20"/>
                 <w:szCs w:val="20"/>
-              </w:rPr>
-              <w:t>{var_31}</w:t>
+                <w:highlight w:val="cyan"/>
+              </w:rPr>
+              <w:t xml:space="preserve">Nombre parámetro </w:t>
             </w:r>
           </w:p>
         </w:tc>
         <w:tc>
           <w:tcPr>
             <w:tcW w:w="1945" w:type="pct"/>
+            <w:shd w:val="clear" w:color="auto" w:fill="auto"/>
             <w:noWrap/>
             <w:vAlign w:val="center"/>
             <w:hideMark/>
@@ -6983,6 +7111,7 @@
                 <w:color w:val="303030"/>
                 <w:sz w:val="20"/>
                 <w:szCs w:val="20"/>
+                <w:highlight w:val="cyan"/>
               </w:rPr>
             </w:pPr>
             <w:r>
@@ -6991,8 +7120,9 @@
                 <w:color w:val="303030"/>
                 <w:sz w:val="20"/>
                 <w:szCs w:val="20"/>
-              </w:rPr>
-              <w:t>{var_32}</w:t>
+                <w:highlight w:val="cyan"/>
+              </w:rPr>
+              <w:t xml:space="preserve">Número y </w:t>
             </w:r>
             <w:commentRangeStart w:id="53"/>
             <w:r>
@@ -7001,7 +7131,9 @@
                 <w:color w:val="303030"/>
                 <w:sz w:val="20"/>
                 <w:szCs w:val="20"/>
-              </w:rPr>
+                <w:highlight w:val="cyan"/>
+              </w:rPr>
+              <w:t>fecha</w:t>
             </w:r>
             <w:commentRangeEnd w:id="53"/>
             <w:r>
@@ -7009,8 +7141,10 @@
                 <w:rStyle w:val="Refdecomentario"/>
                 <w:rFonts w:ascii="Tahoma" w:hAnsi="Tahoma"/>
                 <w:szCs w:val="20"/>
+                <w:highlight w:val="cyan"/>
                 <w:lang w:val="es-MX" w:eastAsia="es-MX"/>
               </w:rPr>
+              <w:commentReference w:id="53"/>
             </w:r>
             <w:r>
               <w:rPr>
@@ -7018,7 +7152,9 @@
                 <w:color w:val="303030"/>
                 <w:sz w:val="20"/>
                 <w:szCs w:val="20"/>
-              </w:rPr>
+                <w:highlight w:val="cyan"/>
+              </w:rPr>
+              <w:t xml:space="preserve"> de Resolución</w:t>
             </w:r>
           </w:p>
         </w:tc>
@@ -7027,15 +7163,6 @@
     <w:p>
       <w:pPr>
         <w:ind w:right="51"/>
-        <w:jc w:val="center"/>
-        <w:rPr>
-          <w:rFonts w:ascii="Avenir Next LT Pro" w:hAnsi="Avenir Next LT Pro"/>
-          <w:i/>
-          <w:color w:val="303030"/>
-          <w:sz w:val="20"/>
-        </w:rPr>
-      </w:pPr>
-      <w:r>
         <w:rPr>
           <w:rFonts w:ascii="Avenir Next LT Pro" w:hAnsi="Avenir Next LT Pro"/>
           <w:i/>
@@ -7043,9 +7170,11 @@
           <w:sz w:val="20"/>
           <w:szCs w:val="20"/>
         </w:rPr>
-        <w:t>Fuente: </w:t>
-      </w:r>
-      <w:commentRangeStart w:id="59"/>
+      </w:pPr>
+      <w:bookmarkStart w:id="54" w:name="_Toc253940285"/>
+      <w:bookmarkStart w:id="55" w:name="_Toc301884179"/>
+      <w:bookmarkStart w:id="56" w:name="_Toc166660593"/>
+      <w:bookmarkStart w:id="57" w:name="_Toc166732168"/>
       <w:r>
         <w:rPr>
           <w:rFonts w:ascii="Avenir Next LT Pro" w:hAnsi="Avenir Next LT Pro"/>
@@ -7053,10 +7182,23 @@
           <w:color w:val="303030"/>
           <w:sz w:val="20"/>
           <w:szCs w:val="20"/>
-        </w:rPr>
-        <w:t>SERAMBIENTE S.A.</w:t>
-      </w:r>
-      <w:commentRangeEnd w:id="59"/>
+          <w:highlight w:val="yellow"/>
+        </w:rPr>
+        <w:t xml:space="preserve">Nota: La toma de muestra de RESPEL en residuos no se encuentra </w:t>
+      </w:r>
+      <w:commentRangeStart w:id="58"/>
+      <w:r>
+        <w:rPr>
+          <w:rFonts w:ascii="Avenir Next LT Pro" w:hAnsi="Avenir Next LT Pro"/>
+          <w:i/>
+          <w:color w:val="303030"/>
+          <w:sz w:val="20"/>
+          <w:szCs w:val="20"/>
+          <w:highlight w:val="yellow"/>
+        </w:rPr>
+        <w:t>acreditada</w:t>
+      </w:r>
+      <w:commentRangeEnd w:id="58"/>
       <w:r>
         <w:rPr>
           <w:rStyle w:val="Refdecomentario"/>
@@ -7064,7 +7206,7 @@
           <w:szCs w:val="20"/>
           <w:lang w:val="es-MX" w:eastAsia="es-MX"/>
         </w:rPr>
-        <w:commentReference w:id="59"/>
+        <w:commentReference w:id="58"/>
       </w:r>
       <w:r>
         <w:rPr>
@@ -7073,9 +7215,22 @@
           <w:color w:val="303030"/>
           <w:sz w:val="20"/>
           <w:szCs w:val="20"/>
-        </w:rPr>
-        <w:t>S</w:t>
-      </w:r>
+          <w:highlight w:val="yellow"/>
+        </w:rPr>
+        <w:t>.</w:t>
+      </w:r>
+    </w:p>
+    <w:p>
+      <w:pPr>
+        <w:ind w:right="51"/>
+        <w:jc w:val="center"/>
+        <w:rPr>
+          <w:rFonts w:ascii="Avenir Next LT Pro" w:hAnsi="Avenir Next LT Pro"/>
+          <w:i/>
+          <w:color w:val="303030"/>
+          <w:sz w:val="20"/>
+        </w:rPr>
+      </w:pPr>
       <w:r>
         <w:rPr>
           <w:rFonts w:ascii="Avenir Next LT Pro" w:hAnsi="Avenir Next LT Pro"/>
@@ -7084,8 +7239,9 @@
           <w:sz w:val="20"/>
           <w:szCs w:val="20"/>
         </w:rPr>
-        <w:t>.</w:t>
-      </w:r>
+        <w:t xml:space="preserve">Fuente: </w:t>
+      </w:r>
+      <w:commentRangeStart w:id="59"/>
       <w:r>
         <w:rPr>
           <w:rFonts w:ascii="Avenir Next LT Pro" w:hAnsi="Avenir Next LT Pro"/>
@@ -7094,19 +7250,9 @@
           <w:sz w:val="20"/>
           <w:szCs w:val="20"/>
         </w:rPr>
-        <w:t>, </w:t>
-      </w:r>
-      <w:commentRangeStart w:id="60"/>
-      <w:r>
-        <w:rPr>
-          <w:rFonts w:ascii="Avenir Next LT Pro" w:hAnsi="Avenir Next LT Pro"/>
-          <w:i/>
-          <w:color w:val="303030"/>
-          <w:sz w:val="20"/>
-        </w:rPr>
-        <w:t>XXXX</w:t>
-      </w:r>
-      <w:commentRangeEnd w:id="60"/>
+        <w:t>SERAMBIENTE S.A.</w:t>
+      </w:r>
+      <w:commentRangeEnd w:id="59"/>
       <w:r>
         <w:rPr>
           <w:rStyle w:val="Refdecomentario"/>
@@ -7114,6 +7260,56 @@
           <w:szCs w:val="20"/>
           <w:lang w:val="es-MX" w:eastAsia="es-MX"/>
         </w:rPr>
+        <w:commentReference w:id="59"/>
+      </w:r>
+      <w:r>
+        <w:rPr>
+          <w:rFonts w:ascii="Avenir Next LT Pro" w:hAnsi="Avenir Next LT Pro"/>
+          <w:i/>
+          <w:color w:val="303030"/>
+          <w:sz w:val="20"/>
+          <w:szCs w:val="20"/>
+        </w:rPr>
+        <w:t>S</w:t>
+      </w:r>
+      <w:r>
+        <w:rPr>
+          <w:rFonts w:ascii="Avenir Next LT Pro" w:hAnsi="Avenir Next LT Pro"/>
+          <w:i/>
+          <w:color w:val="303030"/>
+          <w:sz w:val="20"/>
+          <w:szCs w:val="20"/>
+        </w:rPr>
+        <w:t>.</w:t>
+      </w:r>
+      <w:r>
+        <w:rPr>
+          <w:rFonts w:ascii="Avenir Next LT Pro" w:hAnsi="Avenir Next LT Pro"/>
+          <w:i/>
+          <w:color w:val="303030"/>
+          <w:sz w:val="20"/>
+          <w:szCs w:val="20"/>
+        </w:rPr>
+        <w:t xml:space="preserve">, </w:t>
+      </w:r>
+      <w:commentRangeStart w:id="60"/>
+      <w:r>
+        <w:rPr>
+          <w:rFonts w:ascii="Avenir Next LT Pro" w:hAnsi="Avenir Next LT Pro"/>
+          <w:i/>
+          <w:color w:val="303030"/>
+          <w:sz w:val="20"/>
+        </w:rPr>
+        <w:t>{placeholder_unknown_237}</w:t>
+      </w:r>
+      <w:commentRangeEnd w:id="60"/>
+      <w:r>
+        <w:rPr>
+          <w:rStyle w:val="Refdecomentario"/>
+          <w:rFonts w:ascii="Tahoma" w:hAnsi="Tahoma"/>
+          <w:szCs w:val="20"/>
+          <w:lang w:val="es-MX" w:eastAsia="es-MX"/>
+        </w:rPr>
         <w:commentReference w:id="60"/>
       </w:r>
       <w:r>
@@ -7153,7 +7349,7 @@
           <w:sz w:val="22"/>
           <w:szCs w:val="22"/>
         </w:rPr>
-        <w:t>, la </w:t>
+        <w:t xml:space="preserve">, la </w:t>
       </w:r>
       <w:r>
         <w:rPr>
@@ -7202,7 +7398,7 @@
           <w:sz w:val="22"/>
           <w:szCs w:val="22"/>
         </w:rPr>
-        <w:t>Tabla </w:t>
+        <w:t xml:space="preserve">Tabla </w:t>
       </w:r>
       <w:r>
         <w:rPr>
@@ -7232,7 +7428,7 @@
           <w:sz w:val="22"/>
           <w:szCs w:val="22"/>
         </w:rPr>
-        <w:t> </w:t>
+        <w:t xml:space="preserve"> </w:t>
       </w:r>
       <w:r>
         <w:rPr>
@@ -7250,7 +7446,7 @@
           <w:sz w:val="22"/>
           <w:szCs w:val="20"/>
         </w:rPr>
-        <w:t> de reporte asociado y la fecha de la toma de las muestras. Se resalta que estas identificaciones, permiten correlacionar la información de los reportes de resultados entregados por cada uno de los laboratorios aliados. </w:t>
+        <w:t xml:space="preserve"> de reporte asociado y la fecha de la toma de las muestras. Se resalta que estas identificaciones, permiten correlacionar la información de los reportes de resultados entregados por cada uno de los laboratorios aliados. </w:t>
       </w:r>
       <w:bookmarkStart w:id="61" w:name="_Ref64705947"/>
     </w:p>
@@ -7274,7 +7470,7 @@
           <w:color w:val="303030"/>
           <w:lang w:val="es-CO"/>
         </w:rPr>
-        <w:t>Tabla </w:t>
+        <w:t xml:space="preserve">Tabla </w:t>
       </w:r>
       <w:r>
         <w:rPr>
@@ -7371,6 +7567,7 @@
           <w:tcPr>
             <w:tcW w:w="2506" w:type="pct"/>
             <w:gridSpan w:val="2"/>
+            <w:shd w:val="clear" w:color="auto" w:fill="004CAB"/>
             <w:vAlign w:val="center"/>
           </w:tcPr>
           <w:p>
@@ -7394,7 +7591,7 @@
                 <w:sz w:val="20"/>
                 <w:szCs w:val="20"/>
               </w:rPr>
-              <w:t>Sitio de </w:t>
+              <w:t xml:space="preserve">Sitio de </w:t>
             </w:r>
             <w:commentRangeStart w:id="64"/>
             <w:r>
@@ -7424,6 +7621,7 @@
           <w:tcPr>
             <w:tcW w:w="2494" w:type="pct"/>
             <w:gridSpan w:val="2"/>
+            <w:shd w:val="clear" w:color="auto" w:fill="auto"/>
             <w:vAlign w:val="center"/>
           </w:tcPr>
           <w:p>
@@ -7434,6 +7632,7 @@
                 <w:color w:val="303030"/>
                 <w:sz w:val="20"/>
                 <w:szCs w:val="20"/>
+                <w:highlight w:val="cyan"/>
               </w:rPr>
             </w:pPr>
             <w:r>
@@ -7442,8 +7641,9 @@
                 <w:color w:val="303030"/>
                 <w:sz w:val="20"/>
                 <w:szCs w:val="20"/>
-              </w:rPr>
-              <w:t>{var_33}</w:t>
+                <w:highlight w:val="cyan"/>
+              </w:rPr>
+              <w:t>{sampling_site}</w:t>
             </w:r>
           </w:p>
         </w:tc>
@@ -7458,6 +7658,7 @@
           <w:tcPr>
             <w:tcW w:w="2506" w:type="pct"/>
             <w:gridSpan w:val="2"/>
+            <w:shd w:val="clear" w:color="auto" w:fill="004CAB"/>
             <w:vAlign w:val="center"/>
           </w:tcPr>
           <w:p>
@@ -7481,7 +7682,7 @@
                 <w:sz w:val="20"/>
                 <w:szCs w:val="20"/>
               </w:rPr>
-              <w:t>{tag_tipo_estudio}</w:t>
+              <w:t>Tipo de estudio</w:t>
             </w:r>
           </w:p>
         </w:tc>
@@ -7489,6 +7690,7 @@
           <w:tcPr>
             <w:tcW w:w="2494" w:type="pct"/>
             <w:gridSpan w:val="2"/>
+            <w:shd w:val="clear" w:color="auto" w:fill="auto"/>
             <w:vAlign w:val="center"/>
           </w:tcPr>
           <w:p>
@@ -7499,6 +7701,7 @@
                 <w:color w:val="303030"/>
                 <w:sz w:val="20"/>
                 <w:szCs w:val="20"/>
+                <w:highlight w:val="cyan"/>
               </w:rPr>
             </w:pPr>
             <w:r>
@@ -7507,8 +7710,9 @@
                 <w:color w:val="303030"/>
                 <w:sz w:val="20"/>
                 <w:szCs w:val="20"/>
-              </w:rPr>
-              <w:t>{var_35}</w:t>
+                <w:highlight w:val="cyan"/>
+              </w:rPr>
+              <w:t>{study_characterization_matrix}</w:t>
             </w:r>
           </w:p>
         </w:tc>
@@ -7522,6 +7726,7 @@
         <w:tc>
           <w:tcPr>
             <w:tcW w:w="1463" w:type="pct"/>
+            <w:shd w:val="clear" w:color="auto" w:fill="004CAB"/>
             <w:vAlign w:val="center"/>
             <w:hideMark/>
           </w:tcPr>
@@ -7553,6 +7758,7 @@
         <w:tc>
           <w:tcPr>
             <w:tcW w:w="1043" w:type="pct"/>
+            <w:shd w:val="clear" w:color="auto" w:fill="004CAB"/>
             <w:vAlign w:val="center"/>
             <w:hideMark/>
           </w:tcPr>
@@ -7584,6 +7790,7 @@
         <w:tc>
           <w:tcPr>
             <w:tcW w:w="855" w:type="pct"/>
+            <w:shd w:val="clear" w:color="auto" w:fill="004CAB"/>
             <w:vAlign w:val="center"/>
           </w:tcPr>
           <w:p>
@@ -7625,6 +7832,7 @@
         <w:tc>
           <w:tcPr>
             <w:tcW w:w="1638" w:type="pct"/>
+            <w:shd w:val="clear" w:color="auto" w:fill="004CAB"/>
             <w:vAlign w:val="center"/>
             <w:hideMark/>
           </w:tcPr>
@@ -7662,6 +7870,7 @@
         <w:tc>
           <w:tcPr>
             <w:tcW w:w="1463" w:type="pct"/>
+            <w:shd w:val="clear" w:color="auto" w:fill="auto"/>
             <w:noWrap/>
             <w:vAlign w:val="center"/>
           </w:tcPr>
@@ -7673,6 +7882,7 @@
                 <w:color w:val="303030"/>
                 <w:sz w:val="20"/>
                 <w:szCs w:val="20"/>
+                <w:highlight w:val="cyan"/>
               </w:rPr>
             </w:pPr>
             <w:r>
@@ -7681,14 +7891,16 @@
                 <w:color w:val="303030"/>
                 <w:sz w:val="20"/>
                 <w:szCs w:val="20"/>
-              </w:rPr>
-              <w:t>{var_36}</w:t>
+                <w:highlight w:val="cyan"/>
+              </w:rPr>
+              <w:t>ID</w:t>
             </w:r>
           </w:p>
         </w:tc>
         <w:tc>
           <w:tcPr>
             <w:tcW w:w="1043" w:type="pct"/>
+            <w:shd w:val="clear" w:color="auto" w:fill="auto"/>
             <w:vAlign w:val="center"/>
           </w:tcPr>
           <w:p>
@@ -7699,6 +7911,7 @@
                 <w:color w:val="303030"/>
                 <w:sz w:val="20"/>
                 <w:szCs w:val="20"/>
+                <w:highlight w:val="cyan"/>
               </w:rPr>
             </w:pPr>
             <w:r>
@@ -7707,14 +7920,16 @@
                 <w:color w:val="303030"/>
                 <w:sz w:val="20"/>
                 <w:szCs w:val="20"/>
-              </w:rPr>
-              <w:t>{se_realizo_la_toma_de_las_muestras_el_dia_1}</w:t>
+                <w:highlight w:val="cyan"/>
+              </w:rPr>
+              <w:t>{sample_id}</w:t>
             </w:r>
           </w:p>
         </w:tc>
         <w:tc>
           <w:tcPr>
             <w:tcW w:w="855" w:type="pct"/>
+            <w:shd w:val="clear" w:color="auto" w:fill="auto"/>
             <w:vAlign w:val="center"/>
           </w:tcPr>
           <w:p>
@@ -7725,6 +7940,7 @@
                 <w:color w:val="303030"/>
                 <w:sz w:val="20"/>
                 <w:szCs w:val="20"/>
+                <w:highlight w:val="cyan"/>
               </w:rPr>
             </w:pPr>
             <w:r>
@@ -7733,14 +7949,16 @@
                 <w:color w:val="303030"/>
                 <w:sz w:val="20"/>
                 <w:szCs w:val="20"/>
-              </w:rPr>
-              <w:t>{se_realizo_la_toma_de_las_muestras_el_dia_1}</w:t>
+                <w:highlight w:val="cyan"/>
+              </w:rPr>
+              <w:t>{sample_id_secondary}</w:t>
             </w:r>
           </w:p>
         </w:tc>
         <w:tc>
           <w:tcPr>
             <w:tcW w:w="1638" w:type="pct"/>
+            <w:shd w:val="clear" w:color="auto" w:fill="auto"/>
             <w:vAlign w:val="center"/>
           </w:tcPr>
           <w:p>
@@ -7751,6 +7969,7 @@
                 <w:color w:val="303030"/>
                 <w:sz w:val="20"/>
                 <w:szCs w:val="20"/>
+                <w:highlight w:val="cyan"/>
               </w:rPr>
             </w:pPr>
             <w:r>
@@ -7759,8 +7978,9 @@
                 <w:color w:val="303030"/>
                 <w:sz w:val="20"/>
                 <w:szCs w:val="20"/>
-              </w:rPr>
-              <w:t>{var_37}</w:t>
+                <w:highlight w:val="cyan"/>
+              </w:rPr>
+              <w:t xml:space="preserve">Nombre </w:t>
             </w:r>
             <w:commentRangeStart w:id="66"/>
             <w:r>
@@ -7769,7 +7989,9 @@
                 <w:color w:val="303030"/>
                 <w:sz w:val="20"/>
                 <w:szCs w:val="20"/>
-              </w:rPr>
+                <w:highlight w:val="cyan"/>
+              </w:rPr>
+              <w:t>punto</w:t>
             </w:r>
             <w:commentRangeEnd w:id="66"/>
             <w:r>
@@ -7777,8 +7999,10 @@
                 <w:rStyle w:val="Refdecomentario"/>
                 <w:rFonts w:ascii="Tahoma" w:hAnsi="Tahoma"/>
                 <w:szCs w:val="20"/>
+                <w:highlight w:val="cyan"/>
                 <w:lang w:val="es-MX" w:eastAsia="es-MX"/>
               </w:rPr>
+              <w:commentReference w:id="66"/>
             </w:r>
           </w:p>
         </w:tc>
@@ -7811,7 +8035,7 @@
           <w:sz w:val="20"/>
           <w:lang w:val="es-CO"/>
         </w:rPr>
-        <w:t>Fuente: SERAMBIENTE S.A.S., </w:t>
+        <w:t xml:space="preserve">Fuente: SERAMBIENTE S.A.S., </w:t>
       </w:r>
       <w:r>
         <w:rPr>
@@ -7819,9 +8043,10 @@
           <w:i/>
           <w:color w:val="303030"/>
           <w:sz w:val="20"/>
+          <w:highlight w:val="cyan"/>
           <w:lang w:val="es-CO"/>
         </w:rPr>
-        <w:t>{fuente_serambiente_s_a_s_1}</w:t>
+        <w:t>{placeholder_unknown_263}</w:t>
       </w:r>
       <w:r>
         <w:rPr>
@@ -7829,8 +8054,10 @@
           <w:i/>
           <w:color w:val="303030"/>
           <w:sz w:val="20"/>
+          <w:highlight w:val="cyan"/>
           <w:lang w:val="es-CO"/>
         </w:rPr>
+        <w:t>.</w:t>
       </w:r>
     </w:p>
     <w:p>
@@ -7841,6 +8068,7 @@
           <w:color w:val="303030"/>
           <w:sz w:val="20"/>
           <w:szCs w:val="20"/>
+          <w:highlight w:val="cyan"/>
         </w:rPr>
       </w:pPr>
       <w:r>
@@ -7850,8 +8078,9 @@
           <w:color w:val="303030"/>
           <w:sz w:val="20"/>
           <w:szCs w:val="20"/>
-        </w:rPr>
-        <w:t>{var_6}</w:t>
+          <w:highlight w:val="cyan"/>
+        </w:rPr>
+        <w:br w:type="page"/>
       </w:r>
     </w:p>
     <w:p>
@@ -7865,7 +8094,7 @@
         <w:t>METODOLOGÍA</w:t>
       </w:r>
       <w:r>
-        <w:t> DEL </w:t>
+        <w:t xml:space="preserve"> DEL </w:t>
       </w:r>
       <w:r>
         <w:t>M</w:t>
@@ -7891,7 +8120,7 @@
       <w:bookmarkEnd w:id="76"/>
       <w:bookmarkEnd w:id="77"/>
       <w:r>
-        <w:t> </w:t>
+        <w:t xml:space="preserve"> </w:t>
       </w:r>
     </w:p>
     <w:bookmarkEnd w:id="67"/>
@@ -7923,23 +8152,23 @@
           <w:color w:val="303030"/>
           <w:sz w:val="22"/>
         </w:rPr>
-        <w:t> los cuales fueron realizar </w:t>
-      </w:r>
-      <w:r>
-        <w:rPr>
-          <w:rFonts w:ascii="Avenir Next LT Pro" w:hAnsi="Avenir Next LT Pro"/>
-          <w:color w:val="303030"/>
-          <w:sz w:val="22"/>
-        </w:rPr>
-        <w:t>la caracterización de </w:t>
-      </w:r>
-      <w:r>
-        <w:rPr>
-          <w:rFonts w:ascii="Avenir Next LT Pro" w:hAnsi="Avenir Next LT Pro"/>
-          <w:color w:val="303030"/>
-          <w:sz w:val="22"/>
-        </w:rPr>
-        <w:t>RESPEL </w:t>
+        <w:t xml:space="preserve"> los cuales fueron realizar </w:t>
+      </w:r>
+      <w:r>
+        <w:rPr>
+          <w:rFonts w:ascii="Avenir Next LT Pro" w:hAnsi="Avenir Next LT Pro"/>
+          <w:color w:val="303030"/>
+          <w:sz w:val="22"/>
+        </w:rPr>
+        <w:t xml:space="preserve">la caracterización de </w:t>
+      </w:r>
+      <w:r>
+        <w:rPr>
+          <w:rFonts w:ascii="Avenir Next LT Pro" w:hAnsi="Avenir Next LT Pro"/>
+          <w:color w:val="303030"/>
+          <w:sz w:val="22"/>
+        </w:rPr>
+        <w:t xml:space="preserve">RESPEL </w:t>
       </w:r>
       <w:r>
         <w:rPr>
@@ -7955,15 +8184,16 @@
           <w:color w:val="303030"/>
           <w:sz w:val="22"/>
         </w:rPr>
-        <w:t> </w:t>
+        <w:t xml:space="preserve"> </w:t>
       </w:r>
       <w:r>
         <w:rPr>
           <w:rFonts w:ascii="Avenir Next LT Pro" w:hAnsi="Avenir Next LT Pro" w:cs="Calibri"/>
           <w:color w:val="303030"/>
           <w:sz w:val="22"/>
-        </w:rPr>
-        <w:t>{los_cuales_fueron_realizar_la_caracterizacion_de_r_1}</w:t>
+          <w:highlight w:val="cyan"/>
+        </w:rPr>
+        <w:t xml:space="preserve">(matriz) </w:t>
       </w:r>
       <w:r>
         <w:rPr>
@@ -7971,7 +8201,9 @@
           <w:color w:val="303030"/>
           <w:sz w:val="22"/>
           <w:szCs w:val="22"/>
-        </w:rPr>
+          <w:highlight w:val="cyan"/>
+        </w:rPr>
+        <w:t xml:space="preserve">en </w:t>
       </w:r>
       <w:commentRangeStart w:id="78"/>
       <w:r>
@@ -7980,9 +8212,408 @@
           <w:color w:val="303030"/>
           <w:sz w:val="22"/>
           <w:szCs w:val="22"/>
-        </w:rPr>
+          <w:highlight w:val="cyan"/>
+        </w:rPr>
+        <w:t>{location_X1}</w:t>
       </w:r>
       <w:commentRangeEnd w:id="78"/>
+      <w:r>
+        <w:rPr>
+          <w:rStyle w:val="Refdecomentario"/>
+          <w:rFonts w:ascii="Tahoma" w:hAnsi="Tahoma"/>
+          <w:szCs w:val="20"/>
+          <w:highlight w:val="cyan"/>
+          <w:lang w:val="es-MX" w:eastAsia="es-MX"/>
+        </w:rPr>
+        <w:commentReference w:id="78"/>
+      </w:r>
+      <w:r>
+        <w:rPr>
+          <w:rFonts w:ascii="Avenir Next LT Pro" w:hAnsi="Avenir Next LT Pro" w:cs="Calibri"/>
+          <w:color w:val="303030"/>
+          <w:sz w:val="22"/>
+          <w:szCs w:val="22"/>
+          <w:highlight w:val="cyan"/>
+        </w:rPr>
+        <w:t xml:space="preserve"> (</w:t>
+      </w:r>
+      <w:commentRangeStart w:id="79"/>
+      <w:r>
+        <w:rPr>
+          <w:rFonts w:ascii="Avenir Next LT Pro" w:hAnsi="Avenir Next LT Pro" w:cs="Calibri"/>
+          <w:color w:val="303030"/>
+          <w:sz w:val="22"/>
+          <w:szCs w:val="22"/>
+          <w:highlight w:val="cyan"/>
+        </w:rPr>
+        <w:t>{location_X2}</w:t>
+      </w:r>
+      <w:commentRangeEnd w:id="79"/>
+      <w:r>
+        <w:rPr>
+          <w:rStyle w:val="Refdecomentario"/>
+          <w:rFonts w:ascii="Tahoma" w:hAnsi="Tahoma"/>
+          <w:szCs w:val="20"/>
+          <w:highlight w:val="cyan"/>
+          <w:lang w:val="es-MX" w:eastAsia="es-MX"/>
+        </w:rPr>
+        <w:commentReference w:id="79"/>
+      </w:r>
+      <w:r>
+        <w:rPr>
+          <w:rFonts w:ascii="Avenir Next LT Pro" w:hAnsi="Avenir Next LT Pro" w:cs="Calibri"/>
+          <w:color w:val="303030"/>
+          <w:sz w:val="22"/>
+          <w:szCs w:val="22"/>
+          <w:highlight w:val="cyan"/>
+        </w:rPr>
+        <w:t>)</w:t>
+      </w:r>
+      <w:r>
+        <w:rPr>
+          <w:rFonts w:ascii="Avenir Next LT Pro" w:hAnsi="Avenir Next LT Pro" w:cs="Calibri"/>
+          <w:color w:val="303030"/>
+          <w:sz w:val="22"/>
+          <w:szCs w:val="22"/>
+        </w:rPr>
+        <w:t xml:space="preserve"> punto ubicado </w:t>
+      </w:r>
+      <w:r>
+        <w:rPr>
+          <w:rFonts w:ascii="Avenir Next LT Pro" w:hAnsi="Avenir Next LT Pro" w:cs="Calibri"/>
+          <w:bCs/>
+          <w:color w:val="303030"/>
+          <w:sz w:val="22"/>
+          <w:szCs w:val="22"/>
+        </w:rPr>
+        <w:t xml:space="preserve">en </w:t>
+      </w:r>
+      <w:r>
+        <w:rPr>
+          <w:rFonts w:ascii="Avenir Next LT Pro" w:hAnsi="Avenir Next LT Pro" w:cs="Calibri"/>
+          <w:color w:val="303030"/>
+          <w:sz w:val="22"/>
+          <w:szCs w:val="22"/>
+        </w:rPr>
+        <w:t xml:space="preserve">el </w:t>
+      </w:r>
+      <w:r>
+        <w:rPr>
+          <w:rFonts w:ascii="Avenir Next LT Pro" w:hAnsi="Avenir Next LT Pro" w:cs="Calibri"/>
+          <w:color w:val="303030"/>
+          <w:sz w:val="22"/>
+          <w:szCs w:val="22"/>
+          <w:highlight w:val="cyan"/>
+        </w:rPr>
+        <w:t>{municipality_department_2}</w:t>
+      </w:r>
+      <w:r>
+        <w:rPr>
+          <w:rFonts w:ascii="Avenir Next LT Pro" w:hAnsi="Avenir Next LT Pro" w:cs="Calibri"/>
+          <w:color w:val="303030"/>
+          <w:sz w:val="22"/>
+        </w:rPr>
+        <w:t xml:space="preserve">, </w:t>
+      </w:r>
+      <w:r>
+        <w:rPr>
+          <w:rFonts w:ascii="Avenir Next LT Pro" w:hAnsi="Avenir Next LT Pro" w:cs="Calibri"/>
+          <w:color w:val="303030"/>
+          <w:sz w:val="22"/>
+        </w:rPr>
+        <w:t xml:space="preserve">para su </w:t>
+      </w:r>
+      <w:r>
+        <w:rPr>
+          <w:rFonts w:ascii="Avenir Next LT Pro" w:hAnsi="Avenir Next LT Pro" w:cs="Calibri"/>
+          <w:color w:val="303030"/>
+          <w:sz w:val="22"/>
+        </w:rPr>
+        <w:t>análisis</w:t>
+      </w:r>
+      <w:r>
+        <w:rPr>
+          <w:rFonts w:ascii="Avenir Next LT Pro" w:hAnsi="Avenir Next LT Pro" w:cs="Calibri"/>
+          <w:color w:val="303030"/>
+          <w:sz w:val="22"/>
+        </w:rPr>
+        <w:t xml:space="preserve"> </w:t>
+      </w:r>
+      <w:r>
+        <w:rPr>
+          <w:rFonts w:ascii="Avenir Next LT Pro" w:hAnsi="Avenir Next LT Pro" w:cs="Calibri"/>
+          <w:color w:val="303030"/>
+          <w:sz w:val="22"/>
+        </w:rPr>
+        <w:t>fisicoquímic</w:t>
+      </w:r>
+      <w:r>
+        <w:rPr>
+          <w:rFonts w:ascii="Avenir Next LT Pro" w:hAnsi="Avenir Next LT Pro" w:cs="Calibri"/>
+          <w:color w:val="303030"/>
+          <w:sz w:val="22"/>
+        </w:rPr>
+        <w:t>o</w:t>
+      </w:r>
+      <w:r>
+        <w:rPr>
+          <w:rFonts w:ascii="Avenir Next LT Pro" w:hAnsi="Avenir Next LT Pro" w:cs="Calibri"/>
+          <w:color w:val="303030"/>
+          <w:sz w:val="22"/>
+        </w:rPr>
+        <w:t xml:space="preserve"> a través de la prueba TCLP</w:t>
+      </w:r>
+      <w:r>
+        <w:rPr>
+          <w:rFonts w:ascii="Avenir Next LT Pro" w:hAnsi="Avenir Next LT Pro" w:cs="Calibri"/>
+          <w:color w:val="303030"/>
+          <w:sz w:val="22"/>
+        </w:rPr>
+        <w:t>.</w:t>
+      </w:r>
+    </w:p>
+    <w:p>
+      <w:pPr>
+        <w:spacing w:after="240" w:line="360" w:lineRule="auto"/>
+        <w:jc w:val="both"/>
+        <w:rPr>
+          <w:rFonts w:ascii="Avenir Next LT Pro" w:hAnsi="Avenir Next LT Pro" w:cs="Calibri"/>
+          <w:color w:val="303030"/>
+          <w:sz w:val="22"/>
+          <w:szCs w:val="22"/>
+          <w:highlight w:val="cyan"/>
+        </w:rPr>
+      </w:pPr>
+      <w:r>
+        <w:rPr>
+          <w:rFonts w:ascii="Avenir Next LT Pro" w:hAnsi="Avenir Next LT Pro" w:cs="Calibri"/>
+          <w:color w:val="303030"/>
+          <w:sz w:val="22"/>
+        </w:rPr>
+        <w:t xml:space="preserve">Se realizó la toma de las muestras </w:t>
+      </w:r>
+      <w:r>
+        <w:rPr>
+          <w:rFonts w:ascii="Avenir Next LT Pro" w:hAnsi="Avenir Next LT Pro" w:cs="Calibri"/>
+          <w:color w:val="303030"/>
+          <w:sz w:val="22"/>
+        </w:rPr>
+        <w:t xml:space="preserve">el día </w:t>
+      </w:r>
+      <w:r>
+        <w:rPr>
+          <w:rFonts w:ascii="Avenir Next LT Pro" w:hAnsi="Avenir Next LT Pro" w:cs="Calibri"/>
+          <w:color w:val="303030"/>
+          <w:sz w:val="22"/>
+          <w:highlight w:val="cyan"/>
+        </w:rPr>
+        <w:t>{sampling_day_2}</w:t>
+      </w:r>
+      <w:r>
+        <w:rPr>
+          <w:rFonts w:ascii="Avenir Next LT Pro" w:hAnsi="Avenir Next LT Pro" w:cs="Calibri"/>
+          <w:color w:val="303030"/>
+          <w:sz w:val="22"/>
+        </w:rPr>
+        <w:t xml:space="preserve"> de </w:t>
+      </w:r>
+      <w:r>
+        <w:rPr>
+          <w:rFonts w:ascii="Avenir Next LT Pro" w:hAnsi="Avenir Next LT Pro" w:cs="Calibri"/>
+          <w:color w:val="303030"/>
+          <w:sz w:val="22"/>
+          <w:highlight w:val="cyan"/>
+        </w:rPr>
+        <w:t>mes</w:t>
+      </w:r>
+      <w:r>
+        <w:rPr>
+          <w:rFonts w:ascii="Avenir Next LT Pro" w:hAnsi="Avenir Next LT Pro" w:cs="Calibri"/>
+          <w:color w:val="303030"/>
+          <w:sz w:val="22"/>
+        </w:rPr>
+        <w:t xml:space="preserve"> </w:t>
+      </w:r>
+      <w:r>
+        <w:rPr>
+          <w:rFonts w:ascii="Avenir Next LT Pro" w:hAnsi="Avenir Next LT Pro" w:cs="Calibri"/>
+          <w:color w:val="303030"/>
+          <w:sz w:val="22"/>
+        </w:rPr>
+        <w:t xml:space="preserve">de </w:t>
+      </w:r>
+      <w:r>
+        <w:rPr>
+          <w:rFonts w:ascii="Avenir Next LT Pro" w:hAnsi="Avenir Next LT Pro" w:cs="Calibri"/>
+          <w:color w:val="303030"/>
+          <w:sz w:val="22"/>
+          <w:highlight w:val="cyan"/>
+        </w:rPr>
+        <w:t>año</w:t>
+      </w:r>
+      <w:r>
+        <w:rPr>
+          <w:rFonts w:ascii="Avenir Next LT Pro" w:hAnsi="Avenir Next LT Pro" w:cs="Calibri"/>
+          <w:color w:val="303030"/>
+          <w:sz w:val="22"/>
+        </w:rPr>
+        <w:t xml:space="preserve">, </w:t>
+      </w:r>
+      <w:r>
+        <w:rPr>
+          <w:rFonts w:ascii="Avenir Next LT Pro" w:hAnsi="Avenir Next LT Pro" w:cs="Calibri"/>
+          <w:color w:val="303030"/>
+          <w:sz w:val="22"/>
+          <w:szCs w:val="22"/>
+        </w:rPr>
+        <w:t xml:space="preserve">implementando la metodología descrita en los procedimientos internos de SERAMBIENTE S.A.S., </w:t>
+      </w:r>
+      <w:r>
+        <w:rPr>
+          <w:rFonts w:ascii="Avenir Next LT Pro" w:hAnsi="Avenir Next LT Pro" w:cs="Calibri"/>
+          <w:i/>
+          <w:iCs/>
+          <w:color w:val="303030"/>
+          <w:sz w:val="22"/>
+          <w:szCs w:val="22"/>
+        </w:rPr>
+        <w:t xml:space="preserve">PO-PSM-01 Planeación y ejecución del servicio y </w:t>
+      </w:r>
+      <w:r>
+        <w:rPr>
+          <w:rFonts w:ascii="Avenir Next LT Pro" w:hAnsi="Avenir Next LT Pro" w:cs="Calibri"/>
+          <w:i/>
+          <w:iCs/>
+          <w:color w:val="303030"/>
+          <w:sz w:val="22"/>
+          <w:szCs w:val="22"/>
+          <w:highlight w:val="yellow"/>
+        </w:rPr>
+        <w:t xml:space="preserve">PO-PSM-86 PROCEDIMIENTO PARA EL ANÁLISIS DE RESIDUOS PELIGROSOS (RESPEL) EN </w:t>
+      </w:r>
+      <w:commentRangeStart w:id="80"/>
+      <w:r>
+        <w:rPr>
+          <w:rFonts w:ascii="Avenir Next LT Pro" w:hAnsi="Avenir Next LT Pro" w:cs="Calibri"/>
+          <w:i/>
+          <w:iCs/>
+          <w:color w:val="303030"/>
+          <w:sz w:val="22"/>
+          <w:szCs w:val="22"/>
+          <w:highlight w:val="yellow"/>
+        </w:rPr>
+        <w:t>MICROBIOLOGÍA</w:t>
+      </w:r>
+      <w:r>
+        <w:rPr>
+          <w:rFonts w:ascii="Avenir Next LT Pro" w:hAnsi="Avenir Next LT Pro" w:cs="Calibri"/>
+          <w:color w:val="303030"/>
+          <w:sz w:val="22"/>
+          <w:szCs w:val="22"/>
+          <w:highlight w:val="yellow"/>
+        </w:rPr>
+        <w:t>.</w:t>
+      </w:r>
+      <w:r>
+        <w:rPr>
+          <w:rFonts w:ascii="Avenir Next LT Pro" w:hAnsi="Avenir Next LT Pro" w:cs="Calibri"/>
+          <w:color w:val="303030"/>
+          <w:sz w:val="22"/>
+          <w:highlight w:val="yellow"/>
+        </w:rPr>
+        <w:t xml:space="preserve"> </w:t>
+      </w:r>
+      <w:commentRangeEnd w:id="80"/>
+      <w:r>
+        <w:rPr>
+          <w:rStyle w:val="Refdecomentario"/>
+          <w:rFonts w:ascii="Tahoma" w:hAnsi="Tahoma"/>
+          <w:szCs w:val="20"/>
+          <w:highlight w:val="yellow"/>
+          <w:lang w:val="es-MX" w:eastAsia="es-MX"/>
+        </w:rPr>
+        <w:commentReference w:id="80"/>
+      </w:r>
+      <w:r>
+        <w:rPr>
+          <w:rFonts w:ascii="Avenir Next LT Pro" w:hAnsi="Avenir Next LT Pro" w:cs="Calibri"/>
+          <w:color w:val="303030"/>
+          <w:sz w:val="22"/>
+          <w:szCs w:val="22"/>
+        </w:rPr>
+        <w:t>El muestreo fue de tipo “manual” y la toma de muestras se realizó de</w:t>
+      </w:r>
+      <w:r>
+        <w:rPr>
+          <w:rFonts w:ascii="Avenir Next LT Pro" w:hAnsi="Avenir Next LT Pro" w:cs="Calibri"/>
+          <w:color w:val="303030"/>
+          <w:sz w:val="22"/>
+          <w:szCs w:val="22"/>
+        </w:rPr>
+        <w:t xml:space="preserve"> forma </w:t>
+      </w:r>
+      <w:commentRangeStart w:id="81"/>
+      <w:r>
+        <w:rPr>
+          <w:rFonts w:ascii="Avenir Next LT Pro" w:hAnsi="Avenir Next LT Pro" w:cs="Calibri"/>
+          <w:color w:val="303030"/>
+          <w:sz w:val="22"/>
+          <w:szCs w:val="22"/>
+          <w:highlight w:val="cyan"/>
+        </w:rPr>
+        <w:t>simple</w:t>
+      </w:r>
+      <w:commentRangeEnd w:id="81"/>
+      <w:r>
+        <w:rPr>
+          <w:rStyle w:val="Refdecomentario"/>
+          <w:rFonts w:ascii="Tahoma" w:hAnsi="Tahoma"/>
+          <w:szCs w:val="20"/>
+          <w:highlight w:val="cyan"/>
+          <w:lang w:val="es-MX" w:eastAsia="es-MX"/>
+        </w:rPr>
+        <w:commentReference w:id="81"/>
+      </w:r>
+      <w:r>
+        <w:rPr>
+          <w:rFonts w:ascii="Avenir Next LT Pro" w:hAnsi="Avenir Next LT Pro" w:cs="Calibri"/>
+          <w:color w:val="303030"/>
+          <w:sz w:val="22"/>
+          <w:szCs w:val="22"/>
+        </w:rPr>
+        <w:t xml:space="preserve">, </w:t>
+      </w:r>
+      <w:r>
+        <w:rPr>
+          <w:rFonts w:ascii="Avenir Next LT Pro" w:hAnsi="Avenir Next LT Pro" w:cs="Calibri"/>
+          <w:color w:val="303030"/>
+          <w:sz w:val="22"/>
+          <w:szCs w:val="22"/>
+          <w:highlight w:val="cyan"/>
+        </w:rPr>
+        <w:t xml:space="preserve">para lo cual se tomaron las muestras </w:t>
+      </w:r>
+      <w:r>
+        <w:rPr>
+          <w:rFonts w:ascii="Avenir Next LT Pro" w:hAnsi="Avenir Next LT Pro" w:cs="Calibri"/>
+          <w:color w:val="303030"/>
+          <w:sz w:val="22"/>
+          <w:szCs w:val="22"/>
+          <w:highlight w:val="cyan"/>
+        </w:rPr>
+        <w:t xml:space="preserve">en </w:t>
+      </w:r>
+      <w:r>
+        <w:rPr>
+          <w:rFonts w:ascii="Avenir Next LT Pro" w:hAnsi="Avenir Next LT Pro" w:cs="Calibri"/>
+          <w:color w:val="303030"/>
+          <w:sz w:val="22"/>
+          <w:szCs w:val="22"/>
+        </w:rPr>
+        <w:t>{sampling_location_X3}</w:t>
+      </w:r>
+      <w:commentRangeStart w:id="82"/>
+      <w:commentRangeEnd w:id="82"/>
       <w:r>
         <w:rPr>
           <w:rStyle w:val="Refdecomentario"/>
@@ -7990,6 +8621,7 @@
           <w:szCs w:val="20"/>
           <w:lang w:val="es-MX" w:eastAsia="es-MX"/>
         </w:rPr>
+        <w:commentReference w:id="82"/>
       </w:r>
       <w:r>
         <w:rPr>
@@ -7998,8 +8630,9 @@
           <w:sz w:val="22"/>
           <w:szCs w:val="22"/>
         </w:rPr>
-      </w:r>
-      <w:commentRangeStart w:id="79"/>
+        <w:t xml:space="preserve"> (</w:t>
+      </w:r>
+      <w:commentRangeStart w:id="83"/>
       <w:r>
         <w:rPr>
           <w:rFonts w:ascii="Avenir Next LT Pro" w:hAnsi="Avenir Next LT Pro" w:cs="Calibri"/>
@@ -8007,8 +8640,9 @@
           <w:sz w:val="22"/>
           <w:szCs w:val="22"/>
         </w:rPr>
-      </w:r>
-      <w:commentRangeEnd w:id="79"/>
+        <w:t>X</w:t>
+      </w:r>
+      <w:commentRangeEnd w:id="83"/>
       <w:r>
         <w:rPr>
           <w:rStyle w:val="Refdecomentario"/>
@@ -8016,6 +8650,7 @@
           <w:szCs w:val="20"/>
           <w:lang w:val="es-MX" w:eastAsia="es-MX"/>
         </w:rPr>
+        <w:commentReference w:id="83"/>
       </w:r>
       <w:r>
         <w:rPr>
@@ -8024,6 +8659,7 @@
           <w:sz w:val="22"/>
           <w:szCs w:val="22"/>
         </w:rPr>
+        <w:t>) punto</w:t>
       </w:r>
       <w:r>
         <w:rPr>
@@ -8031,246 +8667,22 @@
           <w:color w:val="303030"/>
           <w:sz w:val="22"/>
           <w:szCs w:val="22"/>
-        </w:rPr>
-        <w:t> punto ubicado </w:t>
-      </w:r>
+          <w:highlight w:val="cyan"/>
+        </w:rPr>
+        <w:t xml:space="preserve">, en un periodo de </w:t>
+      </w:r>
+      <w:commentRangeStart w:id="84"/>
       <w:r>
         <w:rPr>
           <w:rFonts w:ascii="Avenir Next LT Pro" w:hAnsi="Avenir Next LT Pro" w:cs="Calibri"/>
-          <w:bCs/>
-          <w:color w:val="303030"/>
-          <w:sz w:val="22"/>
-          <w:szCs w:val="22"/>
-        </w:rPr>
-        <w:t>en </w:t>
-      </w:r>
-      <w:r>
-        <w:rPr>
-          <w:rFonts w:ascii="Avenir Next LT Pro" w:hAnsi="Avenir Next LT Pro" w:cs="Calibri"/>
-          <w:color w:val="303030"/>
-          <w:sz w:val="22"/>
-          <w:szCs w:val="22"/>
-        </w:rPr>
-        <w:t>el </w:t>
-      </w:r>
-      <w:r>
-        <w:rPr>
-          <w:rFonts w:ascii="Avenir Next LT Pro" w:hAnsi="Avenir Next LT Pro" w:cs="Calibri"/>
-          <w:color w:val="303030"/>
-          <w:sz w:val="22"/>
-          <w:szCs w:val="22"/>
-        </w:rPr>
-        <w:t>{punto_ubicado_en_el_1}</w:t>
-      </w:r>
-      <w:r>
-        <w:rPr>
-          <w:rFonts w:ascii="Avenir Next LT Pro" w:hAnsi="Avenir Next LT Pro" w:cs="Calibri"/>
-          <w:color w:val="303030"/>
-          <w:sz w:val="22"/>
-        </w:rPr>
-        <w:t>, </w:t>
-      </w:r>
-      <w:r>
-        <w:rPr>
-          <w:rFonts w:ascii="Avenir Next LT Pro" w:hAnsi="Avenir Next LT Pro" w:cs="Calibri"/>
-          <w:color w:val="303030"/>
-          <w:sz w:val="22"/>
-        </w:rPr>
-        <w:t>para su </w:t>
-      </w:r>
-      <w:r>
-        <w:rPr>
-          <w:rFonts w:ascii="Avenir Next LT Pro" w:hAnsi="Avenir Next LT Pro" w:cs="Calibri"/>
-          <w:color w:val="303030"/>
-          <w:sz w:val="22"/>
-        </w:rPr>
-        <w:t>análisis</w:t>
-      </w:r>
-      <w:r>
-        <w:rPr>
-          <w:rFonts w:ascii="Avenir Next LT Pro" w:hAnsi="Avenir Next LT Pro" w:cs="Calibri"/>
-          <w:color w:val="303030"/>
-          <w:sz w:val="22"/>
-        </w:rPr>
-        <w:t> </w:t>
-      </w:r>
-      <w:r>
-        <w:rPr>
-          <w:rFonts w:ascii="Avenir Next LT Pro" w:hAnsi="Avenir Next LT Pro" w:cs="Calibri"/>
-          <w:color w:val="303030"/>
-          <w:sz w:val="22"/>
-        </w:rPr>
-        <w:t>fisicoquímic</w:t>
-      </w:r>
-      <w:r>
-        <w:rPr>
-          <w:rFonts w:ascii="Avenir Next LT Pro" w:hAnsi="Avenir Next LT Pro" w:cs="Calibri"/>
-          <w:color w:val="303030"/>
-          <w:sz w:val="22"/>
-        </w:rPr>
-        <w:t>o</w:t>
-      </w:r>
-      <w:r>
-        <w:rPr>
-          <w:rFonts w:ascii="Avenir Next LT Pro" w:hAnsi="Avenir Next LT Pro" w:cs="Calibri"/>
-          <w:color w:val="303030"/>
-          <w:sz w:val="22"/>
-        </w:rPr>
-        <w:t> a través de la prueba TCLP</w:t>
-      </w:r>
-      <w:r>
-        <w:rPr>
-          <w:rFonts w:ascii="Avenir Next LT Pro" w:hAnsi="Avenir Next LT Pro" w:cs="Calibri"/>
-          <w:color w:val="303030"/>
-          <w:sz w:val="22"/>
-        </w:rPr>
-        <w:t>.</w:t>
-      </w:r>
-    </w:p>
-    <w:p>
-      <w:pPr>
-        <w:spacing w:after="240" w:line="360" w:lineRule="auto"/>
-        <w:jc w:val="both"/>
-        <w:rPr>
-          <w:rFonts w:ascii="Avenir Next LT Pro" w:hAnsi="Avenir Next LT Pro" w:cs="Calibri"/>
-          <w:color w:val="303030"/>
-          <w:sz w:val="22"/>
-          <w:szCs w:val="22"/>
-        </w:rPr>
-      </w:pPr>
-      <w:r>
-        <w:rPr>
-          <w:rFonts w:ascii="Avenir Next LT Pro" w:hAnsi="Avenir Next LT Pro" w:cs="Calibri"/>
-          <w:color w:val="303030"/>
-          <w:sz w:val="22"/>
-        </w:rPr>
-        <w:t>Se realizó la toma de las muestras </w:t>
-      </w:r>
-      <w:r>
-        <w:rPr>
-          <w:rFonts w:ascii="Avenir Next LT Pro" w:hAnsi="Avenir Next LT Pro" w:cs="Calibri"/>
-          <w:color w:val="303030"/>
-          <w:sz w:val="22"/>
-        </w:rPr>
-        <w:t>el día </w:t>
-      </w:r>
-      <w:r>
-        <w:rPr>
-          <w:rFonts w:ascii="Avenir Next LT Pro" w:hAnsi="Avenir Next LT Pro" w:cs="Calibri"/>
-          <w:color w:val="303030"/>
-          <w:sz w:val="22"/>
-        </w:rPr>
-        <w:t>{se_realizo_la_toma_de_las_muestras_el_dia_1}</w:t>
-      </w:r>
-      <w:r>
-        <w:rPr>
-          <w:rFonts w:ascii="Avenir Next LT Pro" w:hAnsi="Avenir Next LT Pro" w:cs="Calibri"/>
-          <w:color w:val="303030"/>
-          <w:sz w:val="22"/>
-        </w:rPr>
-        <w:t> de </w:t>
-      </w:r>
-      <w:r>
-        <w:rPr>
-          <w:rFonts w:ascii="Avenir Next LT Pro" w:hAnsi="Avenir Next LT Pro" w:cs="Calibri"/>
-          <w:color w:val="303030"/>
-          <w:sz w:val="22"/>
-        </w:rPr>
-        <w:t>{se_realizo_la_toma_de_las_muestras_el_dia_de_1}</w:t>
-      </w:r>
-      <w:r>
-        <w:rPr>
-          <w:rFonts w:ascii="Avenir Next LT Pro" w:hAnsi="Avenir Next LT Pro" w:cs="Calibri"/>
-          <w:color w:val="303030"/>
-          <w:sz w:val="22"/>
-        </w:rPr>
-        <w:t> </w:t>
-      </w:r>
-      <w:r>
-        <w:rPr>
-          <w:rFonts w:ascii="Avenir Next LT Pro" w:hAnsi="Avenir Next LT Pro" w:cs="Calibri"/>
-          <w:color w:val="303030"/>
-          <w:sz w:val="22"/>
-        </w:rPr>
-        <w:t>de </w:t>
-      </w:r>
-      <w:r>
-        <w:rPr>
-          <w:rFonts w:ascii="Avenir Next LT Pro" w:hAnsi="Avenir Next LT Pro" w:cs="Calibri"/>
-          <w:color w:val="303030"/>
-          <w:sz w:val="22"/>
-        </w:rPr>
-        <w:t>{de_de_1}</w:t>
-      </w:r>
-      <w:r>
-        <w:rPr>
-          <w:rFonts w:ascii="Avenir Next LT Pro" w:hAnsi="Avenir Next LT Pro" w:cs="Calibri"/>
-          <w:color w:val="303030"/>
-          <w:sz w:val="22"/>
-        </w:rPr>
-        <w:t>, </w:t>
-      </w:r>
-      <w:r>
-        <w:rPr>
-          <w:rFonts w:ascii="Avenir Next LT Pro" w:hAnsi="Avenir Next LT Pro" w:cs="Calibri"/>
-          <w:color w:val="303030"/>
-          <w:sz w:val="22"/>
-          <w:szCs w:val="22"/>
-        </w:rPr>
-        <w:t>implementando la metodología descrita en los procedimientos internos de SERAMBIENTE S.A.S., </w:t>
-      </w:r>
-      <w:r>
-        <w:rPr>
-          <w:rFonts w:ascii="Avenir Next LT Pro" w:hAnsi="Avenir Next LT Pro" w:cs="Calibri"/>
-          <w:i/>
-          <w:iCs/>
-          <w:color w:val="303030"/>
-          <w:sz w:val="22"/>
-          <w:szCs w:val="22"/>
-        </w:rPr>
-        <w:t>PO-PSM-01 Planeación y ejecución del servicio y </w:t>
-      </w:r>
-      <w:r>
-        <w:rPr>
-          <w:rFonts w:ascii="Avenir Next LT Pro" w:hAnsi="Avenir Next LT Pro" w:cs="Calibri"/>
-          <w:i/>
-          <w:iCs/>
-          <w:color w:val="303030"/>
-          <w:sz w:val="22"/>
-          <w:szCs w:val="22"/>
-        </w:rPr>
-        <w:t>PO-PSM-86 PROCEDIMIENTO PARA EL ANÁLISIS DE RESIDUOS PELIGROSOS (RESPEL) EN </w:t>
-      </w:r>
-      <w:commentRangeStart w:id="80"/>
-      <w:r>
-        <w:rPr>
-          <w:rFonts w:ascii="Avenir Next LT Pro" w:hAnsi="Avenir Next LT Pro" w:cs="Calibri"/>
-          <w:i/>
-          <w:iCs/>
-          <w:color w:val="303030"/>
-          <w:sz w:val="22"/>
-          <w:szCs w:val="22"/>
-        </w:rPr>
-        <w:t>MICROBIOLOGÍA</w:t>
-      </w:r>
-      <w:r>
-        <w:rPr>
-          <w:rFonts w:ascii="Avenir Next LT Pro" w:hAnsi="Avenir Next LT Pro" w:cs="Calibri"/>
-          <w:color w:val="303030"/>
-          <w:sz w:val="22"/>
-          <w:szCs w:val="22"/>
-        </w:rPr>
-        <w:t>.</w:t>
-      </w:r>
-      <w:r>
-        <w:rPr>
-          <w:rFonts w:ascii="Avenir Next LT Pro" w:hAnsi="Avenir Next LT Pro" w:cs="Calibri"/>
-          <w:color w:val="303030"/>
-          <w:sz w:val="22"/>
-        </w:rPr>
-        <w:t> </w:t>
-      </w:r>
-      <w:commentRangeEnd w:id="80"/>
+          <w:color w:val="303030"/>
+          <w:sz w:val="22"/>
+          <w:szCs w:val="22"/>
+          <w:highlight w:val="cyan"/>
+        </w:rPr>
+        <w:t>un (1</w:t>
+      </w:r>
+      <w:commentRangeEnd w:id="84"/>
       <w:r>
         <w:rPr>
           <w:rStyle w:val="Refdecomentario"/>
@@ -8278,7 +8690,7 @@
           <w:szCs w:val="20"/>
           <w:lang w:val="es-MX" w:eastAsia="es-MX"/>
         </w:rPr>
-        <w:commentReference w:id="80"/>
+        <w:commentReference w:id="84"/>
       </w:r>
       <w:r>
         <w:rPr>
@@ -8286,157 +8698,9 @@
           <w:color w:val="303030"/>
           <w:sz w:val="22"/>
           <w:szCs w:val="22"/>
-        </w:rPr>
-        <w:t>El muestreo fue de tipo “manual” y la toma de muestras se realizó de</w:t>
-      </w:r>
-      <w:r>
-        <w:rPr>
-          <w:rFonts w:ascii="Avenir Next LT Pro" w:hAnsi="Avenir Next LT Pro" w:cs="Calibri"/>
-          <w:color w:val="303030"/>
-          <w:sz w:val="22"/>
-          <w:szCs w:val="22"/>
-        </w:rPr>
-        <w:t> forma </w:t>
-      </w:r>
-      <w:commentRangeStart w:id="81"/>
-      <w:r>
-        <w:rPr>
-          <w:rFonts w:ascii="Avenir Next LT Pro" w:hAnsi="Avenir Next LT Pro" w:cs="Calibri"/>
-          <w:color w:val="303030"/>
-          <w:sz w:val="22"/>
-          <w:szCs w:val="22"/>
-        </w:rPr>
-        <w:t>{el_muestreo_fue_de_tipo_manual_y_la_toma_de_muestr_1}</w:t>
-      </w:r>
-      <w:commentRangeEnd w:id="81"/>
-      <w:r>
-        <w:rPr>
-          <w:rStyle w:val="Refdecomentario"/>
-          <w:rFonts w:ascii="Tahoma" w:hAnsi="Tahoma"/>
-          <w:szCs w:val="20"/>
-          <w:lang w:val="es-MX" w:eastAsia="es-MX"/>
-        </w:rPr>
-      </w:r>
-      <w:r>
-        <w:rPr>
-          <w:rFonts w:ascii="Avenir Next LT Pro" w:hAnsi="Avenir Next LT Pro" w:cs="Calibri"/>
-          <w:color w:val="303030"/>
-          <w:sz w:val="22"/>
-          <w:szCs w:val="22"/>
-        </w:rPr>
-        <w:t>, </w:t>
-      </w:r>
-      <w:r>
-        <w:rPr>
-          <w:rFonts w:ascii="Avenir Next LT Pro" w:hAnsi="Avenir Next LT Pro" w:cs="Calibri"/>
-          <w:color w:val="303030"/>
-          <w:sz w:val="22"/>
-          <w:szCs w:val="22"/>
-        </w:rPr>
-        <w:t>{el_muestreo_fue_de_tipo_manual_y_la_toma_de_muestr_2}</w:t>
-      </w:r>
-      <w:r>
-        <w:rPr>
-          <w:rFonts w:ascii="Avenir Next LT Pro" w:hAnsi="Avenir Next LT Pro" w:cs="Calibri"/>
-          <w:color w:val="303030"/>
-          <w:sz w:val="22"/>
-          <w:szCs w:val="22"/>
-        </w:rPr>
-      </w:r>
-      <w:r>
-        <w:rPr>
-          <w:rFonts w:ascii="Avenir Next LT Pro" w:hAnsi="Avenir Next LT Pro" w:cs="Calibri"/>
-          <w:color w:val="303030"/>
-          <w:sz w:val="22"/>
-          <w:szCs w:val="22"/>
-        </w:rPr>
-        <w:t>X</w:t>
-      </w:r>
-      <w:commentRangeStart w:id="82"/>
-      <w:commentRangeEnd w:id="82"/>
-      <w:r>
-        <w:rPr>
-          <w:rStyle w:val="Refdecomentario"/>
-          <w:rFonts w:ascii="Tahoma" w:hAnsi="Tahoma"/>
-          <w:szCs w:val="20"/>
-          <w:lang w:val="es-MX" w:eastAsia="es-MX"/>
-        </w:rPr>
-        <w:commentReference w:id="82"/>
-      </w:r>
-      <w:r>
-        <w:rPr>
-          <w:rFonts w:ascii="Avenir Next LT Pro" w:hAnsi="Avenir Next LT Pro" w:cs="Calibri"/>
-          <w:color w:val="303030"/>
-          <w:sz w:val="22"/>
-          <w:szCs w:val="22"/>
-        </w:rPr>
-        <w:t> (</w:t>
-      </w:r>
-      <w:commentRangeStart w:id="83"/>
-      <w:r>
-        <w:rPr>
-          <w:rFonts w:ascii="Avenir Next LT Pro" w:hAnsi="Avenir Next LT Pro" w:cs="Calibri"/>
-          <w:color w:val="303030"/>
-          <w:sz w:val="22"/>
-          <w:szCs w:val="22"/>
-        </w:rPr>
-        <w:t>X</w:t>
-      </w:r>
-      <w:commentRangeEnd w:id="83"/>
-      <w:r>
-        <w:rPr>
-          <w:rStyle w:val="Refdecomentario"/>
-          <w:rFonts w:ascii="Tahoma" w:hAnsi="Tahoma"/>
-          <w:szCs w:val="20"/>
-          <w:lang w:val="es-MX" w:eastAsia="es-MX"/>
-        </w:rPr>
-        <w:commentReference w:id="83"/>
-      </w:r>
-      <w:r>
-        <w:rPr>
-          <w:rFonts w:ascii="Avenir Next LT Pro" w:hAnsi="Avenir Next LT Pro" w:cs="Calibri"/>
-          <w:color w:val="303030"/>
-          <w:sz w:val="22"/>
-          <w:szCs w:val="22"/>
-        </w:rPr>
-        <w:t>) punto</w:t>
-      </w:r>
-      <w:r>
-        <w:rPr>
-          <w:rFonts w:ascii="Avenir Next LT Pro" w:hAnsi="Avenir Next LT Pro" w:cs="Calibri"/>
-          <w:color w:val="303030"/>
-          <w:sz w:val="22"/>
-          <w:szCs w:val="22"/>
-        </w:rPr>
-        <w:t>{x_punto_1}</w:t>
-      </w:r>
-      <w:commentRangeStart w:id="84"/>
-      <w:r>
-        <w:rPr>
-          <w:rFonts w:ascii="Avenir Next LT Pro" w:hAnsi="Avenir Next LT Pro" w:cs="Calibri"/>
-          <w:color w:val="303030"/>
-          <w:sz w:val="22"/>
-          <w:szCs w:val="22"/>
-        </w:rPr>
-      </w:r>
-      <w:commentRangeEnd w:id="84"/>
-      <w:r>
-        <w:rPr>
-          <w:rStyle w:val="Refdecomentario"/>
-          <w:rFonts w:ascii="Tahoma" w:hAnsi="Tahoma"/>
-          <w:szCs w:val="20"/>
-          <w:lang w:val="es-MX" w:eastAsia="es-MX"/>
-        </w:rPr>
-        <w:commentReference w:id="84"/>
-      </w:r>
-      <w:r>
-        <w:rPr>
-          <w:rFonts w:ascii="Avenir Next LT Pro" w:hAnsi="Avenir Next LT Pro" w:cs="Calibri"/>
-          <w:color w:val="303030"/>
-          <w:sz w:val="22"/>
-          <w:szCs w:val="22"/>
-        </w:rPr>
-        <w:t>{punto_1}</w:t>
+          <w:highlight w:val="cyan"/>
+        </w:rPr>
+        <w:t xml:space="preserve">) día. </w:t>
       </w:r>
     </w:p>
     <w:p>
@@ -8464,7 +8728,7 @@
           <w:color w:val="303030"/>
           <w:sz w:val="22"/>
         </w:rPr>
-        <w:t>revio a la toma </w:t>
+        <w:t xml:space="preserve">revio a la toma </w:t>
       </w:r>
       <w:r>
         <w:rPr>
@@ -8480,7 +8744,7 @@
           <w:color w:val="303030"/>
           <w:sz w:val="22"/>
         </w:rPr>
-        <w:t> </w:t>
+        <w:t xml:space="preserve"> </w:t>
       </w:r>
       <w:r>
         <w:rPr>
@@ -8496,7 +8760,7 @@
           <w:color w:val="303030"/>
           <w:sz w:val="22"/>
         </w:rPr>
-        <w:t> </w:t>
+        <w:t xml:space="preserve"> </w:t>
       </w:r>
       <w:r>
         <w:rPr>
@@ -8504,7 +8768,7 @@
           <w:color w:val="303030"/>
           <w:sz w:val="22"/>
         </w:rPr>
-        <w:t>se prepararon los reactivos y materiales necesarios para la preservación, envasado y la refrigeración de </w:t>
+        <w:t xml:space="preserve">se prepararon los reactivos y materiales necesarios para la preservación, envasado y la refrigeración de </w:t>
       </w:r>
       <w:r>
         <w:rPr>
@@ -8521,7 +8785,7 @@
           <w:sz w:val="22"/>
           <w:szCs w:val="22"/>
         </w:rPr>
-        <w:t>, según lo indicado en </w:t>
+        <w:t xml:space="preserve">, según lo indicado en </w:t>
       </w:r>
       <w:bookmarkStart w:id="85" w:name="_Hlk63417414"/>
       <w:r>
@@ -8531,7 +8795,7 @@
           <w:sz w:val="22"/>
           <w:szCs w:val="22"/>
         </w:rPr>
-        <w:t>el Standard </w:t>
+        <w:t xml:space="preserve">el Standard </w:t>
       </w:r>
       <w:proofErr w:type="spellStart"/>
       <w:r>
@@ -8551,7 +8815,7 @@
           <w:sz w:val="22"/>
           <w:szCs w:val="22"/>
         </w:rPr>
-        <w:t> </w:t>
+        <w:t xml:space="preserve"> </w:t>
       </w:r>
       <w:proofErr w:type="spellStart"/>
       <w:r>
@@ -8571,7 +8835,7 @@
           <w:sz w:val="22"/>
           <w:szCs w:val="22"/>
         </w:rPr>
-        <w:t> </w:t>
+        <w:t xml:space="preserve"> </w:t>
       </w:r>
       <w:proofErr w:type="spellStart"/>
       <w:r>
@@ -8591,7 +8855,7 @@
           <w:sz w:val="22"/>
           <w:szCs w:val="22"/>
         </w:rPr>
-        <w:t> </w:t>
+        <w:t xml:space="preserve"> </w:t>
       </w:r>
       <w:proofErr w:type="spellStart"/>
       <w:r>
@@ -8611,7 +8875,7 @@
           <w:sz w:val="22"/>
           <w:szCs w:val="22"/>
         </w:rPr>
-        <w:t> </w:t>
+        <w:t xml:space="preserve"> </w:t>
       </w:r>
       <w:proofErr w:type="spellStart"/>
       <w:r>
@@ -8631,7 +8895,7 @@
           <w:sz w:val="22"/>
           <w:szCs w:val="22"/>
         </w:rPr>
-        <w:t> </w:t>
+        <w:t xml:space="preserve"> </w:t>
       </w:r>
       <w:proofErr w:type="spellStart"/>
       <w:r>
@@ -8651,7 +8915,7 @@
           <w:sz w:val="22"/>
           <w:szCs w:val="22"/>
         </w:rPr>
-        <w:t> and </w:t>
+        <w:t xml:space="preserve"> and </w:t>
       </w:r>
       <w:proofErr w:type="spellStart"/>
       <w:r>
@@ -8671,7 +8935,7 @@
           <w:sz w:val="22"/>
           <w:szCs w:val="22"/>
         </w:rPr>
-        <w:t>, Ed. </w:t>
+        <w:t xml:space="preserve">, Ed. </w:t>
       </w:r>
       <w:r>
         <w:rPr>
@@ -8689,7 +8953,7 @@
           <w:sz w:val="22"/>
           <w:szCs w:val="22"/>
         </w:rPr>
-        <w:t> de </w:t>
+        <w:t xml:space="preserve"> de </w:t>
       </w:r>
       <w:r>
         <w:rPr>
@@ -8716,7 +8980,7 @@
           <w:sz w:val="22"/>
           <w:szCs w:val="22"/>
         </w:rPr>
-        <w:t> </w:t>
+        <w:t xml:space="preserve"> </w:t>
       </w:r>
       <w:r>
         <w:rPr>
@@ -8724,7 +8988,7 @@
           <w:color w:val="303030"/>
           <w:sz w:val="22"/>
         </w:rPr>
-        <w:t>Finalmente, es importante mencionar los métodos empleados para el análisis fisicoquímico de la </w:t>
+        <w:t xml:space="preserve">Finalmente, es importante mencionar los métodos empleados para el análisis fisicoquímico de la </w:t>
       </w:r>
       <w:r>
         <w:rPr>
@@ -8732,7 +8996,7 @@
           <w:color w:val="303030"/>
           <w:sz w:val="22"/>
         </w:rPr>
-        <w:t>caracterización de </w:t>
+        <w:t xml:space="preserve">caracterización de </w:t>
       </w:r>
       <w:r>
         <w:rPr>
@@ -8748,7 +9012,7 @@
           <w:color w:val="303030"/>
           <w:sz w:val="22"/>
         </w:rPr>
-        <w:t> en</w:t>
+        <w:t xml:space="preserve"> en</w:t>
       </w:r>
       <w:r>
         <w:rPr>
@@ -8756,22 +9020,25 @@
           <w:color w:val="303030"/>
           <w:sz w:val="22"/>
         </w:rPr>
-        <w:t> </w:t>
+        <w:t xml:space="preserve"> </w:t>
       </w:r>
       <w:r>
         <w:rPr>
           <w:rFonts w:ascii="Avenir Next LT Pro" w:eastAsia="MS Mincho" w:hAnsi="Avenir Next LT Pro" w:cs="Cambria"/>
           <w:color w:val="303030"/>
           <w:sz w:val="22"/>
-        </w:rPr>
-        <w:t>{finalmente_es_importante_mencionar_los_metodos_emp_1}</w:t>
+          <w:highlight w:val="cyan"/>
+        </w:rPr>
+        <w:t>(matriz)</w:t>
       </w:r>
       <w:r>
         <w:rPr>
           <w:rFonts w:ascii="Avenir Next LT Pro" w:eastAsia="MS Mincho" w:hAnsi="Avenir Next LT Pro" w:cs="Cambria"/>
           <w:color w:val="303030"/>
           <w:sz w:val="22"/>
-        </w:rPr>
+          <w:highlight w:val="cyan"/>
+        </w:rPr>
+        <w:t>,</w:t>
       </w:r>
       <w:r>
         <w:rPr>
@@ -8779,7 +9046,7 @@
           <w:color w:val="303030"/>
           <w:sz w:val="22"/>
         </w:rPr>
-        <w:t> </w:t>
+        <w:t xml:space="preserve"> </w:t>
       </w:r>
       <w:r>
         <w:rPr>
@@ -8787,7 +9054,7 @@
           <w:color w:val="303030"/>
           <w:sz w:val="22"/>
         </w:rPr>
-        <w:t>se </w:t>
+        <w:t xml:space="preserve">se </w:t>
       </w:r>
       <w:r>
         <w:rPr>
@@ -8795,7 +9062,7 @@
           <w:color w:val="303030"/>
           <w:sz w:val="22"/>
         </w:rPr>
-        <w:t>describen en la </w:t>
+        <w:t xml:space="preserve">describen en la </w:t>
       </w:r>
       <w:r>
         <w:rPr>
@@ -8844,7 +9111,7 @@
           <w:sz w:val="22"/>
           <w:szCs w:val="22"/>
         </w:rPr>
-        <w:t>Tabla </w:t>
+        <w:t xml:space="preserve">Tabla </w:t>
       </w:r>
       <w:r>
         <w:rPr>
@@ -8897,7 +9164,7 @@
           <w:color w:val="303030"/>
           <w:lang w:val="es-CO"/>
         </w:rPr>
-        <w:t>Tabla </w:t>
+        <w:t xml:space="preserve">Tabla </w:t>
       </w:r>
       <w:r>
         <w:rPr>
@@ -8982,6 +9249,7 @@
         <w:tc>
           <w:tcPr>
             <w:tcW w:w="1057" w:type="pct"/>
+            <w:shd w:val="clear" w:color="auto" w:fill="004CAB"/>
             <w:tcMar>
               <w:top w:w="15" w:type="dxa"/>
               <w:left w:w="15" w:type="dxa"/>
@@ -9019,6 +9287,7 @@
         <w:tc>
           <w:tcPr>
             <w:tcW w:w="867" w:type="pct"/>
+            <w:shd w:val="clear" w:color="auto" w:fill="004CAB"/>
             <w:vAlign w:val="center"/>
           </w:tcPr>
           <w:p>
@@ -9049,6 +9318,7 @@
         <w:tc>
           <w:tcPr>
             <w:tcW w:w="1686" w:type="pct"/>
+            <w:shd w:val="clear" w:color="auto" w:fill="004CAB"/>
             <w:tcMar>
               <w:top w:w="15" w:type="dxa"/>
               <w:left w:w="15" w:type="dxa"/>
@@ -9086,6 +9356,7 @@
         <w:tc>
           <w:tcPr>
             <w:tcW w:w="1390" w:type="pct"/>
+            <w:shd w:val="clear" w:color="auto" w:fill="004CAB"/>
             <w:vAlign w:val="center"/>
           </w:tcPr>
           <w:p>
@@ -9121,6 +9392,7 @@
         <w:tc>
           <w:tcPr>
             <w:tcW w:w="1057" w:type="pct"/>
+            <w:shd w:val="clear" w:color="auto" w:fill="auto"/>
             <w:tcMar>
               <w:top w:w="15" w:type="dxa"/>
               <w:left w:w="15" w:type="dxa"/>
@@ -9160,6 +9432,7 @@
         <w:tc>
           <w:tcPr>
             <w:tcW w:w="1686" w:type="pct"/>
+            <w:shd w:val="clear" w:color="auto" w:fill="auto"/>
             <w:tcMar>
               <w:top w:w="15" w:type="dxa"/>
               <w:left w:w="15" w:type="dxa"/>
@@ -9230,7 +9503,7 @@
           <w:color w:val="303030"/>
           <w:sz w:val="20"/>
         </w:rPr>
-        <w:t>, </w:t>
+        <w:t xml:space="preserve">, </w:t>
       </w:r>
       <w:commentRangeStart w:id="91"/>
       <w:proofErr w:type="spellStart"/>
@@ -9241,7 +9514,7 @@
           <w:color w:val="303030"/>
           <w:sz w:val="20"/>
         </w:rPr>
-        <w:t>xxxx</w:t>
+        <w:t>{placeholder_unknown_359}</w:t>
       </w:r>
       <w:commentRangeEnd w:id="91"/>
       <w:proofErr w:type="spellEnd"/>
@@ -9282,7 +9555,7 @@
       </w:pPr>
       <w:bookmarkStart w:id="92" w:name="_Toc209171128"/>
       <w:r>
-        <w:t>Regla de </w:t>
+        <w:t xml:space="preserve">Regla de </w:t>
       </w:r>
       <w:commentRangeStart w:id="93"/>
       <w:r>
@@ -9302,7 +9575,7 @@
         <w:commentReference w:id="93"/>
       </w:r>
       <w:r>
-        <w:t> y </w:t>
+        <w:t xml:space="preserve"> y </w:t>
       </w:r>
       <w:commentRangeStart w:id="94"/>
       <w:r>
@@ -9322,7 +9595,7 @@
         <w:commentReference w:id="94"/>
       </w:r>
       <w:r>
-        <w:t> de conformidad</w:t>
+        <w:t xml:space="preserve"> de conformidad</w:t>
       </w:r>
       <w:bookmarkEnd w:id="88"/>
       <w:bookmarkEnd w:id="92"/>
@@ -9368,7 +9641,7 @@
           <w:sz w:val="22"/>
           <w:szCs w:val="22"/>
         </w:rPr>
-        <w:t>El laboratorio SERAMBIENTE S.A.S. aplica por defecto la declaración binaria con la regla de aceptación simple (w=0), salvo que el cliente, en la orden de trabajo, solicite una regla de decisión diferente. Esta regla de decisión ha sido previamente documentada y </w:t>
+        <w:t xml:space="preserve">El laboratorio SERAMBIENTE S.A.S. aplica por defecto la declaración binaria con la regla de aceptación simple (w=0), salvo que el cliente, en la orden de trabajo, solicite una regla de decisión diferente. Esta regla de decisión ha sido previamente documentada y </w:t>
       </w:r>
       <w:r>
         <w:rPr>
@@ -9464,7 +9737,16 @@
           <w:sz w:val="22"/>
           <w:szCs w:val="22"/>
         </w:rPr>
-        <w:t> E</w:t>
+        <w:t xml:space="preserve"> </w:t>
+      </w:r>
+      <w:r>
+        <w:rPr>
+          <w:rFonts w:ascii="Avenir Next LT Pro" w:hAnsi="Avenir Next LT Pro"/>
+          <w:color w:val="303030"/>
+          <w:sz w:val="22"/>
+          <w:szCs w:val="22"/>
+        </w:rPr>
+        <w:t>E</w:t>
       </w:r>
       <w:r>
         <w:rPr>
@@ -9509,7 +9791,16 @@
           <w:sz w:val="22"/>
           <w:szCs w:val="22"/>
         </w:rPr>
-        <w:t> E</w:t>
+        <w:t xml:space="preserve"> </w:t>
+      </w:r>
+      <w:r>
+        <w:rPr>
+          <w:rFonts w:ascii="Avenir Next LT Pro" w:hAnsi="Avenir Next LT Pro"/>
+          <w:color w:val="303030"/>
+          <w:sz w:val="22"/>
+          <w:szCs w:val="22"/>
+        </w:rPr>
+        <w:t>E</w:t>
       </w:r>
       <w:r>
         <w:rPr>
@@ -9526,7 +9817,7 @@
         <w:pStyle w:val="Ttulo3"/>
       </w:pPr>
       <w:r>
-        <w:t> </w:t>
+        <w:t xml:space="preserve"> </w:t>
       </w:r>
       <w:r>
         <w:t>Declaración de conformidad</w:t>
@@ -9618,7 +9909,7 @@
           <w:sz w:val="22"/>
           <w:szCs w:val="22"/>
         </w:rPr>
-        <w:t>En la </w:t>
+        <w:t xml:space="preserve">En la </w:t>
       </w:r>
       <w:r>
         <w:rPr>
@@ -9664,7 +9955,7 @@
           <w:sz w:val="22"/>
           <w:szCs w:val="22"/>
         </w:rPr>
-        <w:t>Figura </w:t>
+        <w:t xml:space="preserve">Figura </w:t>
       </w:r>
       <w:r>
         <w:rPr>
@@ -9694,24 +9985,33 @@
           <w:sz w:val="22"/>
           <w:szCs w:val="22"/>
         </w:rPr>
-        <w:t> se relaciona la representación gráfica de una</w:t>
-      </w:r>
-      <w:r>
-        <w:rPr>
-          <w:rFonts w:ascii="Avenir Next LT Pro" w:hAnsi="Avenir Next LT Pro"/>
-          <w:sz w:val="22"/>
-          <w:szCs w:val="22"/>
-        </w:rPr>
-        <w:t> </w:t>
-      </w:r>
-      <w:r>
-        <w:rPr>
-          <w:rFonts w:ascii="Avenir Next LT Pro" w:hAnsi="Avenir Next LT Pro"/>
-          <w:color w:val="303030"/>
-          <w:sz w:val="22"/>
-          <w:szCs w:val="22"/>
-        </w:rPr>
-        <w:t>declaración binaria para una regla de aceptación simple. </w:t>
+        <w:t xml:space="preserve"> se relaciona la representación gráfica de una</w:t>
+      </w:r>
+      <w:r>
+        <w:rPr>
+          <w:rFonts w:ascii="Avenir Next LT Pro" w:hAnsi="Avenir Next LT Pro"/>
+          <w:sz w:val="22"/>
+          <w:szCs w:val="22"/>
+        </w:rPr>
+        <w:t xml:space="preserve"> </w:t>
+      </w:r>
+      <w:r>
+        <w:rPr>
+          <w:rFonts w:ascii="Avenir Next LT Pro" w:hAnsi="Avenir Next LT Pro"/>
+          <w:color w:val="303030"/>
+          <w:sz w:val="22"/>
+          <w:szCs w:val="22"/>
+        </w:rPr>
+        <w:t>declaración binaria para una regla de aceptación simple</w:t>
+      </w:r>
+      <w:r>
+        <w:rPr>
+          <w:rFonts w:ascii="Avenir Next LT Pro" w:hAnsi="Avenir Next LT Pro"/>
+          <w:color w:val="303030"/>
+          <w:sz w:val="22"/>
+          <w:szCs w:val="22"/>
+        </w:rPr>
+        <w:t xml:space="preserve">. </w:t>
       </w:r>
     </w:p>
     <w:p>
@@ -9721,6 +10021,7 @@
         <w:rPr>
           <w:rFonts w:ascii="Avenir Next LT Pro" w:hAnsi="Avenir Next LT Pro"/>
           <w:color w:val="303030"/>
+          <w:highlight w:val="yellow"/>
         </w:rPr>
       </w:pPr>
       <w:r>
@@ -9793,6 +10094,7 @@
           <w:color w:val="303030"/>
           <w:sz w:val="20"/>
           <w:szCs w:val="20"/>
+          <w:highlight w:val="yellow"/>
         </w:rPr>
       </w:pPr>
       <w:bookmarkStart w:id="98" w:name="_Ref140055275"/>
@@ -9806,7 +10108,7 @@
           <w:sz w:val="20"/>
           <w:szCs w:val="20"/>
         </w:rPr>
-        <w:t>Figura </w:t>
+        <w:t xml:space="preserve">Figura </w:t>
       </w:r>
       <w:r>
         <w:rPr>
@@ -9874,7 +10176,7 @@
           <w:sz w:val="20"/>
           <w:szCs w:val="20"/>
         </w:rPr>
-        <w:t>. D</w:t>
+        <w:t xml:space="preserve">. </w:t>
       </w:r>
       <w:r>
         <w:rPr>
@@ -9885,9 +10187,8 @@
           <w:sz w:val="20"/>
           <w:szCs w:val="20"/>
         </w:rPr>
-        <w:t>eclaración binaria con la regla de aceptación simple</w:t>
-      </w:r>
-      <w:bookmarkEnd w:id="99"/>
+        <w:t>D</w:t>
+      </w:r>
       <w:r>
         <w:rPr>
           <w:rFonts w:ascii="Avenir Next LT Pro" w:hAnsi="Avenir Next LT Pro" w:cs="Calibri"/>
@@ -9897,7 +10198,20 @@
           <w:sz w:val="20"/>
           <w:szCs w:val="20"/>
         </w:rPr>
-        <w:t> </w:t>
+        <w:t>eclaración binaria con la regla de aceptación simple</w:t>
+      </w:r>
+      <w:bookmarkEnd w:id="99"/>
+      <w:r>
+        <w:rPr>
+          <w:rFonts w:ascii="Avenir Next LT Pro" w:hAnsi="Avenir Next LT Pro" w:cs="Calibri"/>
+          <w:b/>
+          <w:bCs/>
+          <w:color w:val="303030"/>
+          <w:sz w:val="20"/>
+          <w:szCs w:val="20"/>
+          <w:highlight w:val="yellow"/>
+        </w:rPr>
+        <w:t xml:space="preserve"> </w:t>
       </w:r>
     </w:p>
     <w:p>
@@ -9922,7 +10236,7 @@
           <w:sz w:val="20"/>
           <w:szCs w:val="20"/>
         </w:rPr>
-        <w:t>Fuente: </w:t>
+        <w:t xml:space="preserve">Fuente: </w:t>
       </w:r>
       <w:r>
         <w:rPr>
@@ -9933,7 +10247,18 @@
           <w:sz w:val="20"/>
           <w:szCs w:val="20"/>
         </w:rPr>
-        <w:t>ILAC-G8:09/2019.</w:t>
+        <w:t>ILAC-G8:09/201</w:t>
+      </w:r>
+      <w:r>
+        <w:rPr>
+          <w:rFonts w:ascii="Avenir Next LT Pro" w:hAnsi="Avenir Next LT Pro"/>
+          <w:i/>
+          <w:iCs/>
+          <w:color w:val="303030"/>
+          <w:sz w:val="20"/>
+          <w:szCs w:val="20"/>
+        </w:rPr>
+        <w:t>9.</w:t>
       </w:r>
     </w:p>
     <w:bookmarkEnd w:id="97"/>
@@ -9969,7 +10294,7 @@
           <w:sz w:val="22"/>
           <w:szCs w:val="22"/>
         </w:rPr>
-        <w:t>En el </w:t>
+        <w:t xml:space="preserve">En el </w:t>
       </w:r>
       <w:r>
         <w:rPr>
@@ -9989,12 +10314,13 @@
           <w:sz w:val="22"/>
           <w:szCs w:val="22"/>
         </w:rPr>
-        <w:t> se presentan las incertidumbres de los resultados asociados a cada parámetro y punto evaluado, del mismo modo se relaciona el cálculo de la probabilidad de aceptación falsa, probabilidad de aceptación verdadera y el nivel de riesgo asociado a la regla de decisión empleada.</w:t>
+        <w:t xml:space="preserve"> se presentan las incertidumbres de los resultados asociados a cada parámetro y punto evaluado, del mismo modo se relaciona el cálculo de la probabilidad de aceptación falsa, probabilidad de aceptación verdadera y el nivel de riesgo asociado a la regla de decisión empleada.</w:t>
       </w:r>
     </w:p>
     <w:p>
       <w:pPr>
         <w:rPr>
+          <w:highlight w:val="cyan"/>
           <w:lang w:eastAsia="es-MX"/>
         </w:rPr>
       </w:pPr>
@@ -10005,11 +10331,11 @@
       </w:pPr>
       <w:bookmarkStart w:id="100" w:name="_Toc209171129"/>
       <w:r>
-        <w:t>Descripción </w:t>
+        <w:t xml:space="preserve">Descripción </w:t>
       </w:r>
       <w:bookmarkEnd w:id="89"/>
       <w:r>
-        <w:t>de los puntos de </w:t>
+        <w:t xml:space="preserve">de los puntos de </w:t>
       </w:r>
       <w:commentRangeStart w:id="101"/>
       <w:r>
@@ -10048,7 +10374,7 @@
           <w:sz w:val="22"/>
           <w:szCs w:val="22"/>
         </w:rPr>
-        <w:t>A continuación, se </w:t>
+        <w:t xml:space="preserve">A continuación, se </w:t>
       </w:r>
       <w:r>
         <w:rPr>
@@ -10057,7 +10383,7 @@
           <w:sz w:val="22"/>
           <w:szCs w:val="22"/>
         </w:rPr>
-        <w:t>presenta la descripción </w:t>
+        <w:t xml:space="preserve">presenta la descripción </w:t>
       </w:r>
       <w:r>
         <w:rPr>
@@ -10075,7 +10401,7 @@
           <w:sz w:val="22"/>
           <w:szCs w:val="22"/>
         </w:rPr>
-        <w:t> </w:t>
+        <w:t xml:space="preserve"> </w:t>
       </w:r>
       <w:r>
         <w:rPr>
@@ -10095,7 +10421,7 @@
           <w:sz w:val="22"/>
           <w:szCs w:val="22"/>
         </w:rPr>
-        <w:t>, Formatos de </w:t>
+        <w:t xml:space="preserve">, Formatos de </w:t>
       </w:r>
       <w:r>
         <w:rPr>
@@ -10113,7 +10439,7 @@
           <w:sz w:val="22"/>
           <w:szCs w:val="22"/>
         </w:rPr>
-        <w:t>ampo </w:t>
+        <w:t xml:space="preserve">ampo </w:t>
       </w:r>
       <w:r>
         <w:rPr>
@@ -10143,7 +10469,7 @@
           <w:sz w:val="22"/>
           <w:szCs w:val="22"/>
         </w:rPr>
-        <w:t> </w:t>
+        <w:t xml:space="preserve"> </w:t>
       </w:r>
       <w:r>
         <w:rPr>
@@ -10153,7 +10479,7 @@
           <w:sz w:val="22"/>
           <w:szCs w:val="22"/>
         </w:rPr>
-        <w:t>y </w:t>
+        <w:t xml:space="preserve">y </w:t>
       </w:r>
       <w:r>
         <w:rPr>
@@ -10173,7 +10499,7 @@
           <w:sz w:val="22"/>
           <w:szCs w:val="22"/>
         </w:rPr>
-        <w:t> </w:t>
+        <w:t xml:space="preserve"> </w:t>
       </w:r>
       <w:r>
         <w:rPr>
@@ -10258,7 +10584,7 @@
           <w:color w:val="303030"/>
           <w:lang w:val="es-CO"/>
         </w:rPr>
-        <w:t>Tabla </w:t>
+        <w:t xml:space="preserve">Tabla </w:t>
       </w:r>
       <w:r>
         <w:rPr>
@@ -10307,7 +10633,7 @@
           <w:color w:val="303030"/>
           <w:lang w:val="es-CO"/>
         </w:rPr>
-        <w:t>. Descripción de los puntos de monitoreo ubicados en el </w:t>
+        <w:t xml:space="preserve">. Descripción de los puntos de monitoreo ubicados en el </w:t>
       </w:r>
       <w:commentRangeStart w:id="105"/>
       <w:r>
@@ -10333,7 +10659,7 @@
           <w:color w:val="303030"/>
           <w:lang w:val="es-CO"/>
         </w:rPr>
-        <w:t> de estudio.</w:t>
+        <w:t xml:space="preserve"> de estudio.</w:t>
       </w:r>
       <w:bookmarkEnd w:id="104"/>
     </w:p>
@@ -10370,6 +10696,7 @@
           <w:tcPr>
             <w:tcW w:w="5000" w:type="pct"/>
             <w:gridSpan w:val="3"/>
+            <w:shd w:val="clear" w:color="auto" w:fill="004CAB"/>
             <w:vAlign w:val="center"/>
             <w:hideMark/>
           </w:tcPr>
@@ -10393,8 +10720,9 @@
                 <w:color w:val="FFFFFF" w:themeColor="background1"/>
                 <w:sz w:val="20"/>
                 <w:szCs w:val="20"/>
-              </w:rPr>
-              <w:t>{var_40}</w:t>
+                <w:highlight w:val="cyan"/>
+              </w:rPr>
+              <w:t>RESPEL en</w:t>
             </w:r>
             <w:r>
               <w:rPr>
@@ -10404,7 +10732,9 @@
                 <w:color w:val="FFFFFF" w:themeColor="background1"/>
                 <w:sz w:val="20"/>
                 <w:szCs w:val="20"/>
-              </w:rPr>
+                <w:highlight w:val="cyan"/>
+              </w:rPr>
+              <w:t xml:space="preserve"> (matriz)</w:t>
             </w:r>
           </w:p>
         </w:tc>
@@ -10418,6 +10748,7 @@
         <w:tc>
           <w:tcPr>
             <w:tcW w:w="245" w:type="pct"/>
+            <w:shd w:val="clear" w:color="auto" w:fill="004CAB"/>
             <w:textDirection w:val="btLr"/>
             <w:vAlign w:val="center"/>
             <w:hideMark/>
@@ -10451,6 +10782,7 @@
           <w:tcPr>
             <w:tcW w:w="4755" w:type="pct"/>
             <w:gridSpan w:val="2"/>
+            <w:shd w:val="clear" w:color="auto" w:fill="auto"/>
             <w:vAlign w:val="center"/>
             <w:hideMark/>
           </w:tcPr>
@@ -10476,14 +10808,17 @@
                 <w:b/>
                 <w:bCs/>
                 <w:color w:val="303030"/>
-              </w:rPr>
-              <w:t>{var_42}</w:t>
+                <w:highlight w:val="cyan"/>
+              </w:rPr>
+              <w:t>{monitoring_point_label}</w:t>
             </w:r>
             <w:r>
               <w:rPr>
                 <w:rFonts w:ascii="Avenir Next LT Pro" w:hAnsi="Avenir Next LT Pro" w:cs="Calibri"/>
                 <w:color w:val="303030"/>
-              </w:rPr>
+                <w:highlight w:val="cyan"/>
+              </w:rPr>
+              <w:t xml:space="preserve"> Aquí se relacionado toda la descripción del punto de monitoreo</w:t>
             </w:r>
           </w:p>
         </w:tc>
@@ -10497,6 +10832,7 @@
         <w:tc>
           <w:tcPr>
             <w:tcW w:w="245" w:type="pct"/>
+            <w:shd w:val="clear" w:color="auto" w:fill="004CAB"/>
             <w:textDirection w:val="btLr"/>
             <w:vAlign w:val="center"/>
             <w:hideMark/>
@@ -10529,6 +10865,7 @@
         <w:tc>
           <w:tcPr>
             <w:tcW w:w="2387" w:type="pct"/>
+            <w:shd w:val="clear" w:color="auto" w:fill="auto"/>
             <w:hideMark/>
           </w:tcPr>
           <w:p>
@@ -10548,7 +10885,7 @@
                 <w:sz w:val="20"/>
                 <w:szCs w:val="20"/>
               </w:rPr>
-              <w:t>{tag_foto_placeholder}</w:t>
+              <w:t>Aquí se adjuntan las fotos (georreferenciadas en el caso que aplique)</w:t>
             </w:r>
           </w:p>
           <w:p>
@@ -10576,7 +10913,7 @@
                 <w:sz w:val="20"/>
                 <w:szCs w:val="20"/>
               </w:rPr>
-              <w:t>Fotografía </w:t>
+              <w:t xml:space="preserve">Fotografía </w:t>
             </w:r>
             <w:r>
               <w:rPr>
@@ -10643,7 +10980,18 @@
                 <w:sz w:val="20"/>
                 <w:szCs w:val="20"/>
               </w:rPr>
-              <w:t>. XXXX</w:t>
+              <w:t xml:space="preserve">. </w:t>
+            </w:r>
+            <w:r>
+              <w:rPr>
+                <w:rFonts w:ascii="Avenir Next LT Pro" w:hAnsi="Avenir Next LT Pro" w:cs="Calibri"/>
+                <w:b/>
+                <w:bCs/>
+                <w:color w:val="303030"/>
+                <w:sz w:val="20"/>
+                <w:szCs w:val="20"/>
+              </w:rPr>
+              <w:t>{photo_description_1}</w:t>
             </w:r>
             <w:bookmarkEnd w:id="106"/>
             <w:bookmarkEnd w:id="107"/>
@@ -10652,6 +11000,7 @@
         <w:tc>
           <w:tcPr>
             <w:tcW w:w="2368" w:type="pct"/>
+            <w:shd w:val="clear" w:color="auto" w:fill="auto"/>
           </w:tcPr>
           <w:p>
             <w:pPr>
@@ -10670,7 +11019,7 @@
                 <w:sz w:val="20"/>
                 <w:szCs w:val="20"/>
               </w:rPr>
-              <w:t>{tag_foto_placeholder}</w:t>
+              <w:t>Aquí se adjuntan las fotos (georreferenciadas en el caso que aplique)</w:t>
             </w:r>
           </w:p>
           <w:p>
@@ -10698,7 +11047,7 @@
                 <w:sz w:val="20"/>
                 <w:szCs w:val="20"/>
               </w:rPr>
-              <w:t>Fotografía </w:t>
+              <w:t xml:space="preserve">Fotografía </w:t>
             </w:r>
             <w:r>
               <w:rPr>
@@ -10765,7 +11114,7 @@
                 <w:sz w:val="20"/>
                 <w:szCs w:val="20"/>
               </w:rPr>
-              <w:t>. </w:t>
+              <w:t xml:space="preserve">. </w:t>
             </w:r>
             <w:commentRangeStart w:id="110"/>
             <w:r>
@@ -10777,7 +11126,7 @@
                 <w:sz w:val="20"/>
                 <w:szCs w:val="20"/>
               </w:rPr>
-              <w:t>XXXX</w:t>
+              <w:t>{photo_description_2}</w:t>
             </w:r>
             <w:commentRangeEnd w:id="110"/>
             <w:r>
@@ -10805,6 +11154,7 @@
           <w:color w:val="303030"/>
           <w:sz w:val="20"/>
           <w:szCs w:val="20"/>
+          <w:highlight w:val="cyan"/>
         </w:rPr>
       </w:pPr>
       <w:r>
@@ -10814,8 +11164,9 @@
           <w:color w:val="303030"/>
           <w:sz w:val="20"/>
           <w:szCs w:val="20"/>
-        </w:rPr>
-        <w:t>{var_8}</w:t>
+          <w:highlight w:val="cyan"/>
+        </w:rPr>
+        <w:t xml:space="preserve">Fuente: SERAMBIENTE S.A.S., </w:t>
       </w:r>
       <w:r>
         <w:rPr>
@@ -10824,7 +11175,9 @@
           <w:color w:val="303030"/>
           <w:sz w:val="20"/>
           <w:szCs w:val="20"/>
-        </w:rPr>
+          <w:highlight w:val="cyan"/>
+        </w:rPr>
+        <w:t>202</w:t>
       </w:r>
       <w:r>
         <w:rPr>
@@ -10833,7 +11186,9 @@
           <w:color w:val="303030"/>
           <w:sz w:val="20"/>
           <w:szCs w:val="20"/>
-        </w:rPr>
+          <w:highlight w:val="cyan"/>
+        </w:rPr>
+        <w:t>X</w:t>
       </w:r>
       <w:r>
         <w:rPr>
@@ -10842,7 +11197,9 @@
           <w:color w:val="303030"/>
           <w:sz w:val="20"/>
           <w:szCs w:val="20"/>
-        </w:rPr>
+          <w:highlight w:val="cyan"/>
+        </w:rPr>
+        <w:t>.</w:t>
       </w:r>
     </w:p>
     <w:p>
@@ -10854,11 +11211,11 @@
       <w:bookmarkEnd w:id="90"/>
       <w:r>
         <w:lastRenderedPageBreak/>
-        <w:t>Ubicación geográfica </w:t>
+        <w:t xml:space="preserve">Ubicación geográfica </w:t>
       </w:r>
       <w:bookmarkEnd w:id="111"/>
       <w:r>
-        <w:t>de los puntos de </w:t>
+        <w:t xml:space="preserve">de los puntos de </w:t>
       </w:r>
       <w:commentRangeStart w:id="113"/>
       <w:r>
@@ -10907,7 +11264,7 @@
           <w:sz w:val="22"/>
           <w:szCs w:val="22"/>
         </w:rPr>
-        <w:t> </w:t>
+        <w:t xml:space="preserve"> </w:t>
       </w:r>
       <w:r>
         <w:rPr>
@@ -10934,7 +11291,7 @@
           <w:sz w:val="22"/>
           <w:szCs w:val="22"/>
         </w:rPr>
-        <w:t> punto</w:t>
+        <w:t xml:space="preserve"> punto</w:t>
       </w:r>
       <w:r>
         <w:rPr>
@@ -10952,16 +11309,16 @@
           <w:sz w:val="22"/>
           <w:szCs w:val="22"/>
         </w:rPr>
-        <w:t> los cuales se</w:t>
-      </w:r>
-      <w:r>
-        <w:rPr>
-          <w:rFonts w:ascii="Avenir Next LT Pro" w:hAnsi="Avenir Next LT Pro"/>
-          <w:color w:val="303030"/>
-          <w:sz w:val="22"/>
-          <w:szCs w:val="22"/>
-        </w:rPr>
-        <w:t> ubican </w:t>
+        <w:t xml:space="preserve"> los cuales se</w:t>
+      </w:r>
+      <w:r>
+        <w:rPr>
+          <w:rFonts w:ascii="Avenir Next LT Pro" w:hAnsi="Avenir Next LT Pro"/>
+          <w:color w:val="303030"/>
+          <w:sz w:val="22"/>
+          <w:szCs w:val="22"/>
+        </w:rPr>
+        <w:t xml:space="preserve"> ubican </w:t>
       </w:r>
       <w:r>
         <w:rPr>
@@ -10970,7 +11327,7 @@
           <w:sz w:val="22"/>
           <w:szCs w:val="22"/>
         </w:rPr>
-        <w:t>en el </w:t>
+        <w:t xml:space="preserve">en el </w:t>
       </w:r>
       <w:r>
         <w:rPr>
@@ -10978,8 +11335,9 @@
           <w:color w:val="303030"/>
           <w:sz w:val="22"/>
           <w:szCs w:val="22"/>
-        </w:rPr>
-        <w:t>{puntos_de_monitoreo_los_cuales_se_ubican_en_el_1}</w:t>
+          <w:highlight w:val="cyan"/>
+        </w:rPr>
+        <w:t>{municipality_department_3}</w:t>
       </w:r>
       <w:r>
         <w:rPr>
@@ -10988,7 +11346,9 @@
           <w:color w:val="303030"/>
           <w:sz w:val="22"/>
           <w:szCs w:val="22"/>
-        </w:rPr>
+          <w:highlight w:val="cyan"/>
+        </w:rPr>
+        <w:t>.</w:t>
       </w:r>
       <w:r>
         <w:rPr>
@@ -10998,7 +11358,7 @@
           <w:sz w:val="22"/>
           <w:szCs w:val="22"/>
         </w:rPr>
-        <w:t> </w:t>
+        <w:t xml:space="preserve"> </w:t>
       </w:r>
     </w:p>
     <w:p>
@@ -11018,8 +11378,9 @@
           <w:color w:val="303030"/>
           <w:sz w:val="22"/>
           <w:szCs w:val="22"/>
-        </w:rPr>
-        <w:t>{tiene_un_clima_tropical_de_acuerdo_con_k_ppen_y_ge_1}</w:t>
+          <w:highlight w:val="cyan"/>
+        </w:rPr>
+        <w:t>(</w:t>
       </w:r>
       <w:commentRangeStart w:id="114"/>
       <w:r>
@@ -11028,7 +11389,9 @@
           <w:color w:val="303030"/>
           <w:sz w:val="22"/>
           <w:szCs w:val="22"/>
-        </w:rPr>
+          <w:highlight w:val="cyan"/>
+        </w:rPr>
+        <w:t>Ciudad</w:t>
       </w:r>
       <w:commentRangeEnd w:id="114"/>
       <w:r>
@@ -11046,6 +11409,7 @@
           <w:color w:val="303030"/>
           <w:sz w:val="22"/>
           <w:szCs w:val="22"/>
+          <w:highlight w:val="cyan"/>
         </w:rPr>
         <w:t>)</w:t>
       </w:r>
@@ -11056,7 +11420,7 @@
           <w:sz w:val="22"/>
           <w:szCs w:val="22"/>
         </w:rPr>
-        <w:t> tiene un clima tropical. De acuerdo con Köppen y Geiger clima se clasifica como </w:t>
+        <w:t xml:space="preserve"> tiene un clima tropical. De acuerdo con Köppen y Geiger clima se clasifica como </w:t>
       </w:r>
       <w:proofErr w:type="spellStart"/>
       <w:r>
@@ -11076,7 +11440,7 @@
           <w:sz w:val="22"/>
           <w:szCs w:val="22"/>
         </w:rPr>
-        <w:t>. En </w:t>
+        <w:t xml:space="preserve">. En </w:t>
       </w:r>
       <w:r>
         <w:rPr>
@@ -11084,8 +11448,9 @@
           <w:color w:val="303030"/>
           <w:sz w:val="22"/>
           <w:szCs w:val="22"/>
-        </w:rPr>
-        <w:t>{tiene_un_clima_tropical_de_acuerdo_con_k_ppen_y_ge_2}</w:t>
+          <w:highlight w:val="cyan"/>
+        </w:rPr>
+        <w:t>(Ciudad),</w:t>
       </w:r>
       <w:r>
         <w:rPr>
@@ -11094,7 +11459,7 @@
           <w:sz w:val="22"/>
           <w:szCs w:val="22"/>
         </w:rPr>
-        <w:t> la temperatura media anual es de {tag_temperatura} °C. En un año, la precipitación es XX </w:t>
+        <w:t xml:space="preserve"> la temperatura media anual es de {average_annual_temperature}. En un año, la precipitación es XX </w:t>
       </w:r>
       <w:proofErr w:type="spellStart"/>
       <w:r>
@@ -11114,6 +11479,7 @@
             <w:color w:val="303030"/>
             <w:sz w:val="22"/>
             <w:szCs w:val="22"/>
+            <w:highlight w:val="cyan"/>
           </w:rPr>
           <w:id w:val="288567315"/>
           <w:citation/>
@@ -11125,6 +11491,7 @@
               <w:color w:val="303030"/>
               <w:sz w:val="22"/>
               <w:szCs w:val="22"/>
+              <w:highlight w:val="cyan"/>
             </w:rPr>
             <w:fldChar w:fldCharType="begin"/>
           </w:r>
@@ -11134,6 +11501,7 @@
               <w:color w:val="303030"/>
               <w:sz w:val="22"/>
               <w:szCs w:val="22"/>
+              <w:highlight w:val="cyan"/>
             </w:rPr>
             <w:instrText xml:space="preserve">CITATION CLI20 \l 3082 </w:instrText>
           </w:r>
@@ -11143,6 +11511,7 @@
               <w:color w:val="303030"/>
               <w:sz w:val="22"/>
               <w:szCs w:val="22"/>
+              <w:highlight w:val="cyan"/>
             </w:rPr>
             <w:fldChar w:fldCharType="separate"/>
           </w:r>
@@ -11153,8 +11522,9 @@
               <w:color w:val="303030"/>
               <w:sz w:val="22"/>
               <w:szCs w:val="22"/>
+              <w:highlight w:val="cyan"/>
             </w:rPr>
-            <w:t> </w:t>
+            <w:t xml:space="preserve"> </w:t>
           </w:r>
           <w:r>
             <w:rPr>
@@ -11163,6 +11533,7 @@
               <w:color w:val="303030"/>
               <w:sz w:val="22"/>
               <w:szCs w:val="22"/>
+              <w:highlight w:val="cyan"/>
             </w:rPr>
             <w:t>(Climate-data.org, 2025)</w:t>
           </w:r>
@@ -11172,6 +11543,7 @@
               <w:color w:val="303030"/>
               <w:sz w:val="22"/>
               <w:szCs w:val="22"/>
+              <w:highlight w:val="cyan"/>
             </w:rPr>
             <w:fldChar w:fldCharType="end"/>
           </w:r>
@@ -11183,6 +11555,7 @@
           <w:color w:val="303030"/>
           <w:sz w:val="22"/>
           <w:szCs w:val="22"/>
+          <w:highlight w:val="cyan"/>
         </w:rPr>
         <w:t>.</w:t>
       </w:r>
@@ -11193,7 +11566,7 @@
           <w:sz w:val="22"/>
           <w:szCs w:val="22"/>
         </w:rPr>
-        <w:t> </w:t>
+        <w:t xml:space="preserve"> </w:t>
       </w:r>
     </w:p>
     <w:p>
@@ -11229,7 +11602,7 @@
           <w:sz w:val="22"/>
           <w:lang w:eastAsia="en-US"/>
         </w:rPr>
-        <w:t>Los puntos de monitoreo se ubicaron de acuerdo con el sistema de coordenadas geográficas </w:t>
+        <w:t xml:space="preserve">Los puntos de monitoreo se ubicaron de acuerdo con el sistema de coordenadas geográficas </w:t>
       </w:r>
       <w:r>
         <w:rPr>
@@ -11247,7 +11620,7 @@
           <w:sz w:val="22"/>
           <w:szCs w:val="22"/>
         </w:rPr>
-        <w:t>. </w:t>
+        <w:t xml:space="preserve">. </w:t>
       </w:r>
       <w:bookmarkEnd w:id="115"/>
       <w:r>
@@ -11257,7 +11630,7 @@
           <w:sz w:val="22"/>
           <w:szCs w:val="22"/>
         </w:rPr>
-        <w:t>Las coordenadas se relacionan en la </w:t>
+        <w:t xml:space="preserve">Las coordenadas se relacionan en la </w:t>
       </w:r>
       <w:r>
         <w:rPr>
@@ -11306,7 +11679,7 @@
           <w:sz w:val="22"/>
           <w:szCs w:val="22"/>
         </w:rPr>
-        <w:t>Tabla </w:t>
+        <w:t xml:space="preserve">Tabla </w:t>
       </w:r>
       <w:r>
         <w:rPr>
@@ -11337,7 +11710,7 @@
           <w:sz w:val="22"/>
           <w:szCs w:val="22"/>
         </w:rPr>
-        <w:t> </w:t>
+        <w:t xml:space="preserve"> </w:t>
       </w:r>
       <w:r>
         <w:rPr>
@@ -11356,7 +11729,7 @@
           <w:sz w:val="22"/>
           <w:szCs w:val="22"/>
         </w:rPr>
-        <w:t> </w:t>
+        <w:t xml:space="preserve"> </w:t>
       </w:r>
       <w:r>
         <w:rPr>
@@ -11406,7 +11779,7 @@
           <w:sz w:val="22"/>
           <w:szCs w:val="22"/>
         </w:rPr>
-        <w:t>Figura </w:t>
+        <w:t xml:space="preserve">Figura </w:t>
       </w:r>
       <w:r>
         <w:rPr>
@@ -11461,7 +11834,7 @@
           <w:color w:val="303030"/>
           <w:lang w:val="es-CO"/>
         </w:rPr>
-        <w:t>Tabla </w:t>
+        <w:t xml:space="preserve">Tabla </w:t>
       </w:r>
       <w:r>
         <w:rPr>
@@ -11511,7 +11884,7 @@
           <w:color w:val="303030"/>
           <w:lang w:val="es-CO"/>
         </w:rPr>
-        <w:t>. </w:t>
+        <w:t xml:space="preserve">. </w:t>
       </w:r>
       <w:bookmarkStart w:id="118" w:name="_Hlk63500505"/>
       <w:r>
@@ -11520,7 +11893,7 @@
           <w:color w:val="303030"/>
           <w:lang w:val="es-CO"/>
         </w:rPr>
-        <w:t>Identificación y coordenadas de los puntos de </w:t>
+        <w:t xml:space="preserve">Identificación y coordenadas de los puntos de </w:t>
       </w:r>
       <w:commentRangeStart w:id="119"/>
       <w:r>
@@ -11585,6 +11958,7 @@
           <w:tcPr>
             <w:tcW w:w="2968" w:type="pct"/>
             <w:gridSpan w:val="4"/>
+            <w:shd w:val="clear" w:color="auto" w:fill="004CAB"/>
             <w:noWrap/>
             <w:vAlign w:val="center"/>
             <w:hideMark/>
@@ -11618,6 +11992,7 @@
           <w:tcPr>
             <w:tcW w:w="2032" w:type="pct"/>
             <w:gridSpan w:val="2"/>
+            <w:shd w:val="clear" w:color="auto" w:fill="004CAB"/>
             <w:noWrap/>
             <w:vAlign w:val="center"/>
             <w:hideMark/>
@@ -11655,6 +12030,7 @@
         <w:tc>
           <w:tcPr>
             <w:tcW w:w="1040" w:type="pct"/>
+            <w:shd w:val="clear" w:color="auto" w:fill="004CAB"/>
             <w:vAlign w:val="center"/>
             <w:hideMark/>
           </w:tcPr>
@@ -11686,6 +12062,7 @@
         <w:tc>
           <w:tcPr>
             <w:tcW w:w="642" w:type="pct"/>
+            <w:shd w:val="clear" w:color="auto" w:fill="004CAB"/>
             <w:vAlign w:val="center"/>
             <w:hideMark/>
           </w:tcPr>
@@ -11717,6 +12094,7 @@
         <w:tc>
           <w:tcPr>
             <w:tcW w:w="690" w:type="pct"/>
+            <w:shd w:val="clear" w:color="auto" w:fill="004CAB"/>
             <w:vAlign w:val="center"/>
             <w:hideMark/>
           </w:tcPr>
@@ -11772,6 +12150,7 @@
         <w:tc>
           <w:tcPr>
             <w:tcW w:w="595" w:type="pct"/>
+            <w:shd w:val="clear" w:color="auto" w:fill="004CAB"/>
             <w:vAlign w:val="center"/>
             <w:hideMark/>
           </w:tcPr>
@@ -11803,6 +12182,7 @@
         <w:tc>
           <w:tcPr>
             <w:tcW w:w="1044" w:type="pct"/>
+            <w:shd w:val="clear" w:color="auto" w:fill="004CAB"/>
             <w:vAlign w:val="center"/>
             <w:hideMark/>
           </w:tcPr>
@@ -11834,6 +12214,7 @@
         <w:tc>
           <w:tcPr>
             <w:tcW w:w="988" w:type="pct"/>
+            <w:shd w:val="clear" w:color="auto" w:fill="004CAB"/>
             <w:vAlign w:val="center"/>
             <w:hideMark/>
           </w:tcPr>
@@ -11858,7 +12239,18 @@
                 <w:sz w:val="20"/>
                 <w:szCs w:val="20"/>
               </w:rPr>
-              <w:t>Origen Nacional (m)</w:t>
+              <w:t>Origen Nacional</w:t>
+            </w:r>
+            <w:r>
+              <w:rPr>
+                <w:rFonts w:ascii="Avenir Next LT Pro" w:hAnsi="Avenir Next LT Pro" w:cs="Calibri"/>
+                <w:b/>
+                <w:bCs/>
+                <w:color w:val="FFFFFF" w:themeColor="background1"/>
+                <w:sz w:val="20"/>
+                <w:szCs w:val="20"/>
+              </w:rPr>
+              <w:t xml:space="preserve"> (m)</w:t>
             </w:r>
           </w:p>
         </w:tc>
@@ -11871,6 +12263,7 @@
           <w:tcPr>
             <w:tcW w:w="1040" w:type="pct"/>
             <w:vMerge w:val="restart"/>
+            <w:shd w:val="clear" w:color="auto" w:fill="auto"/>
             <w:vAlign w:val="center"/>
             <w:hideMark/>
           </w:tcPr>
@@ -11882,6 +12275,7 @@
                 <w:color w:val="303030"/>
                 <w:sz w:val="20"/>
                 <w:szCs w:val="20"/>
+                <w:highlight w:val="cyan"/>
               </w:rPr>
             </w:pPr>
             <w:r>
@@ -11889,8 +12283,9 @@
                 <w:rFonts w:ascii="Avenir Next LT Pro" w:hAnsi="Avenir Next LT Pro" w:cs="Calibri"/>
                 <w:color w:val="303030"/>
                 <w:sz w:val="20"/>
-              </w:rPr>
-              <w:t>{var_48}</w:t>
+                <w:highlight w:val="cyan"/>
+              </w:rPr>
+              <w:t>Nombre</w:t>
             </w:r>
           </w:p>
         </w:tc>
@@ -11898,6 +12293,7 @@
           <w:tcPr>
             <w:tcW w:w="642" w:type="pct"/>
             <w:vMerge w:val="restart"/>
+            <w:shd w:val="clear" w:color="auto" w:fill="auto"/>
             <w:vAlign w:val="center"/>
           </w:tcPr>
           <w:p>
@@ -11908,6 +12304,7 @@
                 <w:color w:val="303030"/>
                 <w:sz w:val="20"/>
                 <w:szCs w:val="20"/>
+                <w:highlight w:val="cyan"/>
               </w:rPr>
             </w:pPr>
             <w:r>
@@ -11916,8 +12313,9 @@
                 <w:color w:val="303030"/>
                 <w:sz w:val="20"/>
                 <w:szCs w:val="20"/>
-              </w:rPr>
-              <w:t>{var_33}</w:t>
+                <w:highlight w:val="cyan"/>
+              </w:rPr>
+              <w:t>{point_name_id}</w:t>
             </w:r>
           </w:p>
         </w:tc>
@@ -11925,6 +12323,7 @@
           <w:tcPr>
             <w:tcW w:w="690" w:type="pct"/>
             <w:vMerge w:val="restart"/>
+            <w:shd w:val="clear" w:color="auto" w:fill="auto"/>
             <w:noWrap/>
             <w:vAlign w:val="center"/>
           </w:tcPr>
@@ -11936,6 +12335,7 @@
                 <w:color w:val="303030"/>
                 <w:sz w:val="20"/>
                 <w:szCs w:val="20"/>
+                <w:highlight w:val="cyan"/>
               </w:rPr>
             </w:pPr>
             <w:r>
@@ -11944,8 +12344,9 @@
                 <w:color w:val="303030"/>
                 <w:sz w:val="20"/>
                 <w:szCs w:val="20"/>
-              </w:rPr>
-              <w:t>{var_49}</w:t>
+                <w:highlight w:val="cyan"/>
+              </w:rPr>
+              <w:t>{point_time}</w:t>
             </w:r>
           </w:p>
         </w:tc>
@@ -11953,6 +12354,7 @@
           <w:tcPr>
             <w:tcW w:w="595" w:type="pct"/>
             <w:vMerge w:val="restart"/>
+            <w:shd w:val="clear" w:color="auto" w:fill="auto"/>
             <w:vAlign w:val="center"/>
             <w:hideMark/>
           </w:tcPr>
@@ -11964,6 +12366,7 @@
                 <w:color w:val="303030"/>
                 <w:sz w:val="20"/>
                 <w:szCs w:val="20"/>
+                <w:highlight w:val="cyan"/>
               </w:rPr>
             </w:pPr>
             <w:r>
@@ -11972,8 +12375,9 @@
                 <w:color w:val="303030"/>
                 <w:sz w:val="20"/>
                 <w:szCs w:val="20"/>
-              </w:rPr>
-              <w:t>{var_50}</w:t>
+                <w:highlight w:val="cyan"/>
+              </w:rPr>
+              <w:t>{point_elevation}</w:t>
             </w:r>
             <w:r>
               <w:rPr>
@@ -11981,13 +12385,16 @@
                 <w:color w:val="303030"/>
                 <w:sz w:val="20"/>
                 <w:szCs w:val="20"/>
-              </w:rPr>
+                <w:highlight w:val="cyan"/>
+              </w:rPr>
+              <w:t>{placeholder_unknown_500}</w:t>
             </w:r>
           </w:p>
         </w:tc>
         <w:tc>
           <w:tcPr>
             <w:tcW w:w="1044" w:type="pct"/>
+            <w:shd w:val="clear" w:color="auto" w:fill="auto"/>
             <w:vAlign w:val="center"/>
           </w:tcPr>
           <w:p>
@@ -11998,6 +12405,7 @@
                 <w:color w:val="303030"/>
                 <w:sz w:val="20"/>
                 <w:szCs w:val="20"/>
+                <w:highlight w:val="cyan"/>
               </w:rPr>
             </w:pPr>
             <w:proofErr w:type="spellStart"/>
@@ -12007,8 +12415,9 @@
                 <w:color w:val="303030"/>
                 <w:sz w:val="20"/>
                 <w:szCs w:val="20"/>
-              </w:rPr>
-              <w:t>{var_46}</w:t>
+                <w:highlight w:val="cyan"/>
+              </w:rPr>
+              <w:t>{latitude_degrees}</w:t>
             </w:r>
             <w:proofErr w:type="gramStart"/>
             <w:r>
@@ -12017,7 +12426,9 @@
                 <w:color w:val="303030"/>
                 <w:sz w:val="20"/>
                 <w:szCs w:val="20"/>
-              </w:rPr>
+                <w:highlight w:val="cyan"/>
+              </w:rPr>
+              <w:t>X'X,XX</w:t>
             </w:r>
             <w:proofErr w:type="gramEnd"/>
             <w:r>
@@ -12026,7 +12437,9 @@
                 <w:color w:val="303030"/>
                 <w:sz w:val="20"/>
                 <w:szCs w:val="20"/>
-              </w:rPr>
+                <w:highlight w:val="cyan"/>
+              </w:rPr>
+              <w:t>"N</w:t>
             </w:r>
             <w:proofErr w:type="spellEnd"/>
           </w:p>
@@ -12034,6 +12447,7 @@
         <w:tc>
           <w:tcPr>
             <w:tcW w:w="988" w:type="pct"/>
+            <w:shd w:val="clear" w:color="auto" w:fill="auto"/>
             <w:vAlign w:val="center"/>
           </w:tcPr>
           <w:p>
@@ -12044,6 +12458,7 @@
                 <w:color w:val="303030"/>
                 <w:sz w:val="20"/>
                 <w:szCs w:val="20"/>
+                <w:highlight w:val="cyan"/>
               </w:rPr>
             </w:pPr>
             <w:r>
@@ -12052,8 +12467,9 @@
                 <w:color w:val="303030"/>
                 <w:sz w:val="20"/>
                 <w:szCs w:val="20"/>
-              </w:rPr>
-              <w:t>{var_47}</w:t>
+                <w:highlight w:val="cyan"/>
+              </w:rPr>
+              <w:t>{latitude_full}</w:t>
             </w:r>
           </w:p>
         </w:tc>
@@ -12076,6 +12492,7 @@
                 <w:color w:val="303030"/>
                 <w:sz w:val="20"/>
                 <w:szCs w:val="20"/>
+                <w:highlight w:val="cyan"/>
               </w:rPr>
             </w:pPr>
           </w:p>
@@ -12093,6 +12510,7 @@
                 <w:color w:val="303030"/>
                 <w:sz w:val="20"/>
                 <w:szCs w:val="20"/>
+                <w:highlight w:val="cyan"/>
               </w:rPr>
             </w:pPr>
           </w:p>
@@ -12110,6 +12528,7 @@
                 <w:color w:val="303030"/>
                 <w:sz w:val="20"/>
                 <w:szCs w:val="20"/>
+                <w:highlight w:val="cyan"/>
               </w:rPr>
             </w:pPr>
           </w:p>
@@ -12128,6 +12547,7 @@
                 <w:color w:val="303030"/>
                 <w:sz w:val="20"/>
                 <w:szCs w:val="20"/>
+                <w:highlight w:val="cyan"/>
               </w:rPr>
             </w:pPr>
           </w:p>
@@ -12135,6 +12555,7 @@
         <w:tc>
           <w:tcPr>
             <w:tcW w:w="1044" w:type="pct"/>
+            <w:shd w:val="clear" w:color="auto" w:fill="auto"/>
             <w:vAlign w:val="center"/>
           </w:tcPr>
           <w:p>
@@ -12145,6 +12566,7 @@
                 <w:color w:val="303030"/>
                 <w:sz w:val="20"/>
                 <w:szCs w:val="20"/>
+                <w:highlight w:val="cyan"/>
               </w:rPr>
             </w:pPr>
             <w:proofErr w:type="spellStart"/>
@@ -12154,8 +12576,9 @@
                 <w:color w:val="303030"/>
                 <w:sz w:val="20"/>
                 <w:szCs w:val="20"/>
-              </w:rPr>
-              <w:t>{var_51}</w:t>
+                <w:highlight w:val="cyan"/>
+              </w:rPr>
+              <w:t>{longitude_degrees}</w:t>
             </w:r>
             <w:proofErr w:type="gramStart"/>
             <w:r>
@@ -12164,7 +12587,9 @@
                 <w:color w:val="303030"/>
                 <w:sz w:val="20"/>
                 <w:szCs w:val="20"/>
-              </w:rPr>
+                <w:highlight w:val="cyan"/>
+              </w:rPr>
+              <w:t>X'X,XX</w:t>
             </w:r>
             <w:proofErr w:type="gramEnd"/>
             <w:r>
@@ -12173,7 +12598,9 @@
                 <w:color w:val="303030"/>
                 <w:sz w:val="20"/>
                 <w:szCs w:val="20"/>
-              </w:rPr>
+                <w:highlight w:val="cyan"/>
+              </w:rPr>
+              <w:t>"W</w:t>
             </w:r>
             <w:proofErr w:type="spellEnd"/>
           </w:p>
@@ -12181,6 +12608,7 @@
         <w:tc>
           <w:tcPr>
             <w:tcW w:w="988" w:type="pct"/>
+            <w:shd w:val="clear" w:color="auto" w:fill="auto"/>
             <w:vAlign w:val="center"/>
           </w:tcPr>
           <w:p>
@@ -12191,6 +12619,7 @@
                 <w:color w:val="303030"/>
                 <w:sz w:val="20"/>
                 <w:szCs w:val="20"/>
+                <w:highlight w:val="cyan"/>
               </w:rPr>
             </w:pPr>
             <w:r>
@@ -12199,8 +12628,9 @@
                 <w:color w:val="303030"/>
                 <w:sz w:val="20"/>
                 <w:szCs w:val="20"/>
-              </w:rPr>
-              <w:t>{var_52}</w:t>
+                <w:highlight w:val="cyan"/>
+              </w:rPr>
+              <w:t>{longitude_full}</w:t>
             </w:r>
           </w:p>
         </w:tc>
@@ -12226,7 +12656,7 @@
           <w:sz w:val="20"/>
           <w:szCs w:val="20"/>
         </w:rPr>
-        <w:t>Fuente: SERAMBIENTE S.A.S., </w:t>
+        <w:t xml:space="preserve">Fuente: SERAMBIENTE S.A.S., </w:t>
       </w:r>
       <w:commentRangeStart w:id="120"/>
       <w:r>
@@ -12237,7 +12667,7 @@
           <w:sz w:val="20"/>
           <w:szCs w:val="20"/>
         </w:rPr>
-        <w:t>XXXX</w:t>
+        <w:t>{source_year_509}</w:t>
       </w:r>
       <w:commentRangeEnd w:id="120"/>
       <w:r>
@@ -12268,6 +12698,7 @@
         <w:rPr>
           <w:rFonts w:ascii="Avenir Next LT Pro" w:hAnsi="Avenir Next LT Pro" w:cs="Calibri"/>
           <w:color w:val="303030"/>
+          <w:highlight w:val="cyan"/>
         </w:rPr>
       </w:pPr>
       <w:r>
@@ -12275,8 +12706,9 @@
           <w:rFonts w:ascii="Avenir Next LT Pro" w:hAnsi="Avenir Next LT Pro"/>
           <w:noProof/>
           <w:color w:val="303030"/>
-        </w:rPr>
-        <w:t>{var_9}</w:t>
+          <w:highlight w:val="cyan"/>
+        </w:rPr>
+        <w:t>Aquí se agrega la imagen previamente extraida del Google Earth.</w:t>
       </w:r>
     </w:p>
     <w:p>
@@ -12287,196 +12719,214 @@
           <w:rFonts w:ascii="Avenir Next LT Pro" w:hAnsi="Avenir Next LT Pro"/>
           <w:b/>
           <w:bCs/>
+          <w:color w:val="303030"/>
+          <w:sz w:val="20"/>
+          <w:szCs w:val="20"/>
+          <w:highlight w:val="cyan"/>
+          <w:lang w:val="es-CO"/>
+        </w:rPr>
+      </w:pPr>
+      <w:bookmarkStart w:id="121" w:name="_Ref64707706"/>
+    </w:p>
+    <w:p>
+      <w:pPr>
+        <w:pStyle w:val="Sinespaciado"/>
+        <w:jc w:val="center"/>
+        <w:rPr>
+          <w:rFonts w:ascii="Avenir Next LT Pro" w:hAnsi="Avenir Next LT Pro"/>
+          <w:b/>
+          <w:bCs/>
+          <w:color w:val="303030"/>
+          <w:sz w:val="20"/>
+          <w:szCs w:val="20"/>
+          <w:highlight w:val="cyan"/>
+          <w:lang w:val="es-CO"/>
+        </w:rPr>
+      </w:pPr>
+      <w:bookmarkStart w:id="122" w:name="_Toc198276519"/>
+      <w:r>
+        <w:rPr>
+          <w:rFonts w:ascii="Avenir Next LT Pro" w:hAnsi="Avenir Next LT Pro"/>
+          <w:b/>
+          <w:bCs/>
+          <w:color w:val="303030"/>
+          <w:sz w:val="20"/>
+          <w:szCs w:val="20"/>
+          <w:highlight w:val="cyan"/>
+          <w:lang w:val="es-CO"/>
+        </w:rPr>
+        <w:t xml:space="preserve">Figura </w:t>
+      </w:r>
+      <w:r>
+        <w:rPr>
+          <w:rFonts w:ascii="Avenir Next LT Pro" w:hAnsi="Avenir Next LT Pro"/>
+          <w:b/>
+          <w:bCs/>
+          <w:color w:val="303030"/>
+          <w:sz w:val="20"/>
+          <w:szCs w:val="20"/>
+          <w:highlight w:val="cyan"/>
+          <w:lang w:val="es-CO"/>
+        </w:rPr>
+        <w:fldChar w:fldCharType="begin"/>
+      </w:r>
+      <w:r>
+        <w:rPr>
+          <w:rFonts w:ascii="Avenir Next LT Pro" w:hAnsi="Avenir Next LT Pro"/>
+          <w:b/>
+          <w:bCs/>
+          <w:color w:val="303030"/>
+          <w:sz w:val="20"/>
+          <w:szCs w:val="20"/>
+          <w:highlight w:val="cyan"/>
+          <w:lang w:val="es-CO"/>
+        </w:rPr>
+        <w:instrText xml:space="preserve"> SEQ Figura \* ARABIC </w:instrText>
+      </w:r>
+      <w:r>
+        <w:rPr>
+          <w:rFonts w:ascii="Avenir Next LT Pro" w:hAnsi="Avenir Next LT Pro"/>
+          <w:b/>
+          <w:bCs/>
+          <w:color w:val="303030"/>
+          <w:sz w:val="20"/>
+          <w:szCs w:val="20"/>
+          <w:highlight w:val="cyan"/>
+          <w:lang w:val="es-CO"/>
+        </w:rPr>
+        <w:fldChar w:fldCharType="separate"/>
+      </w:r>
+      <w:r>
+        <w:rPr>
+          <w:rFonts w:ascii="Avenir Next LT Pro" w:hAnsi="Avenir Next LT Pro"/>
+          <w:b/>
+          <w:bCs/>
+          <w:noProof/>
+          <w:color w:val="303030"/>
+          <w:sz w:val="20"/>
+          <w:szCs w:val="20"/>
+          <w:highlight w:val="cyan"/>
+          <w:lang w:val="es-CO"/>
+        </w:rPr>
+        <w:t>2</w:t>
+      </w:r>
+      <w:r>
+        <w:rPr>
+          <w:rFonts w:ascii="Avenir Next LT Pro" w:hAnsi="Avenir Next LT Pro"/>
+          <w:b/>
+          <w:bCs/>
+          <w:color w:val="303030"/>
+          <w:sz w:val="20"/>
+          <w:szCs w:val="20"/>
+          <w:highlight w:val="cyan"/>
+          <w:lang w:val="es-CO"/>
+        </w:rPr>
+        <w:fldChar w:fldCharType="end"/>
+      </w:r>
+      <w:bookmarkEnd w:id="121"/>
+      <w:r>
+        <w:rPr>
+          <w:rFonts w:ascii="Avenir Next LT Pro" w:hAnsi="Avenir Next LT Pro"/>
+          <w:b/>
+          <w:bCs/>
+          <w:color w:val="303030"/>
+          <w:sz w:val="20"/>
+          <w:szCs w:val="20"/>
+          <w:highlight w:val="cyan"/>
+          <w:lang w:val="es-CO"/>
+        </w:rPr>
+        <w:t>. Localización geográfica de los puntos de monitoreo.</w:t>
+      </w:r>
+      <w:bookmarkEnd w:id="122"/>
+    </w:p>
+    <w:p>
+      <w:pPr>
+        <w:pStyle w:val="Sinespaciado"/>
+        <w:jc w:val="center"/>
+        <w:rPr>
+          <w:rFonts w:ascii="Avenir Next LT Pro" w:hAnsi="Avenir Next LT Pro"/>
+          <w:bCs/>
+          <w:i/>
+          <w:iCs/>
+          <w:color w:val="303030"/>
+          <w:sz w:val="20"/>
+          <w:szCs w:val="18"/>
+          <w:highlight w:val="cyan"/>
+          <w:lang w:val="es-CO"/>
+        </w:rPr>
+      </w:pPr>
+      <w:bookmarkStart w:id="123" w:name="_Toc369946553"/>
+      <w:bookmarkEnd w:id="71"/>
+      <w:r>
+        <w:rPr>
+          <w:rFonts w:ascii="Avenir Next LT Pro" w:hAnsi="Avenir Next LT Pro" w:cs="Calibri"/>
+          <w:i/>
           <w:color w:val="303030"/>
           <w:sz w:val="20"/>
           <w:szCs w:val="20"/>
           <w:lang w:val="es-CO"/>
         </w:rPr>
-      </w:pPr>
-      <w:bookmarkStart w:id="121" w:name="_Ref64707706"/>
-    </w:p>
-    <w:p>
-      <w:pPr>
-        <w:pStyle w:val="Sinespaciado"/>
-        <w:jc w:val="center"/>
-        <w:rPr>
-          <w:rFonts w:ascii="Avenir Next LT Pro" w:hAnsi="Avenir Next LT Pro"/>
-          <w:b/>
-          <w:bCs/>
+        <w:t xml:space="preserve">Fuente: Tomado y modificado de Google </w:t>
+      </w:r>
+      <w:proofErr w:type="spellStart"/>
+      <w:r>
+        <w:rPr>
+          <w:rFonts w:ascii="Avenir Next LT Pro" w:hAnsi="Avenir Next LT Pro" w:cs="Calibri"/>
+          <w:i/>
           <w:color w:val="303030"/>
           <w:sz w:val="20"/>
           <w:szCs w:val="20"/>
           <w:lang w:val="es-CO"/>
         </w:rPr>
-      </w:pPr>
-      <w:bookmarkStart w:id="122" w:name="_Toc198276519"/>
-      <w:r>
-        <w:rPr>
-          <w:rFonts w:ascii="Avenir Next LT Pro" w:hAnsi="Avenir Next LT Pro"/>
-          <w:b/>
-          <w:bCs/>
+        <w:t>Earth</w:t>
+      </w:r>
+      <w:proofErr w:type="spellEnd"/>
+      <w:r>
+        <w:rPr>
+          <w:rFonts w:ascii="Avenir Next LT Pro" w:hAnsi="Avenir Next LT Pro" w:cs="Calibri"/>
+          <w:i/>
           <w:color w:val="303030"/>
           <w:sz w:val="20"/>
           <w:szCs w:val="20"/>
           <w:lang w:val="es-CO"/>
         </w:rPr>
-        <w:t>{var_10}</w:t>
-      </w:r>
-      <w:r>
-        <w:rPr>
-          <w:rFonts w:ascii="Avenir Next LT Pro" w:hAnsi="Avenir Next LT Pro"/>
-          <w:b/>
-          <w:bCs/>
+        <w:t xml:space="preserve">., </w:t>
+      </w:r>
+      <w:r>
+        <w:rPr>
+          <w:rFonts w:ascii="Avenir Next LT Pro" w:hAnsi="Avenir Next LT Pro" w:cs="Calibri"/>
+          <w:i/>
+          <w:color w:val="303030"/>
+          <w:sz w:val="20"/>
+          <w:szCs w:val="20"/>
+          <w:highlight w:val="cyan"/>
+          <w:lang w:val="es-CO"/>
+        </w:rPr>
+        <w:t>{source_year_516}</w:t>
+      </w:r>
+      <w:r>
+        <w:rPr>
+          <w:rFonts w:ascii="Avenir Next LT Pro" w:hAnsi="Avenir Next LT Pro" w:cs="Calibri"/>
+          <w:i/>
           <w:color w:val="303030"/>
           <w:sz w:val="20"/>
           <w:szCs w:val="20"/>
           <w:lang w:val="es-CO"/>
         </w:rPr>
-      </w:r>
-      <w:r>
-        <w:rPr>
-          <w:rFonts w:ascii="Avenir Next LT Pro" w:hAnsi="Avenir Next LT Pro"/>
-          <w:b/>
-          <w:bCs/>
-          <w:color w:val="303030"/>
-          <w:sz w:val="20"/>
-          <w:szCs w:val="20"/>
-          <w:lang w:val="es-CO"/>
-        </w:rPr>
-      </w:r>
-      <w:r>
-        <w:rPr>
-          <w:rFonts w:ascii="Avenir Next LT Pro" w:hAnsi="Avenir Next LT Pro"/>
-          <w:b/>
-          <w:bCs/>
-          <w:color w:val="303030"/>
-          <w:sz w:val="20"/>
-          <w:szCs w:val="20"/>
-          <w:lang w:val="es-CO"/>
-        </w:rPr>
-      </w:r>
-      <w:r>
-        <w:rPr>
-          <w:rFonts w:ascii="Avenir Next LT Pro" w:hAnsi="Avenir Next LT Pro"/>
-          <w:b/>
-          <w:bCs/>
-          <w:noProof/>
-          <w:color w:val="303030"/>
-          <w:sz w:val="20"/>
-          <w:szCs w:val="20"/>
-          <w:lang w:val="es-CO"/>
-        </w:rPr>
-      </w:r>
-      <w:r>
-        <w:rPr>
-          <w:rFonts w:ascii="Avenir Next LT Pro" w:hAnsi="Avenir Next LT Pro"/>
-          <w:b/>
-          <w:bCs/>
-          <w:color w:val="303030"/>
-          <w:sz w:val="20"/>
-          <w:szCs w:val="20"/>
-          <w:lang w:val="es-CO"/>
-        </w:rPr>
-      </w:r>
-      <w:bookmarkEnd w:id="121"/>
-      <w:r>
-        <w:rPr>
-          <w:rFonts w:ascii="Avenir Next LT Pro" w:hAnsi="Avenir Next LT Pro"/>
-          <w:b/>
-          <w:bCs/>
-          <w:color w:val="303030"/>
-          <w:sz w:val="20"/>
-          <w:szCs w:val="20"/>
-          <w:lang w:val="es-CO"/>
-        </w:rPr>
-      </w:r>
-      <w:bookmarkEnd w:id="122"/>
-    </w:p>
-    <w:p>
-      <w:pPr>
-        <w:pStyle w:val="Sinespaciado"/>
-        <w:jc w:val="center"/>
-        <w:rPr>
-          <w:rFonts w:ascii="Avenir Next LT Pro" w:hAnsi="Avenir Next LT Pro"/>
-          <w:bCs/>
+        <w:t>.</w:t>
+      </w:r>
+      <w:r>
+        <w:rPr>
+          <w:rFonts w:ascii="Avenir Next LT Pro" w:hAnsi="Avenir Next LT Pro"/>
           <w:i/>
           <w:iCs/>
           <w:color w:val="303030"/>
           <w:sz w:val="20"/>
           <w:szCs w:val="18"/>
+          <w:highlight w:val="cyan"/>
           <w:lang w:val="es-CO"/>
         </w:rPr>
-      </w:pPr>
-      <w:bookmarkStart w:id="123" w:name="_Toc369946553"/>
-      <w:bookmarkEnd w:id="71"/>
-      <w:r>
-        <w:rPr>
-          <w:rFonts w:ascii="Avenir Next LT Pro" w:hAnsi="Avenir Next LT Pro" w:cs="Calibri"/>
-          <w:i/>
-          <w:color w:val="303030"/>
-          <w:sz w:val="20"/>
-          <w:szCs w:val="20"/>
-          <w:lang w:val="es-CO"/>
-        </w:rPr>
-        <w:t>Fuente: Tomado y modificado de Google </w:t>
-      </w:r>
-      <w:proofErr w:type="spellStart"/>
-      <w:r>
-        <w:rPr>
-          <w:rFonts w:ascii="Avenir Next LT Pro" w:hAnsi="Avenir Next LT Pro" w:cs="Calibri"/>
-          <w:i/>
-          <w:color w:val="303030"/>
-          <w:sz w:val="20"/>
-          <w:szCs w:val="20"/>
-          <w:lang w:val="es-CO"/>
-        </w:rPr>
-        <w:t>Earth</w:t>
-      </w:r>
-      <w:proofErr w:type="spellEnd"/>
-      <w:r>
-        <w:rPr>
-          <w:rFonts w:ascii="Avenir Next LT Pro" w:hAnsi="Avenir Next LT Pro" w:cs="Calibri"/>
-          <w:i/>
-          <w:color w:val="303030"/>
-          <w:sz w:val="20"/>
-          <w:szCs w:val="20"/>
-          <w:lang w:val="es-CO"/>
-        </w:rPr>
-        <w:t>., </w:t>
-      </w:r>
-      <w:r>
-        <w:rPr>
-          <w:rFonts w:ascii="Avenir Next LT Pro" w:hAnsi="Avenir Next LT Pro" w:cs="Calibri"/>
-          <w:i/>
-          <w:color w:val="303030"/>
-          <w:sz w:val="20"/>
-          <w:szCs w:val="20"/>
-          <w:lang w:val="es-CO"/>
-        </w:rPr>
-        <w:t>{fuente_tomado_y_modificado_de_google_earth_1}</w:t>
-      </w:r>
-      <w:r>
-        <w:rPr>
-          <w:rFonts w:ascii="Avenir Next LT Pro" w:hAnsi="Avenir Next LT Pro" w:cs="Calibri"/>
-          <w:i/>
-          <w:color w:val="303030"/>
-          <w:sz w:val="20"/>
-          <w:szCs w:val="20"/>
-          <w:lang w:val="es-CO"/>
-        </w:rPr>
-        <w:t>.</w:t>
-      </w:r>
-      <w:r>
-        <w:rPr>
-          <w:rFonts w:ascii="Avenir Next LT Pro" w:hAnsi="Avenir Next LT Pro"/>
-          <w:i/>
-          <w:iCs/>
-          <w:color w:val="303030"/>
-          <w:sz w:val="20"/>
-          <w:szCs w:val="18"/>
-          <w:lang w:val="es-CO"/>
-        </w:rPr>
-        <w:t>{var_6}</w:t>
+        <w:br w:type="page"/>
       </w:r>
     </w:p>
     <w:p>
@@ -12489,7 +12939,7 @@
       <w:bookmarkEnd w:id="123"/>
       <w:r>
         <w:lastRenderedPageBreak/>
-        <w:t>RESULTADOS </w:t>
+        <w:t xml:space="preserve">RESULTADOS </w:t>
       </w:r>
       <w:bookmarkStart w:id="125" w:name="_Toc48838293"/>
       <w:bookmarkStart w:id="126" w:name="_Toc314563445"/>
@@ -12502,13 +12952,17 @@
     <w:p>
       <w:pPr>
         <w:pStyle w:val="Ttulo2"/>
-        <w:rPr/>
+        <w:rPr>
+          <w:highlight w:val="cyan"/>
+        </w:rPr>
       </w:pPr>
       <w:bookmarkStart w:id="128" w:name="_Toc209171132"/>
       <w:bookmarkStart w:id="129" w:name="_Toc112770522"/>
       <w:r>
-        <w:rPr/>
-        <w:t>{var_11}</w:t>
+        <w:rPr>
+          <w:highlight w:val="cyan"/>
+        </w:rPr>
+        <w:t>Resultados de campo</w:t>
       </w:r>
       <w:bookmarkEnd w:id="128"/>
     </w:p>
@@ -12529,9 +12983,10 @@
           <w:bCs/>
           <w:color w:val="303030"/>
           <w:sz w:val="22"/>
+          <w:highlight w:val="cyan"/>
           <w:lang w:eastAsia="en-US"/>
         </w:rPr>
-        <w:t>{var_12}</w:t>
+        <w:t>Usualmente para este tipo de monitoreo no se cuenta con datos in situ, sin embargo, en caso de presentarse debe diligenciarse resultados y análisis que aplique, de lo contrario se puede omitir este ítem.</w:t>
       </w:r>
       <w:r>
         <w:rPr>
@@ -12541,7 +12996,7 @@
           <w:sz w:val="22"/>
           <w:lang w:eastAsia="en-US"/>
         </w:rPr>
-        <w:t> </w:t>
+        <w:t xml:space="preserve"> </w:t>
       </w:r>
     </w:p>
     <w:p>
@@ -12600,7 +13055,7 @@
           <w:sz w:val="22"/>
           <w:szCs w:val="22"/>
         </w:rPr>
-        <w:t>, </w:t>
+        <w:t xml:space="preserve">, </w:t>
       </w:r>
       <w:r>
         <w:rPr>
@@ -12610,7 +13065,7 @@
           <w:szCs w:val="22"/>
           <w:lang w:eastAsia="es-MX"/>
         </w:rPr>
-        <w:t>en la </w:t>
+        <w:t xml:space="preserve">en la </w:t>
       </w:r>
       <w:r>
         <w:rPr>
@@ -12668,7 +13123,7 @@
           <w:sz w:val="22"/>
           <w:szCs w:val="22"/>
         </w:rPr>
-        <w:t>Tabla </w:t>
+        <w:t xml:space="preserve">Tabla </w:t>
       </w:r>
       <w:r>
         <w:rPr>
@@ -12704,7 +13159,7 @@
           <w:szCs w:val="22"/>
           <w:lang w:eastAsia="es-MX"/>
         </w:rPr>
-        <w:t> </w:t>
+        <w:t xml:space="preserve"> </w:t>
       </w:r>
       <w:r>
         <w:rPr>
@@ -12713,7 +13168,7 @@
           <w:sz w:val="22"/>
           <w:szCs w:val="22"/>
         </w:rPr>
-        <w:t>se presentan </w:t>
+        <w:t xml:space="preserve">se presentan </w:t>
       </w:r>
       <w:r>
         <w:rPr>
@@ -12731,7 +13186,7 @@
           <w:sz w:val="22"/>
           <w:szCs w:val="22"/>
         </w:rPr>
-        <w:t> y su comparación con el Decreto 1076 de 2015</w:t>
+        <w:t xml:space="preserve"> y su comparación con el Decreto 1076 de 2015</w:t>
       </w:r>
       <w:r>
         <w:rPr>
@@ -12740,7 +13195,7 @@
           <w:sz w:val="22"/>
           <w:szCs w:val="22"/>
         </w:rPr>
-        <w:t> </w:t>
+        <w:t xml:space="preserve"> </w:t>
       </w:r>
       <w:r>
         <w:rPr>
@@ -12781,7 +13236,7 @@
           <w:color w:val="303030"/>
           <w:lang w:val="es-CO"/>
         </w:rPr>
-        <w:t>Tabla </w:t>
+        <w:t xml:space="preserve">Tabla </w:t>
       </w:r>
       <w:r>
         <w:rPr>
@@ -12831,7 +13286,7 @@
           <w:color w:val="303030"/>
           <w:lang w:val="es-CO"/>
         </w:rPr>
-        <w:t>. Resultados de </w:t>
+        <w:t xml:space="preserve">. Resultados de </w:t>
       </w:r>
       <w:r>
         <w:rPr>
@@ -12839,7 +13294,7 @@
           <w:color w:val="303030"/>
           <w:lang w:val="es-CO"/>
         </w:rPr>
-        <w:t>laboratorio y </w:t>
+        <w:t xml:space="preserve">laboratorio y </w:t>
       </w:r>
       <w:commentRangeStart w:id="133"/>
       <w:r>
@@ -12848,7 +13303,7 @@
           <w:color w:val="303030"/>
           <w:lang w:val="es-CO"/>
         </w:rPr>
-        <w:t>comparación Decreto </w:t>
+        <w:t xml:space="preserve">comparación Decreto </w:t>
       </w:r>
       <w:r>
         <w:rPr>
@@ -12903,6 +13358,7 @@
           <w:tcPr>
             <w:tcW w:w="827" w:type="pct"/>
             <w:vMerge w:val="restart"/>
+            <w:shd w:val="clear" w:color="auto" w:fill="004CAB"/>
             <w:vAlign w:val="center"/>
             <w:hideMark/>
           </w:tcPr>
@@ -12935,6 +13391,7 @@
           <w:tcPr>
             <w:tcW w:w="699" w:type="pct"/>
             <w:vMerge w:val="restart"/>
+            <w:shd w:val="clear" w:color="auto" w:fill="004CAB"/>
             <w:vAlign w:val="center"/>
             <w:hideMark/>
           </w:tcPr>
@@ -12966,6 +13423,7 @@
         <w:tc>
           <w:tcPr>
             <w:tcW w:w="1201" w:type="pct"/>
+            <w:shd w:val="clear" w:color="auto" w:fill="004CAB"/>
             <w:vAlign w:val="center"/>
             <w:hideMark/>
           </w:tcPr>
@@ -12989,14 +13447,16 @@
                 <w:color w:val="FFFFFF" w:themeColor="background1"/>
                 <w:sz w:val="20"/>
                 <w:szCs w:val="20"/>
-              </w:rPr>
-              <w:t>{var_53}</w:t>
+                <w:highlight w:val="cyan"/>
+              </w:rPr>
+              <w:t>Nombre del punto</w:t>
             </w:r>
           </w:p>
         </w:tc>
         <w:tc>
           <w:tcPr>
             <w:tcW w:w="1268" w:type="pct"/>
+            <w:shd w:val="clear" w:color="auto" w:fill="004CAB"/>
             <w:vAlign w:val="center"/>
             <w:hideMark/>
           </w:tcPr>
@@ -13029,6 +13489,7 @@
           <w:tcPr>
             <w:tcW w:w="1005" w:type="pct"/>
             <w:vMerge w:val="restart"/>
+            <w:shd w:val="clear" w:color="auto" w:fill="004CAB"/>
             <w:vAlign w:val="center"/>
             <w:hideMark/>
           </w:tcPr>
@@ -13052,8 +13513,9 @@
                 <w:color w:val="FFFFFF" w:themeColor="background1"/>
                 <w:sz w:val="20"/>
                 <w:szCs w:val="20"/>
-              </w:rPr>
-              <w:t>{var_59}</w:t>
+                <w:highlight w:val="cyan"/>
+              </w:rPr>
+              <w:t>Declaración de conformidad</w:t>
             </w:r>
           </w:p>
         </w:tc>
@@ -13067,6 +13529,7 @@
           <w:tcPr>
             <w:tcW w:w="827" w:type="pct"/>
             <w:vMerge/>
+            <w:shd w:val="clear" w:color="auto" w:fill="004CAB"/>
             <w:vAlign w:val="center"/>
             <w:hideMark/>
           </w:tcPr>
@@ -13087,6 +13550,7 @@
           <w:tcPr>
             <w:tcW w:w="699" w:type="pct"/>
             <w:vMerge/>
+            <w:shd w:val="clear" w:color="auto" w:fill="004CAB"/>
             <w:vAlign w:val="center"/>
             <w:hideMark/>
           </w:tcPr>
@@ -13106,6 +13570,7 @@
         <w:tc>
           <w:tcPr>
             <w:tcW w:w="1201" w:type="pct"/>
+            <w:shd w:val="clear" w:color="auto" w:fill="004CAB"/>
             <w:vAlign w:val="center"/>
           </w:tcPr>
           <w:p>
@@ -13128,8 +13593,9 @@
                 <w:color w:val="FFFFFF" w:themeColor="background1"/>
                 <w:sz w:val="20"/>
                 <w:szCs w:val="20"/>
-              </w:rPr>
-              <w:t>{var_55}</w:t>
+                <w:highlight w:val="cyan"/>
+              </w:rPr>
+              <w:t>Fecha de monitoreo</w:t>
             </w:r>
           </w:p>
         </w:tc>
@@ -13137,6 +13603,7 @@
           <w:tcPr>
             <w:tcW w:w="1268" w:type="pct"/>
             <w:vMerge w:val="restart"/>
+            <w:shd w:val="clear" w:color="auto" w:fill="004CAB"/>
             <w:vAlign w:val="center"/>
             <w:hideMark/>
           </w:tcPr>
@@ -13161,7 +13628,7 @@
                 <w:sz w:val="20"/>
                 <w:szCs w:val="20"/>
               </w:rPr>
-              <w:t>Decreto 1076 de 2015 </w:t>
+              <w:t xml:space="preserve">Decreto 1076 de 2015 </w:t>
             </w:r>
             <w:r>
               <w:rPr>
@@ -13180,6 +13647,7 @@
           <w:tcPr>
             <w:tcW w:w="1005" w:type="pct"/>
             <w:vMerge/>
+            <w:shd w:val="clear" w:color="auto" w:fill="004CAB"/>
             <w:vAlign w:val="center"/>
             <w:hideMark/>
           </w:tcPr>
@@ -13245,6 +13713,7 @@
         <w:tc>
           <w:tcPr>
             <w:tcW w:w="1201" w:type="pct"/>
+            <w:shd w:val="clear" w:color="auto" w:fill="004CAB"/>
             <w:vAlign w:val="center"/>
           </w:tcPr>
           <w:p>
@@ -13267,8 +13736,9 @@
                 <w:color w:val="FFFFFF" w:themeColor="background1"/>
                 <w:sz w:val="20"/>
                 <w:szCs w:val="20"/>
-              </w:rPr>
-              <w:t>{var_57}</w:t>
+                <w:highlight w:val="cyan"/>
+              </w:rPr>
+              <w:t>Hora</w:t>
             </w:r>
           </w:p>
         </w:tc>
@@ -13296,6 +13766,7 @@
           <w:tcPr>
             <w:tcW w:w="1005" w:type="pct"/>
             <w:vMerge/>
+            <w:shd w:val="clear" w:color="auto" w:fill="004CAB"/>
             <w:vAlign w:val="center"/>
             <w:hideMark/>
           </w:tcPr>
@@ -13361,6 +13832,7 @@
         <w:tc>
           <w:tcPr>
             <w:tcW w:w="1201" w:type="pct"/>
+            <w:shd w:val="clear" w:color="auto" w:fill="004CAB"/>
             <w:noWrap/>
             <w:vAlign w:val="center"/>
           </w:tcPr>
@@ -13384,8 +13856,9 @@
                 <w:color w:val="FFFFFF" w:themeColor="background1"/>
                 <w:sz w:val="20"/>
                 <w:szCs w:val="20"/>
-              </w:rPr>
-              <w:t>{var_36}</w:t>
+                <w:highlight w:val="cyan"/>
+              </w:rPr>
+              <w:t>ID</w:t>
             </w:r>
           </w:p>
         </w:tc>
@@ -13438,6 +13911,7 @@
         <w:tc>
           <w:tcPr>
             <w:tcW w:w="827" w:type="pct"/>
+            <w:shd w:val="clear" w:color="auto" w:fill="auto"/>
             <w:vAlign w:val="center"/>
             <w:hideMark/>
           </w:tcPr>
@@ -13457,14 +13931,16 @@
                 <w:color w:val="303030"/>
                 <w:sz w:val="20"/>
                 <w:szCs w:val="20"/>
-              </w:rPr>
-              <w:t>{var_43}</w:t>
+                <w:highlight w:val="cyan"/>
+              </w:rPr>
+              <w:t>Nombre</w:t>
             </w:r>
           </w:p>
         </w:tc>
         <w:tc>
           <w:tcPr>
             <w:tcW w:w="699" w:type="pct"/>
+            <w:shd w:val="clear" w:color="auto" w:fill="auto"/>
             <w:noWrap/>
             <w:vAlign w:val="center"/>
             <w:hideMark/>
@@ -13477,6 +13953,7 @@
                 <w:color w:val="303030"/>
                 <w:sz w:val="20"/>
                 <w:szCs w:val="20"/>
+                <w:highlight w:val="cyan"/>
               </w:rPr>
             </w:pPr>
             <w:r>
@@ -13485,14 +13962,16 @@
                 <w:color w:val="303030"/>
                 <w:sz w:val="20"/>
                 <w:szCs w:val="20"/>
-              </w:rPr>
-              <w:t>{fuente_tomado_y_modificado_de_google_earth_1}</w:t>
+                <w:highlight w:val="cyan"/>
+              </w:rPr>
+              <w:t>{result_point_name}</w:t>
             </w:r>
           </w:p>
         </w:tc>
         <w:tc>
           <w:tcPr>
             <w:tcW w:w="1201" w:type="pct"/>
+            <w:shd w:val="clear" w:color="auto" w:fill="auto"/>
             <w:noWrap/>
             <w:vAlign w:val="center"/>
           </w:tcPr>
@@ -13511,6 +13990,7 @@
         <w:tc>
           <w:tcPr>
             <w:tcW w:w="1268" w:type="pct"/>
+            <w:shd w:val="clear" w:color="auto" w:fill="auto"/>
             <w:vAlign w:val="center"/>
             <w:hideMark/>
           </w:tcPr>
@@ -13522,6 +14002,7 @@
                 <w:color w:val="303030"/>
                 <w:sz w:val="20"/>
                 <w:szCs w:val="20"/>
+                <w:highlight w:val="cyan"/>
               </w:rPr>
             </w:pPr>
             <w:r>
@@ -13530,14 +14011,16 @@
                 <w:color w:val="303030"/>
                 <w:sz w:val="20"/>
                 <w:szCs w:val="20"/>
-              </w:rPr>
-              <w:t>{var_60}</w:t>
+                <w:highlight w:val="cyan"/>
+              </w:rPr>
+              <w:t>{result_unknown_554}</w:t>
             </w:r>
           </w:p>
         </w:tc>
         <w:tc>
           <w:tcPr>
             <w:tcW w:w="1005" w:type="pct"/>
+            <w:shd w:val="clear" w:color="auto" w:fill="auto"/>
             <w:vAlign w:val="center"/>
             <w:hideMark/>
           </w:tcPr>
@@ -13549,6 +14032,7 @@
                 <w:color w:val="303030"/>
                 <w:sz w:val="20"/>
                 <w:szCs w:val="20"/>
+                <w:highlight w:val="cyan"/>
               </w:rPr>
             </w:pPr>
             <w:r>
@@ -13612,7 +14096,7 @@
           <w:sz w:val="20"/>
           <w:szCs w:val="20"/>
         </w:rPr>
-        <w:t> </w:t>
+        <w:t xml:space="preserve"> </w:t>
       </w:r>
       <w:commentRangeStart w:id="134"/>
       <w:r>
@@ -13621,8 +14105,9 @@
           <w:i/>
           <w:color w:val="303030"/>
           <w:sz w:val="20"/>
-        </w:rPr>
-        <w:t>{fuente_serambiente_s_a_s_2}</w:t>
+          <w:highlight w:val="cyan"/>
+        </w:rPr>
+        <w:t>2</w:t>
       </w:r>
       <w:r>
         <w:rPr>
@@ -13630,9 +14115,118 @@
           <w:i/>
           <w:color w:val="303030"/>
           <w:sz w:val="20"/>
-        </w:rPr>
+          <w:highlight w:val="cyan"/>
+        </w:rPr>
+        <w:t>{result_unknown_561}</w:t>
       </w:r>
       <w:commentRangeEnd w:id="134"/>
+      <w:r>
+        <w:rPr>
+          <w:rStyle w:val="Refdecomentario"/>
+          <w:rFonts w:ascii="Tahoma" w:hAnsi="Tahoma"/>
+          <w:szCs w:val="20"/>
+          <w:highlight w:val="cyan"/>
+          <w:lang w:val="es-MX" w:eastAsia="es-MX"/>
+        </w:rPr>
+        <w:commentReference w:id="134"/>
+      </w:r>
+      <w:r>
+        <w:rPr>
+          <w:rFonts w:ascii="Avenir Next LT Pro" w:hAnsi="Avenir Next LT Pro"/>
+          <w:i/>
+          <w:color w:val="303030"/>
+          <w:sz w:val="20"/>
+          <w:highlight w:val="cyan"/>
+        </w:rPr>
+        <w:t>.</w:t>
+      </w:r>
+    </w:p>
+    <w:p>
+      <w:pPr>
+        <w:pStyle w:val="Sinespaciado"/>
+        <w:jc w:val="center"/>
+        <w:rPr>
+          <w:rFonts w:ascii="Avenir Next LT Pro" w:hAnsi="Avenir Next LT Pro"/>
+          <w:i/>
+          <w:iCs/>
+          <w:color w:val="303030"/>
+          <w:sz w:val="20"/>
+          <w:highlight w:val="cyan"/>
+          <w:lang w:val="es-CO"/>
+        </w:rPr>
+      </w:pPr>
+    </w:p>
+    <w:p>
+      <w:pPr>
+        <w:spacing w:after="240" w:line="360" w:lineRule="auto"/>
+        <w:jc w:val="both"/>
+        <w:rPr>
+          <w:rFonts w:ascii="Avenir Next LT Pro" w:hAnsi="Avenir Next LT Pro"/>
+          <w:iCs/>
+          <w:color w:val="303030"/>
+          <w:sz w:val="22"/>
+          <w:szCs w:val="22"/>
+        </w:rPr>
+      </w:pPr>
+      <w:r>
+        <w:rPr>
+          <w:rFonts w:ascii="Avenir Next LT Pro" w:hAnsi="Avenir Next LT Pro"/>
+          <w:iCs/>
+          <w:color w:val="303030"/>
+          <w:sz w:val="22"/>
+          <w:szCs w:val="22"/>
+        </w:rPr>
+        <w:t xml:space="preserve">El procedimiento para determinar la característica de toxicidad por lixiviación (prueba TCLP), consiste en determinar la movilidad en el sedimento de constituyentes tóxicos, sean estos elementos o compuestos químicos, tanto de origen orgánico como inorgánico. Además, simula el medio que se puede presentar sobre los residuos de ácidos orgánicos generados en un sitio de </w:t>
+      </w:r>
+      <w:proofErr w:type="spellStart"/>
+      <w:r>
+        <w:rPr>
+          <w:rFonts w:ascii="Avenir Next LT Pro" w:hAnsi="Avenir Next LT Pro"/>
+          <w:iCs/>
+          <w:color w:val="303030"/>
+          <w:sz w:val="22"/>
+          <w:szCs w:val="22"/>
+        </w:rPr>
+        <w:t>co-disposición</w:t>
+      </w:r>
+      <w:proofErr w:type="spellEnd"/>
+      <w:r>
+        <w:rPr>
+          <w:rFonts w:ascii="Avenir Next LT Pro" w:hAnsi="Avenir Next LT Pro"/>
+          <w:iCs/>
+          <w:color w:val="303030"/>
+          <w:sz w:val="22"/>
+          <w:szCs w:val="22"/>
+        </w:rPr>
+        <w:t xml:space="preserve"> sin impermeabilización de fondo (USEPA 1991).</w:t>
+      </w:r>
+    </w:p>
+    <w:p>
+      <w:pPr>
+        <w:spacing w:after="240" w:line="360" w:lineRule="auto"/>
+        <w:jc w:val="both"/>
+        <w:rPr>
+          <w:rFonts w:ascii="Avenir Next LT Pro" w:hAnsi="Avenir Next LT Pro"/>
+          <w:iCs/>
+          <w:color w:val="303030"/>
+          <w:sz w:val="22"/>
+          <w:szCs w:val="22"/>
+          <w:highlight w:val="cyan"/>
+        </w:rPr>
+      </w:pPr>
+      <w:commentRangeStart w:id="135"/>
+      <w:r>
+        <w:rPr>
+          <w:rFonts w:ascii="Avenir Next LT Pro" w:eastAsia="MS Mincho" w:hAnsi="Avenir Next LT Pro" w:cstheme="minorHAnsi"/>
+          <w:iCs/>
+          <w:color w:val="303030"/>
+          <w:sz w:val="22"/>
+          <w:szCs w:val="22"/>
+          <w:highlight w:val="cyan"/>
+        </w:rPr>
+        <w:t>D</w:t>
+      </w:r>
+      <w:commentRangeEnd w:id="135"/>
       <w:r>
         <w:rPr>
           <w:rStyle w:val="Refdecomentario"/>
@@ -13640,88 +14234,8 @@
           <w:szCs w:val="20"/>
           <w:lang w:val="es-MX" w:eastAsia="es-MX"/>
         </w:rPr>
-      </w:r>
-      <w:r>
-        <w:rPr>
-          <w:rFonts w:ascii="Avenir Next LT Pro" w:hAnsi="Avenir Next LT Pro"/>
-          <w:i/>
-          <w:color w:val="303030"/>
-          <w:sz w:val="20"/>
-        </w:rPr>
-      </w:r>
-    </w:p>
-    <w:p>
-      <w:pPr>
-        <w:pStyle w:val="Sinespaciado"/>
-        <w:jc w:val="center"/>
-        <w:rPr>
-          <w:rFonts w:ascii="Avenir Next LT Pro" w:hAnsi="Avenir Next LT Pro"/>
-          <w:i/>
-          <w:iCs/>
-          <w:color w:val="303030"/>
-          <w:sz w:val="20"/>
-          <w:lang w:val="es-CO"/>
-        </w:rPr>
-      </w:pPr>
-    </w:p>
-    <w:p>
-      <w:pPr>
-        <w:spacing w:after="240" w:line="360" w:lineRule="auto"/>
-        <w:jc w:val="both"/>
-        <w:rPr>
-          <w:rFonts w:ascii="Avenir Next LT Pro" w:hAnsi="Avenir Next LT Pro"/>
-          <w:iCs/>
-          <w:color w:val="303030"/>
-          <w:sz w:val="22"/>
-          <w:szCs w:val="22"/>
-        </w:rPr>
-      </w:pPr>
-      <w:r>
-        <w:rPr>
-          <w:rFonts w:ascii="Avenir Next LT Pro" w:hAnsi="Avenir Next LT Pro"/>
-          <w:iCs/>
-          <w:color w:val="303030"/>
-          <w:sz w:val="22"/>
-          <w:szCs w:val="22"/>
-        </w:rPr>
-        <w:t>El procedimiento para determinar la característica de toxicidad por lixiviación (prueba TCLP), consiste en determinar la movilidad en el sedimento de constituyentes tóxicos, sean estos elementos o compuestos químicos, tanto de origen orgánico como inorgánico. Además, simula el medio que se puede presentar sobre los residuos de ácidos orgánicos generados en un sitio de </w:t>
-      </w:r>
-      <w:proofErr w:type="spellStart"/>
-      <w:r>
-        <w:rPr>
-          <w:rFonts w:ascii="Avenir Next LT Pro" w:hAnsi="Avenir Next LT Pro"/>
-          <w:iCs/>
-          <w:color w:val="303030"/>
-          <w:sz w:val="22"/>
-          <w:szCs w:val="22"/>
-        </w:rPr>
-        <w:t>co-disposición</w:t>
-      </w:r>
-      <w:proofErr w:type="spellEnd"/>
-      <w:r>
-        <w:rPr>
-          <w:rFonts w:ascii="Avenir Next LT Pro" w:hAnsi="Avenir Next LT Pro"/>
-          <w:iCs/>
-          <w:color w:val="303030"/>
-          <w:sz w:val="22"/>
-          <w:szCs w:val="22"/>
-        </w:rPr>
-        <w:t> sin impermeabilización de fondo (USEPA 1991).</w:t>
-      </w:r>
-    </w:p>
-    <w:p>
-      <w:pPr>
-        <w:spacing w:after="240" w:line="360" w:lineRule="auto"/>
-        <w:jc w:val="both"/>
-        <w:rPr>
-          <w:rFonts w:ascii="Avenir Next LT Pro" w:hAnsi="Avenir Next LT Pro"/>
-          <w:iCs/>
-          <w:color w:val="303030"/>
-          <w:sz w:val="22"/>
-          <w:szCs w:val="22"/>
-        </w:rPr>
-      </w:pPr>
-      <w:commentRangeStart w:id="135"/>
+        <w:commentReference w:id="135"/>
+      </w:r>
       <w:r>
         <w:rPr>
           <w:rFonts w:ascii="Avenir Next LT Pro" w:eastAsia="MS Mincho" w:hAnsi="Avenir Next LT Pro" w:cstheme="minorHAnsi"/>
@@ -13729,18 +14243,9 @@
           <w:color w:val="303030"/>
           <w:sz w:val="22"/>
           <w:szCs w:val="22"/>
-        </w:rPr>
-        <w:t>{var_13}</w:t>
-      </w:r>
-      <w:commentRangeEnd w:id="135"/>
-      <w:r>
-        <w:rPr>
-          <w:rStyle w:val="Refdecomentario"/>
-          <w:rFonts w:ascii="Tahoma" w:hAnsi="Tahoma"/>
-          <w:szCs w:val="20"/>
-          <w:lang w:val="es-MX" w:eastAsia="es-MX"/>
-        </w:rPr>
-        <w:commentReference w:id="135"/>
+          <w:highlight w:val="cyan"/>
+        </w:rPr>
+        <w:t>e acuerdo con lo anterior, l</w:t>
       </w:r>
       <w:r>
         <w:rPr>
@@ -13749,8 +14254,9 @@
           <w:color w:val="303030"/>
           <w:sz w:val="22"/>
           <w:szCs w:val="22"/>
-        </w:rPr>
-        <w:t>{var_14}</w:t>
+          <w:highlight w:val="cyan"/>
+        </w:rPr>
+        <w:t xml:space="preserve">as concentraciones obtenidas de los metales </w:t>
       </w:r>
       <w:r>
         <w:rPr>
@@ -13759,7 +14265,9 @@
           <w:color w:val="303030"/>
           <w:sz w:val="22"/>
           <w:szCs w:val="22"/>
-        </w:rPr>
+          <w:highlight w:val="cyan"/>
+        </w:rPr>
+        <w:t xml:space="preserve">para los lixiviados provenientes de los sedimentos </w:t>
       </w:r>
       <w:r>
         <w:rPr>
@@ -13768,7 +14276,9 @@
           <w:color w:val="303030"/>
           <w:sz w:val="22"/>
           <w:szCs w:val="22"/>
-        </w:rPr>
+          <w:highlight w:val="cyan"/>
+        </w:rPr>
+        <w:t>analizado</w:t>
       </w:r>
       <w:r>
         <w:rPr>
@@ -13777,7 +14287,9 @@
           <w:color w:val="303030"/>
           <w:sz w:val="22"/>
           <w:szCs w:val="22"/>
-        </w:rPr>
+          <w:highlight w:val="cyan"/>
+        </w:rPr>
+        <w:t>s,</w:t>
       </w:r>
       <w:r>
         <w:rPr>
@@ -13786,7 +14298,9 @@
           <w:color w:val="303030"/>
           <w:sz w:val="22"/>
           <w:szCs w:val="22"/>
-        </w:rPr>
+          <w:highlight w:val="cyan"/>
+        </w:rPr>
+        <w:t xml:space="preserve"> se encontraron por debajo de los límites de cuantificación de la técnica utilizada por los laboratorios</w:t>
       </w:r>
       <w:r>
         <w:rPr>
@@ -13795,7 +14309,9 @@
           <w:color w:val="303030"/>
           <w:sz w:val="22"/>
           <w:szCs w:val="22"/>
-        </w:rPr>
+          <w:highlight w:val="cyan"/>
+        </w:rPr>
+        <w:t xml:space="preserve"> para el análisis de cada metal</w:t>
       </w:r>
       <w:r>
         <w:rPr>
@@ -13804,7 +14320,9 @@
           <w:color w:val="303030"/>
           <w:sz w:val="22"/>
           <w:szCs w:val="22"/>
-        </w:rPr>
+          <w:highlight w:val="cyan"/>
+        </w:rPr>
+        <w:t xml:space="preserve"> y en cumplimiento con los </w:t>
       </w:r>
       <w:r>
         <w:rPr>
@@ -13813,7 +14331,9 @@
           <w:color w:val="303030"/>
           <w:sz w:val="22"/>
           <w:szCs w:val="22"/>
-        </w:rPr>
+          <w:highlight w:val="cyan"/>
+        </w:rPr>
+        <w:t>límites</w:t>
       </w:r>
       <w:r>
         <w:rPr>
@@ -13822,7 +14342,9 @@
           <w:color w:val="303030"/>
           <w:sz w:val="22"/>
           <w:szCs w:val="22"/>
-        </w:rPr>
+          <w:highlight w:val="cyan"/>
+        </w:rPr>
+        <w:t xml:space="preserve"> máximos</w:t>
       </w:r>
       <w:r>
         <w:rPr>
@@ -13831,7 +14353,9 @@
           <w:color w:val="303030"/>
           <w:sz w:val="22"/>
           <w:szCs w:val="22"/>
-        </w:rPr>
+          <w:highlight w:val="cyan"/>
+        </w:rPr>
+        <w:t xml:space="preserve"> permisibles</w:t>
       </w:r>
       <w:r>
         <w:rPr>
@@ -13840,7 +14364,9 @@
           <w:color w:val="303030"/>
           <w:sz w:val="22"/>
           <w:szCs w:val="22"/>
-        </w:rPr>
+          <w:highlight w:val="cyan"/>
+        </w:rPr>
+        <w:t xml:space="preserve"> establecidos por el Decreto 4741 de 2005, ahora compilado en el Decreto 1076 de 2015</w:t>
       </w:r>
       <w:r>
         <w:rPr>
@@ -13849,16 +14375,20 @@
           <w:color w:val="303030"/>
           <w:sz w:val="22"/>
           <w:szCs w:val="22"/>
-        </w:rPr>
-      </w:r>
-      <w:r>
-        <w:rPr>
-          <w:rFonts w:ascii="Avenir Next LT Pro" w:eastAsia="MS Mincho" w:hAnsi="Avenir Next LT Pro" w:cstheme="minorHAnsi"/>
+          <w:highlight w:val="cyan"/>
+        </w:rPr>
+        <w:t xml:space="preserve">; </w:t>
+      </w:r>
+      <w:r>
+        <w:rPr>
+          <w:rFonts w:ascii="Avenir Next LT Pro" w:hAnsi="Avenir Next LT Pro"/>
           <w:iCs/>
           <w:color w:val="303030"/>
           <w:sz w:val="22"/>
           <w:szCs w:val="22"/>
-        </w:rPr>
+          <w:highlight w:val="cyan"/>
+        </w:rPr>
+        <w:t xml:space="preserve">lo anterior permite inferir </w:t>
       </w:r>
       <w:r>
         <w:rPr>
@@ -13867,7 +14397,10 @@
           <w:color w:val="303030"/>
           <w:sz w:val="22"/>
           <w:szCs w:val="22"/>
-        </w:rPr>
+          <w:highlight w:val="cyan"/>
+        </w:rPr>
+        <w:lastRenderedPageBreak/>
+        <w:t xml:space="preserve">que las operaciones de dragado podrían hacerse de forma segura, ya que el lixiviado analizado no </w:t>
       </w:r>
       <w:r>
         <w:rPr>
@@ -13876,7 +14409,9 @@
           <w:color w:val="303030"/>
           <w:sz w:val="22"/>
           <w:szCs w:val="22"/>
-        </w:rPr>
+          <w:highlight w:val="cyan"/>
+        </w:rPr>
+        <w:t>representa riesgo a los</w:t>
       </w:r>
       <w:r>
         <w:rPr>
@@ -13885,7 +14420,9 @@
           <w:color w:val="303030"/>
           <w:sz w:val="22"/>
           <w:szCs w:val="22"/>
-        </w:rPr>
+          <w:highlight w:val="cyan"/>
+        </w:rPr>
+        <w:t xml:space="preserve"> sistemas acuáticos y naturales. </w:t>
       </w:r>
       <w:r>
         <w:rPr>
@@ -13894,16 +14431,9 @@
           <w:color w:val="303030"/>
           <w:sz w:val="22"/>
           <w:szCs w:val="22"/>
-        </w:rPr>
-      </w:r>
-      <w:r>
-        <w:rPr>
-          <w:rFonts w:ascii="Avenir Next LT Pro" w:hAnsi="Avenir Next LT Pro"/>
-          <w:iCs/>
-          <w:color w:val="303030"/>
-          <w:sz w:val="22"/>
-          <w:szCs w:val="22"/>
-        </w:rPr>
+          <w:highlight w:val="cyan"/>
+        </w:rPr>
+        <w:t xml:space="preserve">Lo anterior se ve reflejado en la </w:t>
       </w:r>
       <w:r>
         <w:rPr>
@@ -13914,7 +14444,9 @@
           <w:color w:val="303030"/>
           <w:sz w:val="22"/>
           <w:szCs w:val="22"/>
-        </w:rPr>
+          <w:highlight w:val="cyan"/>
+        </w:rPr>
+        <w:fldChar w:fldCharType="begin"/>
       </w:r>
       <w:r>
         <w:rPr>
@@ -13925,7 +14457,9 @@
           <w:color w:val="303030"/>
           <w:sz w:val="22"/>
           <w:szCs w:val="22"/>
-        </w:rPr>
+          <w:highlight w:val="cyan"/>
+        </w:rPr>
+        <w:instrText xml:space="preserve"> REF _Ref178078244 \h  \* MERGEFORMAT </w:instrText>
       </w:r>
       <w:r>
         <w:rPr>
@@ -13936,6 +14470,7 @@
           <w:color w:val="303030"/>
           <w:sz w:val="22"/>
           <w:szCs w:val="22"/>
+          <w:highlight w:val="cyan"/>
         </w:rPr>
       </w:r>
       <w:r>
@@ -13947,7 +14482,9 @@
           <w:color w:val="303030"/>
           <w:sz w:val="22"/>
           <w:szCs w:val="22"/>
-        </w:rPr>
+          <w:highlight w:val="cyan"/>
+        </w:rPr>
+        <w:fldChar w:fldCharType="separate"/>
       </w:r>
       <w:r>
         <w:rPr>
@@ -13957,7 +14494,9 @@
           <w:color w:val="303030"/>
           <w:sz w:val="22"/>
           <w:szCs w:val="22"/>
-        </w:rPr>
+          <w:highlight w:val="cyan"/>
+        </w:rPr>
+        <w:t xml:space="preserve">Gráfica </w:t>
       </w:r>
       <w:r>
         <w:rPr>
@@ -13968,7 +14507,9 @@
           <w:color w:val="303030"/>
           <w:sz w:val="22"/>
           <w:szCs w:val="22"/>
-        </w:rPr>
+          <w:highlight w:val="cyan"/>
+        </w:rPr>
+        <w:t>1</w:t>
       </w:r>
       <w:r>
         <w:rPr>
@@ -13979,7 +14520,9 @@
           <w:color w:val="303030"/>
           <w:sz w:val="22"/>
           <w:szCs w:val="22"/>
-        </w:rPr>
+          <w:highlight w:val="cyan"/>
+        </w:rPr>
+        <w:fldChar w:fldCharType="end"/>
       </w:r>
       <w:r>
         <w:rPr>
@@ -13990,7 +14533,9 @@
           <w:color w:val="303030"/>
           <w:sz w:val="22"/>
           <w:szCs w:val="22"/>
-        </w:rPr>
+          <w:highlight w:val="cyan"/>
+        </w:rPr>
+        <w:t>.</w:t>
       </w:r>
     </w:p>
     <w:p>
@@ -14002,6 +14547,7 @@
           <w:color w:val="303030"/>
           <w:sz w:val="20"/>
           <w:szCs w:val="20"/>
+          <w:highlight w:val="cyan"/>
         </w:rPr>
       </w:pPr>
     </w:p>
@@ -14016,6 +14562,7 @@
           <w:i/>
           <w:iCs/>
           <w:color w:val="303030"/>
+          <w:highlight w:val="cyan"/>
         </w:rPr>
       </w:pPr>
       <w:bookmarkStart w:id="136" w:name="_Ref125661558"/>
@@ -14027,8 +14574,9 @@
           <w:i/>
           <w:iCs/>
           <w:color w:val="303030"/>
-        </w:rPr>
-        <w:t>{var_15}</w:t>
+          <w:highlight w:val="cyan"/>
+        </w:rPr>
+        <w:t xml:space="preserve">Nota: Todos los valores se encuentran por debajo del </w:t>
       </w:r>
       <w:r>
         <w:rPr>
@@ -14038,7 +14586,9 @@
           <w:i/>
           <w:iCs/>
           <w:color w:val="303030"/>
-        </w:rPr>
+          <w:highlight w:val="cyan"/>
+        </w:rPr>
+        <w:t>límite</w:t>
       </w:r>
       <w:r>
         <w:rPr>
@@ -14048,7 +14598,9 @@
           <w:i/>
           <w:iCs/>
           <w:color w:val="303030"/>
-        </w:rPr>
+          <w:highlight w:val="cyan"/>
+        </w:rPr>
+        <w:t xml:space="preserve"> de cuantificación de la técnica de análisis empleada por el laboratorio.</w:t>
       </w:r>
     </w:p>
     <w:p>
@@ -14060,6 +14612,7 @@
           <w:rFonts w:ascii="Avenir Next LT Pro" w:eastAsia="MS Mincho" w:hAnsi="Avenir Next LT Pro" w:cstheme="minorHAnsi"/>
           <w:iCs/>
           <w:color w:val="303030"/>
+          <w:highlight w:val="cyan"/>
         </w:rPr>
       </w:pPr>
       <w:bookmarkStart w:id="137" w:name="_Ref178078244"/>
@@ -14068,39 +14621,50 @@
         <w:rPr>
           <w:rFonts w:ascii="Avenir Next LT Pro" w:hAnsi="Avenir Next LT Pro" w:cstheme="minorHAnsi"/>
           <w:color w:val="303030"/>
-        </w:rPr>
-        <w:t>{var_16}</w:t>
+          <w:highlight w:val="cyan"/>
+        </w:rPr>
+        <w:t xml:space="preserve">Gráfica </w:t>
       </w:r>
       <w:r>
         <w:rPr>
           <w:rFonts w:ascii="Avenir Next LT Pro" w:hAnsi="Avenir Next LT Pro" w:cstheme="minorHAnsi"/>
           <w:color w:val="303030"/>
-        </w:rPr>
+          <w:highlight w:val="cyan"/>
+        </w:rPr>
+        <w:fldChar w:fldCharType="begin"/>
       </w:r>
       <w:r>
         <w:rPr>
           <w:rFonts w:ascii="Avenir Next LT Pro" w:hAnsi="Avenir Next LT Pro" w:cstheme="minorHAnsi"/>
           <w:color w:val="303030"/>
-        </w:rPr>
+          <w:highlight w:val="cyan"/>
+        </w:rPr>
+        <w:instrText xml:space="preserve"> SEQ Gráfica \* ARABIC </w:instrText>
       </w:r>
       <w:r>
         <w:rPr>
           <w:rFonts w:ascii="Avenir Next LT Pro" w:hAnsi="Avenir Next LT Pro" w:cstheme="minorHAnsi"/>
           <w:color w:val="303030"/>
-        </w:rPr>
+          <w:highlight w:val="cyan"/>
+        </w:rPr>
+        <w:fldChar w:fldCharType="separate"/>
       </w:r>
       <w:r>
         <w:rPr>
           <w:rFonts w:ascii="Avenir Next LT Pro" w:hAnsi="Avenir Next LT Pro" w:cstheme="minorHAnsi"/>
           <w:noProof/>
           <w:color w:val="303030"/>
-        </w:rPr>
+          <w:highlight w:val="cyan"/>
+        </w:rPr>
+        <w:t>1</w:t>
       </w:r>
       <w:r>
         <w:rPr>
           <w:rFonts w:ascii="Avenir Next LT Pro" w:hAnsi="Avenir Next LT Pro" w:cstheme="minorHAnsi"/>
           <w:color w:val="303030"/>
-        </w:rPr>
+          <w:highlight w:val="cyan"/>
+        </w:rPr>
+        <w:fldChar w:fldCharType="end"/>
       </w:r>
       <w:bookmarkEnd w:id="136"/>
       <w:bookmarkEnd w:id="137"/>
@@ -14109,7 +14673,9 @@
           <w:rFonts w:ascii="Avenir Next LT Pro" w:eastAsia="MS Mincho" w:hAnsi="Avenir Next LT Pro" w:cstheme="minorHAnsi"/>
           <w:iCs/>
           <w:color w:val="303030"/>
-        </w:rPr>
+          <w:highlight w:val="cyan"/>
+        </w:rPr>
+        <w:t>. Cumplimiento Metales vs normativa</w:t>
       </w:r>
       <w:bookmarkEnd w:id="138"/>
     </w:p>
@@ -14123,6 +14689,7 @@
           <w:color w:val="303030"/>
           <w:sz w:val="22"/>
           <w:szCs w:val="22"/>
+          <w:highlight w:val="cyan"/>
         </w:rPr>
       </w:pPr>
       <w:r>
@@ -14132,8 +14699,9 @@
           <w:color w:val="303030"/>
           <w:sz w:val="20"/>
           <w:szCs w:val="20"/>
-        </w:rPr>
-        <w:t>{var_17}</w:t>
+          <w:highlight w:val="cyan"/>
+        </w:rPr>
+        <w:t xml:space="preserve">Fuente: SERAMBIENTE S.A.S., </w:t>
       </w:r>
       <w:r>
         <w:rPr>
@@ -14142,7 +14710,9 @@
           <w:color w:val="303030"/>
           <w:sz w:val="20"/>
           <w:szCs w:val="20"/>
-        </w:rPr>
+          <w:highlight w:val="cyan"/>
+        </w:rPr>
+        <w:t>{graph_source_year}</w:t>
       </w:r>
       <w:r>
         <w:rPr>
@@ -14151,7 +14721,9 @@
           <w:color w:val="303030"/>
           <w:sz w:val="20"/>
           <w:szCs w:val="20"/>
-        </w:rPr>
+          <w:highlight w:val="cyan"/>
+        </w:rPr>
+        <w:t>.</w:t>
       </w:r>
     </w:p>
     <w:p>
@@ -14162,6 +14734,7 @@
           <w:rFonts w:ascii="Avenir Next LT Pro" w:eastAsia="MS Mincho" w:hAnsi="Avenir Next LT Pro" w:cstheme="minorHAnsi"/>
           <w:i/>
           <w:color w:val="303030"/>
+          <w:highlight w:val="cyan"/>
           <w:lang w:eastAsia="en-US"/>
         </w:rPr>
       </w:pPr>
@@ -14170,8 +14743,9 @@
           <w:rFonts w:ascii="Avenir Next LT Pro" w:eastAsia="MS Mincho" w:hAnsi="Avenir Next LT Pro" w:cstheme="minorHAnsi"/>
           <w:i/>
           <w:color w:val="303030"/>
-        </w:rPr>
-        <w:t>{var_6}</w:t>
+          <w:highlight w:val="cyan"/>
+        </w:rPr>
+        <w:br w:type="page"/>
       </w:r>
     </w:p>
     <w:p>
@@ -14201,7 +14775,9 @@
     <w:p>
       <w:pPr>
         <w:pStyle w:val="Sinespaciado"/>
-        <w:rPr/>
+        <w:rPr>
+          <w:highlight w:val="cyan"/>
+        </w:rPr>
       </w:pPr>
       <w:bookmarkStart w:id="141" w:name="_Hlk50474377"/>
       <w:bookmarkStart w:id="142" w:name="_Hlk50474408"/>
@@ -14215,40 +14791,48 @@
           <w:color w:val="303030"/>
           <w:sz w:val="22"/>
           <w:szCs w:val="22"/>
-        </w:rPr>
-      </w:pPr>
-      <w:r>
-        <w:rPr>
-          <w:rFonts w:ascii="Avenir Next LT Pro" w:hAnsi="Avenir Next LT Pro"/>
-          <w:color w:val="303030"/>
-          <w:sz w:val="22"/>
-          <w:szCs w:val="22"/>
-        </w:rPr>
-        <w:t>{var_18}</w:t>
-      </w:r>
-      <w:r>
-        <w:rPr>
-          <w:rFonts w:ascii="Avenir Next LT Pro" w:hAnsi="Avenir Next LT Pro"/>
-          <w:color w:val="303030"/>
-          <w:sz w:val="22"/>
-          <w:szCs w:val="22"/>
-        </w:rPr>
-      </w:r>
-      <w:r>
-        <w:rPr>
-          <w:rFonts w:ascii="Avenir Next LT Pro" w:hAnsi="Avenir Next LT Pro"/>
-          <w:color w:val="303030"/>
-          <w:sz w:val="22"/>
-          <w:szCs w:val="22"/>
-        </w:rPr>
-      </w:r>
-      <w:r>
-        <w:rPr>
-          <w:rFonts w:ascii="Avenir Next LT Pro" w:hAnsi="Avenir Next LT Pro"/>
-          <w:color w:val="303030"/>
-          <w:sz w:val="22"/>
-          <w:szCs w:val="22"/>
-        </w:rPr>
+          <w:highlight w:val="cyan"/>
+        </w:rPr>
+      </w:pPr>
+      <w:r>
+        <w:rPr>
+          <w:rFonts w:ascii="Avenir Next LT Pro" w:hAnsi="Avenir Next LT Pro"/>
+          <w:color w:val="303030"/>
+          <w:sz w:val="22"/>
+          <w:szCs w:val="22"/>
+          <w:highlight w:val="cyan"/>
+        </w:rPr>
+        <w:t xml:space="preserve">De acuerdo con los resultados </w:t>
+      </w:r>
+      <w:r>
+        <w:rPr>
+          <w:rFonts w:ascii="Avenir Next LT Pro" w:hAnsi="Avenir Next LT Pro"/>
+          <w:color w:val="303030"/>
+          <w:sz w:val="22"/>
+          <w:szCs w:val="22"/>
+          <w:highlight w:val="cyan"/>
+        </w:rPr>
+        <w:t xml:space="preserve">obtenidos tras la extracción de lixiviados de </w:t>
+      </w:r>
+      <w:r>
+        <w:rPr>
+          <w:rFonts w:ascii="Avenir Next LT Pro" w:hAnsi="Avenir Next LT Pro"/>
+          <w:color w:val="303030"/>
+          <w:sz w:val="22"/>
+          <w:szCs w:val="22"/>
+          <w:highlight w:val="cyan"/>
+        </w:rPr>
+        <w:t>(matriz)</w:t>
+      </w:r>
+      <w:r>
+        <w:rPr>
+          <w:rFonts w:ascii="Avenir Next LT Pro" w:hAnsi="Avenir Next LT Pro"/>
+          <w:color w:val="303030"/>
+          <w:sz w:val="22"/>
+          <w:szCs w:val="22"/>
+          <w:highlight w:val="cyan"/>
+        </w:rPr>
+        <w:t xml:space="preserve"> analizados, se concluye lo siguiente:</w:t>
       </w:r>
     </w:p>
     <w:p>
@@ -14260,6 +14844,7 @@
           <w:color w:val="303030"/>
           <w:sz w:val="22"/>
           <w:szCs w:val="22"/>
+          <w:highlight w:val="cyan"/>
         </w:rPr>
       </w:pPr>
       <w:commentRangeStart w:id="143"/>
@@ -14269,8 +14854,9 @@
           <w:color w:val="303030"/>
           <w:sz w:val="22"/>
           <w:szCs w:val="22"/>
-        </w:rPr>
-        <w:t>{var_19}</w:t>
+          <w:highlight w:val="cyan"/>
+        </w:rPr>
+        <w:t>La</w:t>
       </w:r>
       <w:commentRangeEnd w:id="143"/>
       <w:r>
@@ -14288,56 +14874,69 @@
           <w:color w:val="303030"/>
           <w:sz w:val="22"/>
           <w:szCs w:val="22"/>
-        </w:rPr>
-        <w:t>{var_20}</w:t>
-      </w:r>
-      <w:r>
-        <w:rPr>
-          <w:rFonts w:ascii="Avenir Next LT Pro" w:hAnsi="Avenir Next LT Pro"/>
-          <w:color w:val="303030"/>
-          <w:sz w:val="22"/>
-          <w:szCs w:val="22"/>
-        </w:rPr>
-      </w:r>
-      <w:r>
-        <w:rPr>
-          <w:rFonts w:ascii="Avenir Next LT Pro" w:hAnsi="Avenir Next LT Pro"/>
-          <w:color w:val="303030"/>
-          <w:sz w:val="22"/>
-          <w:szCs w:val="22"/>
-        </w:rPr>
-      </w:r>
-      <w:r>
-        <w:rPr>
-          <w:rFonts w:ascii="Avenir Next LT Pro" w:hAnsi="Avenir Next LT Pro"/>
-          <w:color w:val="303030"/>
-          <w:sz w:val="22"/>
-          <w:szCs w:val="22"/>
-        </w:rPr>
-      </w:r>
-      <w:r>
-        <w:rPr>
-          <w:rFonts w:ascii="Avenir Next LT Pro" w:hAnsi="Avenir Next LT Pro"/>
-          <w:color w:val="303030"/>
-          <w:sz w:val="22"/>
-          <w:szCs w:val="22"/>
-        </w:rPr>
-      </w:r>
-      <w:r>
-        <w:rPr>
-          <w:rFonts w:ascii="Avenir Next LT Pro" w:hAnsi="Avenir Next LT Pro"/>
-          <w:color w:val="303030"/>
-          <w:sz w:val="22"/>
-          <w:szCs w:val="22"/>
-        </w:rPr>
-      </w:r>
-      <w:r>
-        <w:rPr>
-          <w:rFonts w:ascii="Avenir Next LT Pro" w:hAnsi="Avenir Next LT Pro"/>
-          <w:color w:val="303030"/>
-          <w:sz w:val="22"/>
-          <w:szCs w:val="22"/>
-        </w:rPr>
+          <w:highlight w:val="cyan"/>
+        </w:rPr>
+        <w:t xml:space="preserve">s concentraciones reportadas para los metales analizados aplicando el método TCLP, se encontraron por debajo de los </w:t>
+      </w:r>
+      <w:r>
+        <w:rPr>
+          <w:rFonts w:ascii="Avenir Next LT Pro" w:hAnsi="Avenir Next LT Pro"/>
+          <w:color w:val="303030"/>
+          <w:sz w:val="22"/>
+          <w:szCs w:val="22"/>
+          <w:highlight w:val="cyan"/>
+        </w:rPr>
+        <w:t>límites</w:t>
+      </w:r>
+      <w:r>
+        <w:rPr>
+          <w:rFonts w:ascii="Avenir Next LT Pro" w:hAnsi="Avenir Next LT Pro"/>
+          <w:color w:val="303030"/>
+          <w:sz w:val="22"/>
+          <w:szCs w:val="22"/>
+          <w:highlight w:val="cyan"/>
+        </w:rPr>
+        <w:t xml:space="preserve"> de cuantificación de los</w:t>
+      </w:r>
+      <w:r>
+        <w:rPr>
+          <w:rFonts w:ascii="Avenir Next LT Pro" w:hAnsi="Avenir Next LT Pro"/>
+          <w:color w:val="303030"/>
+          <w:sz w:val="22"/>
+          <w:szCs w:val="22"/>
+          <w:highlight w:val="cyan"/>
+        </w:rPr>
+        <w:t xml:space="preserve"> métodos analíticos empleados por los</w:t>
+      </w:r>
+      <w:r>
+        <w:rPr>
+          <w:rFonts w:ascii="Avenir Next LT Pro" w:hAnsi="Avenir Next LT Pro"/>
+          <w:color w:val="303030"/>
+          <w:sz w:val="22"/>
+          <w:szCs w:val="22"/>
+          <w:highlight w:val="cyan"/>
+        </w:rPr>
+        <w:t xml:space="preserve"> laboratorios y en cumplimiento con los </w:t>
+      </w:r>
+      <w:r>
+        <w:rPr>
+          <w:rFonts w:ascii="Avenir Next LT Pro" w:hAnsi="Avenir Next LT Pro"/>
+          <w:color w:val="303030"/>
+          <w:sz w:val="22"/>
+          <w:szCs w:val="22"/>
+          <w:highlight w:val="cyan"/>
+        </w:rPr>
+        <w:t>límites</w:t>
+      </w:r>
+      <w:r>
+        <w:rPr>
+          <w:rFonts w:ascii="Avenir Next LT Pro" w:hAnsi="Avenir Next LT Pro"/>
+          <w:color w:val="303030"/>
+          <w:sz w:val="22"/>
+          <w:szCs w:val="22"/>
+          <w:highlight w:val="cyan"/>
+        </w:rPr>
+        <w:t xml:space="preserve"> máximos permisibles estipulados en el Decreto 1076 de </w:t>
       </w:r>
       <w:r>
         <w:rPr>
@@ -14345,95 +14944,119 @@
           <w:color w:val="303030"/>
           <w:sz w:val="22"/>
           <w:szCs w:val="22"/>
-        </w:rPr>
-      </w:r>
-      <w:r>
-        <w:rPr>
-          <w:rFonts w:ascii="Avenir Next LT Pro" w:hAnsi="Avenir Next LT Pro"/>
-          <w:color w:val="303030"/>
-          <w:sz w:val="22"/>
-          <w:szCs w:val="22"/>
-        </w:rPr>
-      </w:r>
-      <w:r>
-        <w:rPr>
-          <w:rFonts w:ascii="Avenir Next LT Pro" w:hAnsi="Avenir Next LT Pro"/>
-          <w:color w:val="303030"/>
-          <w:sz w:val="22"/>
-          <w:szCs w:val="22"/>
-        </w:rPr>
-      </w:r>
-      <w:r>
-        <w:rPr>
-          <w:rFonts w:ascii="Avenir Next LT Pro" w:hAnsi="Avenir Next LT Pro"/>
-          <w:color w:val="303030"/>
-          <w:sz w:val="22"/>
-          <w:szCs w:val="22"/>
-        </w:rPr>
-      </w:r>
-      <w:r>
-        <w:rPr>
-          <w:rFonts w:ascii="Avenir Next LT Pro" w:hAnsi="Avenir Next LT Pro"/>
-          <w:color w:val="303030"/>
-          <w:sz w:val="22"/>
-          <w:szCs w:val="22"/>
-        </w:rPr>
-      </w:r>
-      <w:r>
-        <w:rPr>
-          <w:rFonts w:ascii="Avenir Next LT Pro" w:hAnsi="Avenir Next LT Pro"/>
-          <w:color w:val="303030"/>
-          <w:sz w:val="22"/>
-          <w:szCs w:val="22"/>
-        </w:rPr>
-      </w:r>
-      <w:r>
-        <w:rPr>
-          <w:rFonts w:ascii="Avenir Next LT Pro" w:hAnsi="Avenir Next LT Pro"/>
-          <w:color w:val="303030"/>
-          <w:sz w:val="22"/>
-          <w:szCs w:val="22"/>
-        </w:rPr>
-      </w:r>
-      <w:r>
-        <w:rPr>
-          <w:rFonts w:ascii="Avenir Next LT Pro" w:hAnsi="Avenir Next LT Pro"/>
-          <w:color w:val="303030"/>
-          <w:sz w:val="22"/>
-          <w:szCs w:val="22"/>
-        </w:rPr>
-      </w:r>
-      <w:r>
-        <w:rPr>
-          <w:rFonts w:ascii="Avenir Next LT Pro" w:hAnsi="Avenir Next LT Pro"/>
-          <w:color w:val="303030"/>
-          <w:sz w:val="22"/>
-          <w:szCs w:val="22"/>
-        </w:rPr>
-      </w:r>
-      <w:r>
-        <w:rPr>
-          <w:rFonts w:ascii="Avenir Next LT Pro" w:hAnsi="Avenir Next LT Pro"/>
-          <w:color w:val="303030"/>
-          <w:sz w:val="22"/>
-          <w:szCs w:val="22"/>
-        </w:rPr>
-      </w:r>
-      <w:r>
-        <w:rPr>
-          <w:rFonts w:ascii="Avenir Next LT Pro" w:hAnsi="Avenir Next LT Pro"/>
-          <w:color w:val="303030"/>
-          <w:sz w:val="22"/>
-          <w:szCs w:val="22"/>
-        </w:rPr>
-      </w:r>
-      <w:r>
-        <w:rPr>
-          <w:rFonts w:ascii="Avenir Next LT Pro" w:hAnsi="Avenir Next LT Pro"/>
-          <w:color w:val="303030"/>
-          <w:sz w:val="22"/>
-          <w:szCs w:val="22"/>
-        </w:rPr>
+          <w:highlight w:val="cyan"/>
+        </w:rPr>
+        <w:t>2.2.6.2.3.6 de los anexos – titulo 7 anexo III</w:t>
+      </w:r>
+      <w:r>
+        <w:rPr>
+          <w:rFonts w:ascii="Avenir Next LT Pro" w:hAnsi="Avenir Next LT Pro"/>
+          <w:color w:val="303030"/>
+          <w:sz w:val="22"/>
+          <w:szCs w:val="22"/>
+          <w:highlight w:val="cyan"/>
+        </w:rPr>
+        <w:t>,</w:t>
+      </w:r>
+      <w:r>
+        <w:rPr>
+          <w:rFonts w:ascii="Avenir Next LT Pro" w:hAnsi="Avenir Next LT Pro"/>
+          <w:color w:val="303030"/>
+          <w:sz w:val="22"/>
+          <w:szCs w:val="22"/>
+          <w:highlight w:val="cyan"/>
+        </w:rPr>
+        <w:t xml:space="preserve"> inf</w:t>
+      </w:r>
+      <w:r>
+        <w:rPr>
+          <w:rFonts w:ascii="Avenir Next LT Pro" w:hAnsi="Avenir Next LT Pro"/>
+          <w:color w:val="303030"/>
+          <w:sz w:val="22"/>
+          <w:szCs w:val="22"/>
+          <w:highlight w:val="cyan"/>
+        </w:rPr>
+        <w:t>iriendo así</w:t>
+      </w:r>
+      <w:r>
+        <w:rPr>
+          <w:rFonts w:ascii="Avenir Next LT Pro" w:hAnsi="Avenir Next LT Pro"/>
+          <w:color w:val="303030"/>
+          <w:sz w:val="22"/>
+          <w:szCs w:val="22"/>
+          <w:highlight w:val="cyan"/>
+        </w:rPr>
+        <w:t xml:space="preserve"> que las operaciones de dragado </w:t>
+      </w:r>
+      <w:r>
+        <w:rPr>
+          <w:rFonts w:ascii="Avenir Next LT Pro" w:hAnsi="Avenir Next LT Pro"/>
+          <w:color w:val="303030"/>
+          <w:sz w:val="22"/>
+          <w:szCs w:val="22"/>
+          <w:highlight w:val="cyan"/>
+        </w:rPr>
+        <w:t xml:space="preserve">que se pretendan </w:t>
+      </w:r>
+      <w:r>
+        <w:rPr>
+          <w:rFonts w:ascii="Avenir Next LT Pro" w:hAnsi="Avenir Next LT Pro"/>
+          <w:color w:val="303030"/>
+          <w:sz w:val="22"/>
+          <w:szCs w:val="22"/>
+          <w:highlight w:val="cyan"/>
+        </w:rPr>
+        <w:t>realizar</w:t>
+      </w:r>
+      <w:r>
+        <w:rPr>
+          <w:rFonts w:ascii="Avenir Next LT Pro" w:hAnsi="Avenir Next LT Pro"/>
+          <w:color w:val="303030"/>
+          <w:sz w:val="22"/>
+          <w:szCs w:val="22"/>
+          <w:highlight w:val="cyan"/>
+        </w:rPr>
+        <w:t xml:space="preserve"> no</w:t>
+      </w:r>
+      <w:r>
+        <w:rPr>
+          <w:rFonts w:ascii="Avenir Next LT Pro" w:hAnsi="Avenir Next LT Pro"/>
+          <w:color w:val="303030"/>
+          <w:sz w:val="22"/>
+          <w:szCs w:val="22"/>
+          <w:highlight w:val="cyan"/>
+        </w:rPr>
+        <w:t xml:space="preserve"> </w:t>
+      </w:r>
+      <w:r>
+        <w:rPr>
+          <w:rFonts w:ascii="Avenir Next LT Pro" w:hAnsi="Avenir Next LT Pro"/>
+          <w:color w:val="303030"/>
+          <w:sz w:val="22"/>
+          <w:szCs w:val="22"/>
+          <w:highlight w:val="cyan"/>
+        </w:rPr>
+        <w:t>representarían</w:t>
+      </w:r>
+      <w:r>
+        <w:rPr>
+          <w:rFonts w:ascii="Avenir Next LT Pro" w:hAnsi="Avenir Next LT Pro"/>
+          <w:color w:val="303030"/>
+          <w:sz w:val="22"/>
+          <w:szCs w:val="22"/>
+          <w:highlight w:val="cyan"/>
+        </w:rPr>
+        <w:t xml:space="preserve"> </w:t>
+      </w:r>
+      <w:r>
+        <w:rPr>
+          <w:rFonts w:ascii="Avenir Next LT Pro" w:hAnsi="Avenir Next LT Pro"/>
+          <w:color w:val="303030"/>
+          <w:sz w:val="22"/>
+          <w:szCs w:val="22"/>
+          <w:highlight w:val="cyan"/>
+        </w:rPr>
+        <w:t xml:space="preserve">incidencia sobre el medio ambiente. </w:t>
       </w:r>
     </w:p>
     <w:p>
@@ -14505,7 +15128,7 @@
           <w:sz w:val="22"/>
           <w:szCs w:val="22"/>
         </w:rPr>
-        <w:t>, </w:t>
+        <w:t xml:space="preserve">, </w:t>
       </w:r>
       <w:r>
         <w:rPr>
@@ -14627,6 +15250,7 @@
           <w:color w:val="303030"/>
           <w:sz w:val="14"/>
           <w:szCs w:val="14"/>
+          <w:highlight w:val="cyan"/>
         </w:rPr>
       </w:pPr>
       <w:r>
@@ -14722,8 +15346,9 @@
         <w:rPr>
           <w:rFonts w:ascii="Avenir Next LT Pro" w:hAnsi="Avenir Next LT Pro"/>
           <w:color w:val="303030"/>
-        </w:rPr>
-        <w:t>{var_6}</w:t>
+          <w:highlight w:val="cyan"/>
+        </w:rPr>
+        <w:br w:type="page"/>
       </w:r>
     </w:p>
     <w:p>
@@ -14759,6 +15384,7 @@
           <w:color w:val="303030"/>
           <w:sz w:val="22"/>
           <w:szCs w:val="22"/>
+          <w:highlight w:val="cyan"/>
         </w:rPr>
       </w:pPr>
     </w:p>
@@ -14776,6 +15402,7 @@
           <w:color w:val="303030"/>
           <w:sz w:val="22"/>
           <w:szCs w:val="22"/>
+          <w:highlight w:val="cyan"/>
         </w:rPr>
       </w:pPr>
       <w:r>
@@ -14784,9 +15411,10 @@
           <w:color w:val="303030"/>
           <w:sz w:val="22"/>
           <w:szCs w:val="22"/>
+          <w:highlight w:val="cyan"/>
           <w:lang w:val="en-US"/>
         </w:rPr>
-        <w:t>{var_21}</w:t>
+        <w:t xml:space="preserve">American Public Health Association (APHA). </w:t>
       </w:r>
       <w:r>
         <w:rPr>
@@ -14794,8 +15422,10 @@
           <w:color w:val="303030"/>
           <w:sz w:val="22"/>
           <w:szCs w:val="22"/>
+          <w:highlight w:val="cyan"/>
           <w:lang w:val="en-US"/>
         </w:rPr>
+        <w:t>2023</w:t>
       </w:r>
       <w:r>
         <w:rPr>
@@ -14803,8 +15433,10 @@
           <w:color w:val="303030"/>
           <w:sz w:val="22"/>
           <w:szCs w:val="22"/>
+          <w:highlight w:val="cyan"/>
           <w:lang w:val="en-US"/>
         </w:rPr>
+        <w:t>. Standard Methods for the Examination of Water and Wastewater. 2</w:t>
       </w:r>
       <w:r>
         <w:rPr>
@@ -14812,8 +15444,10 @@
           <w:color w:val="303030"/>
           <w:sz w:val="22"/>
           <w:szCs w:val="22"/>
+          <w:highlight w:val="cyan"/>
           <w:lang w:val="en-US"/>
         </w:rPr>
+        <w:t>4</w:t>
       </w:r>
       <w:r>
         <w:rPr>
@@ -14821,8 +15455,10 @@
           <w:color w:val="303030"/>
           <w:sz w:val="22"/>
           <w:szCs w:val="22"/>
+          <w:highlight w:val="cyan"/>
           <w:lang w:val="en-US"/>
         </w:rPr>
+        <w:t xml:space="preserve">th edition. Amer. Pub. </w:t>
       </w:r>
       <w:proofErr w:type="spellStart"/>
       <w:r>
@@ -14831,7 +15467,9 @@
           <w:color w:val="303030"/>
           <w:sz w:val="22"/>
           <w:szCs w:val="22"/>
-        </w:rPr>
+          <w:highlight w:val="cyan"/>
+        </w:rPr>
+        <w:t>Heal</w:t>
       </w:r>
       <w:proofErr w:type="spellEnd"/>
       <w:r>
@@ -14840,7 +15478,9 @@
           <w:color w:val="303030"/>
           <w:sz w:val="22"/>
           <w:szCs w:val="22"/>
-        </w:rPr>
+          <w:highlight w:val="cyan"/>
+        </w:rPr>
+        <w:t xml:space="preserve">. </w:t>
       </w:r>
       <w:proofErr w:type="spellStart"/>
       <w:r>
@@ -14849,7 +15489,9 @@
           <w:color w:val="303030"/>
           <w:sz w:val="22"/>
           <w:szCs w:val="22"/>
-        </w:rPr>
+          <w:highlight w:val="cyan"/>
+        </w:rPr>
+        <w:t>Asoc</w:t>
       </w:r>
       <w:proofErr w:type="spellEnd"/>
       <w:r>
@@ -14858,7 +15500,9 @@
           <w:color w:val="303030"/>
           <w:sz w:val="22"/>
           <w:szCs w:val="22"/>
-        </w:rPr>
+          <w:highlight w:val="cyan"/>
+        </w:rPr>
+        <w:t xml:space="preserve">. Washington. </w:t>
       </w:r>
       <w:r>
         <w:rPr>
@@ -14866,7 +15510,9 @@
           <w:color w:val="303030"/>
           <w:sz w:val="22"/>
           <w:szCs w:val="22"/>
-        </w:rPr>
+          <w:highlight w:val="cyan"/>
+        </w:rPr>
+        <w:t>EE. UU.</w:t>
       </w:r>
     </w:p>
     <w:p>
@@ -14879,6 +15525,7 @@
           <w:color w:val="303030"/>
           <w:sz w:val="22"/>
           <w:szCs w:val="22"/>
+          <w:highlight w:val="cyan"/>
         </w:rPr>
       </w:pPr>
     </w:p>
@@ -14896,6 +15543,7 @@
           <w:color w:val="303030"/>
           <w:sz w:val="22"/>
           <w:szCs w:val="22"/>
+          <w:highlight w:val="cyan"/>
         </w:rPr>
       </w:pPr>
       <w:r>
@@ -14904,9 +15552,10 @@
           <w:color w:val="303030"/>
           <w:sz w:val="22"/>
           <w:szCs w:val="22"/>
+          <w:highlight w:val="cyan"/>
           <w:lang w:val="en-US"/>
         </w:rPr>
-        <w:t>{var_22}</w:t>
+        <w:t xml:space="preserve">USEPA (1991) Toxicity </w:t>
       </w:r>
       <w:proofErr w:type="spellStart"/>
       <w:r>
@@ -14915,8 +15564,10 @@
           <w:color w:val="303030"/>
           <w:sz w:val="22"/>
           <w:szCs w:val="22"/>
+          <w:highlight w:val="cyan"/>
           <w:lang w:val="en-US"/>
         </w:rPr>
+        <w:t>caracteristic</w:t>
       </w:r>
       <w:proofErr w:type="spellEnd"/>
       <w:r>
@@ -14925,8 +15576,10 @@
           <w:color w:val="303030"/>
           <w:sz w:val="22"/>
           <w:szCs w:val="22"/>
+          <w:highlight w:val="cyan"/>
           <w:lang w:val="en-US"/>
         </w:rPr>
+        <w:t xml:space="preserve"> leaching procedures. Code of federal regulation. 40 </w:t>
       </w:r>
       <w:proofErr w:type="spellStart"/>
       <w:r>
@@ -14935,8 +15588,10 @@
           <w:color w:val="303030"/>
           <w:sz w:val="22"/>
           <w:szCs w:val="22"/>
+          <w:highlight w:val="cyan"/>
           <w:lang w:val="en-US"/>
         </w:rPr>
+        <w:t>cfr</w:t>
       </w:r>
       <w:proofErr w:type="spellEnd"/>
       <w:r>
@@ -14945,8 +15600,10 @@
           <w:color w:val="303030"/>
           <w:sz w:val="22"/>
           <w:szCs w:val="22"/>
+          <w:highlight w:val="cyan"/>
           <w:lang w:val="en-US"/>
         </w:rPr>
+        <w:t xml:space="preserve"> part 261. </w:t>
       </w:r>
       <w:proofErr w:type="spellStart"/>
       <w:r>
@@ -14955,7 +15612,9 @@
           <w:color w:val="303030"/>
           <w:sz w:val="22"/>
           <w:szCs w:val="22"/>
-        </w:rPr>
+          <w:highlight w:val="cyan"/>
+        </w:rPr>
+        <w:t>Appendix</w:t>
       </w:r>
       <w:proofErr w:type="spellEnd"/>
       <w:r>
@@ -14964,7 +15623,9 @@
           <w:color w:val="303030"/>
           <w:sz w:val="22"/>
           <w:szCs w:val="22"/>
-        </w:rPr>
+          <w:highlight w:val="cyan"/>
+        </w:rPr>
+        <w:t xml:space="preserve"> II. </w:t>
       </w:r>
       <w:proofErr w:type="spellStart"/>
       <w:r>
@@ -14973,7 +15634,9 @@
           <w:color w:val="303030"/>
           <w:sz w:val="22"/>
           <w:szCs w:val="22"/>
-        </w:rPr>
+          <w:highlight w:val="cyan"/>
+        </w:rPr>
+        <w:t>Method</w:t>
       </w:r>
       <w:proofErr w:type="spellEnd"/>
       <w:r>
@@ -14982,7 +15645,9 @@
           <w:color w:val="303030"/>
           <w:sz w:val="22"/>
           <w:szCs w:val="22"/>
-        </w:rPr>
+          <w:highlight w:val="cyan"/>
+        </w:rPr>
+        <w:t xml:space="preserve"> 1311.</w:t>
       </w:r>
     </w:p>
     <w:p>
@@ -14993,6 +15658,7 @@
           <w:color w:val="303030"/>
           <w:sz w:val="22"/>
           <w:szCs w:val="22"/>
+          <w:highlight w:val="cyan"/>
         </w:rPr>
       </w:pPr>
     </w:p>
@@ -15006,6 +15672,7 @@
           <w:color w:val="303030"/>
           <w:sz w:val="22"/>
           <w:szCs w:val="22"/>
+          <w:highlight w:val="cyan"/>
         </w:rPr>
       </w:pPr>
     </w:p>
@@ -15023,6 +15690,7 @@
           <w:color w:val="303030"/>
           <w:sz w:val="22"/>
           <w:szCs w:val="22"/>
+          <w:highlight w:val="cyan"/>
         </w:rPr>
       </w:pPr>
       <w:r>
@@ -15031,8 +15699,9 @@
           <w:color w:val="303030"/>
           <w:sz w:val="22"/>
           <w:szCs w:val="22"/>
-        </w:rPr>
-        <w:t>{var_23}</w:t>
+          <w:highlight w:val="cyan"/>
+        </w:rPr>
+        <w:t>Norma Técnica Colombiana NTC - ISO/IEC 17025:2005. Requisitos Generales de Competencia de Laboratorio de Ensayo y calibración.</w:t>
       </w:r>
     </w:p>
     <w:p>
@@ -15084,6 +15753,7 @@
           <w:color w:val="303030"/>
           <w:sz w:val="22"/>
           <w:szCs w:val="22"/>
+          <w:highlight w:val="cyan"/>
         </w:rPr>
       </w:pPr>
     </w:p>
@@ -15101,6 +15771,7 @@
           <w:color w:val="303030"/>
           <w:sz w:val="22"/>
           <w:szCs w:val="22"/>
+          <w:highlight w:val="cyan"/>
           <w:lang w:val="en-US"/>
         </w:rPr>
       </w:pPr>
@@ -15110,9 +15781,10 @@
           <w:color w:val="303030"/>
           <w:sz w:val="22"/>
           <w:szCs w:val="22"/>
+          <w:highlight w:val="cyan"/>
           <w:lang w:val="en-US"/>
         </w:rPr>
-        <w:t>{var_24}</w:t>
+        <w:t>Climate-data.org. (</w:t>
       </w:r>
       <w:proofErr w:type="spellStart"/>
       <w:proofErr w:type="gramStart"/>
@@ -15122,8 +15794,10 @@
           <w:color w:val="303030"/>
           <w:sz w:val="22"/>
           <w:szCs w:val="22"/>
+          <w:highlight w:val="cyan"/>
           <w:lang w:val="en-US"/>
         </w:rPr>
+        <w:t>s.</w:t>
       </w:r>
       <w:commentRangeStart w:id="148"/>
       <w:r>
@@ -15132,8 +15806,10 @@
           <w:color w:val="303030"/>
           <w:sz w:val="22"/>
           <w:szCs w:val="22"/>
+          <w:highlight w:val="cyan"/>
           <w:lang w:val="en-US"/>
         </w:rPr>
+        <w:t>f</w:t>
       </w:r>
       <w:commentRangeEnd w:id="148"/>
       <w:proofErr w:type="gramEnd"/>
@@ -15151,6 +15827,7 @@
           <w:color w:val="303030"/>
           <w:sz w:val="22"/>
           <w:szCs w:val="22"/>
+          <w:highlight w:val="cyan"/>
           <w:lang w:val="en-US"/>
         </w:rPr>
         <w:t>.</w:t>
@@ -15162,9 +15839,10 @@
           <w:color w:val="303030"/>
           <w:sz w:val="22"/>
           <w:szCs w:val="22"/>
+          <w:highlight w:val="cyan"/>
           <w:lang w:val="en-US"/>
         </w:rPr>
-        <w:t>). </w:t>
+        <w:t xml:space="preserve">). </w:t>
       </w:r>
     </w:p>
     <w:p>
@@ -15177,6 +15855,7 @@
           <w:color w:val="303030"/>
           <w:sz w:val="22"/>
           <w:szCs w:val="22"/>
+          <w:highlight w:val="cyan"/>
           <w:lang w:val="en-US"/>
         </w:rPr>
       </w:pPr>
@@ -15195,6 +15874,7 @@
           <w:color w:val="303030"/>
           <w:sz w:val="22"/>
           <w:szCs w:val="22"/>
+          <w:highlight w:val="cyan"/>
           <w:lang w:val="en-US"/>
         </w:rPr>
       </w:pPr>
@@ -15204,23 +15884,29 @@
           <w:color w:val="303030"/>
           <w:sz w:val="22"/>
           <w:szCs w:val="22"/>
+          <w:highlight w:val="cyan"/>
           <w:lang w:val="en-US"/>
         </w:rPr>
-        <w:t>{var_6}</w:t>
+        <w:br w:type="page"/>
       </w:r>
     </w:p>
     <w:p>
       <w:pPr>
         <w:pStyle w:val="Ttulo1"/>
-        <w:rPr/>
+        <w:rPr>
+          <w:highlight w:val="cyan"/>
+        </w:rPr>
       </w:pPr>
       <w:bookmarkStart w:id="149" w:name="_Toc536431322"/>
       <w:bookmarkStart w:id="150" w:name="_Toc536798120"/>
       <w:bookmarkStart w:id="151" w:name="_Toc209171136"/>
       <w:bookmarkEnd w:id="142"/>
       <w:r>
-        <w:rPr/>
-        <w:t>{var_25}</w:t>
+        <w:rPr>
+          <w:highlight w:val="cyan"/>
+        </w:rPr>
+        <w:lastRenderedPageBreak/>
+        <w:t>ANEXOS</w:t>
       </w:r>
       <w:bookmarkEnd w:id="149"/>
       <w:bookmarkEnd w:id="150"/>
@@ -15234,6 +15920,7 @@
           <w:color w:val="303030"/>
           <w:sz w:val="22"/>
           <w:szCs w:val="22"/>
+          <w:highlight w:val="cyan"/>
         </w:rPr>
       </w:pPr>
       <w:r>
@@ -15242,8 +15929,9 @@
           <w:color w:val="303030"/>
           <w:sz w:val="22"/>
           <w:szCs w:val="22"/>
-        </w:rPr>
-        <w:t>{var_26}</w:t>
+          <w:highlight w:val="cyan"/>
+        </w:rPr>
+        <w:t>A continuación</w:t>
       </w:r>
       <w:r>
         <w:rPr>
@@ -15251,7 +15939,9 @@
           <w:color w:val="303030"/>
           <w:sz w:val="22"/>
           <w:szCs w:val="22"/>
-        </w:rPr>
+          <w:highlight w:val="cyan"/>
+        </w:rPr>
+        <w:t>,</w:t>
       </w:r>
       <w:r>
         <w:rPr>
@@ -15259,7 +15949,9 @@
           <w:color w:val="303030"/>
           <w:sz w:val="22"/>
           <w:szCs w:val="22"/>
-        </w:rPr>
+          <w:highlight w:val="cyan"/>
+        </w:rPr>
+        <w:t xml:space="preserve"> en la </w:t>
       </w:r>
       <w:r>
         <w:rPr>
@@ -15269,7 +15961,9 @@
           <w:color w:val="303030"/>
           <w:sz w:val="22"/>
           <w:szCs w:val="22"/>
-        </w:rPr>
+          <w:highlight w:val="cyan"/>
+        </w:rPr>
+        <w:fldChar w:fldCharType="begin"/>
       </w:r>
       <w:r>
         <w:rPr>
@@ -15279,7 +15973,9 @@
           <w:color w:val="303030"/>
           <w:sz w:val="22"/>
           <w:szCs w:val="22"/>
-        </w:rPr>
+          <w:highlight w:val="cyan"/>
+        </w:rPr>
+        <w:instrText xml:space="preserve"> REF _Ref530489871 \h  \* MERGEFORMAT </w:instrText>
       </w:r>
       <w:r>
         <w:rPr>
@@ -15289,6 +15985,7 @@
           <w:color w:val="303030"/>
           <w:sz w:val="22"/>
           <w:szCs w:val="22"/>
+          <w:highlight w:val="cyan"/>
         </w:rPr>
       </w:r>
       <w:r>
@@ -15299,7 +15996,9 @@
           <w:color w:val="303030"/>
           <w:sz w:val="22"/>
           <w:szCs w:val="22"/>
-        </w:rPr>
+          <w:highlight w:val="cyan"/>
+        </w:rPr>
+        <w:fldChar w:fldCharType="separate"/>
       </w:r>
       <w:r>
         <w:rPr>
@@ -15309,7 +16008,9 @@
           <w:color w:val="303030"/>
           <w:sz w:val="22"/>
           <w:szCs w:val="22"/>
-        </w:rPr>
+          <w:highlight w:val="cyan"/>
+        </w:rPr>
+        <w:t xml:space="preserve">Tabla </w:t>
       </w:r>
       <w:r>
         <w:rPr>
@@ -15320,7 +16021,9 @@
           <w:color w:val="303030"/>
           <w:sz w:val="22"/>
           <w:szCs w:val="22"/>
-        </w:rPr>
+          <w:highlight w:val="cyan"/>
+        </w:rPr>
+        <w:t>7</w:t>
       </w:r>
       <w:r>
         <w:rPr>
@@ -15330,7 +16033,9 @@
           <w:color w:val="303030"/>
           <w:sz w:val="22"/>
           <w:szCs w:val="22"/>
-        </w:rPr>
+          <w:highlight w:val="cyan"/>
+        </w:rPr>
+        <w:fldChar w:fldCharType="end"/>
       </w:r>
       <w:r>
         <w:rPr>
@@ -15340,7 +16045,9 @@
           <w:color w:val="303030"/>
           <w:sz w:val="22"/>
           <w:szCs w:val="22"/>
-        </w:rPr>
+          <w:highlight w:val="cyan"/>
+        </w:rPr>
+        <w:t xml:space="preserve"> </w:t>
       </w:r>
       <w:r>
         <w:rPr>
@@ -15348,7 +16055,9 @@
           <w:color w:val="303030"/>
           <w:sz w:val="22"/>
           <w:szCs w:val="22"/>
-        </w:rPr>
+          <w:highlight w:val="cyan"/>
+        </w:rPr>
+        <w:t xml:space="preserve">se relacionan los anexos del presente </w:t>
       </w:r>
       <w:r>
         <w:rPr>
@@ -15356,7 +16065,9 @@
           <w:color w:val="303030"/>
           <w:sz w:val="22"/>
           <w:szCs w:val="22"/>
-        </w:rPr>
+          <w:highlight w:val="cyan"/>
+        </w:rPr>
+        <w:t>informe técnico</w:t>
       </w:r>
       <w:r>
         <w:rPr>
@@ -15364,7 +16075,9 @@
           <w:color w:val="303030"/>
           <w:sz w:val="22"/>
           <w:szCs w:val="22"/>
-        </w:rPr>
+          <w:highlight w:val="cyan"/>
+        </w:rPr>
+        <w:t>.</w:t>
       </w:r>
     </w:p>
     <w:p>
@@ -15376,6 +16089,7 @@
         <w:rPr>
           <w:rFonts w:ascii="Avenir Next LT Pro" w:hAnsi="Avenir Next LT Pro"/>
           <w:color w:val="303030"/>
+          <w:highlight w:val="cyan"/>
           <w:lang w:val="es-CO"/>
         </w:rPr>
       </w:pPr>
@@ -15387,81 +16101,102 @@
         <w:rPr>
           <w:rFonts w:ascii="Avenir Next LT Pro" w:hAnsi="Avenir Next LT Pro"/>
           <w:color w:val="303030"/>
+          <w:highlight w:val="cyan"/>
           <w:lang w:val="es-CO"/>
         </w:rPr>
-        <w:t>{var_27}</w:t>
-      </w:r>
-      <w:r>
-        <w:rPr>
-          <w:rFonts w:ascii="Avenir Next LT Pro" w:hAnsi="Avenir Next LT Pro"/>
-          <w:color w:val="303030"/>
+        <w:t xml:space="preserve">Tabla </w:t>
+      </w:r>
+      <w:r>
+        <w:rPr>
+          <w:rFonts w:ascii="Avenir Next LT Pro" w:hAnsi="Avenir Next LT Pro"/>
+          <w:color w:val="303030"/>
+          <w:highlight w:val="cyan"/>
           <w:lang w:val="es-CO"/>
         </w:rPr>
-      </w:r>
-      <w:r>
-        <w:rPr>
-          <w:rFonts w:ascii="Avenir Next LT Pro" w:hAnsi="Avenir Next LT Pro"/>
-          <w:color w:val="303030"/>
+        <w:fldChar w:fldCharType="begin"/>
+      </w:r>
+      <w:r>
+        <w:rPr>
+          <w:rFonts w:ascii="Avenir Next LT Pro" w:hAnsi="Avenir Next LT Pro"/>
+          <w:color w:val="303030"/>
+          <w:highlight w:val="cyan"/>
           <w:lang w:val="es-CO"/>
         </w:rPr>
-      </w:r>
-      <w:r>
-        <w:rPr>
-          <w:rFonts w:ascii="Avenir Next LT Pro" w:hAnsi="Avenir Next LT Pro"/>
-          <w:color w:val="303030"/>
+        <w:instrText xml:space="preserve"> SEQ Tabla \* ARABIC </w:instrText>
+      </w:r>
+      <w:r>
+        <w:rPr>
+          <w:rFonts w:ascii="Avenir Next LT Pro" w:hAnsi="Avenir Next LT Pro"/>
+          <w:color w:val="303030"/>
+          <w:highlight w:val="cyan"/>
           <w:lang w:val="es-CO"/>
         </w:rPr>
+        <w:fldChar w:fldCharType="separate"/>
       </w:r>
       <w:r>
         <w:rPr>
           <w:rFonts w:ascii="Avenir Next LT Pro" w:hAnsi="Avenir Next LT Pro"/>
           <w:noProof/>
           <w:color w:val="303030"/>
+          <w:highlight w:val="cyan"/>
           <w:lang w:val="es-CO"/>
         </w:rPr>
-      </w:r>
-      <w:r>
-        <w:rPr>
-          <w:rFonts w:ascii="Avenir Next LT Pro" w:hAnsi="Avenir Next LT Pro"/>
-          <w:color w:val="303030"/>
+        <w:t>7</w:t>
+      </w:r>
+      <w:r>
+        <w:rPr>
+          <w:rFonts w:ascii="Avenir Next LT Pro" w:hAnsi="Avenir Next LT Pro"/>
+          <w:color w:val="303030"/>
+          <w:highlight w:val="cyan"/>
           <w:lang w:val="es-CO"/>
         </w:rPr>
+        <w:fldChar w:fldCharType="end"/>
       </w:r>
       <w:bookmarkEnd w:id="152"/>
       <w:r>
         <w:rPr>
           <w:rFonts w:ascii="Avenir Next LT Pro" w:hAnsi="Avenir Next LT Pro"/>
           <w:color w:val="303030"/>
+          <w:highlight w:val="cyan"/>
           <w:lang w:val="es-CO"/>
         </w:rPr>
-      </w:r>
-      <w:r>
-        <w:rPr>
-          <w:rFonts w:ascii="Avenir Next LT Pro" w:hAnsi="Avenir Next LT Pro"/>
-          <w:color w:val="303030"/>
+        <w:t xml:space="preserve">. Anexos del </w:t>
+      </w:r>
+      <w:r>
+        <w:rPr>
+          <w:rFonts w:ascii="Avenir Next LT Pro" w:hAnsi="Avenir Next LT Pro"/>
+          <w:color w:val="303030"/>
+          <w:highlight w:val="cyan"/>
           <w:lang w:val="es-CO"/>
         </w:rPr>
-      </w:r>
-      <w:r>
-        <w:rPr>
-          <w:rFonts w:ascii="Avenir Next LT Pro" w:hAnsi="Avenir Next LT Pro"/>
-          <w:color w:val="303030"/>
+        <w:t>I</w:t>
+      </w:r>
+      <w:r>
+        <w:rPr>
+          <w:rFonts w:ascii="Avenir Next LT Pro" w:hAnsi="Avenir Next LT Pro"/>
+          <w:color w:val="303030"/>
+          <w:highlight w:val="cyan"/>
           <w:lang w:val="es-CO"/>
         </w:rPr>
-      </w:r>
-      <w:r>
-        <w:rPr>
-          <w:rFonts w:ascii="Avenir Next LT Pro" w:hAnsi="Avenir Next LT Pro"/>
-          <w:color w:val="303030"/>
+        <w:t xml:space="preserve">nforme </w:t>
+      </w:r>
+      <w:r>
+        <w:rPr>
+          <w:rFonts w:ascii="Avenir Next LT Pro" w:hAnsi="Avenir Next LT Pro"/>
+          <w:color w:val="303030"/>
+          <w:highlight w:val="cyan"/>
           <w:lang w:val="es-CO"/>
         </w:rPr>
-      </w:r>
-      <w:r>
-        <w:rPr>
-          <w:rFonts w:ascii="Avenir Next LT Pro" w:hAnsi="Avenir Next LT Pro"/>
-          <w:color w:val="303030"/>
+        <w:t>t</w:t>
+      </w:r>
+      <w:r>
+        <w:rPr>
+          <w:rFonts w:ascii="Avenir Next LT Pro" w:hAnsi="Avenir Next LT Pro"/>
+          <w:color w:val="303030"/>
+          <w:highlight w:val="cyan"/>
           <w:lang w:val="es-CO"/>
         </w:rPr>
+        <w:t>écnico</w:t>
       </w:r>
       <w:bookmarkEnd w:id="153"/>
       <w:bookmarkEnd w:id="154"/>
@@ -15469,8 +16204,10 @@
         <w:rPr>
           <w:rFonts w:ascii="Avenir Next LT Pro" w:hAnsi="Avenir Next LT Pro"/>
           <w:color w:val="303030"/>
+          <w:highlight w:val="cyan"/>
           <w:lang w:val="es-CO"/>
         </w:rPr>
+        <w:t>.</w:t>
       </w:r>
       <w:bookmarkEnd w:id="155"/>
     </w:p>
@@ -15506,6 +16243,7 @@
         <w:tc>
           <w:tcPr>
             <w:tcW w:w="1248" w:type="pct"/>
+            <w:shd w:val="clear" w:color="auto" w:fill="004CAB"/>
             <w:vAlign w:val="center"/>
             <w:hideMark/>
           </w:tcPr>
@@ -15519,6 +16257,7 @@
                 <w:color w:val="FFFFFF" w:themeColor="background1"/>
                 <w:sz w:val="20"/>
                 <w:szCs w:val="20"/>
+                <w:highlight w:val="cyan"/>
               </w:rPr>
             </w:pPr>
             <w:r>
@@ -15529,14 +16268,16 @@
                 <w:color w:val="FFFFFF" w:themeColor="background1"/>
                 <w:sz w:val="20"/>
                 <w:szCs w:val="20"/>
-              </w:rPr>
-              <w:t>{var_61}</w:t>
+                <w:highlight w:val="cyan"/>
+              </w:rPr>
+              <w:t>Anexo</w:t>
             </w:r>
           </w:p>
         </w:tc>
         <w:tc>
           <w:tcPr>
             <w:tcW w:w="1410" w:type="pct"/>
+            <w:shd w:val="clear" w:color="auto" w:fill="004CAB"/>
             <w:vAlign w:val="center"/>
             <w:hideMark/>
           </w:tcPr>
@@ -15550,6 +16291,7 @@
                 <w:color w:val="FFFFFF" w:themeColor="background1"/>
                 <w:sz w:val="20"/>
                 <w:szCs w:val="20"/>
+                <w:highlight w:val="cyan"/>
               </w:rPr>
             </w:pPr>
             <w:r>
@@ -15560,14 +16302,16 @@
                 <w:color w:val="FFFFFF" w:themeColor="background1"/>
                 <w:sz w:val="20"/>
                 <w:szCs w:val="20"/>
-              </w:rPr>
-              <w:t>{var_62}</w:t>
+                <w:highlight w:val="cyan"/>
+              </w:rPr>
+              <w:t>Laboratorio</w:t>
             </w:r>
           </w:p>
         </w:tc>
         <w:tc>
           <w:tcPr>
             <w:tcW w:w="1709" w:type="pct"/>
+            <w:shd w:val="clear" w:color="auto" w:fill="004CAB"/>
             <w:vAlign w:val="center"/>
             <w:hideMark/>
           </w:tcPr>
@@ -15581,6 +16325,7 @@
                 <w:color w:val="FFFFFF" w:themeColor="background1"/>
                 <w:sz w:val="20"/>
                 <w:szCs w:val="20"/>
+                <w:highlight w:val="cyan"/>
               </w:rPr>
             </w:pPr>
             <w:r>
@@ -15591,14 +16336,16 @@
                 <w:color w:val="FFFFFF" w:themeColor="background1"/>
                 <w:sz w:val="20"/>
                 <w:szCs w:val="20"/>
-              </w:rPr>
-              <w:t>{var_63}</w:t>
+                <w:highlight w:val="cyan"/>
+              </w:rPr>
+              <w:t>Archivos</w:t>
             </w:r>
           </w:p>
         </w:tc>
         <w:tc>
           <w:tcPr>
             <w:tcW w:w="633" w:type="pct"/>
+            <w:shd w:val="clear" w:color="auto" w:fill="004CAB"/>
             <w:vAlign w:val="center"/>
             <w:hideMark/>
           </w:tcPr>
@@ -15612,6 +16359,7 @@
                 <w:color w:val="FFFFFF" w:themeColor="background1"/>
                 <w:sz w:val="20"/>
                 <w:szCs w:val="20"/>
+                <w:highlight w:val="cyan"/>
               </w:rPr>
             </w:pPr>
             <w:r>
@@ -15622,8 +16370,9 @@
                 <w:color w:val="FFFFFF" w:themeColor="background1"/>
                 <w:sz w:val="20"/>
                 <w:szCs w:val="20"/>
-              </w:rPr>
-              <w:t>{var_64}</w:t>
+                <w:highlight w:val="cyan"/>
+              </w:rPr>
+              <w:t>Páginas</w:t>
             </w:r>
           </w:p>
         </w:tc>
@@ -15637,6 +16386,7 @@
           <w:tcPr>
             <w:tcW w:w="1248" w:type="pct"/>
             <w:vMerge w:val="restart"/>
+            <w:shd w:val="clear" w:color="auto" w:fill="auto"/>
             <w:vAlign w:val="center"/>
             <w:hideMark/>
           </w:tcPr>
@@ -15650,6 +16400,7 @@
                 <w:color w:val="303030"/>
                 <w:sz w:val="20"/>
                 <w:szCs w:val="20"/>
+                <w:highlight w:val="cyan"/>
               </w:rPr>
             </w:pPr>
             <w:r>
@@ -15660,8 +16411,9 @@
                 <w:color w:val="303030"/>
                 <w:sz w:val="20"/>
                 <w:szCs w:val="20"/>
-              </w:rPr>
-              <w:t>{var_66}</w:t>
+                <w:highlight w:val="cyan"/>
+              </w:rPr>
+              <w:t xml:space="preserve">Anexo 1. </w:t>
             </w:r>
             <w:r>
               <w:rPr>
@@ -15669,13 +16421,16 @@
                 <w:color w:val="303030"/>
                 <w:sz w:val="20"/>
                 <w:szCs w:val="20"/>
-              </w:rPr>
+                <w:highlight w:val="cyan"/>
+              </w:rPr>
+              <w:t>Reportes de laboratorio</w:t>
             </w:r>
           </w:p>
         </w:tc>
         <w:tc>
           <w:tcPr>
             <w:tcW w:w="1410" w:type="pct"/>
+            <w:shd w:val="clear" w:color="auto" w:fill="auto"/>
             <w:vAlign w:val="center"/>
           </w:tcPr>
           <w:p>
@@ -15686,6 +16441,7 @@
                 <w:color w:val="303030"/>
                 <w:sz w:val="20"/>
                 <w:szCs w:val="20"/>
+                <w:highlight w:val="cyan"/>
               </w:rPr>
             </w:pPr>
           </w:p>
@@ -15693,6 +16449,7 @@
         <w:tc>
           <w:tcPr>
             <w:tcW w:w="1709" w:type="pct"/>
+            <w:shd w:val="clear" w:color="auto" w:fill="auto"/>
             <w:vAlign w:val="center"/>
           </w:tcPr>
           <w:p>
@@ -15704,6 +16461,7 @@
                 <w:color w:val="303030"/>
                 <w:sz w:val="20"/>
                 <w:szCs w:val="20"/>
+                <w:highlight w:val="cyan"/>
               </w:rPr>
             </w:pPr>
           </w:p>
@@ -15711,6 +16469,7 @@
         <w:tc>
           <w:tcPr>
             <w:tcW w:w="633" w:type="pct"/>
+            <w:shd w:val="clear" w:color="auto" w:fill="auto"/>
             <w:vAlign w:val="center"/>
           </w:tcPr>
           <w:p>
@@ -15722,6 +16481,7 @@
                 <w:color w:val="303030"/>
                 <w:sz w:val="20"/>
                 <w:szCs w:val="20"/>
+                <w:highlight w:val="cyan"/>
               </w:rPr>
             </w:pPr>
           </w:p>
@@ -15736,6 +16496,7 @@
           <w:tcPr>
             <w:tcW w:w="1248" w:type="pct"/>
             <w:vMerge/>
+            <w:shd w:val="clear" w:color="auto" w:fill="auto"/>
             <w:vAlign w:val="center"/>
           </w:tcPr>
           <w:p>
@@ -15748,6 +16509,7 @@
                 <w:color w:val="303030"/>
                 <w:sz w:val="20"/>
                 <w:szCs w:val="20"/>
+                <w:highlight w:val="cyan"/>
               </w:rPr>
             </w:pPr>
           </w:p>
@@ -15755,6 +16517,7 @@
         <w:tc>
           <w:tcPr>
             <w:tcW w:w="1410" w:type="pct"/>
+            <w:shd w:val="clear" w:color="auto" w:fill="auto"/>
             <w:vAlign w:val="center"/>
           </w:tcPr>
           <w:p>
@@ -15765,6 +16528,7 @@
                 <w:color w:val="303030"/>
                 <w:sz w:val="20"/>
                 <w:szCs w:val="20"/>
+                <w:highlight w:val="cyan"/>
               </w:rPr>
             </w:pPr>
           </w:p>
@@ -15772,6 +16536,7 @@
         <w:tc>
           <w:tcPr>
             <w:tcW w:w="1709" w:type="pct"/>
+            <w:shd w:val="clear" w:color="auto" w:fill="auto"/>
             <w:vAlign w:val="center"/>
           </w:tcPr>
           <w:p>
@@ -15783,6 +16548,7 @@
                 <w:color w:val="303030"/>
                 <w:sz w:val="20"/>
                 <w:szCs w:val="20"/>
+                <w:highlight w:val="cyan"/>
               </w:rPr>
             </w:pPr>
           </w:p>
@@ -15790,6 +16556,7 @@
         <w:tc>
           <w:tcPr>
             <w:tcW w:w="633" w:type="pct"/>
+            <w:shd w:val="clear" w:color="auto" w:fill="auto"/>
             <w:vAlign w:val="center"/>
           </w:tcPr>
           <w:p>
@@ -15801,6 +16568,7 @@
                 <w:color w:val="303030"/>
                 <w:sz w:val="20"/>
                 <w:szCs w:val="20"/>
+                <w:highlight w:val="cyan"/>
               </w:rPr>
             </w:pPr>
           </w:p>
@@ -15815,6 +16583,7 @@
           <w:tcPr>
             <w:tcW w:w="1248" w:type="pct"/>
             <w:vMerge w:val="restart"/>
+            <w:shd w:val="clear" w:color="auto" w:fill="auto"/>
             <w:vAlign w:val="center"/>
           </w:tcPr>
           <w:p>
@@ -15827,6 +16596,7 @@
                 <w:color w:val="303030"/>
                 <w:sz w:val="20"/>
                 <w:szCs w:val="20"/>
+                <w:highlight w:val="cyan"/>
               </w:rPr>
             </w:pPr>
             <w:r>
@@ -15837,8 +16607,9 @@
                 <w:color w:val="303030"/>
                 <w:sz w:val="20"/>
                 <w:szCs w:val="20"/>
-              </w:rPr>
-              <w:t>{var_69}</w:t>
+                <w:highlight w:val="cyan"/>
+              </w:rPr>
+              <w:t xml:space="preserve">Anexo 2. </w:t>
             </w:r>
             <w:r>
               <w:rPr>
@@ -15846,13 +16617,16 @@
                 <w:color w:val="303030"/>
                 <w:sz w:val="20"/>
                 <w:szCs w:val="20"/>
-              </w:rPr>
+                <w:highlight w:val="cyan"/>
+              </w:rPr>
+              <w:t>Formatos de campo</w:t>
             </w:r>
           </w:p>
         </w:tc>
         <w:tc>
           <w:tcPr>
             <w:tcW w:w="1410" w:type="pct"/>
+            <w:shd w:val="clear" w:color="auto" w:fill="auto"/>
             <w:vAlign w:val="center"/>
           </w:tcPr>
           <w:p>
@@ -15863,6 +16637,7 @@
                 <w:color w:val="303030"/>
                 <w:sz w:val="20"/>
                 <w:szCs w:val="20"/>
+                <w:highlight w:val="cyan"/>
               </w:rPr>
             </w:pPr>
           </w:p>
@@ -15870,6 +16645,7 @@
         <w:tc>
           <w:tcPr>
             <w:tcW w:w="1709" w:type="pct"/>
+            <w:shd w:val="clear" w:color="auto" w:fill="auto"/>
             <w:vAlign w:val="center"/>
           </w:tcPr>
           <w:p>
@@ -15880,6 +16656,7 @@
                 <w:color w:val="303030"/>
                 <w:sz w:val="20"/>
                 <w:szCs w:val="20"/>
+                <w:highlight w:val="cyan"/>
               </w:rPr>
             </w:pPr>
           </w:p>
@@ -15887,6 +16664,7 @@
         <w:tc>
           <w:tcPr>
             <w:tcW w:w="633" w:type="pct"/>
+            <w:shd w:val="clear" w:color="auto" w:fill="auto"/>
             <w:vAlign w:val="center"/>
           </w:tcPr>
           <w:p>
@@ -15897,6 +16675,7 @@
                 <w:color w:val="303030"/>
                 <w:sz w:val="20"/>
                 <w:szCs w:val="20"/>
+                <w:highlight w:val="cyan"/>
               </w:rPr>
             </w:pPr>
           </w:p>
@@ -15911,6 +16690,7 @@
           <w:tcPr>
             <w:tcW w:w="1248" w:type="pct"/>
             <w:vMerge/>
+            <w:shd w:val="clear" w:color="auto" w:fill="auto"/>
             <w:vAlign w:val="center"/>
           </w:tcPr>
           <w:p>
@@ -15923,6 +16703,7 @@
                 <w:color w:val="303030"/>
                 <w:sz w:val="20"/>
                 <w:szCs w:val="20"/>
+                <w:highlight w:val="cyan"/>
               </w:rPr>
             </w:pPr>
           </w:p>
@@ -15930,6 +16711,7 @@
         <w:tc>
           <w:tcPr>
             <w:tcW w:w="1410" w:type="pct"/>
+            <w:shd w:val="clear" w:color="auto" w:fill="auto"/>
             <w:vAlign w:val="center"/>
           </w:tcPr>
           <w:p>
@@ -15940,6 +16722,7 @@
                 <w:color w:val="303030"/>
                 <w:sz w:val="20"/>
                 <w:szCs w:val="20"/>
+                <w:highlight w:val="cyan"/>
               </w:rPr>
             </w:pPr>
           </w:p>
@@ -15947,6 +16730,7 @@
         <w:tc>
           <w:tcPr>
             <w:tcW w:w="1709" w:type="pct"/>
+            <w:shd w:val="clear" w:color="auto" w:fill="auto"/>
             <w:vAlign w:val="center"/>
           </w:tcPr>
           <w:p>
@@ -15957,6 +16741,7 @@
                 <w:color w:val="303030"/>
                 <w:sz w:val="20"/>
                 <w:szCs w:val="20"/>
+                <w:highlight w:val="cyan"/>
               </w:rPr>
             </w:pPr>
           </w:p>
@@ -15964,6 +16749,7 @@
         <w:tc>
           <w:tcPr>
             <w:tcW w:w="633" w:type="pct"/>
+            <w:shd w:val="clear" w:color="auto" w:fill="auto"/>
             <w:vAlign w:val="center"/>
           </w:tcPr>
           <w:p>
@@ -15974,6 +16760,7 @@
                 <w:color w:val="303030"/>
                 <w:sz w:val="20"/>
                 <w:szCs w:val="20"/>
+                <w:highlight w:val="cyan"/>
               </w:rPr>
             </w:pPr>
           </w:p>
@@ -15988,6 +16775,7 @@
           <w:tcPr>
             <w:tcW w:w="1248" w:type="pct"/>
             <w:vMerge/>
+            <w:shd w:val="clear" w:color="auto" w:fill="auto"/>
             <w:vAlign w:val="center"/>
           </w:tcPr>
           <w:p>
@@ -16000,6 +16788,7 @@
                 <w:color w:val="303030"/>
                 <w:sz w:val="20"/>
                 <w:szCs w:val="20"/>
+                <w:highlight w:val="cyan"/>
               </w:rPr>
             </w:pPr>
           </w:p>
@@ -16007,6 +16796,7 @@
         <w:tc>
           <w:tcPr>
             <w:tcW w:w="1410" w:type="pct"/>
+            <w:shd w:val="clear" w:color="auto" w:fill="auto"/>
             <w:vAlign w:val="center"/>
           </w:tcPr>
           <w:p>
@@ -16017,6 +16807,7 @@
                 <w:color w:val="303030"/>
                 <w:sz w:val="20"/>
                 <w:szCs w:val="20"/>
+                <w:highlight w:val="cyan"/>
               </w:rPr>
             </w:pPr>
           </w:p>
@@ -16024,6 +16815,7 @@
         <w:tc>
           <w:tcPr>
             <w:tcW w:w="1709" w:type="pct"/>
+            <w:shd w:val="clear" w:color="auto" w:fill="auto"/>
             <w:vAlign w:val="center"/>
           </w:tcPr>
           <w:p>
@@ -16034,6 +16826,7 @@
                 <w:color w:val="303030"/>
                 <w:sz w:val="20"/>
                 <w:szCs w:val="20"/>
+                <w:highlight w:val="cyan"/>
               </w:rPr>
             </w:pPr>
           </w:p>
@@ -16041,6 +16834,7 @@
         <w:tc>
           <w:tcPr>
             <w:tcW w:w="633" w:type="pct"/>
+            <w:shd w:val="clear" w:color="auto" w:fill="auto"/>
             <w:vAlign w:val="center"/>
           </w:tcPr>
           <w:p>
@@ -16051,6 +16845,7 @@
                 <w:color w:val="303030"/>
                 <w:sz w:val="20"/>
                 <w:szCs w:val="20"/>
+                <w:highlight w:val="cyan"/>
               </w:rPr>
             </w:pPr>
           </w:p>
@@ -16065,6 +16860,7 @@
           <w:tcPr>
             <w:tcW w:w="1248" w:type="pct"/>
             <w:vMerge w:val="restart"/>
+            <w:shd w:val="clear" w:color="auto" w:fill="auto"/>
             <w:vAlign w:val="center"/>
             <w:hideMark/>
           </w:tcPr>
@@ -16078,6 +16874,7 @@
                 <w:color w:val="303030"/>
                 <w:sz w:val="20"/>
                 <w:szCs w:val="20"/>
+                <w:highlight w:val="cyan"/>
               </w:rPr>
             </w:pPr>
             <w:r>
@@ -16088,8 +16885,9 @@
                 <w:color w:val="303030"/>
                 <w:sz w:val="20"/>
                 <w:szCs w:val="20"/>
-              </w:rPr>
-              <w:t>{var_71}</w:t>
+                <w:highlight w:val="cyan"/>
+              </w:rPr>
+              <w:t xml:space="preserve">Anexo 3. </w:t>
             </w:r>
             <w:r>
               <w:rPr>
@@ -16097,13 +16895,16 @@
                 <w:color w:val="303030"/>
                 <w:sz w:val="20"/>
                 <w:szCs w:val="20"/>
-              </w:rPr>
+                <w:highlight w:val="cyan"/>
+              </w:rPr>
+              <w:t>Resolución de Acreditación por el IDEAM</w:t>
             </w:r>
           </w:p>
         </w:tc>
         <w:tc>
           <w:tcPr>
             <w:tcW w:w="1410" w:type="pct"/>
+            <w:shd w:val="clear" w:color="auto" w:fill="auto"/>
             <w:vAlign w:val="center"/>
           </w:tcPr>
           <w:p>
@@ -16114,6 +16915,7 @@
                 <w:color w:val="303030"/>
                 <w:sz w:val="20"/>
                 <w:szCs w:val="20"/>
+                <w:highlight w:val="cyan"/>
               </w:rPr>
             </w:pPr>
           </w:p>
@@ -16121,6 +16923,7 @@
         <w:tc>
           <w:tcPr>
             <w:tcW w:w="1709" w:type="pct"/>
+            <w:shd w:val="clear" w:color="auto" w:fill="auto"/>
             <w:vAlign w:val="center"/>
           </w:tcPr>
           <w:p>
@@ -16131,6 +16934,7 @@
                 <w:color w:val="303030"/>
                 <w:sz w:val="20"/>
                 <w:szCs w:val="20"/>
+                <w:highlight w:val="cyan"/>
               </w:rPr>
             </w:pPr>
           </w:p>
@@ -16138,6 +16942,7 @@
         <w:tc>
           <w:tcPr>
             <w:tcW w:w="633" w:type="pct"/>
+            <w:shd w:val="clear" w:color="auto" w:fill="auto"/>
             <w:vAlign w:val="center"/>
           </w:tcPr>
           <w:p>
@@ -16148,6 +16953,7 @@
                 <w:color w:val="303030"/>
                 <w:sz w:val="20"/>
                 <w:szCs w:val="20"/>
+                <w:highlight w:val="cyan"/>
               </w:rPr>
             </w:pPr>
           </w:p>
@@ -16162,6 +16968,7 @@
           <w:tcPr>
             <w:tcW w:w="1248" w:type="pct"/>
             <w:vMerge/>
+            <w:shd w:val="clear" w:color="auto" w:fill="auto"/>
             <w:vAlign w:val="center"/>
           </w:tcPr>
           <w:p>
@@ -16174,6 +16981,7 @@
                 <w:color w:val="303030"/>
                 <w:sz w:val="20"/>
                 <w:szCs w:val="20"/>
+                <w:highlight w:val="cyan"/>
               </w:rPr>
             </w:pPr>
           </w:p>
@@ -16181,6 +16989,7 @@
         <w:tc>
           <w:tcPr>
             <w:tcW w:w="1410" w:type="pct"/>
+            <w:shd w:val="clear" w:color="auto" w:fill="auto"/>
             <w:vAlign w:val="center"/>
           </w:tcPr>
           <w:p>
@@ -16191,6 +17000,7 @@
                 <w:color w:val="303030"/>
                 <w:sz w:val="20"/>
                 <w:szCs w:val="20"/>
+                <w:highlight w:val="cyan"/>
               </w:rPr>
             </w:pPr>
           </w:p>
@@ -16198,6 +17008,7 @@
         <w:tc>
           <w:tcPr>
             <w:tcW w:w="1709" w:type="pct"/>
+            <w:shd w:val="clear" w:color="auto" w:fill="auto"/>
             <w:vAlign w:val="center"/>
           </w:tcPr>
           <w:p>
@@ -16208,6 +17019,7 @@
                 <w:color w:val="303030"/>
                 <w:sz w:val="20"/>
                 <w:szCs w:val="20"/>
+                <w:highlight w:val="cyan"/>
               </w:rPr>
             </w:pPr>
           </w:p>
@@ -16215,6 +17027,7 @@
         <w:tc>
           <w:tcPr>
             <w:tcW w:w="633" w:type="pct"/>
+            <w:shd w:val="clear" w:color="auto" w:fill="auto"/>
             <w:vAlign w:val="center"/>
           </w:tcPr>
           <w:p>
@@ -16225,6 +17038,7 @@
                 <w:color w:val="303030"/>
                 <w:sz w:val="20"/>
                 <w:szCs w:val="20"/>
+                <w:highlight w:val="cyan"/>
               </w:rPr>
             </w:pPr>
           </w:p>
@@ -16239,6 +17053,7 @@
           <w:tcPr>
             <w:tcW w:w="5000" w:type="pct"/>
             <w:gridSpan w:val="4"/>
+            <w:shd w:val="clear" w:color="auto" w:fill="auto"/>
             <w:vAlign w:val="center"/>
           </w:tcPr>
           <w:p>
@@ -16249,6 +17064,7 @@
                 <w:color w:val="303030"/>
                 <w:sz w:val="20"/>
                 <w:szCs w:val="20"/>
+                <w:highlight w:val="cyan"/>
               </w:rPr>
             </w:pPr>
             <w:r>
@@ -16259,8 +17075,9 @@
                 <w:color w:val="303030"/>
                 <w:sz w:val="20"/>
                 <w:szCs w:val="20"/>
-              </w:rPr>
-              <w:t>{var_75}</w:t>
+                <w:highlight w:val="cyan"/>
+              </w:rPr>
+              <w:t xml:space="preserve">Anexo 4. </w:t>
             </w:r>
             <w:r>
               <w:rPr>
@@ -16268,7 +17085,9 @@
                 <w:color w:val="303030"/>
                 <w:sz w:val="20"/>
                 <w:szCs w:val="20"/>
-              </w:rPr>
+                <w:highlight w:val="cyan"/>
+              </w:rPr>
+              <w:t>Hoja de cálculo incertidumbre</w:t>
             </w:r>
           </w:p>
         </w:tc>
@@ -16282,6 +17101,7 @@
           <w:tcPr>
             <w:tcW w:w="5000" w:type="pct"/>
             <w:gridSpan w:val="4"/>
+            <w:shd w:val="clear" w:color="auto" w:fill="auto"/>
             <w:vAlign w:val="center"/>
           </w:tcPr>
           <w:p>
@@ -16294,6 +17114,7 @@
                 <w:color w:val="303030"/>
                 <w:sz w:val="20"/>
                 <w:szCs w:val="20"/>
+                <w:highlight w:val="cyan"/>
               </w:rPr>
             </w:pPr>
             <w:r>
@@ -16304,9 +17125,10 @@
                 <w:color w:val="303030"/>
                 <w:sz w:val="20"/>
                 <w:szCs w:val="20"/>
+                <w:highlight w:val="cyan"/>
                 <w:lang w:val="es-ES"/>
               </w:rPr>
-              <w:t>{var_79}</w:t>
+              <w:t xml:space="preserve">Anexo 5. </w:t>
             </w:r>
             <w:r>
               <w:rPr>
@@ -16314,8 +17136,10 @@
                 <w:color w:val="303030"/>
                 <w:sz w:val="20"/>
                 <w:szCs w:val="20"/>
+                <w:highlight w:val="cyan"/>
                 <w:lang w:val="es-ES"/>
               </w:rPr>
+              <w:t>Certificados de calibración</w:t>
             </w:r>
           </w:p>
         </w:tc>
@@ -16331,6 +17155,7 @@
           <w:color w:val="303030"/>
           <w:sz w:val="20"/>
           <w:szCs w:val="20"/>
+          <w:highlight w:val="cyan"/>
         </w:rPr>
       </w:pPr>
       <w:r>
@@ -16340,8 +17165,9 @@
           <w:color w:val="303030"/>
           <w:sz w:val="20"/>
           <w:szCs w:val="20"/>
-        </w:rPr>
-        <w:t>{var_17}</w:t>
+          <w:highlight w:val="cyan"/>
+        </w:rPr>
+        <w:t xml:space="preserve">Fuente: SERAMBIENTE S.A.S., </w:t>
       </w:r>
       <w:r>
         <w:rPr>
@@ -16350,7 +17176,9 @@
           <w:color w:val="303030"/>
           <w:sz w:val="20"/>
           <w:szCs w:val="20"/>
-        </w:rPr>
+          <w:highlight w:val="cyan"/>
+        </w:rPr>
+        <w:t>{annex_source_year}</w:t>
       </w:r>
       <w:r>
         <w:rPr>
@@ -16359,7 +17187,9 @@
           <w:color w:val="303030"/>
           <w:sz w:val="20"/>
           <w:szCs w:val="20"/>
-        </w:rPr>
+          <w:highlight w:val="cyan"/>
+        </w:rPr>
+        <w:t>.</w:t>
       </w:r>
     </w:p>
     <w:p>
@@ -16372,6 +17202,7 @@
           <w:color w:val="303030"/>
           <w:sz w:val="20"/>
           <w:szCs w:val="20"/>
+          <w:highlight w:val="cyan"/>
         </w:rPr>
       </w:pPr>
       <w:r>
@@ -16381,8 +17212,9 @@
           <w:color w:val="303030"/>
           <w:sz w:val="20"/>
           <w:szCs w:val="20"/>
-        </w:rPr>
-        <w:t>{var_6}</w:t>
+          <w:highlight w:val="cyan"/>
+        </w:rPr>
+        <w:br w:type="page"/>
       </w:r>
     </w:p>
     <w:p>
@@ -16406,7 +17238,7 @@
         <w:t>AL</w:t>
       </w:r>
       <w:r>
-        <w:t> DE CAMBIOS</w:t>
+        <w:t xml:space="preserve"> DE CAMBIOS</w:t>
       </w:r>
       <w:bookmarkEnd w:id="156"/>
       <w:bookmarkEnd w:id="157"/>
@@ -16432,7 +17264,7 @@
           <w:color w:val="303030"/>
           <w:lang w:val="es-419"/>
         </w:rPr>
-        <w:t>Tabla </w:t>
+        <w:t xml:space="preserve">Tabla </w:t>
       </w:r>
       <w:r>
         <w:rPr>
@@ -16478,7 +17310,7 @@
           <w:color w:val="303030"/>
           <w:lang w:val="es-419"/>
         </w:rPr>
-        <w:t>. </w:t>
+        <w:t xml:space="preserve">. </w:t>
       </w:r>
       <w:r>
         <w:rPr>
@@ -16499,7 +17331,7 @@
           <w:rFonts w:ascii="Avenir Next LT Pro" w:hAnsi="Avenir Next LT Pro" w:cs="Calibri"/>
           <w:color w:val="303030"/>
         </w:rPr>
-        <w:t> de cambios.</w:t>
+        <w:t xml:space="preserve"> de cambios.</w:t>
       </w:r>
       <w:bookmarkEnd w:id="159"/>
       <w:bookmarkEnd w:id="160"/>
@@ -16537,6 +17369,7 @@
         <w:tc>
           <w:tcPr>
             <w:tcW w:w="522" w:type="pct"/>
+            <w:shd w:val="clear" w:color="000000" w:fill="004CAB"/>
             <w:vAlign w:val="center"/>
             <w:hideMark/>
           </w:tcPr>
@@ -16568,6 +17401,7 @@
         <w:tc>
           <w:tcPr>
             <w:tcW w:w="1253" w:type="pct"/>
+            <w:shd w:val="clear" w:color="000000" w:fill="004CAB"/>
             <w:vAlign w:val="center"/>
             <w:hideMark/>
           </w:tcPr>
@@ -16599,6 +17433,7 @@
         <w:tc>
           <w:tcPr>
             <w:tcW w:w="853" w:type="pct"/>
+            <w:shd w:val="clear" w:color="000000" w:fill="004CAB"/>
             <w:vAlign w:val="center"/>
             <w:hideMark/>
           </w:tcPr>
@@ -16654,6 +17489,7 @@
         <w:tc>
           <w:tcPr>
             <w:tcW w:w="928" w:type="pct"/>
+            <w:shd w:val="clear" w:color="000000" w:fill="004CAB"/>
             <w:vAlign w:val="center"/>
             <w:hideMark/>
           </w:tcPr>
@@ -16720,6 +17556,7 @@
         <w:tc>
           <w:tcPr>
             <w:tcW w:w="722" w:type="pct"/>
+            <w:shd w:val="clear" w:color="000000" w:fill="004CAB"/>
             <w:vAlign w:val="center"/>
             <w:hideMark/>
           </w:tcPr>
@@ -16751,6 +17588,7 @@
         <w:tc>
           <w:tcPr>
             <w:tcW w:w="722" w:type="pct"/>
+            <w:shd w:val="clear" w:color="000000" w:fill="004CAB"/>
             <w:vAlign w:val="center"/>
             <w:hideMark/>
           </w:tcPr>
@@ -16788,6 +17626,7 @@
           <w:tcPr>
             <w:tcW w:w="522" w:type="pct"/>
             <w:vMerge w:val="restart"/>
+            <w:shd w:val="clear" w:color="auto" w:fill="auto"/>
             <w:vAlign w:val="center"/>
             <w:hideMark/>
           </w:tcPr>
@@ -16808,7 +17647,16 @@
                 <w:sz w:val="20"/>
                 <w:szCs w:val="20"/>
               </w:rPr>
-              <w:t>00</w:t>
+              <w:t>0</w:t>
+            </w:r>
+            <w:r>
+              <w:rPr>
+                <w:rFonts w:ascii="Avenir Next LT Pro" w:hAnsi="Avenir Next LT Pro"/>
+                <w:color w:val="484848"/>
+                <w:sz w:val="20"/>
+                <w:szCs w:val="20"/>
+              </w:rPr>
+              <w:t>0</w:t>
             </w:r>
           </w:p>
         </w:tc>
@@ -16816,6 +17664,7 @@
           <w:tcPr>
             <w:tcW w:w="1253" w:type="pct"/>
             <w:vMerge w:val="restart"/>
+            <w:shd w:val="clear" w:color="auto" w:fill="auto"/>
             <w:vAlign w:val="center"/>
             <w:hideMark/>
           </w:tcPr>
@@ -16838,7 +17687,7 @@
                 <w:szCs w:val="20"/>
                 <w:lang w:val="en-US"/>
               </w:rPr>
-              <w:t>{tag_ot_code_v00}</w:t>
+              <w:t>{report_id_initial}</w:t>
             </w:r>
           </w:p>
         </w:tc>
@@ -16846,6 +17695,7 @@
           <w:tcPr>
             <w:tcW w:w="853" w:type="pct"/>
             <w:vMerge w:val="restart"/>
+            <w:shd w:val="clear" w:color="auto" w:fill="auto"/>
             <w:vAlign w:val="center"/>
             <w:hideMark/>
           </w:tcPr>
@@ -16866,13 +17716,14 @@
                 <w:sz w:val="20"/>
                 <w:szCs w:val="20"/>
               </w:rPr>
-              <w:t>DD/MM/AA</w:t>
+              <w:t>{report_date_initial}</w:t>
             </w:r>
           </w:p>
         </w:tc>
         <w:tc>
           <w:tcPr>
             <w:tcW w:w="928" w:type="pct"/>
+            <w:shd w:val="clear" w:color="auto" w:fill="auto"/>
             <w:vAlign w:val="center"/>
             <w:hideMark/>
           </w:tcPr>
@@ -16893,13 +17744,14 @@
                 <w:sz w:val="20"/>
                 <w:szCs w:val="20"/>
               </w:rPr>
-              <w:t>FIRMA</w:t>
+              <w:t>{signature_line_1}</w:t>
             </w:r>
           </w:p>
         </w:tc>
         <w:tc>
           <w:tcPr>
             <w:tcW w:w="722" w:type="pct"/>
+            <w:shd w:val="clear" w:color="auto" w:fill="auto"/>
             <w:vAlign w:val="center"/>
             <w:hideMark/>
           </w:tcPr>
@@ -16920,13 +17772,14 @@
                 <w:sz w:val="20"/>
                 <w:szCs w:val="20"/>
               </w:rPr>
-              <w:t>FIRMA</w:t>
+              <w:t>{signature_line_2}</w:t>
             </w:r>
           </w:p>
         </w:tc>
         <w:tc>
           <w:tcPr>
             <w:tcW w:w="722" w:type="pct"/>
+            <w:shd w:val="clear" w:color="auto" w:fill="auto"/>
             <w:vAlign w:val="center"/>
             <w:hideMark/>
           </w:tcPr>
@@ -16947,7 +17800,7 @@
                 <w:sz w:val="20"/>
                 <w:szCs w:val="20"/>
               </w:rPr>
-              <w:t>FIRMA</w:t>
+              <w:t>{signature_line_3}</w:t>
             </w:r>
           </w:p>
         </w:tc>
@@ -16960,6 +17813,7 @@
           <w:tcPr>
             <w:tcW w:w="522" w:type="pct"/>
             <w:vMerge/>
+            <w:shd w:val="clear" w:color="auto" w:fill="auto"/>
             <w:vAlign w:val="center"/>
           </w:tcPr>
           <w:p>
@@ -16978,6 +17832,7 @@
           <w:tcPr>
             <w:tcW w:w="1253" w:type="pct"/>
             <w:vMerge/>
+            <w:shd w:val="clear" w:color="auto" w:fill="auto"/>
             <w:vAlign w:val="center"/>
           </w:tcPr>
           <w:p>
@@ -16996,6 +17851,7 @@
           <w:tcPr>
             <w:tcW w:w="853" w:type="pct"/>
             <w:vMerge/>
+            <w:shd w:val="clear" w:color="auto" w:fill="auto"/>
             <w:vAlign w:val="center"/>
           </w:tcPr>
           <w:p>
@@ -17013,6 +17869,7 @@
         <w:tc>
           <w:tcPr>
             <w:tcW w:w="928" w:type="pct"/>
+            <w:shd w:val="clear" w:color="auto" w:fill="auto"/>
             <w:vAlign w:val="center"/>
           </w:tcPr>
           <w:p>
@@ -17032,13 +17889,14 @@
                 <w:sz w:val="20"/>
                 <w:szCs w:val="20"/>
               </w:rPr>
-              <w:t>NOMBRE Y APELLIDO</w:t>
+              <w:t>{signer_name_1}</w:t>
             </w:r>
           </w:p>
         </w:tc>
         <w:tc>
           <w:tcPr>
             <w:tcW w:w="722" w:type="pct"/>
+            <w:shd w:val="clear" w:color="auto" w:fill="auto"/>
             <w:vAlign w:val="center"/>
           </w:tcPr>
           <w:p>
@@ -17058,13 +17916,14 @@
                 <w:sz w:val="20"/>
                 <w:szCs w:val="20"/>
               </w:rPr>
-              <w:t>NOMBRE Y APELLIDO</w:t>
+              <w:t>{signer_name_2}</w:t>
             </w:r>
           </w:p>
         </w:tc>
         <w:tc>
           <w:tcPr>
             <w:tcW w:w="722" w:type="pct"/>
+            <w:shd w:val="clear" w:color="auto" w:fill="auto"/>
             <w:vAlign w:val="center"/>
           </w:tcPr>
           <w:p>
@@ -17084,7 +17943,7 @@
                 <w:sz w:val="20"/>
                 <w:szCs w:val="20"/>
               </w:rPr>
-              <w:t>NOMBRE Y APELLIDO</w:t>
+              <w:t>{signer_name_3}</w:t>
             </w:r>
           </w:p>
         </w:tc>
@@ -17097,6 +17956,7 @@
           <w:tcPr>
             <w:tcW w:w="5000" w:type="pct"/>
             <w:gridSpan w:val="6"/>
+            <w:shd w:val="clear" w:color="000000" w:fill="004CAB"/>
             <w:vAlign w:val="center"/>
             <w:hideMark/>
           </w:tcPr>
@@ -17121,7 +17981,7 @@
                 <w:sz w:val="20"/>
                 <w:szCs w:val="20"/>
               </w:rPr>
-              <w:t>Descripción </w:t>
+              <w:t xml:space="preserve">Descripción </w:t>
             </w:r>
           </w:p>
         </w:tc>
@@ -17134,6 +17994,7 @@
           <w:tcPr>
             <w:tcW w:w="5000" w:type="pct"/>
             <w:gridSpan w:val="6"/>
+            <w:shd w:val="clear" w:color="auto" w:fill="auto"/>
             <w:vAlign w:val="center"/>
             <w:hideMark/>
           </w:tcPr>
@@ -17174,7 +18035,7 @@
                 <w:sz w:val="20"/>
                 <w:szCs w:val="20"/>
               </w:rPr>
-              <w:t> inicial</w:t>
+              <w:t xml:space="preserve"> inicial</w:t>
             </w:r>
           </w:p>
         </w:tc>
@@ -17186,6 +18047,7 @@
         <w:tc>
           <w:tcPr>
             <w:tcW w:w="522" w:type="pct"/>
+            <w:shd w:val="clear" w:color="000000" w:fill="004CAB"/>
             <w:vAlign w:val="center"/>
             <w:hideMark/>
           </w:tcPr>
@@ -17199,6 +18061,7 @@
                 <w:color w:val="FFFFFF"/>
                 <w:sz w:val="20"/>
                 <w:szCs w:val="20"/>
+                <w:highlight w:val="magenta"/>
               </w:rPr>
             </w:pPr>
             <w:r>
@@ -17209,6 +18072,7 @@
                 <w:color w:val="FFFFFF"/>
                 <w:sz w:val="20"/>
                 <w:szCs w:val="20"/>
+                <w:highlight w:val="magenta"/>
               </w:rPr>
               <w:t>Versión</w:t>
             </w:r>
@@ -17217,6 +18081,7 @@
         <w:tc>
           <w:tcPr>
             <w:tcW w:w="1253" w:type="pct"/>
+            <w:shd w:val="clear" w:color="000000" w:fill="004CAB"/>
             <w:vAlign w:val="center"/>
             <w:hideMark/>
           </w:tcPr>
@@ -17230,6 +18095,7 @@
                 <w:color w:val="FFFFFF"/>
                 <w:sz w:val="20"/>
                 <w:szCs w:val="20"/>
+                <w:highlight w:val="magenta"/>
               </w:rPr>
             </w:pPr>
             <w:r>
@@ -17240,6 +18106,7 @@
                 <w:color w:val="FFFFFF"/>
                 <w:sz w:val="20"/>
                 <w:szCs w:val="20"/>
+                <w:highlight w:val="magenta"/>
               </w:rPr>
               <w:t>Identificación única del informe</w:t>
             </w:r>
@@ -17248,6 +18115,7 @@
         <w:tc>
           <w:tcPr>
             <w:tcW w:w="853" w:type="pct"/>
+            <w:shd w:val="clear" w:color="000000" w:fill="004CAB"/>
             <w:vAlign w:val="center"/>
             <w:hideMark/>
           </w:tcPr>
@@ -17261,6 +18129,7 @@
                 <w:color w:val="FFFFFF"/>
                 <w:sz w:val="20"/>
                 <w:szCs w:val="20"/>
+                <w:highlight w:val="magenta"/>
               </w:rPr>
             </w:pPr>
             <w:r>
@@ -17271,6 +18140,7 @@
                 <w:color w:val="FFFFFF"/>
                 <w:sz w:val="20"/>
                 <w:szCs w:val="20"/>
+                <w:highlight w:val="magenta"/>
               </w:rPr>
               <w:t>Fecha de emisión</w:t>
             </w:r>
@@ -17279,6 +18149,7 @@
         <w:tc>
           <w:tcPr>
             <w:tcW w:w="928" w:type="pct"/>
+            <w:shd w:val="clear" w:color="000000" w:fill="004CAB"/>
             <w:vAlign w:val="center"/>
             <w:hideMark/>
           </w:tcPr>
@@ -17292,6 +18163,7 @@
                 <w:color w:val="FFFFFF"/>
                 <w:sz w:val="20"/>
                 <w:szCs w:val="20"/>
+                <w:highlight w:val="magenta"/>
               </w:rPr>
             </w:pPr>
             <w:r>
@@ -17302,6 +18174,7 @@
                 <w:color w:val="FFFFFF"/>
                 <w:sz w:val="20"/>
                 <w:szCs w:val="20"/>
+                <w:highlight w:val="magenta"/>
               </w:rPr>
               <w:t>Elaborado</w:t>
             </w:r>
@@ -17316,6 +18189,7 @@
                 <w:color w:val="FFFFFF"/>
                 <w:sz w:val="20"/>
                 <w:szCs w:val="20"/>
+                <w:highlight w:val="magenta"/>
               </w:rPr>
             </w:pPr>
             <w:r>
@@ -17326,6 +18200,7 @@
                 <w:color w:val="FFFFFF"/>
                 <w:sz w:val="20"/>
                 <w:szCs w:val="20"/>
+                <w:highlight w:val="magenta"/>
               </w:rPr>
               <w:t>por</w:t>
             </w:r>
@@ -17334,6 +18209,7 @@
         <w:tc>
           <w:tcPr>
             <w:tcW w:w="722" w:type="pct"/>
+            <w:shd w:val="clear" w:color="000000" w:fill="004CAB"/>
             <w:vAlign w:val="center"/>
             <w:hideMark/>
           </w:tcPr>
@@ -17347,6 +18223,7 @@
                 <w:color w:val="FFFFFF"/>
                 <w:sz w:val="20"/>
                 <w:szCs w:val="20"/>
+                <w:highlight w:val="magenta"/>
               </w:rPr>
             </w:pPr>
             <w:r>
@@ -17357,6 +18234,7 @@
                 <w:color w:val="FFFFFF"/>
                 <w:sz w:val="20"/>
                 <w:szCs w:val="20"/>
+                <w:highlight w:val="magenta"/>
               </w:rPr>
               <w:t>Revisado por</w:t>
             </w:r>
@@ -17365,6 +18243,7 @@
         <w:tc>
           <w:tcPr>
             <w:tcW w:w="722" w:type="pct"/>
+            <w:shd w:val="clear" w:color="000000" w:fill="004CAB"/>
             <w:vAlign w:val="center"/>
             <w:hideMark/>
           </w:tcPr>
@@ -17378,6 +18257,7 @@
                 <w:color w:val="FFFFFF"/>
                 <w:sz w:val="20"/>
                 <w:szCs w:val="20"/>
+                <w:highlight w:val="magenta"/>
               </w:rPr>
             </w:pPr>
             <w:r>
@@ -17388,6 +18268,7 @@
                 <w:color w:val="FFFFFF"/>
                 <w:sz w:val="20"/>
                 <w:szCs w:val="20"/>
+                <w:highlight w:val="magenta"/>
               </w:rPr>
               <w:t>Aprobado por</w:t>
             </w:r>
@@ -17402,6 +18283,7 @@
           <w:tcPr>
             <w:tcW w:w="522" w:type="pct"/>
             <w:vMerge w:val="restart"/>
+            <w:shd w:val="clear" w:color="auto" w:fill="auto"/>
             <w:vAlign w:val="center"/>
             <w:hideMark/>
           </w:tcPr>
@@ -17413,6 +18295,7 @@
                 <w:color w:val="484848"/>
                 <w:sz w:val="20"/>
                 <w:szCs w:val="20"/>
+                <w:highlight w:val="magenta"/>
               </w:rPr>
             </w:pPr>
             <w:r>
@@ -17421,8 +18304,9 @@
                 <w:color w:val="484848"/>
                 <w:sz w:val="20"/>
                 <w:szCs w:val="20"/>
-              </w:rPr>
-              <w:t>01</w:t>
+                <w:highlight w:val="magenta"/>
+              </w:rPr>
+              <w:t>{version_number}</w:t>
             </w:r>
           </w:p>
         </w:tc>
@@ -17430,6 +18314,7 @@
           <w:tcPr>
             <w:tcW w:w="1253" w:type="pct"/>
             <w:vMerge w:val="restart"/>
+            <w:shd w:val="clear" w:color="auto" w:fill="auto"/>
             <w:vAlign w:val="center"/>
             <w:hideMark/>
           </w:tcPr>
@@ -17441,6 +18326,7 @@
                 <w:color w:val="484848"/>
                 <w:sz w:val="20"/>
                 <w:szCs w:val="20"/>
+                <w:highlight w:val="magenta"/>
                 <w:lang w:val="en-US"/>
               </w:rPr>
             </w:pPr>
@@ -17450,9 +18336,10 @@
                 <w:color w:val="484848"/>
                 <w:sz w:val="20"/>
                 <w:szCs w:val="20"/>
+                <w:highlight w:val="magenta"/>
                 <w:lang w:val="en-US"/>
               </w:rPr>
-              <w:t>{tag_ot_code_v01}</w:t>
+              <w:t>{report_id_revision}</w:t>
             </w:r>
           </w:p>
         </w:tc>
@@ -17460,6 +18347,7 @@
           <w:tcPr>
             <w:tcW w:w="853" w:type="pct"/>
             <w:vMerge w:val="restart"/>
+            <w:shd w:val="clear" w:color="auto" w:fill="auto"/>
             <w:vAlign w:val="center"/>
             <w:hideMark/>
           </w:tcPr>
@@ -17471,6 +18359,7 @@
                 <w:color w:val="484848"/>
                 <w:sz w:val="20"/>
                 <w:szCs w:val="20"/>
+                <w:highlight w:val="magenta"/>
               </w:rPr>
             </w:pPr>
             <w:r>
@@ -17479,14 +18368,16 @@
                 <w:color w:val="484848"/>
                 <w:sz w:val="20"/>
                 <w:szCs w:val="20"/>
-              </w:rPr>
-              <w:t>DD/MM/AA</w:t>
+                <w:highlight w:val="magenta"/>
+              </w:rPr>
+              <w:t>{report_date_revision}</w:t>
             </w:r>
           </w:p>
         </w:tc>
         <w:tc>
           <w:tcPr>
             <w:tcW w:w="928" w:type="pct"/>
+            <w:shd w:val="clear" w:color="auto" w:fill="auto"/>
             <w:vAlign w:val="center"/>
           </w:tcPr>
           <w:p>
@@ -17497,6 +18388,7 @@
                 <w:color w:val="484848"/>
                 <w:sz w:val="20"/>
                 <w:szCs w:val="20"/>
+                <w:highlight w:val="magenta"/>
               </w:rPr>
             </w:pPr>
             <w:r>
@@ -17505,14 +18397,16 @@
                 <w:color w:val="484848"/>
                 <w:sz w:val="20"/>
                 <w:szCs w:val="20"/>
-              </w:rPr>
-              <w:t>FIRMA</w:t>
+                <w:highlight w:val="magenta"/>
+              </w:rPr>
+              <w:t>{signature_line_rev_1}</w:t>
             </w:r>
           </w:p>
         </w:tc>
         <w:tc>
           <w:tcPr>
             <w:tcW w:w="722" w:type="pct"/>
+            <w:shd w:val="clear" w:color="auto" w:fill="auto"/>
             <w:vAlign w:val="center"/>
           </w:tcPr>
           <w:p>
@@ -17523,6 +18417,7 @@
                 <w:color w:val="484848"/>
                 <w:sz w:val="20"/>
                 <w:szCs w:val="20"/>
+                <w:highlight w:val="magenta"/>
               </w:rPr>
             </w:pPr>
             <w:r>
@@ -17531,14 +18426,16 @@
                 <w:color w:val="484848"/>
                 <w:sz w:val="20"/>
                 <w:szCs w:val="20"/>
-              </w:rPr>
-              <w:t>FIRMA</w:t>
+                <w:highlight w:val="magenta"/>
+              </w:rPr>
+              <w:t>{signature_line_rev_2}</w:t>
             </w:r>
           </w:p>
         </w:tc>
         <w:tc>
           <w:tcPr>
             <w:tcW w:w="722" w:type="pct"/>
+            <w:shd w:val="clear" w:color="auto" w:fill="auto"/>
             <w:vAlign w:val="center"/>
           </w:tcPr>
           <w:p>
@@ -17549,6 +18446,7 @@
                 <w:color w:val="484848"/>
                 <w:sz w:val="20"/>
                 <w:szCs w:val="20"/>
+                <w:highlight w:val="magenta"/>
               </w:rPr>
             </w:pPr>
             <w:r>
@@ -17557,8 +18455,9 @@
                 <w:color w:val="484848"/>
                 <w:sz w:val="20"/>
                 <w:szCs w:val="20"/>
-              </w:rPr>
-              <w:t>FIRMA</w:t>
+                <w:highlight w:val="magenta"/>
+              </w:rPr>
+              <w:t>{signature_line_rev_3}</w:t>
             </w:r>
           </w:p>
         </w:tc>
@@ -17571,6 +18470,7 @@
           <w:tcPr>
             <w:tcW w:w="522" w:type="pct"/>
             <w:vMerge/>
+            <w:shd w:val="clear" w:color="auto" w:fill="auto"/>
             <w:vAlign w:val="center"/>
           </w:tcPr>
           <w:p>
@@ -17581,6 +18481,7 @@
                 <w:color w:val="484848"/>
                 <w:sz w:val="20"/>
                 <w:szCs w:val="20"/>
+                <w:highlight w:val="magenta"/>
               </w:rPr>
             </w:pPr>
           </w:p>
@@ -17589,6 +18490,7 @@
           <w:tcPr>
             <w:tcW w:w="1253" w:type="pct"/>
             <w:vMerge/>
+            <w:shd w:val="clear" w:color="auto" w:fill="auto"/>
             <w:vAlign w:val="center"/>
           </w:tcPr>
           <w:p>
@@ -17599,6 +18501,7 @@
                 <w:color w:val="484848"/>
                 <w:sz w:val="20"/>
                 <w:szCs w:val="20"/>
+                <w:highlight w:val="magenta"/>
               </w:rPr>
             </w:pPr>
           </w:p>
@@ -17607,6 +18510,7 @@
           <w:tcPr>
             <w:tcW w:w="853" w:type="pct"/>
             <w:vMerge/>
+            <w:shd w:val="clear" w:color="auto" w:fill="auto"/>
             <w:vAlign w:val="center"/>
           </w:tcPr>
           <w:p>
@@ -17617,6 +18521,7 @@
                 <w:color w:val="484848"/>
                 <w:sz w:val="20"/>
                 <w:szCs w:val="20"/>
+                <w:highlight w:val="magenta"/>
               </w:rPr>
             </w:pPr>
           </w:p>
@@ -17624,6 +18529,7 @@
         <w:tc>
           <w:tcPr>
             <w:tcW w:w="928" w:type="pct"/>
+            <w:shd w:val="clear" w:color="auto" w:fill="auto"/>
             <w:vAlign w:val="center"/>
           </w:tcPr>
           <w:p>
@@ -17634,6 +18540,7 @@
                 <w:color w:val="484848"/>
                 <w:sz w:val="20"/>
                 <w:szCs w:val="20"/>
+                <w:highlight w:val="magenta"/>
               </w:rPr>
             </w:pPr>
             <w:r>
@@ -17642,14 +18549,16 @@
                 <w:color w:val="484848"/>
                 <w:sz w:val="20"/>
                 <w:szCs w:val="20"/>
-              </w:rPr>
-              <w:t>NOMBRE Y APELLIDO</w:t>
+                <w:highlight w:val="magenta"/>
+              </w:rPr>
+              <w:t>{signer_name_rev_1}</w:t>
             </w:r>
           </w:p>
         </w:tc>
         <w:tc>
           <w:tcPr>
             <w:tcW w:w="722" w:type="pct"/>
+            <w:shd w:val="clear" w:color="auto" w:fill="auto"/>
             <w:vAlign w:val="center"/>
           </w:tcPr>
           <w:p>
@@ -17660,6 +18569,7 @@
                 <w:color w:val="484848"/>
                 <w:sz w:val="20"/>
                 <w:szCs w:val="20"/>
+                <w:highlight w:val="magenta"/>
               </w:rPr>
             </w:pPr>
             <w:r>
@@ -17668,14 +18578,16 @@
                 <w:color w:val="484848"/>
                 <w:sz w:val="20"/>
                 <w:szCs w:val="20"/>
-              </w:rPr>
-              <w:t>NOMBRE Y APELLIDO</w:t>
+                <w:highlight w:val="magenta"/>
+              </w:rPr>
+              <w:t>{signer_name_rev_2}</w:t>
             </w:r>
           </w:p>
         </w:tc>
         <w:tc>
           <w:tcPr>
             <w:tcW w:w="722" w:type="pct"/>
+            <w:shd w:val="clear" w:color="auto" w:fill="auto"/>
             <w:vAlign w:val="center"/>
           </w:tcPr>
           <w:p>
@@ -17686,6 +18598,7 @@
                 <w:color w:val="484848"/>
                 <w:sz w:val="20"/>
                 <w:szCs w:val="20"/>
+                <w:highlight w:val="magenta"/>
               </w:rPr>
             </w:pPr>
             <w:r>
@@ -17694,8 +18607,9 @@
                 <w:color w:val="484848"/>
                 <w:sz w:val="20"/>
                 <w:szCs w:val="20"/>
-              </w:rPr>
-              <w:t>NOMBRE Y APELLIDO</w:t>
+                <w:highlight w:val="magenta"/>
+              </w:rPr>
+              <w:t>{signer_name_rev_3}</w:t>
             </w:r>
           </w:p>
         </w:tc>
@@ -17708,6 +18622,7 @@
           <w:tcPr>
             <w:tcW w:w="5000" w:type="pct"/>
             <w:gridSpan w:val="6"/>
+            <w:shd w:val="clear" w:color="000000" w:fill="004CAB"/>
             <w:vAlign w:val="center"/>
             <w:hideMark/>
           </w:tcPr>
@@ -17721,6 +18636,7 @@
                 <w:color w:val="FFFFFF"/>
                 <w:sz w:val="20"/>
                 <w:szCs w:val="20"/>
+                <w:highlight w:val="magenta"/>
               </w:rPr>
             </w:pPr>
             <w:r>
@@ -17731,6 +18647,7 @@
                 <w:color w:val="FFFFFF"/>
                 <w:sz w:val="20"/>
                 <w:szCs w:val="20"/>
+                <w:highlight w:val="magenta"/>
               </w:rPr>
               <w:t>Descripción de la modificación</w:t>
             </w:r>
@@ -17745,6 +18662,7 @@
           <w:tcPr>
             <w:tcW w:w="5000" w:type="pct"/>
             <w:gridSpan w:val="6"/>
+            <w:shd w:val="clear" w:color="auto" w:fill="auto"/>
             <w:vAlign w:val="center"/>
             <w:hideMark/>
           </w:tcPr>
@@ -17756,6 +18674,7 @@
                 <w:color w:val="484848"/>
                 <w:sz w:val="20"/>
                 <w:szCs w:val="20"/>
+                <w:highlight w:val="magenta"/>
               </w:rPr>
             </w:pPr>
             <w:r>
@@ -17764,6 +18683,7 @@
                 <w:color w:val="484848"/>
                 <w:sz w:val="20"/>
                 <w:szCs w:val="20"/>
+                <w:highlight w:val="magenta"/>
               </w:rPr>
               <w:t>Se debe relacionar el motivo del porque se realiza el ajusta, quien lo solicita y específicamente que es lo ajustado.</w:t>
             </w:r>
@@ -17791,7 +18711,7 @@
           <w:sz w:val="20"/>
           <w:szCs w:val="20"/>
         </w:rPr>
-        <w:t>Fuente: SERAMBIENTE S.A.S., </w:t>
+        <w:t xml:space="preserve">Fuente: SERAMBIENTE S.A.S., </w:t>
       </w:r>
       <w:r>
         <w:rPr>
@@ -17800,8 +18720,9 @@
           <w:color w:val="303030"/>
           <w:sz w:val="20"/>
           <w:szCs w:val="20"/>
-        </w:rPr>
-        <w:t>{fuente_tomado_y_modificado_de_google_earth_1}</w:t>
+          <w:highlight w:val="cyan"/>
+        </w:rPr>
+        <w:t>{modification_year}</w:t>
       </w:r>
       <w:r>
         <w:rPr>
@@ -17839,8 +18760,9 @@
           <w:iCs/>
           <w:sz w:val="20"/>
           <w:szCs w:val="20"/>
-        </w:rPr>
-        <w:t>{var_28}</w:t>
+          <w:highlight w:val="cyan"/>
+        </w:rPr>
+        <w:t>Nota: SERAMBIENTE S.A.S., no se hace responsable por la información suministrada por el cliente (</w:t>
       </w:r>
       <w:r>
         <w:rPr>
@@ -17850,7 +18772,9 @@
           <w:color w:val="FF0000"/>
           <w:sz w:val="20"/>
           <w:szCs w:val="20"/>
-        </w:rPr>
+          <w:highlight w:val="cyan"/>
+        </w:rPr>
+        <w:t>especificar la información suministrada indicando ítem del informe involucrado, número de tabla, figura, gráfica y fotografía según aplique</w:t>
       </w:r>
       <w:r>
         <w:rPr>
@@ -17859,7 +18783,9 @@
           <w:iCs/>
           <w:sz w:val="20"/>
           <w:szCs w:val="20"/>
-        </w:rPr>
+          <w:highlight w:val="cyan"/>
+        </w:rPr>
+        <w:t>)</w:t>
       </w:r>
       <w:commentRangeStart w:id="164"/>
       <w:commentRangeEnd w:id="164"/>
@@ -17911,6 +18837,7 @@
           <w:iCs/>
           <w:sz w:val="20"/>
           <w:szCs w:val="20"/>
+          <w:highlight w:val="cyan"/>
         </w:rPr>
       </w:pPr>
     </w:p>
@@ -17935,6 +18862,119 @@
     </w:p>
     <w:p>
       <w:pPr>
+        <w:widowControl w:val="0"/>
+        <w:tabs>
+          <w:tab w:val="left" w:pos="530"/>
+        </w:tabs>
+        <w:autoSpaceDE w:val="0"/>
+        <w:autoSpaceDN w:val="0"/>
+        <w:ind w:right="228"/>
+        <w:jc w:val="both"/>
+        <w:rPr>
+          <w:rFonts w:ascii="Avenir Next LT Pro" w:hAnsi="Avenir Next LT Pro"/>
+          <w:i/>
+          <w:iCs/>
+          <w:sz w:val="20"/>
+          <w:szCs w:val="20"/>
+        </w:rPr>
+      </w:pPr>
+      <w:r>
+        <w:rPr>
+          <w:rFonts w:ascii="Avenir Next LT Pro" w:hAnsi="Avenir Next LT Pro"/>
+          <w:i/>
+          <w:iCs/>
+          <w:sz w:val="20"/>
+          <w:szCs w:val="20"/>
+        </w:rPr>
+        <w:t xml:space="preserve">Nota: Este documento corresponde a la modificación del </w:t>
+      </w:r>
+      <w:commentRangeStart w:id="167"/>
+      <w:r>
+        <w:rPr>
+          <w:rFonts w:ascii="Avenir Next LT Pro" w:hAnsi="Avenir Next LT Pro"/>
+          <w:i/>
+          <w:iCs/>
+          <w:sz w:val="20"/>
+          <w:szCs w:val="20"/>
+        </w:rPr>
+        <w:t xml:space="preserve">informe técnico de MATRIZ </w:t>
+      </w:r>
+      <w:proofErr w:type="gramStart"/>
+      <w:r>
+        <w:rPr>
+          <w:rFonts w:ascii="Avenir Next LT Pro" w:hAnsi="Avenir Next LT Pro"/>
+          <w:i/>
+          <w:iCs/>
+          <w:sz w:val="20"/>
+          <w:szCs w:val="20"/>
+        </w:rPr>
+        <w:t>{matrix_name_modification}  OT</w:t>
+      </w:r>
+      <w:proofErr w:type="gramEnd"/>
+      <w:r>
+        <w:rPr>
+          <w:rFonts w:ascii="Avenir Next LT Pro" w:hAnsi="Avenir Next LT Pro"/>
+          <w:i/>
+          <w:iCs/>
+          <w:sz w:val="20"/>
+          <w:szCs w:val="20"/>
+        </w:rPr>
+        <w:t xml:space="preserve">{report_id_modification}</w:t>
+      </w:r>
+      <w:commentRangeEnd w:id="167"/>
+      <w:r>
+        <w:rPr>
+          <w:rFonts w:ascii="Avenir Next LT Pro" w:hAnsi="Avenir Next LT Pro"/>
+          <w:i/>
+          <w:iCs/>
+          <w:sz w:val="20"/>
+        </w:rPr>
+        <w:commentReference w:id="167"/>
+      </w:r>
+      <w:r>
+        <w:rPr>
+          <w:rFonts w:ascii="Avenir Next LT Pro" w:hAnsi="Avenir Next LT Pro"/>
+          <w:i/>
+          <w:iCs/>
+          <w:sz w:val="20"/>
+          <w:szCs w:val="20"/>
+        </w:rPr>
+        <w:t xml:space="preserve">, el cual ha sido anulado y reemplazado, bajo la nueva </w:t>
+      </w:r>
+      <w:commentRangeStart w:id="168"/>
+      <w:r>
+        <w:rPr>
+          <w:rFonts w:ascii="Avenir Next LT Pro" w:hAnsi="Avenir Next LT Pro"/>
+          <w:i/>
+          <w:iCs/>
+          <w:sz w:val="20"/>
+          <w:szCs w:val="20"/>
+        </w:rPr>
+        <w:t>identificación</w:t>
+      </w:r>
+      <w:commentRangeEnd w:id="168"/>
+      <w:r>
+        <w:rPr>
+          <w:rFonts w:ascii="Avenir Next LT Pro" w:hAnsi="Avenir Next LT Pro"/>
+          <w:i/>
+          <w:iCs/>
+          <w:sz w:val="20"/>
+        </w:rPr>
+        <w:commentReference w:id="168"/>
+      </w:r>
+      <w:r>
+        <w:rPr>
+          <w:rFonts w:ascii="Avenir Next LT Pro" w:hAnsi="Avenir Next LT Pro"/>
+          <w:i/>
+          <w:iCs/>
+          <w:sz w:val="20"/>
+          <w:szCs w:val="20"/>
+        </w:rPr>
+        <w:t xml:space="preserve">{report_id_final}</w:t>
+      </w:r>
+    </w:p>
+    <w:p>
+      <w:pPr>
         <w:spacing w:after="240" w:line="360" w:lineRule="auto"/>
         <w:jc w:val="center"/>
         <w:rPr>
@@ -17943,6 +18983,7 @@
           <w:color w:val="303030"/>
           <w:sz w:val="20"/>
           <w:szCs w:val="20"/>
+          <w:highlight w:val="cyan"/>
         </w:rPr>
       </w:pPr>
     </w:p>
@@ -17965,8 +19006,9 @@
           <w:i/>
           <w:color w:val="303030"/>
           <w:szCs w:val="22"/>
-        </w:rPr>
-        <w:t>{var_29}</w:t>
+          <w:highlight w:val="cyan"/>
+        </w:rPr>
+        <w:t>(FIN DEL INFORME)</w:t>
       </w:r>
     </w:p>
     <w:sectPr>
@@ -19401,6 +20443,7 @@
       <w:tc>
         <w:tcPr>
           <w:tcW w:w="2166" w:type="pct"/>
+          <w:shd w:val="clear" w:color="auto" w:fill="auto"/>
           <w:vAlign w:val="center"/>
         </w:tcPr>
         <w:p>
@@ -19433,7 +20476,7 @@
               <w:color w:val="303030"/>
               <w:sz w:val="20"/>
             </w:rPr>
-            <w:t> RESPEL EN </w:t>
+            <w:t xml:space="preserve"> RESPEL EN </w:t>
           </w:r>
           <w:r>
             <w:rPr>
@@ -19441,8 +20484,9 @@
               <w:b/>
               <w:color w:val="303030"/>
               <w:sz w:val="20"/>
+              <w:highlight w:val="cyan"/>
             </w:rPr>
-            <w:t>{de_estudio_de_caracterizacion_de_respel_en_1}</w:t>
+            <w:t>{header_matriz}</w:t>
           </w:r>
         </w:p>
       </w:tc>
@@ -19450,6 +20494,7 @@
         <w:tcPr>
           <w:tcW w:w="1493" w:type="pct"/>
           <w:vMerge w:val="restart"/>
+          <w:shd w:val="clear" w:color="auto" w:fill="auto"/>
           <w:vAlign w:val="center"/>
         </w:tcPr>
         <w:p>
@@ -19474,7 +20519,7 @@
               <w:color w:val="303030"/>
               <w:sz w:val="20"/>
             </w:rPr>
-            <w:t> </w:t>
+            <w:t xml:space="preserve"> </w:t>
           </w:r>
           <w:r>
             <w:rPr>
@@ -19534,7 +20579,7 @@
               <w:color w:val="303030"/>
               <w:sz w:val="20"/>
             </w:rPr>
-            <w:t>Fecha: {tag_header_date}</w:t>
+            <w:t>Fecha: 19/09/2025</w:t>
           </w:r>
         </w:p>
         <w:p>
@@ -19551,7 +20596,7 @@
               <w:color w:val="303030"/>
               <w:sz w:val="20"/>
             </w:rPr>
-            <w:t>Página </w:t>
+            <w:t xml:space="preserve">Página </w:t>
           </w:r>
           <w:r>
             <w:rPr>
@@ -19600,7 +20645,7 @@
               <w:color w:val="303030"/>
               <w:sz w:val="20"/>
             </w:rPr>
-            <w:t> de </w:t>
+            <w:t xml:space="preserve"> de </w:t>
           </w:r>
           <w:r>
             <w:rPr>
@@ -19677,6 +20722,7 @@
       <w:tc>
         <w:tcPr>
           <w:tcW w:w="2166" w:type="pct"/>
+          <w:shd w:val="clear" w:color="auto" w:fill="auto"/>
           <w:vAlign w:val="center"/>
         </w:tcPr>
         <w:p>
@@ -19686,6 +20732,7 @@
               <w:rFonts w:ascii="Avenir Next LT Pro" w:hAnsi="Avenir Next LT Pro" w:cs="Calibri"/>
               <w:color w:val="303030"/>
               <w:sz w:val="20"/>
+              <w:highlight w:val="cyan"/>
               <w:lang w:val="en-US"/>
             </w:rPr>
           </w:pPr>
@@ -19697,9 +20744,10 @@
               <w:color w:val="303030"/>
               <w:sz w:val="20"/>
               <w:szCs w:val="20"/>
+              <w:highlight w:val="cyan"/>
               <w:lang w:val="en-US"/>
             </w:rPr>
-            <w:t>{var_80}</w:t>
+            <w:t>OT</w:t>
           </w:r>
           <w:r>
             <w:rPr>
@@ -19707,8 +20755,10 @@
               <w:color w:val="303030"/>
               <w:sz w:val="20"/>
               <w:szCs w:val="20"/>
+              <w:highlight w:val="cyan"/>
               <w:lang w:val="en-US"/>
             </w:rPr>
+            <w:t xml:space="preserve"> XXXX-X-</w:t>
           </w:r>
           <w:r>
             <w:rPr>
@@ -19718,8 +20768,10 @@
               <w:color w:val="303030"/>
               <w:sz w:val="20"/>
               <w:szCs w:val="20"/>
+              <w:highlight w:val="cyan"/>
               <w:lang w:val="en-US"/>
             </w:rPr>
+            <w:t>A</w:t>
           </w:r>
           <w:r>
             <w:rPr>
@@ -19727,8 +20779,10 @@
               <w:color w:val="303030"/>
               <w:sz w:val="20"/>
               <w:szCs w:val="20"/>
+              <w:highlight w:val="cyan"/>
               <w:lang w:val="en-US"/>
             </w:rPr>
+            <w:t>-XXXX-</w:t>
           </w:r>
           <w:r>
             <w:rPr>
@@ -19738,8 +20792,10 @@
               <w:color w:val="303030"/>
               <w:sz w:val="20"/>
               <w:szCs w:val="20"/>
+              <w:highlight w:val="cyan"/>
               <w:lang w:val="en-US"/>
             </w:rPr>
+            <w:t>V</w:t>
           </w:r>
           <w:r>
             <w:rPr>
@@ -19747,8 +20803,10 @@
               <w:color w:val="303030"/>
               <w:sz w:val="20"/>
               <w:szCs w:val="20"/>
+              <w:highlight w:val="cyan"/>
               <w:lang w:val="en-US"/>
             </w:rPr>
+            <w:t>XX</w:t>
           </w:r>
         </w:p>
       </w:tc>
@@ -19756,6 +20814,7 @@
         <w:tcPr>
           <w:tcW w:w="1493" w:type="pct"/>
           <w:vMerge/>
+          <w:shd w:val="clear" w:color="auto" w:fill="auto"/>
           <w:vAlign w:val="center"/>
         </w:tcPr>
         <w:p>
